--- a/Python3学习.docx
+++ b/Python3学习.docx
@@ -36,11 +36,19 @@
       </w:r>
     </w:p>
     <w:p>
-      <w:r>
-        <w:rPr>
-          <w:rFonts w:hint="eastAsia"/>
-        </w:rPr>
-        <w:t>Xfce桌面系统，这是Linux一个桌面系统，界面比较简洁</w:t>
+      <w:proofErr w:type="spellStart"/>
+      <w:r>
+        <w:rPr>
+          <w:rFonts w:hint="eastAsia"/>
+        </w:rPr>
+        <w:t>Xfce</w:t>
+      </w:r>
+      <w:proofErr w:type="spellEnd"/>
+      <w:r>
+        <w:rPr>
+          <w:rFonts w:hint="eastAsia"/>
+        </w:rPr>
+        <w:t>桌面系统，这是Linux一个桌面系统，界面比较简洁</w:t>
       </w:r>
     </w:p>
     <w:p>
@@ -114,11 +122,19 @@
         <w:rPr>
           <w:rFonts w:hint="eastAsia"/>
         </w:rPr>
-        <w:t>Linux命令不用背记，多用就熟悉就像Ctrl</w:t>
+        <w:t>Linux命令不用背记，多用就熟悉就像</w:t>
+      </w:r>
+      <w:proofErr w:type="spellStart"/>
+      <w:r>
+        <w:rPr>
+          <w:rFonts w:hint="eastAsia"/>
+        </w:rPr>
+        <w:t>Ctrl</w:t>
       </w:r>
       <w:r>
         <w:t>+C</w:t>
       </w:r>
+      <w:proofErr w:type="spellEnd"/>
       <w:r>
         <w:rPr>
           <w:rFonts w:hint="eastAsia"/>
@@ -127,6 +143,7 @@
       </w:r>
     </w:p>
     <w:p>
+      <w:proofErr w:type="spellStart"/>
       <w:r>
         <w:rPr>
           <w:rFonts w:hint="eastAsia"/>
@@ -134,7 +151,11 @@
         <w:t>shi</w:t>
       </w:r>
       <w:r>
-        <w:t>yanlou:</w:t>
+        <w:t>yanlou</w:t>
+      </w:r>
+      <w:proofErr w:type="spellEnd"/>
+      <w:r>
+        <w:t>:</w:t>
       </w:r>
       <w:r>
         <w:t xml:space="preserve">~/ $ </w:t>
@@ -155,6 +176,7 @@
       </w:r>
     </w:p>
     <w:p>
+      <w:proofErr w:type="spellStart"/>
       <w:r>
         <w:rPr>
           <w:rFonts w:hint="eastAsia"/>
@@ -162,7 +184,11 @@
         <w:t>shi</w:t>
       </w:r>
       <w:r>
-        <w:t xml:space="preserve">yanlou </w:t>
+        <w:t>yanlou</w:t>
+      </w:r>
+      <w:proofErr w:type="spellEnd"/>
+      <w:r>
+        <w:t xml:space="preserve"> </w:t>
       </w:r>
       <w:r>
         <w:rPr>
@@ -331,6 +357,7 @@
       </w:r>
     </w:p>
     <w:p>
+      <w:proofErr w:type="spellStart"/>
       <w:r>
         <w:rPr>
           <w:rFonts w:hint="eastAsia"/>
@@ -338,7 +365,11 @@
         <w:t>shi</w:t>
       </w:r>
       <w:r>
-        <w:t xml:space="preserve">yanlou:Code </w:t>
+        <w:t>yanlou:Code</w:t>
+      </w:r>
+      <w:proofErr w:type="spellEnd"/>
+      <w:r>
+        <w:t xml:space="preserve"> </w:t>
       </w:r>
       <w:r>
         <w:rPr>
@@ -590,11 +621,19 @@
         <w:rPr>
           <w:rFonts w:hint="eastAsia"/>
         </w:rPr>
-        <w:t>输入ctrl</w:t>
+        <w:t>输入</w:t>
+      </w:r>
+      <w:proofErr w:type="spellStart"/>
+      <w:r>
+        <w:rPr>
+          <w:rFonts w:hint="eastAsia"/>
+        </w:rPr>
+        <w:t>ctrl</w:t>
       </w:r>
       <w:r>
         <w:t>+c</w:t>
       </w:r>
+      <w:proofErr w:type="spellEnd"/>
       <w:r>
         <w:rPr>
           <w:rFonts w:hint="eastAsia"/>
@@ -628,12 +667,14 @@
       </w:r>
     </w:p>
     <w:p>
+      <w:proofErr w:type="spellStart"/>
       <w:r>
         <w:rPr>
           <w:rFonts w:hint="eastAsia"/>
         </w:rPr>
         <w:t>mnt</w:t>
       </w:r>
+      <w:proofErr w:type="spellEnd"/>
       <w:r>
         <w:t xml:space="preserve"> </w:t>
       </w:r>
@@ -723,12 +764,14 @@
       </w:r>
     </w:p>
     <w:p>
+      <w:proofErr w:type="spellStart"/>
       <w:r>
         <w:rPr>
           <w:rFonts w:hint="eastAsia"/>
         </w:rPr>
         <w:t>pwd</w:t>
       </w:r>
+      <w:proofErr w:type="spellEnd"/>
       <w:r>
         <w:t xml:space="preserve"> </w:t>
       </w:r>
@@ -800,14 +843,17 @@
       <w:pPr>
         <w:pStyle w:val="5"/>
       </w:pPr>
+      <w:proofErr w:type="spellStart"/>
       <w:r>
         <w:rPr>
           <w:rFonts w:hint="eastAsia"/>
         </w:rPr>
         <w:t>mkdir</w:t>
       </w:r>
-    </w:p>
-    <w:p>
+      <w:proofErr w:type="spellEnd"/>
+    </w:p>
+    <w:p>
+      <w:proofErr w:type="spellStart"/>
       <w:r>
         <w:rPr>
           <w:rFonts w:hint="eastAsia"/>
@@ -817,6 +863,7 @@
       <w:r>
         <w:t>kdir</w:t>
       </w:r>
+      <w:proofErr w:type="spellEnd"/>
       <w:r>
         <w:rPr>
           <w:rFonts w:hint="eastAsia"/>
@@ -874,12 +921,14 @@
       </w:r>
     </w:p>
     <w:p>
+      <w:proofErr w:type="spellStart"/>
       <w:r>
         <w:rPr>
           <w:rFonts w:hint="eastAsia"/>
         </w:rPr>
         <w:t>mkdir</w:t>
       </w:r>
+      <w:proofErr w:type="spellEnd"/>
       <w:r>
         <w:t xml:space="preserve"> -p one/two/three  -p</w:t>
       </w:r>
@@ -996,17 +1045,33 @@
         <w:t>touch</w:t>
       </w:r>
       <w:r>
-        <w:t xml:space="preserve"> helloworld </w:t>
-      </w:r>
-      <w:r>
-        <w:rPr>
-          <w:rFonts w:hint="eastAsia"/>
-        </w:rPr>
-        <w:t>这样就创建出来了一个hellow</w:t>
+        <w:t xml:space="preserve"> </w:t>
+      </w:r>
+      <w:proofErr w:type="spellStart"/>
+      <w:r>
+        <w:t>helloworld</w:t>
+      </w:r>
+      <w:proofErr w:type="spellEnd"/>
+      <w:r>
+        <w:t xml:space="preserve"> </w:t>
+      </w:r>
+      <w:r>
+        <w:rPr>
+          <w:rFonts w:hint="eastAsia"/>
+        </w:rPr>
+        <w:t>这样就创建出来了一个</w:t>
+      </w:r>
+      <w:proofErr w:type="spellStart"/>
+      <w:r>
+        <w:rPr>
+          <w:rFonts w:hint="eastAsia"/>
+        </w:rPr>
+        <w:t>hellow</w:t>
       </w:r>
       <w:r>
         <w:t>orld</w:t>
       </w:r>
+      <w:proofErr w:type="spellEnd"/>
       <w:r>
         <w:rPr>
           <w:rFonts w:hint="eastAsia"/>
@@ -1071,8 +1136,13 @@
         <w:t>这个命令不会覆盖同名的文件，如果你再使用一次touch</w:t>
       </w:r>
       <w:r>
-        <w:t xml:space="preserve"> helloworld</w:t>
-      </w:r>
+        <w:t xml:space="preserve"> </w:t>
+      </w:r>
+      <w:proofErr w:type="spellStart"/>
+      <w:r>
+        <w:t>helloworld</w:t>
+      </w:r>
+      <w:proofErr w:type="spellEnd"/>
       <w:r>
         <w:rPr>
           <w:rFonts w:hint="eastAsia"/>
@@ -1104,7 +1174,21 @@
         <w:rPr>
           <w:rFonts w:hint="eastAsia"/>
         </w:rPr>
-        <w:t>cp命令 目的端如果是个目录，是一定要存在的。如果不存在那么只能是个文件名</w:t>
+        <w:t>cp命令 目的</w:t>
+      </w:r>
+      <w:proofErr w:type="gramStart"/>
+      <w:r>
+        <w:rPr>
+          <w:rFonts w:hint="eastAsia"/>
+        </w:rPr>
+        <w:t>端如果</w:t>
+      </w:r>
+      <w:proofErr w:type="gramEnd"/>
+      <w:r>
+        <w:rPr>
+          <w:rFonts w:hint="eastAsia"/>
+        </w:rPr>
+        <w:t>是个目录，是一定要存在的。如果不存在那么只能是个文件名</w:t>
       </w:r>
     </w:p>
     <w:p>
@@ -1123,7 +1207,15 @@
         <w:t>c</w:t>
       </w:r>
       <w:r>
-        <w:t xml:space="preserve">p helloworld Code </w:t>
+        <w:t xml:space="preserve">p </w:t>
+      </w:r>
+      <w:proofErr w:type="spellStart"/>
+      <w:r>
+        <w:t>helloworld</w:t>
+      </w:r>
+      <w:proofErr w:type="spellEnd"/>
+      <w:r>
+        <w:t xml:space="preserve"> Code </w:t>
       </w:r>
     </w:p>
     <w:p>
@@ -1191,7 +1283,15 @@
         <w:t>cp</w:t>
       </w:r>
       <w:r>
-        <w:t xml:space="preserve"> helloworld one/two/tree  </w:t>
+        <w:t xml:space="preserve"> </w:t>
+      </w:r>
+      <w:proofErr w:type="spellStart"/>
+      <w:r>
+        <w:t>helloworld</w:t>
+      </w:r>
+      <w:proofErr w:type="spellEnd"/>
+      <w:r>
+        <w:t xml:space="preserve"> one/two/tree  </w:t>
       </w:r>
       <w:r>
         <w:rPr>
@@ -1418,8 +1518,13 @@
         <w:t>rm</w:t>
       </w:r>
       <w:r>
-        <w:t xml:space="preserve"> helloworld</w:t>
-      </w:r>
+        <w:t xml:space="preserve"> </w:t>
+      </w:r>
+      <w:proofErr w:type="spellStart"/>
+      <w:r>
+        <w:t>helloworld</w:t>
+      </w:r>
+      <w:proofErr w:type="spellEnd"/>
     </w:p>
     <w:p>
       <w:pPr>
@@ -1671,8 +1776,13 @@
         </w:rPr>
         <w:t>/</w:t>
       </w:r>
-      <w:r>
-        <w:t>etc/passwd  newfile1</w:t>
+      <w:proofErr w:type="spellStart"/>
+      <w:r>
+        <w:t>etc</w:t>
+      </w:r>
+      <w:proofErr w:type="spellEnd"/>
+      <w:r>
+        <w:t>/passwd  newfile1</w:t>
       </w:r>
       <w:r>
         <w:t xml:space="preserve"> </w:t>
@@ -1683,8 +1793,16 @@
         <w:rPr>
           <w:rFonts w:hint="eastAsia"/>
         </w:rPr>
-        <w:t>这里的路径书写也是一个比较值得关注的点 /etc</w:t>
-      </w:r>
+        <w:t>这里的路径书写也是一个比较值得关注的点 /</w:t>
+      </w:r>
+      <w:proofErr w:type="spellStart"/>
+      <w:r>
+        <w:rPr>
+          <w:rFonts w:hint="eastAsia"/>
+        </w:rPr>
+        <w:t>etc</w:t>
+      </w:r>
+      <w:proofErr w:type="spellEnd"/>
       <w:r>
         <w:t xml:space="preserve">  </w:t>
       </w:r>
@@ -1703,7 +1821,21 @@
         <w:rPr>
           <w:rFonts w:hint="eastAsia"/>
         </w:rPr>
-        <w:t>看这个目的端不是文件目录，所以只能是一个file</w:t>
+        <w:t>看这个目的</w:t>
+      </w:r>
+      <w:proofErr w:type="gramStart"/>
+      <w:r>
+        <w:rPr>
+          <w:rFonts w:hint="eastAsia"/>
+        </w:rPr>
+        <w:t>端不是</w:t>
+      </w:r>
+      <w:proofErr w:type="gramEnd"/>
+      <w:r>
+        <w:rPr>
+          <w:rFonts w:hint="eastAsia"/>
+        </w:rPr>
+        <w:t>文件目录，所以只能是一个file</w:t>
       </w:r>
     </w:p>
     <w:p>
@@ -2057,6 +2189,7 @@
       </w:r>
     </w:p>
     <w:p>
+      <w:proofErr w:type="spellStart"/>
       <w:r>
         <w:rPr>
           <w:rFonts w:hint="eastAsia"/>
@@ -2070,6 +2203,7 @@
         </w:rPr>
         <w:t>+D</w:t>
       </w:r>
+      <w:proofErr w:type="spellEnd"/>
       <w:r>
         <w:t xml:space="preserve"> </w:t>
       </w:r>
@@ -2192,7 +2326,21 @@
         <w:rPr>
           <w:rFonts w:hint="eastAsia"/>
         </w:rPr>
-        <w:t>’ 用引号括起来表示这是一个字符串 ，字符串的目的就是告诉计算机原封不动将内容打印出来。</w:t>
+        <w:t>’ 用引号</w:t>
+      </w:r>
+      <w:proofErr w:type="gramStart"/>
+      <w:r>
+        <w:rPr>
+          <w:rFonts w:hint="eastAsia"/>
+        </w:rPr>
+        <w:t>括</w:t>
+      </w:r>
+      <w:proofErr w:type="gramEnd"/>
+      <w:r>
+        <w:rPr>
+          <w:rFonts w:hint="eastAsia"/>
+        </w:rPr>
+        <w:t>起来表示这是一个字符串 ，字符串的目的就是告诉计算机原封不动将内容打印出来。</w:t>
       </w:r>
     </w:p>
     <w:p>
@@ -2696,7 +2844,21 @@
         <w:rPr>
           <w:rFonts w:hint="eastAsia"/>
         </w:rPr>
-        <w:t>比如说你在玩游戏的时候，会经常用到血量，攻击力，防御力这些值，那我们就将这些用名字存储在计算机中</w:t>
+        <w:t>比如说你在玩游戏的时候，会经常用到血量，攻击力，防御</w:t>
+      </w:r>
+      <w:proofErr w:type="gramStart"/>
+      <w:r>
+        <w:rPr>
+          <w:rFonts w:hint="eastAsia"/>
+        </w:rPr>
+        <w:t>力这些</w:t>
+      </w:r>
+      <w:proofErr w:type="gramEnd"/>
+      <w:r>
+        <w:rPr>
+          <w:rFonts w:hint="eastAsia"/>
+        </w:rPr>
+        <w:t>值，那我们就将这些用名字存储在计算机中</w:t>
       </w:r>
       <w:r>
         <w:rPr>
@@ -2798,6 +2960,7 @@
       </w:r>
     </w:p>
     <w:p>
+      <w:proofErr w:type="spellStart"/>
       <w:r>
         <w:rPr>
           <w:rFonts w:hint="eastAsia"/>
@@ -2805,7 +2968,11 @@
         <w:t>x</w:t>
       </w:r>
       <w:r>
-        <w:t xml:space="preserve">+y = </w:t>
+        <w:t>+y</w:t>
+      </w:r>
+      <w:proofErr w:type="spellEnd"/>
+      <w:r>
+        <w:t xml:space="preserve"> = </w:t>
       </w:r>
       <w:r>
         <w:rPr>
@@ -3023,7 +3190,21 @@
         <w:rPr>
           <w:rFonts w:hint="eastAsia"/>
         </w:rPr>
-        <w:t>任何一本编程书对于字符串的介绍都是很多的。因为处理字符串是计算机交互最重要的部分</w:t>
+        <w:t>任何一本编程书对于字符串的介绍都是很多的。因为处理字符串是计算机</w:t>
+      </w:r>
+      <w:proofErr w:type="gramStart"/>
+      <w:r>
+        <w:rPr>
+          <w:rFonts w:hint="eastAsia"/>
+        </w:rPr>
+        <w:t>交互最</w:t>
+      </w:r>
+      <w:proofErr w:type="gramEnd"/>
+      <w:r>
+        <w:rPr>
+          <w:rFonts w:hint="eastAsia"/>
+        </w:rPr>
+        <w:t>重要的部分</w:t>
       </w:r>
     </w:p>
     <w:p>
@@ -3033,17 +3214,33 @@
         </w:rPr>
         <w:t>用</w:t>
       </w:r>
-      <w:r>
-        <w:t xml:space="preserve">’’ </w:t>
-      </w:r>
-      <w:r>
-        <w:rPr>
-          <w:rFonts w:hint="eastAsia"/>
-        </w:rPr>
-        <w:t xml:space="preserve">或者 </w:t>
-      </w:r>
-      <w:r>
-        <w:t xml:space="preserve">‘’ ‘’ </w:t>
+      <w:proofErr w:type="gramStart"/>
+      <w:r>
+        <w:t>’’</w:t>
+      </w:r>
+      <w:proofErr w:type="gramEnd"/>
+      <w:r>
+        <w:t xml:space="preserve"> </w:t>
+      </w:r>
+      <w:r>
+        <w:rPr>
+          <w:rFonts w:hint="eastAsia"/>
+        </w:rPr>
+        <w:t>或者</w:t>
+      </w:r>
+      <w:proofErr w:type="gramStart"/>
+      <w:r>
+        <w:rPr>
+          <w:rFonts w:hint="eastAsia"/>
+        </w:rPr>
+        <w:t xml:space="preserve"> </w:t>
+      </w:r>
+      <w:r>
+        <w:t>‘’ ‘’</w:t>
+      </w:r>
+      <w:proofErr w:type="gramEnd"/>
+      <w:r>
+        <w:t xml:space="preserve"> </w:t>
       </w:r>
       <w:r>
         <w:rPr>
@@ -3098,12 +3295,14 @@
         </w:rPr>
         <w:t>\</w:t>
       </w:r>
+      <w:proofErr w:type="gramStart"/>
       <w:r>
         <w:rPr>
           <w:color w:val="FF0000"/>
         </w:rPr>
         <w:t>’</w:t>
       </w:r>
+      <w:proofErr w:type="gramEnd"/>
       <w:r>
         <w:t xml:space="preserve">  </w:t>
       </w:r>
@@ -3381,12 +3580,14 @@
       <w:r>
         <w:t xml:space="preserve">{} </w:t>
       </w:r>
+      <w:proofErr w:type="gramStart"/>
       <w:r>
         <w:rPr>
           <w:rFonts w:hint="eastAsia"/>
         </w:rPr>
         <w:t>占坑符</w:t>
       </w:r>
+      <w:proofErr w:type="gramEnd"/>
     </w:p>
     <w:p>
       <w:r>
@@ -3426,15 +3627,37 @@
         <w:t xml:space="preserve"> </w:t>
       </w:r>
       <w:r>
-        <w:t>format(name,age))</w:t>
-      </w:r>
-    </w:p>
-    <w:p>
-      <w:r>
-        <w:rPr>
-          <w:rFonts w:hint="eastAsia"/>
-        </w:rPr>
-        <w:t>这个点打重点符号 .</w:t>
+        <w:t>format(</w:t>
+      </w:r>
+      <w:proofErr w:type="spellStart"/>
+      <w:r>
+        <w:t>name,age</w:t>
+      </w:r>
+      <w:proofErr w:type="spellEnd"/>
+      <w:r>
+        <w:t>))</w:t>
+      </w:r>
+    </w:p>
+    <w:p>
+      <w:r>
+        <w:rPr>
+          <w:rFonts w:hint="eastAsia"/>
+        </w:rPr>
+        <w:t>这个点</w:t>
+      </w:r>
+      <w:proofErr w:type="gramStart"/>
+      <w:r>
+        <w:rPr>
+          <w:rFonts w:hint="eastAsia"/>
+        </w:rPr>
+        <w:t>打重点</w:t>
+      </w:r>
+      <w:proofErr w:type="gramEnd"/>
+      <w:r>
+        <w:rPr>
+          <w:rFonts w:hint="eastAsia"/>
+        </w:rPr>
+        <w:t>符号 .</w:t>
       </w:r>
       <w:r>
         <w:t xml:space="preserve"> </w:t>
@@ -3523,6 +3746,7 @@
           <w:lang w:val="de-DE"/>
         </w:rPr>
       </w:pPr>
+      <w:proofErr w:type="spellStart"/>
       <w:r>
         <w:rPr>
           <w:rFonts w:hint="eastAsia"/>
@@ -3530,6 +3754,7 @@
         </w:rPr>
         <w:t>print</w:t>
       </w:r>
+      <w:proofErr w:type="spellEnd"/>
       <w:r>
         <w:rPr>
           <w:lang w:val="de-DE"/>
@@ -3547,8 +3772,16 @@
         <w:rPr>
           <w:lang w:val="de-DE"/>
         </w:rPr>
-        <w:t>3f}’</w:t>
-      </w:r>
+        <w:t>3</w:t>
+      </w:r>
+      <w:proofErr w:type="gramStart"/>
+      <w:r>
+        <w:rPr>
+          <w:lang w:val="de-DE"/>
+        </w:rPr>
+        <w:t>f}’</w:t>
+      </w:r>
+      <w:proofErr w:type="gramEnd"/>
       <w:r>
         <w:rPr>
           <w:color w:val="FF0000"/>
@@ -3556,11 +3789,19 @@
         </w:rPr>
         <w:t>.</w:t>
       </w:r>
-      <w:r>
-        <w:rPr>
-          <w:lang w:val="de-DE"/>
-        </w:rPr>
-        <w:t>format(3.1415926))</w:t>
+      <w:proofErr w:type="spellStart"/>
+      <w:r>
+        <w:rPr>
+          <w:lang w:val="de-DE"/>
+        </w:rPr>
+        <w:t>format</w:t>
+      </w:r>
+      <w:proofErr w:type="spellEnd"/>
+      <w:r>
+        <w:rPr>
+          <w:lang w:val="de-DE"/>
+        </w:rPr>
+        <w:t>(3.1415926))</w:t>
       </w:r>
     </w:p>
     <w:p>
@@ -3836,7 +4077,23 @@
           <w:rFonts w:hint="eastAsia"/>
           <w:lang w:val="de-DE"/>
         </w:rPr>
-        <w:t>**（幂） //</w:t>
+        <w:t>**（</w:t>
+      </w:r>
+      <w:proofErr w:type="gramStart"/>
+      <w:r>
+        <w:rPr>
+          <w:rFonts w:hint="eastAsia"/>
+          <w:lang w:val="de-DE"/>
+        </w:rPr>
+        <w:t>幂</w:t>
+      </w:r>
+      <w:proofErr w:type="gramEnd"/>
+      <w:r>
+        <w:rPr>
+          <w:rFonts w:hint="eastAsia"/>
+          <w:lang w:val="de-DE"/>
+        </w:rPr>
+        <w:t>） //</w:t>
       </w:r>
       <w:r>
         <w:rPr>
@@ -4139,8 +4396,16 @@
         <w:rPr>
           <w:lang w:val="de-DE"/>
         </w:rPr>
-        <w:t>=b+c</w:t>
-      </w:r>
+        <w:t>=</w:t>
+      </w:r>
+      <w:proofErr w:type="spellStart"/>
+      <w:r>
+        <w:rPr>
+          <w:lang w:val="de-DE"/>
+        </w:rPr>
+        <w:t>b+c</w:t>
+      </w:r>
+      <w:proofErr w:type="spellEnd"/>
     </w:p>
     <w:p>
       <w:pPr>
@@ -4159,8 +4424,16 @@
         <w:rPr>
           <w:lang w:val="de-DE"/>
         </w:rPr>
-        <w:t>+=b   a=a+b</w:t>
-      </w:r>
+        <w:t>+=b   a=</w:t>
+      </w:r>
+      <w:proofErr w:type="spellStart"/>
+      <w:r>
+        <w:rPr>
+          <w:lang w:val="de-DE"/>
+        </w:rPr>
+        <w:t>a+b</w:t>
+      </w:r>
+      <w:proofErr w:type="spellEnd"/>
     </w:p>
     <w:p>
       <w:pPr>
@@ -4235,13 +4508,43 @@
           <w:rFonts w:hint="eastAsia"/>
           <w:lang w:val="de-DE"/>
         </w:rPr>
-        <w:t>高中数学的或 且 非 在python里用 and</w:t>
-      </w:r>
-      <w:r>
-        <w:rPr>
-          <w:lang w:val="de-DE"/>
-        </w:rPr>
-        <w:t xml:space="preserve"> or not</w:t>
+        <w:t>高中数学的或 且 非 在</w:t>
+      </w:r>
+      <w:proofErr w:type="spellStart"/>
+      <w:r>
+        <w:rPr>
+          <w:rFonts w:hint="eastAsia"/>
+          <w:lang w:val="de-DE"/>
+        </w:rPr>
+        <w:t>python</w:t>
+      </w:r>
+      <w:proofErr w:type="spellEnd"/>
+      <w:r>
+        <w:rPr>
+          <w:rFonts w:hint="eastAsia"/>
+          <w:lang w:val="de-DE"/>
+        </w:rPr>
+        <w:t>里用 and</w:t>
+      </w:r>
+      <w:r>
+        <w:rPr>
+          <w:lang w:val="de-DE"/>
+        </w:rPr>
+        <w:t xml:space="preserve"> </w:t>
+      </w:r>
+      <w:proofErr w:type="spellStart"/>
+      <w:r>
+        <w:rPr>
+          <w:lang w:val="de-DE"/>
+        </w:rPr>
+        <w:t>or</w:t>
+      </w:r>
+      <w:proofErr w:type="spellEnd"/>
+      <w:r>
+        <w:rPr>
+          <w:lang w:val="de-DE"/>
+        </w:rPr>
+        <w:t xml:space="preserve"> not</w:t>
       </w:r>
       <w:r>
         <w:rPr>
@@ -4295,7 +4598,21 @@
         <w:rPr>
           <w:lang w:val="de-DE"/>
         </w:rPr>
-        <w:t xml:space="preserve"> or not </w:t>
+        <w:t xml:space="preserve"> </w:t>
+      </w:r>
+      <w:proofErr w:type="spellStart"/>
+      <w:r>
+        <w:rPr>
+          <w:lang w:val="de-DE"/>
+        </w:rPr>
+        <w:t>or</w:t>
+      </w:r>
+      <w:proofErr w:type="spellEnd"/>
+      <w:r>
+        <w:rPr>
+          <w:lang w:val="de-DE"/>
+        </w:rPr>
+        <w:t xml:space="preserve"> not </w:t>
       </w:r>
     </w:p>
     <w:p>
@@ -4331,6 +4648,7 @@
           <w:lang w:val="de-DE"/>
         </w:rPr>
       </w:pPr>
+      <w:proofErr w:type="spellStart"/>
       <w:r>
         <w:rPr>
           <w:rFonts w:hint="eastAsia"/>
@@ -4338,6 +4656,7 @@
         </w:rPr>
         <w:t>or</w:t>
       </w:r>
+      <w:proofErr w:type="spellEnd"/>
       <w:r>
         <w:rPr>
           <w:lang w:val="de-DE"/>
@@ -4549,7 +4868,15 @@
           <w:rFonts w:hint="eastAsia"/>
           <w:lang w:val="de-DE"/>
         </w:rPr>
-        <w:t>这节课用ge</w:t>
+        <w:t>这节课用</w:t>
+      </w:r>
+      <w:proofErr w:type="spellStart"/>
+      <w:r>
+        <w:rPr>
+          <w:rFonts w:hint="eastAsia"/>
+          <w:lang w:val="de-DE"/>
+        </w:rPr>
+        <w:t>ge</w:t>
       </w:r>
       <w:r>
         <w:rPr>
@@ -4557,13 +4884,23 @@
         </w:rPr>
         <w:t>dit</w:t>
       </w:r>
-      <w:r>
-        <w:rPr>
-          <w:rFonts w:hint="eastAsia"/>
-          <w:lang w:val="de-DE"/>
-        </w:rPr>
-        <w:t>来演示，打开gedit</w:t>
-      </w:r>
+      <w:proofErr w:type="spellEnd"/>
+      <w:r>
+        <w:rPr>
+          <w:rFonts w:hint="eastAsia"/>
+          <w:lang w:val="de-DE"/>
+        </w:rPr>
+        <w:t>来演示，打开</w:t>
+      </w:r>
+      <w:proofErr w:type="spellStart"/>
+      <w:r>
+        <w:rPr>
+          <w:rFonts w:hint="eastAsia"/>
+          <w:lang w:val="de-DE"/>
+        </w:rPr>
+        <w:t>gedit</w:t>
+      </w:r>
+      <w:proofErr w:type="spellEnd"/>
       <w:r>
         <w:rPr>
           <w:lang w:val="de-DE"/>
@@ -4575,13 +4912,50 @@
           <w:rFonts w:hint="eastAsia"/>
           <w:lang w:val="de-DE"/>
         </w:rPr>
-        <w:t>新建一个文件，写上print</w:t>
-      </w:r>
-      <w:r>
-        <w:rPr>
-          <w:lang w:val="de-DE"/>
-        </w:rPr>
-        <w:t>(‘Hello World‘)</w:t>
+        <w:t>新建一个文件，写上</w:t>
+      </w:r>
+      <w:proofErr w:type="spellStart"/>
+      <w:r>
+        <w:rPr>
+          <w:rFonts w:hint="eastAsia"/>
+          <w:lang w:val="de-DE"/>
+        </w:rPr>
+        <w:t>print</w:t>
+      </w:r>
+      <w:proofErr w:type="spellEnd"/>
+      <w:r>
+        <w:rPr>
+          <w:lang w:val="de-DE"/>
+        </w:rPr>
+        <w:t>(</w:t>
+      </w:r>
+      <w:proofErr w:type="gramStart"/>
+      <w:r>
+        <w:rPr>
+          <w:lang w:val="de-DE"/>
+        </w:rPr>
+        <w:t>‘</w:t>
+      </w:r>
+      <w:proofErr w:type="gramEnd"/>
+      <w:r>
+        <w:rPr>
+          <w:lang w:val="de-DE"/>
+        </w:rPr>
+        <w:t>Hello World</w:t>
+      </w:r>
+      <w:proofErr w:type="gramStart"/>
+      <w:r>
+        <w:rPr>
+          <w:lang w:val="de-DE"/>
+        </w:rPr>
+        <w:t>‘</w:t>
+      </w:r>
+      <w:proofErr w:type="gramEnd"/>
+      <w:r>
+        <w:rPr>
+          <w:lang w:val="de-DE"/>
+        </w:rPr>
+        <w:t>)</w:t>
       </w:r>
     </w:p>
     <w:p>
@@ -4610,7 +4984,15 @@
           <w:lang w:val="de-DE"/>
         </w:rPr>
         <w:lastRenderedPageBreak/>
-        <w:t>打开Xf</w:t>
+        <w:t>打开</w:t>
+      </w:r>
+      <w:proofErr w:type="spellStart"/>
+      <w:r>
+        <w:rPr>
+          <w:rFonts w:hint="eastAsia"/>
+          <w:lang w:val="de-DE"/>
+        </w:rPr>
+        <w:t>Xf</w:t>
       </w:r>
       <w:r>
         <w:rPr>
@@ -4623,7 +5005,15 @@
           <w:rFonts w:hint="eastAsia"/>
           <w:lang w:val="de-DE"/>
         </w:rPr>
-        <w:t>e终端 输入 p</w:t>
+        <w:t>e</w:t>
+      </w:r>
+      <w:proofErr w:type="spellEnd"/>
+      <w:r>
+        <w:rPr>
+          <w:rFonts w:hint="eastAsia"/>
+          <w:lang w:val="de-DE"/>
+        </w:rPr>
+        <w:t>终端 输入 p</w:t>
       </w:r>
       <w:r>
         <w:rPr>
@@ -4736,6 +5126,7 @@
           <w:lang w:val="de-DE"/>
         </w:rPr>
       </w:pPr>
+      <w:proofErr w:type="spellStart"/>
       <w:r>
         <w:rPr>
           <w:rFonts w:hint="eastAsia"/>
@@ -4743,11 +5134,26 @@
         </w:rPr>
         <w:t>if</w:t>
       </w:r>
-      <w:r>
-        <w:rPr>
-          <w:lang w:val="de-DE"/>
-        </w:rPr>
-        <w:t xml:space="preserve"> something:</w:t>
+      <w:proofErr w:type="spellEnd"/>
+      <w:r>
+        <w:rPr>
+          <w:lang w:val="de-DE"/>
+        </w:rPr>
+        <w:t xml:space="preserve"> </w:t>
+      </w:r>
+      <w:proofErr w:type="spellStart"/>
+      <w:r>
+        <w:rPr>
+          <w:lang w:val="de-DE"/>
+        </w:rPr>
+        <w:t>something</w:t>
+      </w:r>
+      <w:proofErr w:type="spellEnd"/>
+      <w:r>
+        <w:rPr>
+          <w:lang w:val="de-DE"/>
+        </w:rPr>
+        <w:t>:</w:t>
       </w:r>
     </w:p>
     <w:p>
@@ -4761,8 +5167,16 @@
         <w:rPr>
           <w:lang w:val="de-DE"/>
         </w:rPr>
-        <w:t>do something</w:t>
-      </w:r>
+        <w:t xml:space="preserve">do </w:t>
+      </w:r>
+      <w:proofErr w:type="spellStart"/>
+      <w:r>
+        <w:rPr>
+          <w:lang w:val="de-DE"/>
+        </w:rPr>
+        <w:t>something</w:t>
+      </w:r>
+      <w:proofErr w:type="spellEnd"/>
     </w:p>
     <w:p>
       <w:pPr>
@@ -4804,6 +5218,7 @@
           <w:lang w:val="de-DE"/>
         </w:rPr>
       </w:pPr>
+      <w:proofErr w:type="spellStart"/>
       <w:r>
         <w:rPr>
           <w:rFonts w:hint="eastAsia"/>
@@ -4811,6 +5226,7 @@
         </w:rPr>
         <w:t>if</w:t>
       </w:r>
+      <w:proofErr w:type="spellEnd"/>
       <w:r>
         <w:rPr>
           <w:lang w:val="de-DE"/>
@@ -4838,6 +5254,7 @@
           <w:lang w:val="de-DE"/>
         </w:rPr>
       </w:pPr>
+      <w:proofErr w:type="spellStart"/>
       <w:r>
         <w:rPr>
           <w:rFonts w:hint="eastAsia"/>
@@ -4849,7 +5266,14 @@
         <w:rPr>
           <w:lang w:val="de-DE"/>
         </w:rPr>
-        <w:t>lif xxx:</w:t>
+        <w:t>lif</w:t>
+      </w:r>
+      <w:proofErr w:type="spellEnd"/>
+      <w:r>
+        <w:rPr>
+          <w:lang w:val="de-DE"/>
+        </w:rPr>
+        <w:t xml:space="preserve"> xxx:</w:t>
       </w:r>
     </w:p>
     <w:p>
@@ -4872,6 +5296,7 @@
           <w:lang w:val="de-DE"/>
         </w:rPr>
       </w:pPr>
+      <w:proofErr w:type="spellStart"/>
       <w:r>
         <w:rPr>
           <w:rFonts w:hint="eastAsia"/>
@@ -4883,7 +5308,14 @@
         <w:rPr>
           <w:lang w:val="de-DE"/>
         </w:rPr>
-        <w:t>lse:</w:t>
+        <w:t>lse</w:t>
+      </w:r>
+      <w:proofErr w:type="spellEnd"/>
+      <w:r>
+        <w:rPr>
+          <w:lang w:val="de-DE"/>
+        </w:rPr>
+        <w:t>:</w:t>
       </w:r>
     </w:p>
     <w:p>
@@ -4918,7 +5350,23 @@
           <w:rFonts w:hint="eastAsia"/>
           <w:lang w:val="de-DE"/>
         </w:rPr>
-        <w:t xml:space="preserve"> 这是if条件句的必要条件</w:t>
+        <w:t xml:space="preserve"> 这是</w:t>
+      </w:r>
+      <w:proofErr w:type="spellStart"/>
+      <w:r>
+        <w:rPr>
+          <w:rFonts w:hint="eastAsia"/>
+          <w:lang w:val="de-DE"/>
+        </w:rPr>
+        <w:t>if</w:t>
+      </w:r>
+      <w:proofErr w:type="spellEnd"/>
+      <w:r>
+        <w:rPr>
+          <w:rFonts w:hint="eastAsia"/>
+          <w:lang w:val="de-DE"/>
+        </w:rPr>
+        <w:t>条件句的必要条件</w:t>
       </w:r>
     </w:p>
     <w:p>
@@ -5131,6 +5579,7 @@
           <w:lang w:val="de-DE"/>
         </w:rPr>
       </w:pPr>
+      <w:proofErr w:type="spellStart"/>
       <w:r>
         <w:rPr>
           <w:rFonts w:hint="eastAsia"/>
@@ -5138,11 +5587,40 @@
         </w:rPr>
         <w:t>if</w:t>
       </w:r>
-      <w:r>
-        <w:rPr>
-          <w:lang w:val="de-DE"/>
-        </w:rPr>
-        <w:t xml:space="preserve"> elif else </w:t>
+      <w:proofErr w:type="spellEnd"/>
+      <w:r>
+        <w:rPr>
+          <w:lang w:val="de-DE"/>
+        </w:rPr>
+        <w:t xml:space="preserve"> </w:t>
+      </w:r>
+      <w:proofErr w:type="spellStart"/>
+      <w:r>
+        <w:rPr>
+          <w:lang w:val="de-DE"/>
+        </w:rPr>
+        <w:t>elif</w:t>
+      </w:r>
+      <w:proofErr w:type="spellEnd"/>
+      <w:r>
+        <w:rPr>
+          <w:lang w:val="de-DE"/>
+        </w:rPr>
+        <w:t xml:space="preserve"> </w:t>
+      </w:r>
+      <w:proofErr w:type="spellStart"/>
+      <w:r>
+        <w:rPr>
+          <w:lang w:val="de-DE"/>
+        </w:rPr>
+        <w:t>else</w:t>
+      </w:r>
+      <w:proofErr w:type="spellEnd"/>
+      <w:r>
+        <w:rPr>
+          <w:lang w:val="de-DE"/>
+        </w:rPr>
+        <w:t xml:space="preserve"> </w:t>
       </w:r>
       <w:r>
         <w:rPr>
@@ -5202,8 +5680,17 @@
           <w:rFonts w:hint="eastAsia"/>
           <w:lang w:val="de-DE"/>
         </w:rPr>
-        <w:t>我们要使用int</w:t>
-      </w:r>
+        <w:t>我们要使用</w:t>
+      </w:r>
+      <w:proofErr w:type="spellStart"/>
+      <w:r>
+        <w:rPr>
+          <w:rFonts w:hint="eastAsia"/>
+          <w:lang w:val="de-DE"/>
+        </w:rPr>
+        <w:t>int</w:t>
+      </w:r>
+      <w:proofErr w:type="spellEnd"/>
       <w:r>
         <w:rPr>
           <w:lang w:val="de-DE"/>
@@ -5215,7 +5702,23 @@
           <w:rFonts w:hint="eastAsia"/>
           <w:lang w:val="de-DE"/>
         </w:rPr>
-        <w:t xml:space="preserve">将input内容转化为整数 </w:t>
+        <w:t>将</w:t>
+      </w:r>
+      <w:proofErr w:type="spellStart"/>
+      <w:r>
+        <w:rPr>
+          <w:rFonts w:hint="eastAsia"/>
+          <w:lang w:val="de-DE"/>
+        </w:rPr>
+        <w:t>input</w:t>
+      </w:r>
+      <w:proofErr w:type="spellEnd"/>
+      <w:r>
+        <w:rPr>
+          <w:rFonts w:hint="eastAsia"/>
+          <w:lang w:val="de-DE"/>
+        </w:rPr>
+        <w:t xml:space="preserve">内容转化为整数 </w:t>
       </w:r>
       <w:r>
         <w:rPr>
@@ -5257,7 +5760,21 @@
         <w:rPr>
           <w:lang w:val="de-DE"/>
         </w:rPr>
-        <w:t xml:space="preserve">d or </w:t>
+        <w:t xml:space="preserve">d </w:t>
+      </w:r>
+      <w:proofErr w:type="spellStart"/>
+      <w:r>
+        <w:rPr>
+          <w:lang w:val="de-DE"/>
+        </w:rPr>
+        <w:t>or</w:t>
+      </w:r>
+      <w:proofErr w:type="spellEnd"/>
+      <w:r>
+        <w:rPr>
+          <w:lang w:val="de-DE"/>
+        </w:rPr>
+        <w:t xml:space="preserve"> </w:t>
       </w:r>
       <w:r>
         <w:rPr>
@@ -5286,6 +5803,7 @@
           <w:lang w:val="de-DE"/>
         </w:rPr>
       </w:pPr>
+      <w:proofErr w:type="spellStart"/>
       <w:r>
         <w:rPr>
           <w:rFonts w:hint="eastAsia"/>
@@ -5293,12 +5811,21 @@
         </w:rPr>
         <w:t>if</w:t>
       </w:r>
-      <w:r>
-        <w:rPr>
-          <w:lang w:val="de-DE"/>
-        </w:rPr>
-        <w:t xml:space="preserve"> xxx and xxx :</w:t>
-      </w:r>
+      <w:proofErr w:type="spellEnd"/>
+      <w:r>
+        <w:rPr>
+          <w:lang w:val="de-DE"/>
+        </w:rPr>
+        <w:t xml:space="preserve"> xxx and </w:t>
+      </w:r>
+      <w:proofErr w:type="gramStart"/>
+      <w:r>
+        <w:rPr>
+          <w:lang w:val="de-DE"/>
+        </w:rPr>
+        <w:t>xxx :</w:t>
+      </w:r>
+      <w:proofErr w:type="gramEnd"/>
     </w:p>
     <w:p>
       <w:pPr>
@@ -5387,13 +5914,52 @@
           <w:rFonts w:hint="eastAsia"/>
           <w:lang w:val="de-DE"/>
         </w:rPr>
-        <w:t>嵌套判断 if里还可以套if</w:t>
-      </w:r>
-      <w:r>
-        <w:rPr>
-          <w:lang w:val="de-DE"/>
-        </w:rPr>
-        <w:t xml:space="preserve"> else </w:t>
+        <w:t xml:space="preserve">嵌套判断 </w:t>
+      </w:r>
+      <w:proofErr w:type="spellStart"/>
+      <w:r>
+        <w:rPr>
+          <w:rFonts w:hint="eastAsia"/>
+          <w:lang w:val="de-DE"/>
+        </w:rPr>
+        <w:t>if</w:t>
+      </w:r>
+      <w:proofErr w:type="spellEnd"/>
+      <w:r>
+        <w:rPr>
+          <w:rFonts w:hint="eastAsia"/>
+          <w:lang w:val="de-DE"/>
+        </w:rPr>
+        <w:t>里还可以套</w:t>
+      </w:r>
+      <w:proofErr w:type="spellStart"/>
+      <w:r>
+        <w:rPr>
+          <w:rFonts w:hint="eastAsia"/>
+          <w:lang w:val="de-DE"/>
+        </w:rPr>
+        <w:t>if</w:t>
+      </w:r>
+      <w:proofErr w:type="spellEnd"/>
+      <w:r>
+        <w:rPr>
+          <w:lang w:val="de-DE"/>
+        </w:rPr>
+        <w:t xml:space="preserve"> </w:t>
+      </w:r>
+      <w:proofErr w:type="spellStart"/>
+      <w:r>
+        <w:rPr>
+          <w:lang w:val="de-DE"/>
+        </w:rPr>
+        <w:t>else</w:t>
+      </w:r>
+      <w:proofErr w:type="spellEnd"/>
+      <w:r>
+        <w:rPr>
+          <w:lang w:val="de-DE"/>
+        </w:rPr>
+        <w:t xml:space="preserve"> </w:t>
       </w:r>
       <w:r>
         <w:rPr>
@@ -5454,12 +6020,14 @@
           <w:lang w:val="de-DE"/>
         </w:rPr>
       </w:pPr>
+      <w:proofErr w:type="spellStart"/>
       <w:r>
         <w:rPr>
           <w:lang w:val="de-DE"/>
         </w:rPr>
         <w:t>for</w:t>
       </w:r>
+      <w:proofErr w:type="spellEnd"/>
     </w:p>
     <w:p>
       <w:r>
@@ -5469,8 +6037,21 @@
         <w:t>f</w:t>
       </w:r>
       <w:r>
-        <w:t>or i in iterable</w:t>
-      </w:r>
+        <w:t xml:space="preserve">or </w:t>
+      </w:r>
+      <w:proofErr w:type="spellStart"/>
+      <w:r>
+        <w:t>i</w:t>
+      </w:r>
+      <w:proofErr w:type="spellEnd"/>
+      <w:r>
+        <w:t xml:space="preserve"> in </w:t>
+      </w:r>
+      <w:proofErr w:type="spellStart"/>
+      <w:r>
+        <w:t>iterable</w:t>
+      </w:r>
+      <w:proofErr w:type="spellEnd"/>
       <w:r>
         <w:rPr>
           <w:rFonts w:hint="eastAsia"/>
@@ -5523,12 +6104,14 @@
       </w:r>
     </w:p>
     <w:p>
+      <w:proofErr w:type="spellStart"/>
       <w:r>
         <w:rPr>
           <w:rFonts w:hint="eastAsia"/>
         </w:rPr>
         <w:t>i</w:t>
       </w:r>
+      <w:proofErr w:type="spellEnd"/>
       <w:r>
         <w:t xml:space="preserve"> </w:t>
       </w:r>
@@ -5547,12 +6130,14 @@
       </w:r>
     </w:p>
     <w:p>
+      <w:proofErr w:type="spellStart"/>
       <w:r>
         <w:rPr>
           <w:rFonts w:hint="eastAsia"/>
         </w:rPr>
         <w:t>iterable</w:t>
       </w:r>
+      <w:proofErr w:type="spellEnd"/>
       <w:r>
         <w:t xml:space="preserve"> </w:t>
       </w:r>
@@ -5663,27 +6248,54 @@
           <w:lang w:val="de-DE"/>
         </w:rPr>
       </w:pPr>
-      <w:r>
-        <w:rPr>
-          <w:rFonts w:hint="eastAsia"/>
-          <w:lang w:val="de-DE"/>
-        </w:rPr>
-        <w:t>for循环常与一个叫range的函数使用</w:t>
-      </w:r>
-    </w:p>
-    <w:p>
-      <w:r>
-        <w:rPr>
-          <w:rFonts w:hint="eastAsia"/>
+      <w:proofErr w:type="spellStart"/>
+      <w:r>
+        <w:rPr>
+          <w:rFonts w:hint="eastAsia"/>
+          <w:lang w:val="de-DE"/>
+        </w:rPr>
+        <w:t>for</w:t>
+      </w:r>
+      <w:proofErr w:type="spellEnd"/>
+      <w:r>
+        <w:rPr>
+          <w:rFonts w:hint="eastAsia"/>
+          <w:lang w:val="de-DE"/>
+        </w:rPr>
+        <w:t>循环常与一个叫</w:t>
+      </w:r>
+      <w:proofErr w:type="spellStart"/>
+      <w:r>
+        <w:rPr>
+          <w:rFonts w:hint="eastAsia"/>
+          <w:lang w:val="de-DE"/>
         </w:rPr>
         <w:t>range</w:t>
       </w:r>
+      <w:proofErr w:type="spellEnd"/>
+      <w:r>
+        <w:rPr>
+          <w:rFonts w:hint="eastAsia"/>
+          <w:lang w:val="de-DE"/>
+        </w:rPr>
+        <w:t>的函数使用</w:t>
+      </w:r>
+    </w:p>
+    <w:p>
+      <w:r>
+        <w:rPr>
+          <w:rFonts w:hint="eastAsia"/>
+        </w:rPr>
+        <w:t>range</w:t>
+      </w:r>
       <w:r>
         <w:t>(</w:t>
       </w:r>
+      <w:proofErr w:type="spellStart"/>
       <w:r>
         <w:t>start,stop,step</w:t>
       </w:r>
+      <w:proofErr w:type="spellEnd"/>
       <w:r>
         <w:t>)</w:t>
       </w:r>
@@ -5696,7 +6308,15 @@
         <w:t>for</w:t>
       </w:r>
       <w:r>
-        <w:t xml:space="preserve"> i in range(0,10)</w:t>
+        <w:t xml:space="preserve"> </w:t>
+      </w:r>
+      <w:proofErr w:type="spellStart"/>
+      <w:r>
+        <w:t>i</w:t>
+      </w:r>
+      <w:proofErr w:type="spellEnd"/>
+      <w:r>
+        <w:t xml:space="preserve"> in range(0,10)</w:t>
       </w:r>
     </w:p>
     <w:p>
@@ -5706,8 +6326,13 @@
       <w:r>
         <w:t>print(</w:t>
       </w:r>
-      <w:r>
-        <w:t>i)</w:t>
+      <w:proofErr w:type="spellStart"/>
+      <w:r>
+        <w:t>i</w:t>
+      </w:r>
+      <w:proofErr w:type="spellEnd"/>
+      <w:r>
+        <w:t>)</w:t>
       </w:r>
     </w:p>
     <w:p>
@@ -5768,15 +6393,43 @@
         <w:rPr>
           <w:rFonts w:hint="eastAsia"/>
         </w:rPr>
-        <w:t>包头不包尾，是左闭右开的</w:t>
-      </w:r>
-    </w:p>
-    <w:p>
-      <w:r>
-        <w:rPr>
-          <w:rFonts w:hint="eastAsia"/>
-        </w:rPr>
-        <w:t>做一个小练习：书桓走的第10天</w:t>
+        <w:t>包头不包尾，是左</w:t>
+      </w:r>
+      <w:proofErr w:type="gramStart"/>
+      <w:r>
+        <w:rPr>
+          <w:rFonts w:hint="eastAsia"/>
+        </w:rPr>
+        <w:t>闭右开</w:t>
+      </w:r>
+      <w:proofErr w:type="gramEnd"/>
+      <w:r>
+        <w:rPr>
+          <w:rFonts w:hint="eastAsia"/>
+        </w:rPr>
+        <w:t>的</w:t>
+      </w:r>
+    </w:p>
+    <w:p>
+      <w:r>
+        <w:rPr>
+          <w:rFonts w:hint="eastAsia"/>
+        </w:rPr>
+        <w:t>做一个小练习：书</w:t>
+      </w:r>
+      <w:proofErr w:type="gramStart"/>
+      <w:r>
+        <w:rPr>
+          <w:rFonts w:hint="eastAsia"/>
+        </w:rPr>
+        <w:t>桓</w:t>
+      </w:r>
+      <w:proofErr w:type="gramEnd"/>
+      <w:r>
+        <w:rPr>
+          <w:rFonts w:hint="eastAsia"/>
+        </w:rPr>
+        <w:t>走的第10天</w:t>
       </w:r>
     </w:p>
     <w:p>
@@ -5787,7 +6440,15 @@
         <w:t>for</w:t>
       </w:r>
       <w:r>
-        <w:t xml:space="preserve"> i in range(1,11):</w:t>
+        <w:t xml:space="preserve"> </w:t>
+      </w:r>
+      <w:proofErr w:type="spellStart"/>
+      <w:r>
+        <w:t>i</w:t>
+      </w:r>
+      <w:proofErr w:type="spellEnd"/>
+      <w:r>
+        <w:t xml:space="preserve"> in range(1,11):</w:t>
       </w:r>
     </w:p>
     <w:p>
@@ -5822,7 +6483,15 @@
         <w:t>.</w:t>
       </w:r>
       <w:r>
-        <w:t>format(i))</w:t>
+        <w:t>format(</w:t>
+      </w:r>
+      <w:proofErr w:type="spellStart"/>
+      <w:r>
+        <w:t>i</w:t>
+      </w:r>
+      <w:proofErr w:type="spellEnd"/>
+      <w:r>
+        <w:t>))</w:t>
       </w:r>
     </w:p>
     <w:p>
@@ -5951,7 +6620,15 @@
         <w:t>f</w:t>
       </w:r>
       <w:r>
-        <w:t>or i in range(0,10):</w:t>
+        <w:t xml:space="preserve">or </w:t>
+      </w:r>
+      <w:proofErr w:type="spellStart"/>
+      <w:r>
+        <w:t>i</w:t>
+      </w:r>
+      <w:proofErr w:type="spellEnd"/>
+      <w:r>
+        <w:t xml:space="preserve"> in range(0,10):</w:t>
       </w:r>
     </w:p>
     <w:p>
@@ -5987,7 +6664,15 @@
         <w:t>p</w:t>
       </w:r>
       <w:r>
-        <w:t>rint(i)</w:t>
+        <w:t>rint(</w:t>
+      </w:r>
+      <w:proofErr w:type="spellStart"/>
+      <w:r>
+        <w:t>i</w:t>
+      </w:r>
+      <w:proofErr w:type="spellEnd"/>
+      <w:r>
+        <w:t>)</w:t>
       </w:r>
     </w:p>
     <w:p>
@@ -6042,7 +6727,15 @@
         <w:t>f</w:t>
       </w:r>
       <w:r>
-        <w:t>or i in range(0,10):</w:t>
+        <w:t xml:space="preserve">or </w:t>
+      </w:r>
+      <w:proofErr w:type="spellStart"/>
+      <w:r>
+        <w:t>i</w:t>
+      </w:r>
+      <w:proofErr w:type="spellEnd"/>
+      <w:r>
+        <w:t xml:space="preserve"> in range(0,10):</w:t>
       </w:r>
     </w:p>
     <w:p>
@@ -6084,7 +6777,15 @@
         <w:t>p</w:t>
       </w:r>
       <w:r>
-        <w:t>rint(i)</w:t>
+        <w:t>rint(</w:t>
+      </w:r>
+      <w:proofErr w:type="spellStart"/>
+      <w:r>
+        <w:t>i</w:t>
+      </w:r>
+      <w:proofErr w:type="spellEnd"/>
+      <w:r>
+        <w:t>)</w:t>
       </w:r>
     </w:p>
     <w:p>
@@ -6503,10 +7204,26 @@
         <w:rPr>
           <w:rFonts w:hint="eastAsia"/>
         </w:rPr>
-        <w:t>一般是提交一个目录，所以 mkdir</w:t>
-      </w:r>
-      <w:r>
-        <w:t xml:space="preserve"> practice cd practice  gedit README.md</w:t>
+        <w:t xml:space="preserve">一般是提交一个目录，所以 </w:t>
+      </w:r>
+      <w:proofErr w:type="spellStart"/>
+      <w:r>
+        <w:rPr>
+          <w:rFonts w:hint="eastAsia"/>
+        </w:rPr>
+        <w:t>mkdir</w:t>
+      </w:r>
+      <w:proofErr w:type="spellEnd"/>
+      <w:r>
+        <w:t xml:space="preserve"> practice cd practice  </w:t>
+      </w:r>
+      <w:proofErr w:type="spellStart"/>
+      <w:r>
+        <w:t>gedit</w:t>
+      </w:r>
+      <w:proofErr w:type="spellEnd"/>
+      <w:r>
+        <w:t xml:space="preserve"> README.md</w:t>
       </w:r>
     </w:p>
     <w:p>
@@ -6534,7 +7251,15 @@
         <w:t>git</w:t>
       </w:r>
       <w:r>
-        <w:t xml:space="preserve"> init  </w:t>
+        <w:t xml:space="preserve"> </w:t>
+      </w:r>
+      <w:proofErr w:type="spellStart"/>
+      <w:r>
+        <w:t>init</w:t>
+      </w:r>
+      <w:proofErr w:type="spellEnd"/>
+      <w:r>
+        <w:t xml:space="preserve">  </w:t>
       </w:r>
       <w:r>
         <w:rPr>
@@ -6696,11 +7421,19 @@
         <w:rPr>
           <w:rFonts w:hint="eastAsia"/>
         </w:rPr>
-        <w:t>我们的目标是将本地的practice目录同步到git</w:t>
+        <w:t>我们的目标是将本地的practice目录同步到</w:t>
+      </w:r>
+      <w:proofErr w:type="spellStart"/>
+      <w:r>
+        <w:rPr>
+          <w:rFonts w:hint="eastAsia"/>
+        </w:rPr>
+        <w:t>git</w:t>
       </w:r>
       <w:r>
         <w:t>hub</w:t>
       </w:r>
+      <w:proofErr w:type="spellEnd"/>
       <w:r>
         <w:rPr>
           <w:rFonts w:hint="eastAsia"/>
@@ -6778,8 +7511,13 @@
         <w:t>‘Peng</w:t>
       </w:r>
       <w:r>
-        <w:t>-xuefeng</w:t>
-      </w:r>
+        <w:t>-</w:t>
+      </w:r>
+      <w:proofErr w:type="spellStart"/>
+      <w:r>
+        <w:t>xuefeng</w:t>
+      </w:r>
+      <w:proofErr w:type="spellEnd"/>
       <w:r>
         <w:rPr>
           <w:rFonts w:hint="eastAsia"/>
@@ -6789,7 +7527,15 @@
     </w:p>
     <w:p>
       <w:r>
-        <w:t>git config – global user.email ‘xf.peng@foxmail.com</w:t>
+        <w:t xml:space="preserve">git config – global </w:t>
+      </w:r>
+      <w:proofErr w:type="spellStart"/>
+      <w:r>
+        <w:t>user.email</w:t>
+      </w:r>
+      <w:proofErr w:type="spellEnd"/>
+      <w:r>
+        <w:t xml:space="preserve"> ‘xf.peng@foxmail.com</w:t>
       </w:r>
     </w:p>
     <w:p>
@@ -6891,6 +7637,7 @@
       <w:r>
         <w:t xml:space="preserve"> </w:t>
       </w:r>
+      <w:proofErr w:type="spellStart"/>
       <w:r>
         <w:rPr>
           <w:rFonts w:hint="eastAsia"/>
@@ -6900,6 +7647,7 @@
       <w:r>
         <w:t>igin</w:t>
       </w:r>
+      <w:proofErr w:type="spellEnd"/>
       <w:r>
         <w:rPr>
           <w:rFonts w:hint="eastAsia"/>
@@ -7021,7 +7769,15 @@
         <w:t>cd</w:t>
       </w:r>
       <w:r>
-        <w:t xml:space="preserve"> shiyanlou/home</w:t>
+        <w:t xml:space="preserve"> </w:t>
+      </w:r>
+      <w:proofErr w:type="spellStart"/>
+      <w:r>
+        <w:t>shiyanlou</w:t>
+      </w:r>
+      <w:proofErr w:type="spellEnd"/>
+      <w:r>
+        <w:t>/home</w:t>
       </w:r>
     </w:p>
     <w:p>
@@ -7032,7 +7788,15 @@
         <w:t>g</w:t>
       </w:r>
       <w:r>
-        <w:t xml:space="preserve">it clone url  </w:t>
+        <w:t xml:space="preserve">it clone </w:t>
+      </w:r>
+      <w:proofErr w:type="spellStart"/>
+      <w:r>
+        <w:t>url</w:t>
+      </w:r>
+      <w:proofErr w:type="spellEnd"/>
+      <w:r>
+        <w:t xml:space="preserve">  </w:t>
       </w:r>
       <w:r>
         <w:rPr>
@@ -7236,12 +8000,14 @@
       </w:r>
     </w:p>
     <w:p>
+      <w:proofErr w:type="spellStart"/>
       <w:r>
         <w:rPr>
           <w:rFonts w:hint="eastAsia"/>
         </w:rPr>
         <w:t>abc</w:t>
       </w:r>
+      <w:proofErr w:type="spellEnd"/>
       <w:r>
         <w:t xml:space="preserve"> = 1 </w:t>
       </w:r>
@@ -7257,8 +8023,16 @@
         <w:rPr>
           <w:rFonts w:hint="eastAsia"/>
         </w:rPr>
-        <w:t>如果你写 abc</w:t>
-      </w:r>
+        <w:t xml:space="preserve">如果你写 </w:t>
+      </w:r>
+      <w:proofErr w:type="spellStart"/>
+      <w:r>
+        <w:rPr>
+          <w:rFonts w:hint="eastAsia"/>
+        </w:rPr>
+        <w:t>abc</w:t>
+      </w:r>
+      <w:proofErr w:type="spellEnd"/>
       <w:r>
         <w:t xml:space="preserve"> = 1.0 </w:t>
       </w:r>
@@ -7593,7 +8367,71 @@
         <w:rPr>
           <w:lang w:val="de-DE"/>
         </w:rPr>
-        <w:t xml:space="preserve">t = (‘Michale’,’Bob’,’Alice’)  </w:t>
+        <w:t>t = (‘</w:t>
+      </w:r>
+      <w:proofErr w:type="spellStart"/>
+      <w:r>
+        <w:rPr>
+          <w:lang w:val="de-DE"/>
+        </w:rPr>
+        <w:t>Michale’,</w:t>
+      </w:r>
+      <w:proofErr w:type="gramStart"/>
+      <w:r>
+        <w:rPr>
+          <w:lang w:val="de-DE"/>
+        </w:rPr>
+        <w:t>’</w:t>
+      </w:r>
+      <w:proofErr w:type="gramEnd"/>
+      <w:r>
+        <w:rPr>
+          <w:lang w:val="de-DE"/>
+        </w:rPr>
+        <w:t>Bob</w:t>
+      </w:r>
+      <w:proofErr w:type="gramStart"/>
+      <w:r>
+        <w:rPr>
+          <w:lang w:val="de-DE"/>
+        </w:rPr>
+        <w:t>’</w:t>
+      </w:r>
+      <w:proofErr w:type="gramEnd"/>
+      <w:r>
+        <w:rPr>
+          <w:lang w:val="de-DE"/>
+        </w:rPr>
+        <w:t>,</w:t>
+      </w:r>
+      <w:proofErr w:type="gramStart"/>
+      <w:r>
+        <w:rPr>
+          <w:lang w:val="de-DE"/>
+        </w:rPr>
+        <w:t>’</w:t>
+      </w:r>
+      <w:proofErr w:type="gramEnd"/>
+      <w:r>
+        <w:rPr>
+          <w:lang w:val="de-DE"/>
+        </w:rPr>
+        <w:t>Alice</w:t>
+      </w:r>
+      <w:proofErr w:type="spellEnd"/>
+      <w:proofErr w:type="gramStart"/>
+      <w:r>
+        <w:rPr>
+          <w:lang w:val="de-DE"/>
+        </w:rPr>
+        <w:t>’</w:t>
+      </w:r>
+      <w:proofErr w:type="gramEnd"/>
+      <w:r>
+        <w:rPr>
+          <w:lang w:val="de-DE"/>
+        </w:rPr>
+        <w:t xml:space="preserve">)  </w:t>
       </w:r>
       <w:r>
         <w:rPr>
@@ -7670,14 +8508,23 @@
           <w:rFonts w:hint="eastAsia"/>
           <w:highlight w:val="yellow"/>
         </w:rPr>
-        <w:t>“s</w:t>
-      </w:r>
-      <w:r>
-        <w:rPr>
+        <w:t>“</w:t>
+      </w:r>
+      <w:proofErr w:type="spellStart"/>
+      <w:r>
+        <w:rPr>
+          <w:rFonts w:hint="eastAsia"/>
           <w:highlight w:val="yellow"/>
         </w:rPr>
+        <w:t>s</w:t>
+      </w:r>
+      <w:r>
+        <w:rPr>
+          <w:highlight w:val="yellow"/>
+        </w:rPr>
         <w:t>hiyanlou</w:t>
       </w:r>
+      <w:proofErr w:type="spellEnd"/>
       <w:r>
         <w:rPr>
           <w:rFonts w:hint="eastAsia"/>
@@ -7685,19 +8532,71 @@
         </w:rPr>
         <w:t>”,</w:t>
       </w:r>
+      <w:proofErr w:type="gramStart"/>
       <w:r>
         <w:rPr>
           <w:highlight w:val="yellow"/>
         </w:rPr>
-        <w:t>“China“,“Python“)</w:t>
-      </w:r>
-    </w:p>
-    <w:p>
+        <w:t>“</w:t>
+      </w:r>
+      <w:proofErr w:type="spellStart"/>
+      <w:proofErr w:type="gramEnd"/>
       <w:r>
         <w:rPr>
           <w:highlight w:val="yellow"/>
         </w:rPr>
-        <w:t>name,country,language = data</w:t>
+        <w:t>China</w:t>
+      </w:r>
+      <w:proofErr w:type="gramStart"/>
+      <w:r>
+        <w:rPr>
+          <w:highlight w:val="yellow"/>
+        </w:rPr>
+        <w:t>“</w:t>
+      </w:r>
+      <w:proofErr w:type="gramEnd"/>
+      <w:r>
+        <w:rPr>
+          <w:highlight w:val="yellow"/>
+        </w:rPr>
+        <w:t>,</w:t>
+      </w:r>
+      <w:proofErr w:type="gramStart"/>
+      <w:r>
+        <w:rPr>
+          <w:highlight w:val="yellow"/>
+        </w:rPr>
+        <w:t>“</w:t>
+      </w:r>
+      <w:proofErr w:type="gramEnd"/>
+      <w:r>
+        <w:rPr>
+          <w:highlight w:val="yellow"/>
+        </w:rPr>
+        <w:t>Python</w:t>
+      </w:r>
+      <w:proofErr w:type="spellEnd"/>
+      <w:r>
+        <w:rPr>
+          <w:highlight w:val="yellow"/>
+        </w:rPr>
+        <w:t>“)</w:t>
+      </w:r>
+    </w:p>
+    <w:p>
+      <w:proofErr w:type="spellStart"/>
+      <w:r>
+        <w:rPr>
+          <w:highlight w:val="yellow"/>
+        </w:rPr>
+        <w:t>name,country,language</w:t>
+      </w:r>
+      <w:proofErr w:type="spellEnd"/>
+      <w:r>
+        <w:rPr>
+          <w:highlight w:val="yellow"/>
+        </w:rPr>
+        <w:t xml:space="preserve"> = data</w:t>
       </w:r>
     </w:p>
     <w:p>
@@ -7714,11 +8613,19 @@
         <w:rPr>
           <w:rFonts w:hint="eastAsia"/>
         </w:rPr>
-        <w:t>就会得到sh</w:t>
+        <w:t>就会得到</w:t>
+      </w:r>
+      <w:proofErr w:type="spellStart"/>
+      <w:r>
+        <w:rPr>
+          <w:rFonts w:hint="eastAsia"/>
+        </w:rPr>
+        <w:t>sh</w:t>
       </w:r>
       <w:r>
         <w:t>iyanlou</w:t>
       </w:r>
+      <w:proofErr w:type="spellEnd"/>
     </w:p>
     <w:p>
       <w:r>
@@ -7729,6 +8636,7 @@
       </w:r>
     </w:p>
     <w:p>
+      <w:proofErr w:type="spellStart"/>
       <w:r>
         <w:rPr>
           <w:rFonts w:hint="eastAsia"/>
@@ -7736,10 +8644,15 @@
         <w:t>a</w:t>
       </w:r>
       <w:r>
-        <w:t>,b = 45 ,54</w:t>
-      </w:r>
-    </w:p>
-    <w:p>
+        <w:t>,b</w:t>
+      </w:r>
+      <w:proofErr w:type="spellEnd"/>
+      <w:r>
+        <w:t xml:space="preserve"> = 45 ,54</w:t>
+      </w:r>
+    </w:p>
+    <w:p>
+      <w:proofErr w:type="spellStart"/>
       <w:r>
         <w:rPr>
           <w:rFonts w:hint="eastAsia"/>
@@ -7747,8 +8660,17 @@
         <w:t>a</w:t>
       </w:r>
       <w:r>
-        <w:t>,b = b,a</w:t>
-      </w:r>
+        <w:t>,b</w:t>
+      </w:r>
+      <w:proofErr w:type="spellEnd"/>
+      <w:r>
+        <w:t xml:space="preserve"> = </w:t>
+      </w:r>
+      <w:proofErr w:type="spellStart"/>
+      <w:r>
+        <w:t>b,a</w:t>
+      </w:r>
+      <w:proofErr w:type="spellEnd"/>
     </w:p>
     <w:p>
       <w:pPr>
@@ -7869,12 +8791,14 @@
       <w:r>
         <w:t>*</w:t>
       </w:r>
+      <w:proofErr w:type="spellStart"/>
       <w:r>
         <w:rPr>
           <w:highlight w:val="yellow"/>
         </w:rPr>
         <w:t>divmod</w:t>
       </w:r>
+      <w:proofErr w:type="spellEnd"/>
       <w:r>
         <w:t>(9,3))</w:t>
       </w:r>
@@ -8390,6 +9314,7 @@
       </w:r>
     </w:p>
     <w:p>
+      <w:proofErr w:type="spellStart"/>
       <w:r>
         <w:rPr>
           <w:rFonts w:hint="eastAsia"/>
@@ -8397,7 +9322,11 @@
         <w:t>a</w:t>
       </w:r>
       <w:r>
-        <w:t>,b=0,1</w:t>
+        <w:t>,b</w:t>
+      </w:r>
+      <w:proofErr w:type="spellEnd"/>
+      <w:r>
+        <w:t>=0,1</w:t>
       </w:r>
     </w:p>
     <w:p>
@@ -8416,16 +9345,34 @@
         <w:ind w:firstLine="420"/>
       </w:pPr>
       <w:r>
-        <w:t>print(b,end=” ”)</w:t>
+        <w:t>print(</w:t>
+      </w:r>
+      <w:proofErr w:type="spellStart"/>
+      <w:r>
+        <w:t>b,end</w:t>
+      </w:r>
+      <w:proofErr w:type="spellEnd"/>
+      <w:r>
+        <w:t>=” ”)</w:t>
       </w:r>
     </w:p>
     <w:p>
       <w:pPr>
         <w:ind w:firstLine="420"/>
       </w:pPr>
-      <w:r>
-        <w:t>a,b=b,a+b</w:t>
-      </w:r>
+      <w:proofErr w:type="spellStart"/>
+      <w:r>
+        <w:t>a,b</w:t>
+      </w:r>
+      <w:proofErr w:type="spellEnd"/>
+      <w:r>
+        <w:t>=</w:t>
+      </w:r>
+      <w:proofErr w:type="spellStart"/>
+      <w:r>
+        <w:t>b,a+b</w:t>
+      </w:r>
+      <w:proofErr w:type="spellEnd"/>
     </w:p>
     <w:p>
       <w:r>
@@ -8435,8 +9382,21 @@
         <w:t>这里的end</w:t>
       </w:r>
       <w:r>
-        <w:t>=” ”</w:t>
-      </w:r>
+        <w:t>=</w:t>
+      </w:r>
+      <w:proofErr w:type="gramStart"/>
+      <w:r>
+        <w:t>”</w:t>
+      </w:r>
+      <w:proofErr w:type="gramEnd"/>
+      <w:r>
+        <w:t xml:space="preserve"> </w:t>
+      </w:r>
+      <w:proofErr w:type="gramStart"/>
+      <w:r>
+        <w:t>”</w:t>
+      </w:r>
+      <w:proofErr w:type="gramEnd"/>
       <w:r>
         <w:rPr>
           <w:rFonts w:hint="eastAsia"/>
@@ -8453,7 +9413,31 @@
         <w:t>相当于 print</w:t>
       </w:r>
       <w:r>
-        <w:t>(b,end=”\n”)</w:t>
+        <w:t>(</w:t>
+      </w:r>
+      <w:proofErr w:type="spellStart"/>
+      <w:r>
+        <w:t>b,end</w:t>
+      </w:r>
+      <w:proofErr w:type="spellEnd"/>
+      <w:r>
+        <w:t>=</w:t>
+      </w:r>
+      <w:proofErr w:type="gramStart"/>
+      <w:r>
+        <w:t>”</w:t>
+      </w:r>
+      <w:proofErr w:type="gramEnd"/>
+      <w:r>
+        <w:t>\n</w:t>
+      </w:r>
+      <w:proofErr w:type="gramStart"/>
+      <w:r>
+        <w:t>”</w:t>
+      </w:r>
+      <w:proofErr w:type="gramEnd"/>
+      <w:r>
+        <w:t>)</w:t>
       </w:r>
     </w:p>
     <w:p>
@@ -8618,11 +9602,19 @@
         <w:t>”.</w:t>
       </w:r>
       <w:r>
-        <w:t>format(n,result)</w:t>
-      </w:r>
+        <w:t>format(</w:t>
+      </w:r>
+      <w:proofErr w:type="spellStart"/>
+      <w:r>
+        <w:t>n,result</w:t>
+      </w:r>
+      <w:proofErr w:type="spellEnd"/>
       <w:r>
         <w:t>)</w:t>
       </w:r>
+      <w:r>
+        <w:t>)</w:t>
+      </w:r>
     </w:p>
     <w:p>
       <w:pPr>
@@ -8641,8 +9633,13 @@
       </w:r>
     </w:p>
     <w:p>
-      <w:r>
-        <w:t>i = 1</w:t>
+      <w:proofErr w:type="spellStart"/>
+      <w:r>
+        <w:t>i</w:t>
+      </w:r>
+      <w:proofErr w:type="spellEnd"/>
+      <w:r>
+        <w:t xml:space="preserve"> = 1</w:t>
       </w:r>
     </w:p>
     <w:p>
@@ -8653,7 +9650,15 @@
         <w:t>w</w:t>
       </w:r>
       <w:r>
-        <w:t>hile i &lt;= 10:</w:t>
+        <w:t xml:space="preserve">hile </w:t>
+      </w:r>
+      <w:proofErr w:type="spellStart"/>
+      <w:r>
+        <w:t>i</w:t>
+      </w:r>
+      <w:proofErr w:type="spellEnd"/>
+      <w:r>
+        <w:t xml:space="preserve"> &lt;= 10:</w:t>
       </w:r>
     </w:p>
     <w:p>
@@ -8690,7 +9695,15 @@
         <w:t xml:space="preserve"> </w:t>
       </w:r>
       <w:r>
-        <w:t xml:space="preserve">   print(“{:5d}”.format(i*n), end =” ”)</w:t>
+        <w:t xml:space="preserve">   print(“{:5d}”.format(</w:t>
+      </w:r>
+      <w:proofErr w:type="spellStart"/>
+      <w:r>
+        <w:t>i</w:t>
+      </w:r>
+      <w:proofErr w:type="spellEnd"/>
+      <w:r>
+        <w:t>*n), end =” ”)</w:t>
       </w:r>
     </w:p>
     <w:p>
@@ -8713,8 +9726,13 @@
       <w:pPr>
         <w:ind w:firstLine="420"/>
       </w:pPr>
-      <w:r>
-        <w:t>i +=1</w:t>
+      <w:proofErr w:type="spellStart"/>
+      <w:r>
+        <w:t>i</w:t>
+      </w:r>
+      <w:proofErr w:type="spellEnd"/>
+      <w:r>
+        <w:t xml:space="preserve"> +=1</w:t>
       </w:r>
     </w:p>
     <w:p>
@@ -8821,8 +9839,13 @@
       </w:r>
     </w:p>
     <w:p>
-      <w:r>
-        <w:t>i=1</w:t>
+      <w:proofErr w:type="spellStart"/>
+      <w:r>
+        <w:t>i</w:t>
+      </w:r>
+      <w:proofErr w:type="spellEnd"/>
+      <w:r>
+        <w:t>=1</w:t>
       </w:r>
     </w:p>
     <w:p>
@@ -8833,7 +9856,15 @@
         <w:t>w</w:t>
       </w:r>
       <w:r>
-        <w:t>hile i&lt;=row:</w:t>
+        <w:t xml:space="preserve">hile </w:t>
+      </w:r>
+      <w:proofErr w:type="spellStart"/>
+      <w:r>
+        <w:t>i</w:t>
+      </w:r>
+      <w:proofErr w:type="spellEnd"/>
+      <w:r>
+        <w:t>&lt;=row:</w:t>
       </w:r>
     </w:p>
     <w:p>
@@ -8843,12 +9874,14 @@
       <w:r>
         <w:t xml:space="preserve">x = ‘*’ * </w:t>
       </w:r>
+      <w:proofErr w:type="spellStart"/>
       <w:r>
         <w:rPr>
           <w:rFonts w:hint="eastAsia"/>
         </w:rPr>
         <w:t>i</w:t>
       </w:r>
+      <w:proofErr w:type="spellEnd"/>
     </w:p>
     <w:p>
       <w:pPr>
@@ -8871,8 +9904,13 @@
         </w:pBdr>
         <w:ind w:firstLine="420"/>
       </w:pPr>
-      <w:r>
-        <w:t>i += 1</w:t>
+      <w:proofErr w:type="spellStart"/>
+      <w:r>
+        <w:t>i</w:t>
+      </w:r>
+      <w:proofErr w:type="spellEnd"/>
+      <w:r>
+        <w:t xml:space="preserve"> += 1</w:t>
       </w:r>
     </w:p>
     <w:p>
@@ -8924,7 +9962,15 @@
         <w:t>p</w:t>
       </w:r>
       <w:r>
-        <w:t>rint(x+y)</w:t>
+        <w:t>rint(</w:t>
+      </w:r>
+      <w:proofErr w:type="spellStart"/>
+      <w:r>
+        <w:t>x+y</w:t>
+      </w:r>
+      <w:proofErr w:type="spellEnd"/>
+      <w:r>
+        <w:t>)</w:t>
       </w:r>
     </w:p>
     <w:p>
@@ -9093,7 +10139,21 @@
         <w:rPr>
           <w:rFonts w:hint="eastAsia"/>
         </w:rPr>
-        <w:t>做一个小练习：不停的输入一个数，如果是&gt;</w:t>
+        <w:t>做一个小练习：不停的输入</w:t>
+      </w:r>
+      <w:proofErr w:type="gramStart"/>
+      <w:r>
+        <w:rPr>
+          <w:rFonts w:hint="eastAsia"/>
+        </w:rPr>
+        <w:t>一</w:t>
+      </w:r>
+      <w:proofErr w:type="gramEnd"/>
+      <w:r>
+        <w:rPr>
+          <w:rFonts w:hint="eastAsia"/>
+        </w:rPr>
+        <w:t>个数，如果是&gt;</w:t>
       </w:r>
       <w:r>
         <w:t xml:space="preserve">0 </w:t>
@@ -9173,8 +10233,13 @@
       <w:pPr>
         <w:ind w:firstLine="420"/>
       </w:pPr>
-      <w:r>
-        <w:t>elif n</w:t>
+      <w:proofErr w:type="spellStart"/>
+      <w:r>
+        <w:t>elif</w:t>
+      </w:r>
+      <w:proofErr w:type="spellEnd"/>
+      <w:r>
+        <w:t xml:space="preserve"> n</w:t>
       </w:r>
       <w:r>
         <w:t>&lt;0:</w:t>
@@ -9219,7 +10284,15 @@
         <w:t xml:space="preserve"> </w:t>
       </w:r>
       <w:r>
-        <w:t xml:space="preserve">   print(“GoodBye”)</w:t>
+        <w:t xml:space="preserve">   print(“</w:t>
+      </w:r>
+      <w:proofErr w:type="spellStart"/>
+      <w:r>
+        <w:t>GoodBye</w:t>
+      </w:r>
+      <w:proofErr w:type="spellEnd"/>
+      <w:r>
+        <w:t>”)</w:t>
       </w:r>
     </w:p>
     <w:p>
@@ -9502,7 +10575,21 @@
         <w:rPr>
           <w:rFonts w:hint="eastAsia"/>
         </w:rPr>
-        <w:t>如果我们使用负数的索引，就会从末尾开始计数</w:t>
+        <w:t>如果我们使用负数的索引，就会</w:t>
+      </w:r>
+      <w:proofErr w:type="gramStart"/>
+      <w:r>
+        <w:rPr>
+          <w:rFonts w:hint="eastAsia"/>
+        </w:rPr>
+        <w:t>从末尾开始</w:t>
+      </w:r>
+      <w:proofErr w:type="gramEnd"/>
+      <w:r>
+        <w:rPr>
+          <w:rFonts w:hint="eastAsia"/>
+        </w:rPr>
+        <w:t>计数</w:t>
       </w:r>
     </w:p>
     <w:p>
@@ -9641,7 +10728,21 @@
         <w:rPr>
           <w:rFonts w:hint="eastAsia"/>
         </w:rPr>
-        <w:t>还有一定要牢记 左闭右开的</w:t>
+        <w:t>还有一定要牢记 左</w:t>
+      </w:r>
+      <w:proofErr w:type="gramStart"/>
+      <w:r>
+        <w:rPr>
+          <w:rFonts w:hint="eastAsia"/>
+        </w:rPr>
+        <w:t>闭右开</w:t>
+      </w:r>
+      <w:proofErr w:type="gramEnd"/>
+      <w:r>
+        <w:rPr>
+          <w:rFonts w:hint="eastAsia"/>
+        </w:rPr>
+        <w:t>的</w:t>
       </w:r>
       <w:r>
         <w:rPr>
@@ -9746,7 +10847,15 @@
         <w:t>b</w:t>
       </w:r>
       <w:r>
-        <w:t xml:space="preserve">[i:j:s] </w:t>
+        <w:t>[</w:t>
+      </w:r>
+      <w:proofErr w:type="spellStart"/>
+      <w:r>
+        <w:t>i:j:s</w:t>
+      </w:r>
+      <w:proofErr w:type="spellEnd"/>
+      <w:r>
+        <w:t xml:space="preserve">] </w:t>
       </w:r>
       <w:r>
         <w:rPr>
@@ -9763,9 +10872,11 @@
         </w:rPr>
         <w:t xml:space="preserve">的时候 </w:t>
       </w:r>
+      <w:proofErr w:type="spellStart"/>
       <w:r>
         <w:t>i</w:t>
       </w:r>
+      <w:proofErr w:type="spellEnd"/>
       <w:r>
         <w:rPr>
           <w:rFonts w:hint="eastAsia"/>
@@ -9779,10 +10890,21 @@
         <w:rPr>
           <w:rFonts w:hint="eastAsia"/>
         </w:rPr>
-        <w:t>默认缺省值为l</w:t>
-      </w:r>
-      <w:r>
-        <w:t>en(a)+1</w:t>
+        <w:t>默认缺省值为</w:t>
+      </w:r>
+      <w:proofErr w:type="spellStart"/>
+      <w:r>
+        <w:rPr>
+          <w:rFonts w:hint="eastAsia"/>
+        </w:rPr>
+        <w:t>l</w:t>
+      </w:r>
+      <w:r>
+        <w:t>en</w:t>
+      </w:r>
+      <w:proofErr w:type="spellEnd"/>
+      <w:r>
+        <w:t>(a)+1</w:t>
       </w:r>
     </w:p>
     <w:p>
@@ -9802,8 +10924,13 @@
         <w:t xml:space="preserve">的时候 </w:t>
       </w:r>
       <w:r>
-        <w:t xml:space="preserve"> i</w:t>
-      </w:r>
+        <w:t xml:space="preserve"> </w:t>
+      </w:r>
+      <w:proofErr w:type="spellStart"/>
+      <w:r>
+        <w:t>i</w:t>
+      </w:r>
+      <w:proofErr w:type="spellEnd"/>
       <w:r>
         <w:rPr>
           <w:rFonts w:hint="eastAsia"/>
@@ -9820,7 +10947,15 @@
         <w:t xml:space="preserve">默认缺省为 </w:t>
       </w:r>
       <w:r>
-        <w:t>-len(a)-1</w:t>
+        <w:t>-</w:t>
+      </w:r>
+      <w:proofErr w:type="spellStart"/>
+      <w:r>
+        <w:t>len</w:t>
+      </w:r>
+      <w:proofErr w:type="spellEnd"/>
+      <w:r>
+        <w:t>(a)-1</w:t>
       </w:r>
     </w:p>
     <w:p>
@@ -9856,11 +10991,19 @@
         <w:rPr>
           <w:rFonts w:hint="eastAsia"/>
         </w:rPr>
-        <w:t>我上面的 a</w:t>
+        <w:t xml:space="preserve">我上面的 </w:t>
+      </w:r>
+      <w:proofErr w:type="spellStart"/>
+      <w:r>
+        <w:rPr>
+          <w:rFonts w:hint="eastAsia"/>
+        </w:rPr>
+        <w:t>a</w:t>
       </w:r>
       <w:r>
         <w:t>+b</w:t>
       </w:r>
+      <w:proofErr w:type="spellEnd"/>
       <w:r>
         <w:rPr>
           <w:rFonts w:hint="eastAsia"/>
@@ -9891,6 +11034,7 @@
       </w:r>
     </w:p>
     <w:p>
+      <w:proofErr w:type="spellStart"/>
       <w:r>
         <w:rPr>
           <w:rFonts w:hint="eastAsia"/>
@@ -9898,7 +11042,11 @@
         <w:t>a</w:t>
       </w:r>
       <w:r>
-        <w:t>+b=[1,2,3,4,5,6]</w:t>
+        <w:t>+b</w:t>
+      </w:r>
+      <w:proofErr w:type="spellEnd"/>
+      <w:r>
+        <w:t>=[1,2,3,4,5,6]</w:t>
       </w:r>
     </w:p>
     <w:p>
@@ -10111,11 +11259,19 @@
       </w:r>
     </w:p>
     <w:p>
-      <w:r>
-        <w:rPr>
-          <w:rFonts w:hint="eastAsia"/>
-        </w:rPr>
-        <w:t>len（a）</w:t>
+      <w:proofErr w:type="spellStart"/>
+      <w:r>
+        <w:rPr>
+          <w:rFonts w:hint="eastAsia"/>
+        </w:rPr>
+        <w:t>len</w:t>
+      </w:r>
+      <w:proofErr w:type="spellEnd"/>
+      <w:r>
+        <w:rPr>
+          <w:rFonts w:hint="eastAsia"/>
+        </w:rPr>
+        <w:t>（a）</w:t>
       </w:r>
     </w:p>
     <w:p>
@@ -10130,6 +11286,7 @@
       </w:r>
     </w:p>
     <w:p>
+      <w:proofErr w:type="spellStart"/>
       <w:r>
         <w:rPr>
           <w:rFonts w:hint="eastAsia"/>
@@ -10137,7 +11294,11 @@
         <w:t>l</w:t>
       </w:r>
       <w:r>
-        <w:t>en(a)=3</w:t>
+        <w:t>en</w:t>
+      </w:r>
+      <w:proofErr w:type="spellEnd"/>
+      <w:r>
+        <w:t>(a)=3</w:t>
       </w:r>
     </w:p>
     <w:p>
@@ -10346,6 +11507,7 @@
       </w:r>
     </w:p>
     <w:p>
+      <w:proofErr w:type="spellStart"/>
       <w:r>
         <w:rPr>
           <w:rFonts w:hint="eastAsia"/>
@@ -10356,7 +11518,19 @@
         <w:t>.</w:t>
       </w:r>
       <w:r>
-        <w:t>append(‘Als’)</w:t>
+        <w:t>append</w:t>
+      </w:r>
+      <w:proofErr w:type="spellEnd"/>
+      <w:r>
+        <w:t>(‘</w:t>
+      </w:r>
+      <w:proofErr w:type="spellStart"/>
+      <w:r>
+        <w:t>Als</w:t>
+      </w:r>
+      <w:proofErr w:type="spellEnd"/>
+      <w:r>
+        <w:t>’)</w:t>
       </w:r>
     </w:p>
     <w:p>
@@ -10425,14 +11599,32 @@
       </w:r>
     </w:p>
     <w:p>
+      <w:proofErr w:type="spellStart"/>
       <w:r>
         <w:rPr>
           <w:rFonts w:hint="eastAsia"/>
         </w:rPr>
         <w:t>a.insert</w:t>
       </w:r>
-      <w:r>
-        <w:t xml:space="preserve">(0,’A’) </w:t>
+      <w:proofErr w:type="spellEnd"/>
+      <w:r>
+        <w:t>(0,</w:t>
+      </w:r>
+      <w:proofErr w:type="gramStart"/>
+      <w:r>
+        <w:t>’</w:t>
+      </w:r>
+      <w:proofErr w:type="gramEnd"/>
+      <w:r>
+        <w:t>A</w:t>
+      </w:r>
+      <w:proofErr w:type="gramStart"/>
+      <w:r>
+        <w:t>’</w:t>
+      </w:r>
+      <w:proofErr w:type="gramEnd"/>
+      <w:r>
+        <w:t xml:space="preserve">) </w:t>
       </w:r>
       <w:r>
         <w:rPr>
@@ -10464,6 +11656,7 @@
       </w:r>
     </w:p>
     <w:p>
+      <w:proofErr w:type="spellStart"/>
       <w:r>
         <w:rPr>
           <w:rFonts w:hint="eastAsia"/>
@@ -10471,7 +11664,11 @@
         <w:t>a</w:t>
       </w:r>
       <w:r>
-        <w:t xml:space="preserve">.count(23) </w:t>
+        <w:t>.count</w:t>
+      </w:r>
+      <w:proofErr w:type="spellEnd"/>
+      <w:r>
+        <w:t xml:space="preserve">(23) </w:t>
       </w:r>
       <w:r>
         <w:rPr>
@@ -10503,6 +11700,7 @@
       </w:r>
     </w:p>
     <w:p>
+      <w:proofErr w:type="spellStart"/>
       <w:r>
         <w:rPr>
           <w:rFonts w:hint="eastAsia"/>
@@ -10510,7 +11708,11 @@
         <w:t>a</w:t>
       </w:r>
       <w:r>
-        <w:t>.remove(23)</w:t>
+        <w:t>.remove</w:t>
+      </w:r>
+      <w:proofErr w:type="spellEnd"/>
+      <w:r>
+        <w:t>(23)</w:t>
       </w:r>
     </w:p>
     <w:p>
@@ -10522,6 +11724,7 @@
       </w:r>
     </w:p>
     <w:p>
+      <w:proofErr w:type="spellStart"/>
       <w:r>
         <w:rPr>
           <w:rFonts w:hint="eastAsia"/>
@@ -10529,7 +11732,11 @@
         <w:t>a</w:t>
       </w:r>
       <w:r>
-        <w:t xml:space="preserve">.reverse() </w:t>
+        <w:t>.reverse</w:t>
+      </w:r>
+      <w:proofErr w:type="spellEnd"/>
+      <w:r>
+        <w:t xml:space="preserve">() </w:t>
       </w:r>
       <w:r>
         <w:rPr>
@@ -10562,6 +11769,7 @@
       <w:r>
         <w:t xml:space="preserve"> </w:t>
       </w:r>
+      <w:proofErr w:type="spellStart"/>
       <w:r>
         <w:rPr>
           <w:rFonts w:hint="eastAsia"/>
@@ -10571,16 +11779,28 @@
       <w:r>
         <w:t>+b</w:t>
       </w:r>
-    </w:p>
-    <w:p>
-      <w:r>
-        <w:rPr>
-          <w:rFonts w:hint="eastAsia"/>
-        </w:rPr>
-        <w:t>现在我们专业一点 a</w:t>
-      </w:r>
-      <w:r>
-        <w:t>.extend(b)</w:t>
+      <w:proofErr w:type="spellEnd"/>
+    </w:p>
+    <w:p>
+      <w:r>
+        <w:rPr>
+          <w:rFonts w:hint="eastAsia"/>
+        </w:rPr>
+        <w:t xml:space="preserve">现在我们专业一点 </w:t>
+      </w:r>
+      <w:proofErr w:type="spellStart"/>
+      <w:r>
+        <w:rPr>
+          <w:rFonts w:hint="eastAsia"/>
+        </w:rPr>
+        <w:t>a</w:t>
+      </w:r>
+      <w:r>
+        <w:t>.extend</w:t>
+      </w:r>
+      <w:proofErr w:type="spellEnd"/>
+      <w:r>
+        <w:t>(b)</w:t>
       </w:r>
     </w:p>
     <w:p>
@@ -10592,6 +11812,7 @@
       </w:r>
     </w:p>
     <w:p>
+      <w:proofErr w:type="spellStart"/>
       <w:r>
         <w:rPr>
           <w:rFonts w:hint="eastAsia"/>
@@ -10599,7 +11820,11 @@
         <w:t>a</w:t>
       </w:r>
       <w:r>
-        <w:t xml:space="preserve">+b  </w:t>
+        <w:t>+b</w:t>
+      </w:r>
+      <w:proofErr w:type="spellEnd"/>
+      <w:r>
+        <w:t xml:space="preserve">  </w:t>
       </w:r>
       <w:r>
         <w:rPr>
@@ -10609,6 +11834,7 @@
       </w:r>
     </w:p>
     <w:p>
+      <w:proofErr w:type="spellStart"/>
       <w:r>
         <w:rPr>
           <w:rFonts w:hint="eastAsia"/>
@@ -10617,7 +11843,11 @@
         <w:t>a</w:t>
       </w:r>
       <w:r>
-        <w:t xml:space="preserve">.extend(b) </w:t>
+        <w:t>.extend</w:t>
+      </w:r>
+      <w:proofErr w:type="spellEnd"/>
+      <w:r>
+        <w:t xml:space="preserve">(b) </w:t>
       </w:r>
       <w:r>
         <w:rPr>
@@ -10713,8 +11943,16 @@
         <w:rPr>
           <w:rFonts w:hint="eastAsia"/>
         </w:rPr>
-        <w:t>列表应用于栈</w:t>
-      </w:r>
+        <w:t>列表应用于</w:t>
+      </w:r>
+      <w:proofErr w:type="gramStart"/>
+      <w:r>
+        <w:rPr>
+          <w:rFonts w:hint="eastAsia"/>
+        </w:rPr>
+        <w:t>栈</w:t>
+      </w:r>
+      <w:proofErr w:type="gramEnd"/>
       <w:r>
         <w:rPr>
           <w:rFonts w:hint="eastAsia"/>
@@ -10727,7 +11965,21 @@
         <w:rPr>
           <w:rFonts w:hint="eastAsia"/>
         </w:rPr>
-        <w:t>生活里会遇到一种数据结构叫栈，后进先出。很简单就是一端封闭的管道，</w:t>
+        <w:t>生活里会遇到一种数据结构叫</w:t>
+      </w:r>
+      <w:proofErr w:type="gramStart"/>
+      <w:r>
+        <w:rPr>
+          <w:rFonts w:hint="eastAsia"/>
+        </w:rPr>
+        <w:t>栈</w:t>
+      </w:r>
+      <w:proofErr w:type="gramEnd"/>
+      <w:r>
+        <w:rPr>
+          <w:rFonts w:hint="eastAsia"/>
+        </w:rPr>
+        <w:t>，后进先出。很简单就是一端封闭的管道，</w:t>
       </w:r>
       <w:r>
         <w:rPr>
@@ -10743,8 +11995,13 @@
         </w:rPr>
         <w:t xml:space="preserve">我们用 </w:t>
       </w:r>
-      <w:r>
-        <w:t>a.pop()</w:t>
+      <w:proofErr w:type="spellStart"/>
+      <w:r>
+        <w:t>a.pop</w:t>
+      </w:r>
+      <w:proofErr w:type="spellEnd"/>
+      <w:r>
+        <w:t>()</w:t>
       </w:r>
       <w:r>
         <w:rPr>
@@ -10765,8 +12022,13 @@
       </w:r>
     </w:p>
     <w:p>
-      <w:r>
-        <w:t>for k in range(6):</w:t>
+      <w:proofErr w:type="spellStart"/>
+      <w:r>
+        <w:t>for k</w:t>
+      </w:r>
+      <w:proofErr w:type="spellEnd"/>
+      <w:r>
+        <w:t xml:space="preserve"> in range(6):</w:t>
       </w:r>
     </w:p>
     <w:p>
@@ -10777,7 +12039,15 @@
         <w:t xml:space="preserve"> </w:t>
       </w:r>
       <w:r>
-        <w:t xml:space="preserve">   a.append(k)</w:t>
+        <w:t xml:space="preserve">   </w:t>
+      </w:r>
+      <w:proofErr w:type="spellStart"/>
+      <w:r>
+        <w:t>a.append</w:t>
+      </w:r>
+      <w:proofErr w:type="spellEnd"/>
+      <w:r>
+        <w:t>(k)</w:t>
       </w:r>
     </w:p>
     <w:p>
@@ -10817,10 +12087,21 @@
         <w:rPr>
           <w:rFonts w:hint="eastAsia"/>
         </w:rPr>
-        <w:t>出： a</w:t>
-      </w:r>
-      <w:r>
-        <w:t xml:space="preserve">.pop() </w:t>
+        <w:t xml:space="preserve">出： </w:t>
+      </w:r>
+      <w:proofErr w:type="spellStart"/>
+      <w:r>
+        <w:rPr>
+          <w:rFonts w:hint="eastAsia"/>
+        </w:rPr>
+        <w:t>a</w:t>
+      </w:r>
+      <w:r>
+        <w:t>.pop</w:t>
+      </w:r>
+      <w:proofErr w:type="spellEnd"/>
+      <w:r>
+        <w:t xml:space="preserve">() </w:t>
       </w:r>
       <w:r>
         <w:rPr>
@@ -10855,10 +12136,21 @@
         <w:rPr>
           <w:rFonts w:hint="eastAsia"/>
         </w:rPr>
-        <w:t>这是我们使用 a</w:t>
-      </w:r>
-      <w:r>
-        <w:t xml:space="preserve">.pop(0) </w:t>
+        <w:t xml:space="preserve">这是我们使用 </w:t>
+      </w:r>
+      <w:proofErr w:type="spellStart"/>
+      <w:r>
+        <w:rPr>
+          <w:rFonts w:hint="eastAsia"/>
+        </w:rPr>
+        <w:t>a</w:t>
+      </w:r>
+      <w:r>
+        <w:t>.pop</w:t>
+      </w:r>
+      <w:proofErr w:type="spellEnd"/>
+      <w:r>
+        <w:t xml:space="preserve">(0) </w:t>
       </w:r>
       <w:r>
         <w:rPr>
@@ -10884,21 +12176,57 @@
         <w:t>这个方法可以带参数，</w:t>
       </w:r>
       <w:r>
-        <w:t>pop(i)</w:t>
-      </w:r>
-      <w:r>
-        <w:rPr>
-          <w:rFonts w:hint="eastAsia"/>
-        </w:rPr>
-        <w:t>表示i这个索引的位置弹出</w:t>
-      </w:r>
-    </w:p>
-    <w:p>
-      <w:r>
-        <w:rPr>
-          <w:rFonts w:hint="eastAsia"/>
-        </w:rPr>
-        <w:t xml:space="preserve">但是我们栈和队列的数据结构 一般只会用到 </w:t>
+        <w:t>pop(</w:t>
+      </w:r>
+      <w:proofErr w:type="spellStart"/>
+      <w:r>
+        <w:t>i</w:t>
+      </w:r>
+      <w:proofErr w:type="spellEnd"/>
+      <w:r>
+        <w:t>)</w:t>
+      </w:r>
+      <w:r>
+        <w:rPr>
+          <w:rFonts w:hint="eastAsia"/>
+        </w:rPr>
+        <w:t>表示</w:t>
+      </w:r>
+      <w:proofErr w:type="spellStart"/>
+      <w:r>
+        <w:rPr>
+          <w:rFonts w:hint="eastAsia"/>
+        </w:rPr>
+        <w:t>i</w:t>
+      </w:r>
+      <w:proofErr w:type="spellEnd"/>
+      <w:r>
+        <w:rPr>
+          <w:rFonts w:hint="eastAsia"/>
+        </w:rPr>
+        <w:t>这个索引的位置弹出</w:t>
+      </w:r>
+    </w:p>
+    <w:p>
+      <w:r>
+        <w:rPr>
+          <w:rFonts w:hint="eastAsia"/>
+        </w:rPr>
+        <w:t>但是我们</w:t>
+      </w:r>
+      <w:proofErr w:type="gramStart"/>
+      <w:r>
+        <w:rPr>
+          <w:rFonts w:hint="eastAsia"/>
+        </w:rPr>
+        <w:t>栈</w:t>
+      </w:r>
+      <w:proofErr w:type="gramEnd"/>
+      <w:r>
+        <w:rPr>
+          <w:rFonts w:hint="eastAsia"/>
+        </w:rPr>
+        <w:t xml:space="preserve">和队列的数据结构 一般只会用到 </w:t>
       </w:r>
       <w:r>
         <w:t>pop()</w:t>
@@ -10947,7 +12275,21 @@
         <w:rPr>
           <w:rFonts w:hint="eastAsia"/>
         </w:rPr>
-        <w:t>切片是在已经有的列表中分割一个小列表，而这里的列表推导式用于创建列表</w:t>
+        <w:t>切片是在已经有的列表中分割一个小列表，而这里的列表推导</w:t>
+      </w:r>
+      <w:proofErr w:type="gramStart"/>
+      <w:r>
+        <w:rPr>
+          <w:rFonts w:hint="eastAsia"/>
+        </w:rPr>
+        <w:t>式用于</w:t>
+      </w:r>
+      <w:proofErr w:type="gramEnd"/>
+      <w:r>
+        <w:rPr>
+          <w:rFonts w:hint="eastAsia"/>
+        </w:rPr>
+        <w:t>创建列表</w:t>
       </w:r>
     </w:p>
     <w:p>
@@ -10988,7 +12330,15 @@
         <w:t xml:space="preserve"> </w:t>
       </w:r>
       <w:r>
-        <w:t xml:space="preserve">    a.append(x**2)</w:t>
+        <w:t xml:space="preserve">    </w:t>
+      </w:r>
+      <w:proofErr w:type="spellStart"/>
+      <w:r>
+        <w:t>a.append</w:t>
+      </w:r>
+      <w:proofErr w:type="spellEnd"/>
+      <w:r>
+        <w:t>(x**2)</w:t>
       </w:r>
     </w:p>
     <w:p>
@@ -11047,7 +12397,15 @@
         <w:t>c</w:t>
       </w:r>
       <w:r>
-        <w:t>=[(x,y) for x in [1,2,3] for y in [4,5,6]]</w:t>
+        <w:t>=[(</w:t>
+      </w:r>
+      <w:proofErr w:type="spellStart"/>
+      <w:r>
+        <w:t>x,y</w:t>
+      </w:r>
+      <w:proofErr w:type="spellEnd"/>
+      <w:r>
+        <w:t>) for x in [1,2,3] for y in [4,5,6]]</w:t>
       </w:r>
     </w:p>
     <w:p>
@@ -11091,10 +12449,27 @@
         <w:t>d</w:t>
       </w:r>
       <w:r>
-        <w:t>=[m+n for m in range(0,3) for n in range(0,4) if m==n]</w:t>
-      </w:r>
-    </w:p>
-    <w:p>
+        <w:t>=[</w:t>
+      </w:r>
+      <w:proofErr w:type="spellStart"/>
+      <w:r>
+        <w:t>m+n</w:t>
+      </w:r>
+      <w:proofErr w:type="spellEnd"/>
+      <w:r>
+        <w:t xml:space="preserve"> </w:t>
+      </w:r>
+      <w:proofErr w:type="spellStart"/>
+      <w:r>
+        <w:t>for m</w:t>
+      </w:r>
+      <w:proofErr w:type="spellEnd"/>
+      <w:r>
+        <w:t xml:space="preserve"> in range(0,3) for n in range(0,4) if m==n]</w:t>
+      </w:r>
+    </w:p>
+    <w:p>
+      <w:proofErr w:type="spellStart"/>
       <w:r>
         <w:rPr>
           <w:rFonts w:hint="eastAsia"/>
@@ -11102,7 +12477,11 @@
         <w:t>for</w:t>
       </w:r>
       <w:r>
-        <w:t xml:space="preserve"> m in range(0,3):</w:t>
+        <w:t xml:space="preserve"> m</w:t>
+      </w:r>
+      <w:proofErr w:type="spellEnd"/>
+      <w:r>
+        <w:t xml:space="preserve"> in range(0,3):</w:t>
       </w:r>
     </w:p>
     <w:p>
@@ -11132,7 +12511,23 @@
         <w:t xml:space="preserve"> </w:t>
       </w:r>
       <w:r>
-        <w:t xml:space="preserve">       d.append(m+n)</w:t>
+        <w:t xml:space="preserve">       </w:t>
+      </w:r>
+      <w:proofErr w:type="spellStart"/>
+      <w:r>
+        <w:t>d.append</w:t>
+      </w:r>
+      <w:proofErr w:type="spellEnd"/>
+      <w:r>
+        <w:t>(</w:t>
+      </w:r>
+      <w:proofErr w:type="spellStart"/>
+      <w:r>
+        <w:t>m+n</w:t>
+      </w:r>
+      <w:proofErr w:type="spellEnd"/>
+      <w:r>
+        <w:t>)</w:t>
       </w:r>
     </w:p>
     <w:p>
@@ -11197,7 +12592,15 @@
         <w:t>a</w:t>
       </w:r>
       <w:r>
-        <w:t>=(‘Fed’,’B’,’CD’,’AS’)</w:t>
+        <w:t>=(‘</w:t>
+      </w:r>
+      <w:proofErr w:type="spellStart"/>
+      <w:r>
+        <w:t>Fed’,’B’,’CD’,’AS</w:t>
+      </w:r>
+      <w:proofErr w:type="spellEnd"/>
+      <w:r>
+        <w:t>’)</w:t>
       </w:r>
     </w:p>
     <w:p>
@@ -11212,6 +12615,7 @@
       <w:pPr>
         <w:pStyle w:val="5"/>
       </w:pPr>
+      <w:proofErr w:type="spellStart"/>
       <w:r>
         <w:rPr>
           <w:rFonts w:hint="eastAsia"/>
@@ -11219,10 +12623,15 @@
         <w:t>div</w:t>
       </w:r>
       <w:r>
-        <w:t>mod()</w:t>
-      </w:r>
-    </w:p>
-    <w:p>
+        <w:t>mod</w:t>
+      </w:r>
+      <w:proofErr w:type="spellEnd"/>
+      <w:r>
+        <w:t>()</w:t>
+      </w:r>
+    </w:p>
+    <w:p>
+      <w:proofErr w:type="spellStart"/>
       <w:r>
         <w:rPr>
           <w:rFonts w:hint="eastAsia"/>
@@ -11230,7 +12639,11 @@
         <w:t>div</w:t>
       </w:r>
       <w:r>
-        <w:t>mod(15,2)</w:t>
+        <w:t>mod</w:t>
+      </w:r>
+      <w:proofErr w:type="spellEnd"/>
+      <w:r>
+        <w:t>(15,2)</w:t>
       </w:r>
     </w:p>
     <w:p>
@@ -11277,6 +12690,7 @@
       </w:r>
     </w:p>
     <w:p>
+      <w:proofErr w:type="spellStart"/>
       <w:r>
         <w:rPr>
           <w:rFonts w:hint="eastAsia"/>
@@ -11284,7 +12698,19 @@
         <w:t>x</w:t>
       </w:r>
       <w:r>
-        <w:t xml:space="preserve">,y=divmod(15,2)  </w:t>
+        <w:t>,y</w:t>
+      </w:r>
+      <w:proofErr w:type="spellEnd"/>
+      <w:r>
+        <w:t>=</w:t>
+      </w:r>
+      <w:proofErr w:type="spellStart"/>
+      <w:r>
+        <w:t>divmod</w:t>
+      </w:r>
+      <w:proofErr w:type="spellEnd"/>
+      <w:r>
+        <w:t xml:space="preserve">(15,2)  </w:t>
       </w:r>
       <w:r>
         <w:rPr>
@@ -11299,10 +12725,21 @@
         <w:rPr>
           <w:highlight w:val="yellow"/>
         </w:rPr>
-        <w:t>*d</w:t>
-      </w:r>
-      <w:r>
-        <w:t>ivmod(15,2))</w:t>
+        <w:t>*</w:t>
+      </w:r>
+      <w:proofErr w:type="spellStart"/>
+      <w:r>
+        <w:rPr>
+          <w:highlight w:val="yellow"/>
+        </w:rPr>
+        <w:t>d</w:t>
+      </w:r>
+      <w:r>
+        <w:t>ivmod</w:t>
+      </w:r>
+      <w:proofErr w:type="spellEnd"/>
+      <w:r>
+        <w:t>(15,2))</w:t>
       </w:r>
     </w:p>
     <w:p>
@@ -11388,7 +12825,21 @@
         <w:rPr>
           <w:rFonts w:hint="eastAsia"/>
         </w:rPr>
-        <w:t>type和len函数</w:t>
+        <w:t>type和</w:t>
+      </w:r>
+      <w:proofErr w:type="spellStart"/>
+      <w:r>
+        <w:rPr>
+          <w:rFonts w:hint="eastAsia"/>
+        </w:rPr>
+        <w:t>len</w:t>
+      </w:r>
+      <w:proofErr w:type="spellEnd"/>
+      <w:r>
+        <w:rPr>
+          <w:rFonts w:hint="eastAsia"/>
+        </w:rPr>
+        <w:t>函数</w:t>
       </w:r>
     </w:p>
     <w:p>
@@ -11409,12 +12860,14 @@
       </w:r>
     </w:p>
     <w:p>
+      <w:proofErr w:type="spellStart"/>
       <w:r>
         <w:rPr>
           <w:rFonts w:hint="eastAsia"/>
         </w:rPr>
         <w:t>len</w:t>
       </w:r>
+      <w:proofErr w:type="spellEnd"/>
       <w:r>
         <w:t xml:space="preserve">(a) </w:t>
       </w:r>
@@ -11563,12 +13016,28 @@
           <w:rFonts w:hint="eastAsia"/>
           <w:color w:val="FF0000"/>
         </w:rPr>
-        <w:t>空集合只能使用 set</w:t>
-      </w:r>
-      <w:r>
-        <w:rPr>
+        <w:t>空集</w:t>
+      </w:r>
+      <w:proofErr w:type="gramStart"/>
+      <w:r>
+        <w:rPr>
+          <w:rFonts w:hint="eastAsia"/>
           <w:color w:val="FF0000"/>
         </w:rPr>
+        <w:t>合只能</w:t>
+      </w:r>
+      <w:proofErr w:type="gramEnd"/>
+      <w:r>
+        <w:rPr>
+          <w:rFonts w:hint="eastAsia"/>
+          <w:color w:val="FF0000"/>
+        </w:rPr>
+        <w:t>使用 set</w:t>
+      </w:r>
+      <w:r>
+        <w:rPr>
+          <w:color w:val="FF0000"/>
+        </w:rPr>
         <w:t>()</w:t>
       </w:r>
       <w:r>
@@ -11590,6 +13059,7 @@
       </w:r>
     </w:p>
     <w:p>
+      <w:proofErr w:type="spellStart"/>
       <w:r>
         <w:rPr>
           <w:rFonts w:hint="eastAsia"/>
@@ -11597,7 +13067,11 @@
         <w:t>a</w:t>
       </w:r>
       <w:r>
-        <w:t xml:space="preserve">.pop()   </w:t>
+        <w:t>.pop</w:t>
+      </w:r>
+      <w:proofErr w:type="spellEnd"/>
+      <w:r>
+        <w:t xml:space="preserve">()   </w:t>
       </w:r>
       <w:r>
         <w:rPr>
@@ -11607,6 +13081,7 @@
       </w:r>
     </w:p>
     <w:p>
+      <w:proofErr w:type="spellStart"/>
       <w:r>
         <w:rPr>
           <w:rFonts w:hint="eastAsia"/>
@@ -11614,7 +13089,11 @@
         <w:t>a</w:t>
       </w:r>
       <w:r>
-        <w:t xml:space="preserve">.add()   </w:t>
+        <w:t>.add</w:t>
+      </w:r>
+      <w:proofErr w:type="spellEnd"/>
+      <w:r>
+        <w:t xml:space="preserve">()   </w:t>
       </w:r>
       <w:r>
         <w:rPr>
@@ -11625,6 +13104,7 @@
       <w:r>
         <w:t xml:space="preserve">  </w:t>
       </w:r>
+      <w:proofErr w:type="spellStart"/>
       <w:r>
         <w:rPr>
           <w:rFonts w:hint="eastAsia"/>
@@ -11632,7 +13112,19 @@
         <w:t>a</w:t>
       </w:r>
       <w:r>
-        <w:t>.add(‘c’)   a.add(1)</w:t>
+        <w:t>.add</w:t>
+      </w:r>
+      <w:proofErr w:type="spellEnd"/>
+      <w:r>
+        <w:t xml:space="preserve">(‘c’)   </w:t>
+      </w:r>
+      <w:proofErr w:type="spellStart"/>
+      <w:r>
+        <w:t>a.add</w:t>
+      </w:r>
+      <w:proofErr w:type="spellEnd"/>
+      <w:r>
+        <w:t>(1)</w:t>
       </w:r>
     </w:p>
     <w:p>
@@ -11665,6 +13157,7 @@
       <w:r>
         <w:t xml:space="preserve">  </w:t>
       </w:r>
+      <w:proofErr w:type="spellStart"/>
       <w:r>
         <w:rPr>
           <w:rFonts w:hint="eastAsia"/>
@@ -11672,7 +13165,11 @@
         <w:t>a</w:t>
       </w:r>
       <w:r>
-        <w:t xml:space="preserve">|b </w:t>
+        <w:t>|b</w:t>
+      </w:r>
+      <w:proofErr w:type="spellEnd"/>
+      <w:r>
+        <w:t xml:space="preserve"> </w:t>
       </w:r>
       <w:r>
         <w:rPr>
@@ -11683,6 +13180,7 @@
       <w:r>
         <w:t xml:space="preserve"> </w:t>
       </w:r>
+      <w:proofErr w:type="spellStart"/>
       <w:r>
         <w:rPr>
           <w:rFonts w:hint="eastAsia"/>
@@ -11690,7 +13188,11 @@
         <w:t>a</w:t>
       </w:r>
       <w:r>
-        <w:t xml:space="preserve">&amp;b </w:t>
+        <w:t>&amp;b</w:t>
+      </w:r>
+      <w:proofErr w:type="spellEnd"/>
+      <w:r>
+        <w:t xml:space="preserve"> </w:t>
       </w:r>
       <w:r>
         <w:rPr>
@@ -11951,7 +13453,23 @@
         <w:t>for</w:t>
       </w:r>
       <w:r>
-        <w:t xml:space="preserve"> x,y in data.items():</w:t>
+        <w:t xml:space="preserve"> </w:t>
+      </w:r>
+      <w:proofErr w:type="spellStart"/>
+      <w:r>
+        <w:t>x,y</w:t>
+      </w:r>
+      <w:proofErr w:type="spellEnd"/>
+      <w:r>
+        <w:t xml:space="preserve"> in </w:t>
+      </w:r>
+      <w:proofErr w:type="spellStart"/>
+      <w:r>
+        <w:t>data.items</w:t>
+      </w:r>
+      <w:proofErr w:type="spellEnd"/>
+      <w:r>
+        <w:t>():</w:t>
       </w:r>
     </w:p>
     <w:p>
@@ -11959,7 +13477,15 @@
         <w:ind w:firstLine="420"/>
       </w:pPr>
       <w:r>
-        <w:t>print(x,y)</w:t>
+        <w:t>print(</w:t>
+      </w:r>
+      <w:proofErr w:type="spellStart"/>
+      <w:r>
+        <w:t>x,y</w:t>
+      </w:r>
+      <w:proofErr w:type="spellEnd"/>
+      <w:r>
+        <w:t>)</w:t>
       </w:r>
     </w:p>
     <w:p/>
@@ -12003,8 +13529,13 @@
         </w:rPr>
         <w:t>zip(</w:t>
       </w:r>
-      <w:r>
-        <w:t xml:space="preserve">a,b) </w:t>
+      <w:proofErr w:type="spellStart"/>
+      <w:r>
+        <w:t>a,b</w:t>
+      </w:r>
+      <w:proofErr w:type="spellEnd"/>
+      <w:r>
+        <w:t xml:space="preserve">) </w:t>
       </w:r>
       <w:r>
         <w:rPr>
@@ -12021,7 +13552,23 @@
         <w:t>for</w:t>
       </w:r>
       <w:r>
-        <w:t xml:space="preserve"> x,y in zip(a,b):</w:t>
+        <w:t xml:space="preserve"> </w:t>
+      </w:r>
+      <w:proofErr w:type="spellStart"/>
+      <w:r>
+        <w:t>x,y</w:t>
+      </w:r>
+      <w:proofErr w:type="spellEnd"/>
+      <w:r>
+        <w:t xml:space="preserve"> in zip(</w:t>
+      </w:r>
+      <w:proofErr w:type="spellStart"/>
+      <w:r>
+        <w:t>a,b</w:t>
+      </w:r>
+      <w:proofErr w:type="spellEnd"/>
+      <w:r>
+        <w:t>):</w:t>
       </w:r>
     </w:p>
     <w:p>
@@ -12029,7 +13576,15 @@
         <w:ind w:firstLine="420"/>
       </w:pPr>
       <w:r>
-        <w:t xml:space="preserve">print(x,y) </w:t>
+        <w:t>print(</w:t>
+      </w:r>
+      <w:proofErr w:type="spellStart"/>
+      <w:r>
+        <w:t>x,y</w:t>
+      </w:r>
+      <w:proofErr w:type="spellEnd"/>
+      <w:r>
+        <w:t xml:space="preserve">) </w:t>
       </w:r>
     </w:p>
     <w:p>
@@ -12060,14 +13615,23 @@
       <w:pPr>
         <w:pStyle w:val="5"/>
       </w:pPr>
-      <w:r>
-        <w:rPr>
-          <w:rFonts w:hint="eastAsia"/>
-        </w:rPr>
-        <w:t>dict关键词</w:t>
-      </w:r>
-    </w:p>
-    <w:p>
+      <w:proofErr w:type="spellStart"/>
+      <w:r>
+        <w:rPr>
+          <w:rFonts w:hint="eastAsia"/>
+        </w:rPr>
+        <w:t>dict</w:t>
+      </w:r>
+      <w:proofErr w:type="spellEnd"/>
+      <w:r>
+        <w:rPr>
+          <w:rFonts w:hint="eastAsia"/>
+        </w:rPr>
+        <w:t>关键词</w:t>
+      </w:r>
+    </w:p>
+    <w:p>
+      <w:proofErr w:type="spellStart"/>
       <w:r>
         <w:rPr>
           <w:rFonts w:hint="eastAsia"/>
@@ -12077,6 +13641,7 @@
       <w:r>
         <w:t>ict</w:t>
       </w:r>
+      <w:proofErr w:type="spellEnd"/>
       <w:r>
         <w:rPr>
           <w:rFonts w:hint="eastAsia"/>
@@ -12085,11 +13650,19 @@
       </w:r>
     </w:p>
     <w:p>
-      <w:r>
-        <w:rPr>
-          <w:rFonts w:hint="eastAsia"/>
-        </w:rPr>
-        <w:t>dict（（（‘</w:t>
+      <w:proofErr w:type="spellStart"/>
+      <w:r>
+        <w:rPr>
+          <w:rFonts w:hint="eastAsia"/>
+        </w:rPr>
+        <w:t>dict</w:t>
+      </w:r>
+      <w:proofErr w:type="spellEnd"/>
+      <w:r>
+        <w:rPr>
+          <w:rFonts w:hint="eastAsia"/>
+        </w:rPr>
+        <w:t>（（（‘</w:t>
       </w:r>
       <w:r>
         <w:t>1</w:t>
@@ -12100,17 +13673,147 @@
         </w:rPr>
         <w:t>’,</w:t>
       </w:r>
-      <w:r>
-        <w:t>’A’</w:t>
-      </w:r>
-      <w:r>
-        <w:rPr>
-          <w:rFonts w:hint="eastAsia"/>
-        </w:rPr>
-        <w:t xml:space="preserve">），（‘2‘，’B‘））） 这样会得到一个字典 </w:t>
-      </w:r>
-      <w:r>
-        <w:t>{‘1’:’A’,’2’:’B’}</w:t>
+      <w:proofErr w:type="gramStart"/>
+      <w:r>
+        <w:t>’</w:t>
+      </w:r>
+      <w:proofErr w:type="gramEnd"/>
+      <w:r>
+        <w:t>A</w:t>
+      </w:r>
+      <w:proofErr w:type="gramStart"/>
+      <w:r>
+        <w:t>’</w:t>
+      </w:r>
+      <w:proofErr w:type="gramEnd"/>
+      <w:r>
+        <w:rPr>
+          <w:rFonts w:hint="eastAsia"/>
+        </w:rPr>
+        <w:t>），（</w:t>
+      </w:r>
+      <w:proofErr w:type="gramStart"/>
+      <w:r>
+        <w:rPr>
+          <w:rFonts w:hint="eastAsia"/>
+        </w:rPr>
+        <w:t>‘</w:t>
+      </w:r>
+      <w:proofErr w:type="gramEnd"/>
+      <w:r>
+        <w:rPr>
+          <w:rFonts w:hint="eastAsia"/>
+        </w:rPr>
+        <w:t>2</w:t>
+      </w:r>
+      <w:proofErr w:type="gramStart"/>
+      <w:r>
+        <w:rPr>
+          <w:rFonts w:hint="eastAsia"/>
+        </w:rPr>
+        <w:t>‘</w:t>
+      </w:r>
+      <w:proofErr w:type="gramEnd"/>
+      <w:r>
+        <w:rPr>
+          <w:rFonts w:hint="eastAsia"/>
+        </w:rPr>
+        <w:t>，</w:t>
+      </w:r>
+      <w:proofErr w:type="gramStart"/>
+      <w:r>
+        <w:rPr>
+          <w:rFonts w:hint="eastAsia"/>
+        </w:rPr>
+        <w:t>’</w:t>
+      </w:r>
+      <w:proofErr w:type="gramEnd"/>
+      <w:r>
+        <w:rPr>
+          <w:rFonts w:hint="eastAsia"/>
+        </w:rPr>
+        <w:t>B</w:t>
+      </w:r>
+      <w:proofErr w:type="gramStart"/>
+      <w:r>
+        <w:rPr>
+          <w:rFonts w:hint="eastAsia"/>
+        </w:rPr>
+        <w:t>‘</w:t>
+      </w:r>
+      <w:proofErr w:type="gramEnd"/>
+      <w:r>
+        <w:rPr>
+          <w:rFonts w:hint="eastAsia"/>
+        </w:rPr>
+        <w:t xml:space="preserve">））） 这样会得到一个字典 </w:t>
+      </w:r>
+      <w:r>
+        <w:t>{</w:t>
+      </w:r>
+      <w:proofErr w:type="gramStart"/>
+      <w:r>
+        <w:t>‘</w:t>
+      </w:r>
+      <w:proofErr w:type="gramEnd"/>
+      <w:r>
+        <w:t>1</w:t>
+      </w:r>
+      <w:proofErr w:type="gramStart"/>
+      <w:r>
+        <w:t>’</w:t>
+      </w:r>
+      <w:proofErr w:type="gramEnd"/>
+      <w:r>
+        <w:t>:</w:t>
+      </w:r>
+      <w:proofErr w:type="gramStart"/>
+      <w:r>
+        <w:t>’</w:t>
+      </w:r>
+      <w:proofErr w:type="gramEnd"/>
+      <w:r>
+        <w:t>A</w:t>
+      </w:r>
+      <w:proofErr w:type="gramStart"/>
+      <w:r>
+        <w:t>’</w:t>
+      </w:r>
+      <w:proofErr w:type="gramEnd"/>
+      <w:r>
+        <w:t>,</w:t>
+      </w:r>
+      <w:proofErr w:type="gramStart"/>
+      <w:r>
+        <w:t>’</w:t>
+      </w:r>
+      <w:proofErr w:type="gramEnd"/>
+      <w:r>
+        <w:t>2</w:t>
+      </w:r>
+      <w:proofErr w:type="gramStart"/>
+      <w:r>
+        <w:t>’</w:t>
+      </w:r>
+      <w:proofErr w:type="gramEnd"/>
+      <w:r>
+        <w:t>:</w:t>
+      </w:r>
+      <w:proofErr w:type="gramStart"/>
+      <w:r>
+        <w:t>’</w:t>
+      </w:r>
+      <w:proofErr w:type="gramEnd"/>
+      <w:r>
+        <w:t>B</w:t>
+      </w:r>
+      <w:proofErr w:type="gramStart"/>
+      <w:r>
+        <w:t>’</w:t>
+      </w:r>
+      <w:proofErr w:type="gramEnd"/>
+      <w:r>
+        <w:t>}</w:t>
       </w:r>
     </w:p>
     <w:p/>
@@ -12136,7 +13839,15 @@
         <w:t>for</w:t>
       </w:r>
       <w:r>
-        <w:t xml:space="preserve"> m,n in enumerate([‘1,2,3’]):</w:t>
+        <w:t xml:space="preserve"> </w:t>
+      </w:r>
+      <w:proofErr w:type="spellStart"/>
+      <w:r>
+        <w:t>m,n</w:t>
+      </w:r>
+      <w:proofErr w:type="spellEnd"/>
+      <w:r>
+        <w:t xml:space="preserve"> in enumerate([‘1,2,3’]):</w:t>
       </w:r>
     </w:p>
     <w:p>
@@ -12144,7 +13855,15 @@
         <w:ind w:firstLine="420"/>
       </w:pPr>
       <w:r>
-        <w:t>print(m,n)</w:t>
+        <w:t>print(</w:t>
+      </w:r>
+      <w:proofErr w:type="spellStart"/>
+      <w:r>
+        <w:t>m,n</w:t>
+      </w:r>
+      <w:proofErr w:type="spellEnd"/>
+      <w:r>
+        <w:t>)</w:t>
       </w:r>
     </w:p>
     <w:p>
@@ -12261,7 +13980,15 @@
     </w:p>
     <w:p>
       <w:r>
-        <w:t>x = ‘Ich bin Deutscher’</w:t>
+        <w:t xml:space="preserve">x = ‘Ich bin </w:t>
+      </w:r>
+      <w:proofErr w:type="spellStart"/>
+      <w:r>
+        <w:t>Deutscher</w:t>
+      </w:r>
+      <w:proofErr w:type="spellEnd"/>
+      <w:r>
+        <w:t>’</w:t>
       </w:r>
     </w:p>
     <w:p>
@@ -12272,7 +13999,15 @@
         <w:t>n</w:t>
       </w:r>
       <w:r>
-        <w:t xml:space="preserve"> = “Here is a line \nSplit “</w:t>
+        <w:t xml:space="preserve"> = “Here is a line \</w:t>
+      </w:r>
+      <w:proofErr w:type="spellStart"/>
+      <w:r>
+        <w:t>nSplit</w:t>
+      </w:r>
+      <w:proofErr w:type="spellEnd"/>
+      <w:r>
+        <w:t xml:space="preserve"> “</w:t>
       </w:r>
     </w:p>
     <w:p>
@@ -12350,6 +14085,7 @@
       <w:pPr>
         <w:pStyle w:val="5"/>
       </w:pPr>
+      <w:proofErr w:type="spellStart"/>
       <w:r>
         <w:rPr>
           <w:rFonts w:hint="eastAsia"/>
@@ -12357,10 +14093,15 @@
         <w:t>s</w:t>
       </w:r>
       <w:r>
-        <w:t>.split()</w:t>
-      </w:r>
-    </w:p>
-    <w:p>
+        <w:t>.split</w:t>
+      </w:r>
+      <w:proofErr w:type="spellEnd"/>
+      <w:r>
+        <w:t>()</w:t>
+      </w:r>
+    </w:p>
+    <w:p>
+      <w:proofErr w:type="spellStart"/>
       <w:r>
         <w:rPr>
           <w:rFonts w:hint="eastAsia"/>
@@ -12368,7 +14109,11 @@
         <w:t>s</w:t>
       </w:r>
       <w:r>
-        <w:t xml:space="preserve">.split() </w:t>
+        <w:t>.split</w:t>
+      </w:r>
+      <w:proofErr w:type="spellEnd"/>
+      <w:r>
+        <w:t xml:space="preserve">() </w:t>
       </w:r>
       <w:r>
         <w:rPr>
@@ -12386,6 +14131,7 @@
       </w:r>
     </w:p>
     <w:p>
+      <w:proofErr w:type="spellStart"/>
       <w:r>
         <w:rPr>
           <w:rFonts w:hint="eastAsia"/>
@@ -12393,7 +14139,11 @@
         <w:t>s</w:t>
       </w:r>
       <w:r>
-        <w:t>.split(‘*’ , 1)</w:t>
+        <w:t>.split</w:t>
+      </w:r>
+      <w:proofErr w:type="spellEnd"/>
+      <w:r>
+        <w:t>(‘*’ , 1)</w:t>
       </w:r>
       <w:r>
         <w:t xml:space="preserve">  </w:t>
@@ -12426,6 +14176,7 @@
       </w:r>
     </w:p>
     <w:p>
+      <w:proofErr w:type="spellStart"/>
       <w:r>
         <w:rPr>
           <w:rFonts w:hint="eastAsia"/>
@@ -12433,12 +14184,21 @@
         <w:t>s</w:t>
       </w:r>
       <w:r>
-        <w:t>.split()  [‘I’ , ‘am’ ,‘Chinese’]</w:t>
-      </w:r>
-    </w:p>
-    <w:p>
-      <w:r>
-        <w:t xml:space="preserve">s.split(‘ ’,1) </w:t>
+        <w:t>.split</w:t>
+      </w:r>
+      <w:proofErr w:type="spellEnd"/>
+      <w:r>
+        <w:t>()  [‘I’ , ‘am’ ,‘Chinese’]</w:t>
+      </w:r>
+    </w:p>
+    <w:p>
+      <w:proofErr w:type="spellStart"/>
+      <w:r>
+        <w:t>s.split</w:t>
+      </w:r>
+      <w:proofErr w:type="spellEnd"/>
+      <w:r>
+        <w:t xml:space="preserve">(‘ ’,1) </w:t>
       </w:r>
       <w:r>
         <w:rPr>
@@ -12451,6 +14211,7 @@
       <w:pPr>
         <w:pStyle w:val="5"/>
       </w:pPr>
+      <w:proofErr w:type="spellStart"/>
       <w:r>
         <w:rPr>
           <w:rFonts w:hint="eastAsia"/>
@@ -12458,7 +14219,11 @@
         <w:t>s.</w:t>
       </w:r>
       <w:r>
-        <w:t>title()</w:t>
+        <w:t>title</w:t>
+      </w:r>
+      <w:proofErr w:type="spellEnd"/>
+      <w:r>
+        <w:t>()</w:t>
       </w:r>
     </w:p>
     <w:p>
@@ -12469,12 +14234,41 @@
         <w:t>s</w:t>
       </w:r>
       <w:r>
-        <w:t>=”shi yan lou”</w:t>
-      </w:r>
-    </w:p>
-    <w:p>
-      <w:r>
-        <w:t xml:space="preserve">s.title()  </w:t>
+        <w:t>=”</w:t>
+      </w:r>
+      <w:proofErr w:type="spellStart"/>
+      <w:r>
+        <w:t>shi</w:t>
+      </w:r>
+      <w:proofErr w:type="spellEnd"/>
+      <w:r>
+        <w:t xml:space="preserve"> </w:t>
+      </w:r>
+      <w:proofErr w:type="spellStart"/>
+      <w:r>
+        <w:t>yan</w:t>
+      </w:r>
+      <w:proofErr w:type="spellEnd"/>
+      <w:r>
+        <w:t xml:space="preserve"> </w:t>
+      </w:r>
+      <w:proofErr w:type="spellStart"/>
+      <w:r>
+        <w:t>lou</w:t>
+      </w:r>
+      <w:proofErr w:type="spellEnd"/>
+      <w:r>
+        <w:t>”</w:t>
+      </w:r>
+    </w:p>
+    <w:p>
+      <w:proofErr w:type="spellStart"/>
+      <w:r>
+        <w:t>s.title</w:t>
+      </w:r>
+      <w:proofErr w:type="spellEnd"/>
+      <w:r>
+        <w:t xml:space="preserve">()  </w:t>
       </w:r>
       <w:r>
         <w:rPr>
@@ -12497,13 +14291,28 @@
         <w:rPr>
           <w:rFonts w:hint="eastAsia"/>
         </w:rPr>
-        <w:t>，即首字母大写，其余字母小写</w:t>
+        <w:t>，</w:t>
+      </w:r>
+      <w:proofErr w:type="gramStart"/>
+      <w:r>
+        <w:rPr>
+          <w:rFonts w:hint="eastAsia"/>
+        </w:rPr>
+        <w:t>即首字母</w:t>
+      </w:r>
+      <w:proofErr w:type="gramEnd"/>
+      <w:r>
+        <w:rPr>
+          <w:rFonts w:hint="eastAsia"/>
+        </w:rPr>
+        <w:t>大写，其余字母小写</w:t>
       </w:r>
     </w:p>
     <w:p>
       <w:pPr>
         <w:pStyle w:val="5"/>
       </w:pPr>
+      <w:proofErr w:type="spellStart"/>
       <w:r>
         <w:rPr>
           <w:rFonts w:hint="eastAsia"/>
@@ -12511,7 +14320,19 @@
         <w:t>s</w:t>
       </w:r>
       <w:r>
-        <w:t>.upper() / s.lower()</w:t>
+        <w:t>.upper</w:t>
+      </w:r>
+      <w:proofErr w:type="spellEnd"/>
+      <w:r>
+        <w:t xml:space="preserve">() / </w:t>
+      </w:r>
+      <w:proofErr w:type="spellStart"/>
+      <w:r>
+        <w:t>s.lower</w:t>
+      </w:r>
+      <w:proofErr w:type="spellEnd"/>
+      <w:r>
+        <w:t>()</w:t>
       </w:r>
     </w:p>
     <w:p>
@@ -12526,6 +14347,7 @@
       <w:pPr>
         <w:pStyle w:val="5"/>
       </w:pPr>
+      <w:proofErr w:type="spellStart"/>
       <w:r>
         <w:rPr>
           <w:rFonts w:hint="eastAsia"/>
@@ -12533,7 +14355,11 @@
         <w:t>s</w:t>
       </w:r>
       <w:r>
-        <w:t>.swapcase()</w:t>
+        <w:t>.swapcase</w:t>
+      </w:r>
+      <w:proofErr w:type="spellEnd"/>
+      <w:r>
+        <w:t>()</w:t>
       </w:r>
     </w:p>
     <w:p>
@@ -12552,7 +14378,27 @@
         <w:t>比如说 s</w:t>
       </w:r>
       <w:r>
-        <w:t>=”Test”  s</w:t>
+        <w:t>=</w:t>
+      </w:r>
+      <w:proofErr w:type="gramStart"/>
+      <w:r>
+        <w:t>”</w:t>
+      </w:r>
+      <w:proofErr w:type="gramEnd"/>
+      <w:r>
+        <w:t>Test</w:t>
+      </w:r>
+      <w:proofErr w:type="gramStart"/>
+      <w:r>
+        <w:t>”</w:t>
+      </w:r>
+      <w:proofErr w:type="gramEnd"/>
+      <w:r>
+        <w:t xml:space="preserve">  </w:t>
+      </w:r>
+      <w:proofErr w:type="spellStart"/>
+      <w:r>
+        <w:t>s</w:t>
       </w:r>
       <w:r>
         <w:rPr>
@@ -12561,7 +14407,11 @@
         <w:t>.</w:t>
       </w:r>
       <w:r>
-        <w:t xml:space="preserve">swapcase() </w:t>
+        <w:t>swapcase</w:t>
+      </w:r>
+      <w:proofErr w:type="spellEnd"/>
+      <w:r>
+        <w:t xml:space="preserve">() </w:t>
       </w:r>
       <w:r>
         <w:rPr>
@@ -12572,6 +14422,7 @@
       <w:r>
         <w:t xml:space="preserve"> </w:t>
       </w:r>
+      <w:proofErr w:type="spellStart"/>
       <w:r>
         <w:rPr>
           <w:rFonts w:hint="eastAsia"/>
@@ -12581,11 +14432,13 @@
       <w:r>
         <w:t>EST</w:t>
       </w:r>
+      <w:proofErr w:type="spellEnd"/>
     </w:p>
     <w:p>
       <w:pPr>
         <w:pStyle w:val="5"/>
       </w:pPr>
+      <w:proofErr w:type="spellStart"/>
       <w:r>
         <w:rPr>
           <w:rFonts w:hint="eastAsia"/>
@@ -12594,15 +14447,33 @@
         <w:t>s.</w:t>
       </w:r>
       <w:r>
-        <w:t>isalnum()</w:t>
-      </w:r>
-    </w:p>
-    <w:p>
-      <w:r>
-        <w:rPr>
-          <w:rFonts w:hint="eastAsia"/>
-        </w:rPr>
-        <w:t>这个检查字符串是否只包含数字和字母</w:t>
+        <w:t>isalnum</w:t>
+      </w:r>
+      <w:proofErr w:type="spellEnd"/>
+      <w:r>
+        <w:t>()</w:t>
+      </w:r>
+    </w:p>
+    <w:p>
+      <w:r>
+        <w:rPr>
+          <w:rFonts w:hint="eastAsia"/>
+        </w:rPr>
+        <w:t>这个检查字符</w:t>
+      </w:r>
+      <w:proofErr w:type="gramStart"/>
+      <w:r>
+        <w:rPr>
+          <w:rFonts w:hint="eastAsia"/>
+        </w:rPr>
+        <w:t>串是否</w:t>
+      </w:r>
+      <w:proofErr w:type="gramEnd"/>
+      <w:r>
+        <w:rPr>
+          <w:rFonts w:hint="eastAsia"/>
+        </w:rPr>
+        <w:t>只包含数字和字母</w:t>
       </w:r>
     </w:p>
     <w:p>
@@ -12617,6 +14488,7 @@
       </w:r>
     </w:p>
     <w:p>
+      <w:proofErr w:type="spellStart"/>
       <w:r>
         <w:rPr>
           <w:rFonts w:hint="eastAsia"/>
@@ -12624,7 +14496,11 @@
         <w:t>s</w:t>
       </w:r>
       <w:r>
-        <w:t xml:space="preserve">.isalnum() </w:t>
+        <w:t>.isalnum</w:t>
+      </w:r>
+      <w:proofErr w:type="spellEnd"/>
+      <w:r>
+        <w:t xml:space="preserve">() </w:t>
       </w:r>
       <w:r>
         <w:rPr>
@@ -12646,6 +14522,7 @@
       <w:pPr>
         <w:pStyle w:val="5"/>
       </w:pPr>
+      <w:proofErr w:type="spellStart"/>
       <w:r>
         <w:rPr>
           <w:rFonts w:hint="eastAsia"/>
@@ -12653,7 +14530,11 @@
         <w:t>s</w:t>
       </w:r>
       <w:r>
-        <w:t>.isalpha()</w:t>
+        <w:t>.isalpha</w:t>
+      </w:r>
+      <w:proofErr w:type="spellEnd"/>
+      <w:r>
+        <w:t>()</w:t>
       </w:r>
     </w:p>
     <w:p>
@@ -12676,6 +14557,7 @@
       </w:r>
     </w:p>
     <w:p>
+      <w:proofErr w:type="spellStart"/>
       <w:r>
         <w:rPr>
           <w:rFonts w:hint="eastAsia"/>
@@ -12683,7 +14565,11 @@
         <w:t>s.</w:t>
       </w:r>
       <w:r>
-        <w:t xml:space="preserve">isalpha() </w:t>
+        <w:t>isalpha</w:t>
+      </w:r>
+      <w:proofErr w:type="spellEnd"/>
+      <w:r>
+        <w:t xml:space="preserve">() </w:t>
       </w:r>
       <w:r>
         <w:rPr>
@@ -12704,6 +14590,7 @@
       <w:pPr>
         <w:pStyle w:val="5"/>
       </w:pPr>
+      <w:proofErr w:type="spellStart"/>
       <w:r>
         <w:rPr>
           <w:rFonts w:hint="eastAsia"/>
@@ -12720,7 +14607,11 @@
         <w:t>is</w:t>
       </w:r>
       <w:r>
-        <w:t>digit()</w:t>
+        <w:t>digit</w:t>
+      </w:r>
+      <w:proofErr w:type="spellEnd"/>
+      <w:r>
+        <w:t>()</w:t>
       </w:r>
     </w:p>
     <w:p>
@@ -12735,6 +14626,7 @@
       <w:pPr>
         <w:pStyle w:val="5"/>
       </w:pPr>
+      <w:proofErr w:type="spellStart"/>
       <w:r>
         <w:rPr>
           <w:rFonts w:hint="eastAsia"/>
@@ -12742,7 +14634,19 @@
         <w:t>s</w:t>
       </w:r>
       <w:r>
-        <w:t>.islower() / s.isupper()</w:t>
+        <w:t>.islower</w:t>
+      </w:r>
+      <w:proofErr w:type="spellEnd"/>
+      <w:r>
+        <w:t xml:space="preserve">() / </w:t>
+      </w:r>
+      <w:proofErr w:type="spellStart"/>
+      <w:r>
+        <w:t>s.isupper</w:t>
+      </w:r>
+      <w:proofErr w:type="spellEnd"/>
+      <w:r>
+        <w:t>()</w:t>
       </w:r>
     </w:p>
     <w:p>
@@ -12757,6 +14661,7 @@
       <w:pPr>
         <w:pStyle w:val="5"/>
       </w:pPr>
+      <w:proofErr w:type="spellStart"/>
       <w:r>
         <w:rPr>
           <w:rFonts w:hint="eastAsia"/>
@@ -12764,7 +14669,11 @@
         <w:t>s</w:t>
       </w:r>
       <w:r>
-        <w:t>.istitle()</w:t>
+        <w:t>.istitle</w:t>
+      </w:r>
+      <w:proofErr w:type="spellEnd"/>
+      <w:r>
+        <w:t>()</w:t>
       </w:r>
     </w:p>
     <w:p>
@@ -12833,6 +14742,7 @@
       </w:r>
     </w:p>
     <w:p>
+      <w:proofErr w:type="spellStart"/>
       <w:r>
         <w:rPr>
           <w:rFonts w:hint="eastAsia"/>
@@ -12840,7 +14750,11 @@
         <w:t>s.</w:t>
       </w:r>
       <w:r>
-        <w:t>strip()</w:t>
+        <w:t>strip</w:t>
+      </w:r>
+      <w:proofErr w:type="spellEnd"/>
+      <w:r>
+        <w:t>()</w:t>
       </w:r>
     </w:p>
     <w:p>
@@ -12867,7 +14781,15 @@
         <w:t>str</w:t>
       </w:r>
       <w:r>
-        <w:t xml:space="preserve"> = “***** this is ***example..wow!!! ****”</w:t>
+        <w:t xml:space="preserve"> = “***** this is ***</w:t>
+      </w:r>
+      <w:proofErr w:type="spellStart"/>
+      <w:r>
+        <w:t>example..wow</w:t>
+      </w:r>
+      <w:proofErr w:type="spellEnd"/>
+      <w:r>
+        <w:t>!!! ****”</w:t>
       </w:r>
     </w:p>
     <w:p>
@@ -12878,7 +14800,15 @@
         <w:t>p</w:t>
       </w:r>
       <w:r>
-        <w:t>rint(str.strip(“*”))</w:t>
+        <w:t>rint(</w:t>
+      </w:r>
+      <w:proofErr w:type="spellStart"/>
+      <w:r>
+        <w:t>str.strip</w:t>
+      </w:r>
+      <w:proofErr w:type="spellEnd"/>
+      <w:r>
+        <w:t>(“*”))</w:t>
       </w:r>
     </w:p>
     <w:p>
@@ -12897,10 +14827,19 @@
         <w:t>this</w:t>
       </w:r>
       <w:r>
-        <w:t xml:space="preserve"> is ***example..wow!!!</w:t>
-      </w:r>
-    </w:p>
-    <w:p>
+        <w:t xml:space="preserve"> is ***</w:t>
+      </w:r>
+      <w:proofErr w:type="spellStart"/>
+      <w:r>
+        <w:t>example..wow</w:t>
+      </w:r>
+      <w:proofErr w:type="spellEnd"/>
+      <w:r>
+        <w:t>!!!</w:t>
+      </w:r>
+    </w:p>
+    <w:p>
+      <w:proofErr w:type="spellStart"/>
       <w:r>
         <w:rPr>
           <w:rFonts w:hint="eastAsia"/>
@@ -12909,7 +14848,15 @@
         <w:t>s</w:t>
       </w:r>
       <w:r>
-        <w:t>.lstrip(“*”) / s.rstri</w:t>
+        <w:t>.lstrip</w:t>
+      </w:r>
+      <w:proofErr w:type="spellEnd"/>
+      <w:r>
+        <w:t xml:space="preserve">(“*”) / </w:t>
+      </w:r>
+      <w:proofErr w:type="spellStart"/>
+      <w:r>
+        <w:t>s.rstri</w:t>
       </w:r>
       <w:r>
         <w:rPr>
@@ -12917,6 +14864,7 @@
         </w:rPr>
         <w:t>p</w:t>
       </w:r>
+      <w:proofErr w:type="spellEnd"/>
       <w:r>
         <w:t>(“*”)</w:t>
       </w:r>
@@ -12939,6 +14887,7 @@
       </w:r>
     </w:p>
     <w:p>
+      <w:proofErr w:type="spellStart"/>
       <w:r>
         <w:rPr>
           <w:rFonts w:hint="eastAsia"/>
@@ -12946,7 +14895,11 @@
         <w:t>s</w:t>
       </w:r>
       <w:r>
-        <w:t xml:space="preserve">.strip(“21”) </w:t>
+        <w:t>.strip</w:t>
+      </w:r>
+      <w:proofErr w:type="spellEnd"/>
+      <w:r>
+        <w:t xml:space="preserve">(“21”) </w:t>
       </w:r>
       <w:r>
         <w:rPr>
@@ -12979,6 +14932,7 @@
       <w:pPr>
         <w:pStyle w:val="5"/>
       </w:pPr>
+      <w:proofErr w:type="spellStart"/>
       <w:r>
         <w:rPr>
           <w:rFonts w:hint="eastAsia"/>
@@ -12986,7 +14940,11 @@
         <w:t>s</w:t>
       </w:r>
       <w:r>
-        <w:t>.find(“for”)</w:t>
+        <w:t>.find</w:t>
+      </w:r>
+      <w:proofErr w:type="spellEnd"/>
+      <w:r>
+        <w:t>(“for”)</w:t>
       </w:r>
     </w:p>
     <w:p>
@@ -13009,8 +14967,21 @@
       </w:r>
     </w:p>
     <w:p>
-      <w:r>
-        <w:t xml:space="preserve">s.find(“i”) </w:t>
+      <w:proofErr w:type="spellStart"/>
+      <w:r>
+        <w:t>s.find</w:t>
+      </w:r>
+      <w:proofErr w:type="spellEnd"/>
+      <w:r>
+        <w:t>(“</w:t>
+      </w:r>
+      <w:proofErr w:type="spellStart"/>
+      <w:r>
+        <w:t>i</w:t>
+      </w:r>
+      <w:proofErr w:type="spellEnd"/>
+      <w:r>
+        <w:t xml:space="preserve">”) </w:t>
       </w:r>
       <w:r>
         <w:rPr>
@@ -13020,6 +14991,7 @@
       </w:r>
     </w:p>
     <w:p>
+      <w:proofErr w:type="spellStart"/>
       <w:r>
         <w:rPr>
           <w:rFonts w:hint="eastAsia"/>
@@ -13027,7 +14999,11 @@
         <w:t>s</w:t>
       </w:r>
       <w:r>
-        <w:t xml:space="preserve">.find(“g”) </w:t>
+        <w:t>.find</w:t>
+      </w:r>
+      <w:proofErr w:type="spellEnd"/>
+      <w:r>
+        <w:t xml:space="preserve">(“g”) </w:t>
       </w:r>
       <w:r>
         <w:rPr>
@@ -13040,6 +15016,7 @@
       <w:pPr>
         <w:pStyle w:val="5"/>
       </w:pPr>
+      <w:proofErr w:type="spellStart"/>
       <w:r>
         <w:rPr>
           <w:rFonts w:hint="eastAsia"/>
@@ -13047,7 +15024,11 @@
         <w:t>s</w:t>
       </w:r>
       <w:r>
-        <w:t xml:space="preserve">.startswith(“f”) </w:t>
+        <w:t>.startswith</w:t>
+      </w:r>
+      <w:proofErr w:type="spellEnd"/>
+      <w:r>
+        <w:t xml:space="preserve">(“f”) </w:t>
       </w:r>
       <w:r>
         <w:rPr>
@@ -13058,6 +15039,7 @@
       <w:r>
         <w:t xml:space="preserve"> </w:t>
       </w:r>
+      <w:proofErr w:type="spellStart"/>
       <w:r>
         <w:rPr>
           <w:rFonts w:hint="eastAsia"/>
@@ -13065,7 +15047,11 @@
         <w:t>s</w:t>
       </w:r>
       <w:r>
-        <w:t>.endswith(“f”)</w:t>
+        <w:t>.endswith</w:t>
+      </w:r>
+      <w:proofErr w:type="spellEnd"/>
+      <w:r>
+        <w:t>(“f”)</w:t>
       </w:r>
     </w:p>
     <w:p>
@@ -13191,14 +15177,24 @@
       <w:r>
         <w:t xml:space="preserve"> </w:t>
       </w:r>
+      <w:proofErr w:type="spellStart"/>
       <w:r>
         <w:rPr>
           <w:rFonts w:hint="eastAsia"/>
         </w:rPr>
         <w:t>len</w:t>
       </w:r>
-      <w:r>
-        <w:t>(s.split())</w:t>
+      <w:proofErr w:type="spellEnd"/>
+      <w:r>
+        <w:t>(</w:t>
+      </w:r>
+      <w:proofErr w:type="spellStart"/>
+      <w:r>
+        <w:t>s.split</w:t>
+      </w:r>
+      <w:proofErr w:type="spellEnd"/>
+      <w:r>
+        <w:t>())</w:t>
       </w:r>
     </w:p>
     <w:p>
@@ -13214,7 +15210,23 @@
     </w:p>
     <w:p>
       <w:r>
-        <w:t>print(“The number of word in this line is %d” %(len(s.split())))</w:t>
+        <w:t>print(“The number of word in this line is %d” %(</w:t>
+      </w:r>
+      <w:proofErr w:type="spellStart"/>
+      <w:r>
+        <w:t>len</w:t>
+      </w:r>
+      <w:proofErr w:type="spellEnd"/>
+      <w:r>
+        <w:t>(</w:t>
+      </w:r>
+      <w:proofErr w:type="spellStart"/>
+      <w:r>
+        <w:t>s.split</w:t>
+      </w:r>
+      <w:proofErr w:type="spellEnd"/>
+      <w:r>
+        <w:t>())))</w:t>
       </w:r>
     </w:p>
     <w:p>
@@ -13298,14 +15310,30 @@
       </w:r>
     </w:p>
     <w:p>
-      <w:r>
-        <w:rPr>
-          <w:rFonts w:hint="eastAsia"/>
-        </w:rPr>
-        <w:t>len(</w:t>
-      </w:r>
-      <w:r>
-        <w:t xml:space="preserve">)   divmod() </w:t>
+      <w:proofErr w:type="spellStart"/>
+      <w:r>
+        <w:rPr>
+          <w:rFonts w:hint="eastAsia"/>
+        </w:rPr>
+        <w:t>len</w:t>
+      </w:r>
+      <w:proofErr w:type="spellEnd"/>
+      <w:r>
+        <w:rPr>
+          <w:rFonts w:hint="eastAsia"/>
+        </w:rPr>
+        <w:t>(</w:t>
+      </w:r>
+      <w:r>
+        <w:t xml:space="preserve">)   </w:t>
+      </w:r>
+      <w:proofErr w:type="spellStart"/>
+      <w:r>
+        <w:t>divmod</w:t>
+      </w:r>
+      <w:proofErr w:type="spellEnd"/>
+      <w:r>
+        <w:t xml:space="preserve">() </w:t>
       </w:r>
       <w:r>
         <w:rPr>
@@ -13333,7 +15361,15 @@
         <w:t>def</w:t>
       </w:r>
       <w:r>
-        <w:t xml:space="preserve"> sum(a,b):</w:t>
+        <w:t xml:space="preserve"> sum(</w:t>
+      </w:r>
+      <w:proofErr w:type="spellStart"/>
+      <w:r>
+        <w:t>a,b</w:t>
+      </w:r>
+      <w:proofErr w:type="spellEnd"/>
+      <w:r>
+        <w:t>):</w:t>
       </w:r>
     </w:p>
     <w:p>
@@ -13341,8 +15377,13 @@
         <w:ind w:firstLine="420"/>
       </w:pPr>
       <w:r>
-        <w:t>return a+b</w:t>
-      </w:r>
+        <w:t xml:space="preserve">return </w:t>
+      </w:r>
+      <w:proofErr w:type="spellStart"/>
+      <w:r>
+        <w:t>a+b</w:t>
+      </w:r>
+      <w:proofErr w:type="spellEnd"/>
     </w:p>
     <w:p>
       <w:r>
@@ -13372,7 +15413,15 @@
         <w:t>def</w:t>
       </w:r>
       <w:r>
-        <w:t xml:space="preserve"> palindrom(s):</w:t>
+        <w:t xml:space="preserve"> </w:t>
+      </w:r>
+      <w:proofErr w:type="spellStart"/>
+      <w:r>
+        <w:t>palindrom</w:t>
+      </w:r>
+      <w:proofErr w:type="spellEnd"/>
+      <w:r>
+        <w:t>(s):</w:t>
       </w:r>
     </w:p>
     <w:p>
@@ -13405,7 +15454,15 @@
     </w:p>
     <w:p>
       <w:r>
-        <w:t>if palindrom(s):</w:t>
+        <w:t xml:space="preserve">if </w:t>
+      </w:r>
+      <w:proofErr w:type="spellStart"/>
+      <w:r>
+        <w:t>palindrom</w:t>
+      </w:r>
+      <w:proofErr w:type="spellEnd"/>
+      <w:r>
+        <w:t>(s):</w:t>
       </w:r>
     </w:p>
     <w:p>
@@ -13510,12 +15567,28 @@
         <w:t>efore</w:t>
       </w:r>
       <w:r>
-        <w:t xml:space="preserve"> the function call”,a)</w:t>
-      </w:r>
-    </w:p>
-    <w:p>
-      <w:r>
-        <w:t>print(“inside the function call”,end=””)</w:t>
+        <w:t xml:space="preserve"> the function </w:t>
+      </w:r>
+      <w:proofErr w:type="spellStart"/>
+      <w:r>
+        <w:t>call”,a</w:t>
+      </w:r>
+      <w:proofErr w:type="spellEnd"/>
+      <w:r>
+        <w:t>)</w:t>
+      </w:r>
+    </w:p>
+    <w:p>
+      <w:r>
+        <w:t xml:space="preserve">print(“inside the function </w:t>
+      </w:r>
+      <w:proofErr w:type="spellStart"/>
+      <w:r>
+        <w:t>call”,end</w:t>
+      </w:r>
+      <w:proofErr w:type="spellEnd"/>
+      <w:r>
+        <w:t>=””)</w:t>
       </w:r>
     </w:p>
     <w:p>
@@ -13531,7 +15604,15 @@
         <w:t>p</w:t>
       </w:r>
       <w:r>
-        <w:t>rint(“After the function call”,a)</w:t>
+        <w:t xml:space="preserve">rint(“After the function </w:t>
+      </w:r>
+      <w:proofErr w:type="spellStart"/>
+      <w:r>
+        <w:t>call”,a</w:t>
+      </w:r>
+      <w:proofErr w:type="spellEnd"/>
+      <w:r>
+        <w:t>)</w:t>
       </w:r>
     </w:p>
     <w:p/>
@@ -13601,7 +15682,15 @@
         <w:t>p</w:t>
       </w:r>
       <w:r>
-        <w:t>rint(“Before the function call:”,a)</w:t>
+        <w:t xml:space="preserve">rint(“Before the function </w:t>
+      </w:r>
+      <w:proofErr w:type="spellStart"/>
+      <w:r>
+        <w:t>call:”,a</w:t>
+      </w:r>
+      <w:proofErr w:type="spellEnd"/>
+      <w:r>
+        <w:t>)</w:t>
       </w:r>
     </w:p>
     <w:p>
@@ -13612,7 +15701,15 @@
         <w:t>p</w:t>
       </w:r>
       <w:r>
-        <w:t>rint(“inside the function call”,end=” ”)</w:t>
+        <w:t xml:space="preserve">rint(“inside the function </w:t>
+      </w:r>
+      <w:proofErr w:type="spellStart"/>
+      <w:r>
+        <w:t>call”,end</w:t>
+      </w:r>
+      <w:proofErr w:type="spellEnd"/>
+      <w:r>
+        <w:t>=” ”)</w:t>
       </w:r>
     </w:p>
     <w:p>
@@ -13628,7 +15725,15 @@
         <w:t>p</w:t>
       </w:r>
       <w:r>
-        <w:t>rint(“After the function call”,a)</w:t>
+        <w:t xml:space="preserve">rint(“After the function </w:t>
+      </w:r>
+      <w:proofErr w:type="spellStart"/>
+      <w:r>
+        <w:t>call”,a</w:t>
+      </w:r>
+      <w:proofErr w:type="spellEnd"/>
+      <w:r>
+        <w:t>)</w:t>
       </w:r>
     </w:p>
     <w:p>
@@ -13653,7 +15758,15 @@
         <w:t xml:space="preserve"> </w:t>
       </w:r>
       <w:r>
-        <w:t>parameter(a,b=-99):</w:t>
+        <w:t>parameter(</w:t>
+      </w:r>
+      <w:proofErr w:type="spellStart"/>
+      <w:r>
+        <w:t>a,b</w:t>
+      </w:r>
+      <w:proofErr w:type="spellEnd"/>
+      <w:r>
+        <w:t>=-99):</w:t>
       </w:r>
     </w:p>
     <w:p>
@@ -13768,7 +15881,15 @@
         <w:t>parameter</w:t>
       </w:r>
       <w:r>
-        <w:t xml:space="preserve">(a,b=-99,c=90) </w:t>
+        <w:t>(</w:t>
+      </w:r>
+      <w:proofErr w:type="spellStart"/>
+      <w:r>
+        <w:t>a,b</w:t>
+      </w:r>
+      <w:proofErr w:type="spellEnd"/>
+      <w:r>
+        <w:t xml:space="preserve">=-99,c=90) </w:t>
       </w:r>
       <w:r>
         <w:rPr>
@@ -13785,7 +15906,15 @@
         <w:t>p</w:t>
       </w:r>
       <w:r>
-        <w:t xml:space="preserve">arameter(a,b=-99,c) </w:t>
+        <w:t>arameter(</w:t>
+      </w:r>
+      <w:proofErr w:type="spellStart"/>
+      <w:r>
+        <w:t>a,b</w:t>
+      </w:r>
+      <w:proofErr w:type="spellEnd"/>
+      <w:r>
+        <w:t xml:space="preserve">=-99,c) </w:t>
       </w:r>
       <w:r>
         <w:rPr>
@@ -13825,15 +15954,28 @@
         <w:t>def</w:t>
       </w:r>
       <w:r>
-        <w:t xml:space="preserve"> f(a,data=[]):</w:t>
+        <w:t xml:space="preserve"> f(</w:t>
+      </w:r>
+      <w:proofErr w:type="spellStart"/>
+      <w:r>
+        <w:t>a,data</w:t>
+      </w:r>
+      <w:proofErr w:type="spellEnd"/>
+      <w:r>
+        <w:t>=[]):</w:t>
       </w:r>
     </w:p>
     <w:p>
       <w:pPr>
         <w:ind w:firstLine="420"/>
       </w:pPr>
-      <w:r>
-        <w:t>data.append(a)</w:t>
+      <w:proofErr w:type="spellStart"/>
+      <w:r>
+        <w:t>data.append</w:t>
+      </w:r>
+      <w:proofErr w:type="spellEnd"/>
+      <w:r>
+        <w:t>(a)</w:t>
       </w:r>
     </w:p>
     <w:p>
@@ -13898,7 +16040,15 @@
         <w:t>def</w:t>
       </w:r>
       <w:r>
-        <w:t xml:space="preserve"> f(a,data=None)</w:t>
+        <w:t xml:space="preserve"> f(</w:t>
+      </w:r>
+      <w:proofErr w:type="spellStart"/>
+      <w:r>
+        <w:t>a,data</w:t>
+      </w:r>
+      <w:proofErr w:type="spellEnd"/>
+      <w:r>
+        <w:t>=None)</w:t>
       </w:r>
       <w:r>
         <w:rPr>
@@ -13940,7 +16090,15 @@
         <w:t xml:space="preserve"> </w:t>
       </w:r>
       <w:r>
-        <w:t xml:space="preserve">   data.append(a)</w:t>
+        <w:t xml:space="preserve">   </w:t>
+      </w:r>
+      <w:proofErr w:type="spellStart"/>
+      <w:r>
+        <w:t>data.append</w:t>
+      </w:r>
+      <w:proofErr w:type="spellEnd"/>
+      <w:r>
+        <w:t>(a)</w:t>
       </w:r>
     </w:p>
     <w:p>
@@ -14039,7 +16197,15 @@
         <w:t>def</w:t>
       </w:r>
       <w:r>
-        <w:t xml:space="preserve"> compare3(a,b=20,c=25):</w:t>
+        <w:t xml:space="preserve"> compare3(</w:t>
+      </w:r>
+      <w:proofErr w:type="spellStart"/>
+      <w:r>
+        <w:t>a,b</w:t>
+      </w:r>
+      <w:proofErr w:type="spellEnd"/>
+      <w:r>
+        <w:t>=20,c=25):</w:t>
       </w:r>
     </w:p>
     <w:p>
@@ -14100,7 +16266,23 @@
         <w:t>def</w:t>
       </w:r>
       <w:r>
-        <w:t xml:space="preserve"> longside(a,b):</w:t>
+        <w:t xml:space="preserve"> </w:t>
+      </w:r>
+      <w:proofErr w:type="spellStart"/>
+      <w:r>
+        <w:t>longside</w:t>
+      </w:r>
+      <w:proofErr w:type="spellEnd"/>
+      <w:r>
+        <w:t>(</w:t>
+      </w:r>
+      <w:proofErr w:type="spellStart"/>
+      <w:r>
+        <w:t>a,b</w:t>
+      </w:r>
+      <w:proofErr w:type="spellEnd"/>
+      <w:r>
+        <w:t>):</w:t>
       </w:r>
     </w:p>
     <w:p>
@@ -14116,8 +16298,13 @@
         <w:t xml:space="preserve"> </w:t>
       </w:r>
       <w:r>
-        <w:t>function descriptipn</w:t>
-      </w:r>
+        <w:t xml:space="preserve">function </w:t>
+      </w:r>
+      <w:proofErr w:type="spellStart"/>
+      <w:r>
+        <w:t>descriptipn</w:t>
+      </w:r>
+      <w:proofErr w:type="spellEnd"/>
     </w:p>
     <w:p>
       <w:r>
@@ -14126,7 +16313,15 @@
     </w:p>
     <w:p>
       <w:r>
-        <w:t>return math.sqrt(</w:t>
+        <w:t xml:space="preserve">return </w:t>
+      </w:r>
+      <w:proofErr w:type="spellStart"/>
+      <w:r>
+        <w:t>math.sqrt</w:t>
+      </w:r>
+      <w:proofErr w:type="spellEnd"/>
+      <w:r>
+        <w:t>(</w:t>
       </w:r>
       <w:r>
         <w:rPr>
@@ -14135,7 +16330,15 @@
         <w:t>a</w:t>
       </w:r>
       <w:r>
-        <w:t>*a+b*</w:t>
+        <w:t>*</w:t>
+      </w:r>
+      <w:proofErr w:type="spellStart"/>
+      <w:r>
+        <w:t>a+b</w:t>
+      </w:r>
+      <w:proofErr w:type="spellEnd"/>
+      <w:r>
+        <w:t>*</w:t>
       </w:r>
       <w:r>
         <w:rPr>
@@ -14149,7 +16352,15 @@
     </w:p>
     <w:p>
       <w:r>
-        <w:t>print(longside.__doc__)</w:t>
+        <w:t>print(</w:t>
+      </w:r>
+      <w:proofErr w:type="spellStart"/>
+      <w:r>
+        <w:t>longside</w:t>
+      </w:r>
+      <w:proofErr w:type="spellEnd"/>
+      <w:r>
+        <w:t>.__doc__)</w:t>
       </w:r>
     </w:p>
     <w:p>
@@ -14160,7 +16371,15 @@
         <w:t>p</w:t>
       </w:r>
       <w:r>
-        <w:t>rint(longside(4,5))</w:t>
+        <w:t>rint(</w:t>
+      </w:r>
+      <w:proofErr w:type="spellStart"/>
+      <w:r>
+        <w:t>longside</w:t>
+      </w:r>
+      <w:proofErr w:type="spellEnd"/>
+      <w:r>
+        <w:t>(4,5))</w:t>
       </w:r>
     </w:p>
     <w:p>
@@ -14194,7 +16413,15 @@
         <w:t xml:space="preserve"> test</w:t>
       </w:r>
       <w:r>
-        <w:t>(a,b,f):</w:t>
+        <w:t>(</w:t>
+      </w:r>
+      <w:proofErr w:type="spellStart"/>
+      <w:r>
+        <w:t>a,b,f</w:t>
+      </w:r>
+      <w:proofErr w:type="spellEnd"/>
+      <w:r>
+        <w:t>):</w:t>
       </w:r>
     </w:p>
     <w:p>
@@ -14265,7 +16492,15 @@
         <w:t>r</w:t>
       </w:r>
       <w:r>
-        <w:t>=map(f,a)</w:t>
+        <w:t>=map(</w:t>
+      </w:r>
+      <w:proofErr w:type="spellStart"/>
+      <w:r>
+        <w:t>f,a</w:t>
+      </w:r>
+      <w:proofErr w:type="spellEnd"/>
+      <w:r>
+        <w:t>)</w:t>
       </w:r>
     </w:p>
     <w:p>
@@ -14332,7 +16567,15 @@
     </w:p>
     <w:p>
       <w:r>
-        <w:t xml:space="preserve">from functools </w:t>
+        <w:t xml:space="preserve">from </w:t>
+      </w:r>
+      <w:proofErr w:type="spellStart"/>
+      <w:r>
+        <w:t>functools</w:t>
+      </w:r>
+      <w:proofErr w:type="spellEnd"/>
+      <w:r>
+        <w:t xml:space="preserve"> </w:t>
       </w:r>
       <w:r>
         <w:t>import reduce</w:t>
@@ -14346,7 +16589,15 @@
         <w:t>def</w:t>
       </w:r>
       <w:r>
-        <w:t xml:space="preserve"> f(x,y):</w:t>
+        <w:t xml:space="preserve"> f(</w:t>
+      </w:r>
+      <w:proofErr w:type="spellStart"/>
+      <w:r>
+        <w:t>x,y</w:t>
+      </w:r>
+      <w:proofErr w:type="spellEnd"/>
+      <w:r>
+        <w:t>):</w:t>
       </w:r>
     </w:p>
     <w:p>
@@ -14376,7 +16627,15 @@
         <w:t>r</w:t>
       </w:r>
       <w:r>
-        <w:t>educe(f,a)</w:t>
+        <w:t>educe(</w:t>
+      </w:r>
+      <w:proofErr w:type="spellStart"/>
+      <w:r>
+        <w:t>f,a</w:t>
+      </w:r>
+      <w:proofErr w:type="spellEnd"/>
+      <w:r>
+        <w:t>)</w:t>
       </w:r>
     </w:p>
     <w:p/>
@@ -14553,11 +16812,33 @@
       <w:r>
         <w:t xml:space="preserve"> </w:t>
       </w:r>
-      <w:r>
-        <w:rPr>
-          <w:rFonts w:hint="eastAsia"/>
-        </w:rPr>
-        <w:t>写模式打开，如果文件存在内容，会把文件里的内容清空，以写模式打开</w:t>
+      <w:proofErr w:type="gramStart"/>
+      <w:r>
+        <w:rPr>
+          <w:rFonts w:hint="eastAsia"/>
+        </w:rPr>
+        <w:t>写模式</w:t>
+      </w:r>
+      <w:proofErr w:type="gramEnd"/>
+      <w:r>
+        <w:rPr>
+          <w:rFonts w:hint="eastAsia"/>
+        </w:rPr>
+        <w:t>打开，如果文件存在内容，会把文件里的内容清空，以</w:t>
+      </w:r>
+      <w:proofErr w:type="gramStart"/>
+      <w:r>
+        <w:rPr>
+          <w:rFonts w:hint="eastAsia"/>
+        </w:rPr>
+        <w:t>写模式</w:t>
+      </w:r>
+      <w:proofErr w:type="gramEnd"/>
+      <w:r>
+        <w:rPr>
+          <w:rFonts w:hint="eastAsia"/>
+        </w:rPr>
+        <w:t>打开</w:t>
       </w:r>
     </w:p>
     <w:p>
@@ -14595,6 +16876,7 @@
       </w:r>
     </w:p>
     <w:p>
+      <w:proofErr w:type="spellStart"/>
       <w:r>
         <w:rPr>
           <w:rFonts w:hint="eastAsia"/>
@@ -14602,7 +16884,15 @@
         <w:t>f</w:t>
       </w:r>
       <w:r>
-        <w:t>obj = open(“sample.txt”,</w:t>
+        <w:t>obj</w:t>
+      </w:r>
+      <w:proofErr w:type="spellEnd"/>
+      <w:r>
+        <w:t xml:space="preserve"> = open(“</w:t>
+      </w:r>
+      <w:proofErr w:type="spellStart"/>
+      <w:r>
+        <w:t>sample.txt”,</w:t>
       </w:r>
       <w:r>
         <w:t>’</w:t>
@@ -14610,6 +16900,7 @@
       <w:r>
         <w:t>r</w:t>
       </w:r>
+      <w:proofErr w:type="spellEnd"/>
       <w:r>
         <w:t>’</w:t>
       </w:r>
@@ -14629,8 +16920,13 @@
       </w:r>
     </w:p>
     <w:p>
-      <w:r>
-        <w:t>fobj.close()</w:t>
+      <w:proofErr w:type="spellStart"/>
+      <w:r>
+        <w:t>fobj.close</w:t>
+      </w:r>
+      <w:proofErr w:type="spellEnd"/>
+      <w:r>
+        <w:t>()</w:t>
       </w:r>
     </w:p>
     <w:p>
@@ -14670,6 +16966,7 @@
       </w:r>
     </w:p>
     <w:p>
+      <w:proofErr w:type="spellStart"/>
       <w:r>
         <w:rPr>
           <w:rFonts w:hint="eastAsia"/>
@@ -14677,15 +16974,25 @@
         <w:t>f</w:t>
       </w:r>
       <w:r>
-        <w:t>obj = open(‘sample.txt’)</w:t>
-      </w:r>
-    </w:p>
-    <w:p>
-      <w:r>
-        <w:t>fobj.read()</w:t>
-      </w:r>
-    </w:p>
-    <w:p>
+        <w:t>obj</w:t>
+      </w:r>
+      <w:proofErr w:type="spellEnd"/>
+      <w:r>
+        <w:t xml:space="preserve"> = open(‘sample.txt’)</w:t>
+      </w:r>
+    </w:p>
+    <w:p>
+      <w:proofErr w:type="spellStart"/>
+      <w:r>
+        <w:t>fobj.read</w:t>
+      </w:r>
+      <w:proofErr w:type="spellEnd"/>
+      <w:r>
+        <w:t>()</w:t>
+      </w:r>
+    </w:p>
+    <w:p>
+      <w:proofErr w:type="spellStart"/>
       <w:r>
         <w:rPr>
           <w:rFonts w:hint="eastAsia"/>
@@ -14693,7 +17000,11 @@
         <w:t>f</w:t>
       </w:r>
       <w:r>
-        <w:t>obj.close()</w:t>
+        <w:t>obj.close</w:t>
+      </w:r>
+      <w:proofErr w:type="spellEnd"/>
+      <w:r>
+        <w:t>()</w:t>
       </w:r>
     </w:p>
     <w:p>
@@ -14725,10 +17036,21 @@
         <w:rPr>
           <w:rFonts w:hint="eastAsia"/>
         </w:rPr>
-        <w:t>，我们使用新的read</w:t>
-      </w:r>
-      <w:r>
-        <w:t>line()</w:t>
+        <w:t>，我们使用新的</w:t>
+      </w:r>
+      <w:proofErr w:type="spellStart"/>
+      <w:r>
+        <w:rPr>
+          <w:rFonts w:hint="eastAsia"/>
+        </w:rPr>
+        <w:t>read</w:t>
+      </w:r>
+      <w:r>
+        <w:t>line</w:t>
+      </w:r>
+      <w:proofErr w:type="spellEnd"/>
+      <w:r>
+        <w:t>()</w:t>
       </w:r>
       <w:r>
         <w:rPr>
@@ -14740,7 +17062,21 @@
         <w:rPr>
           <w:rFonts w:hint="eastAsia"/>
         </w:rPr>
-        <w:t xml:space="preserve"> 一行一行读</w:t>
+        <w:t xml:space="preserve"> 一行</w:t>
+      </w:r>
+      <w:proofErr w:type="gramStart"/>
+      <w:r>
+        <w:rPr>
+          <w:rFonts w:hint="eastAsia"/>
+        </w:rPr>
+        <w:t>一行</w:t>
+      </w:r>
+      <w:proofErr w:type="gramEnd"/>
+      <w:r>
+        <w:rPr>
+          <w:rFonts w:hint="eastAsia"/>
+        </w:rPr>
+        <w:t>读</w:t>
       </w:r>
     </w:p>
     <w:p>
@@ -14752,6 +17088,7 @@
       </w:r>
     </w:p>
     <w:p>
+      <w:proofErr w:type="spellStart"/>
       <w:r>
         <w:rPr>
           <w:rFonts w:hint="eastAsia"/>
@@ -14759,7 +17096,11 @@
         <w:t>read</w:t>
       </w:r>
       <w:r>
-        <w:t xml:space="preserve">lines() </w:t>
+        <w:t>lines</w:t>
+      </w:r>
+      <w:proofErr w:type="spellEnd"/>
+      <w:r>
+        <w:t xml:space="preserve">() </w:t>
       </w:r>
       <w:r>
         <w:rPr>
@@ -14775,6 +17116,7 @@
         </w:rPr>
         <w:t>也可以使用循环去遍历这个</w:t>
       </w:r>
+      <w:proofErr w:type="spellStart"/>
       <w:r>
         <w:rPr>
           <w:rFonts w:hint="eastAsia"/>
@@ -14790,6 +17132,7 @@
         </w:rPr>
         <w:t>obj</w:t>
       </w:r>
+      <w:proofErr w:type="spellEnd"/>
     </w:p>
     <w:p>
       <w:r>
@@ -14799,7 +17142,15 @@
         <w:t>for</w:t>
       </w:r>
       <w:r>
-        <w:t xml:space="preserve"> x in fobj:</w:t>
+        <w:t xml:space="preserve"> x in </w:t>
+      </w:r>
+      <w:proofErr w:type="spellStart"/>
+      <w:r>
+        <w:t>fobj</w:t>
+      </w:r>
+      <w:proofErr w:type="spellEnd"/>
+      <w:r>
+        <w:t>:</w:t>
       </w:r>
     </w:p>
     <w:p>
@@ -14807,7 +17158,15 @@
         <w:ind w:firstLine="420"/>
       </w:pPr>
       <w:r>
-        <w:t>print(x,end=” ”)</w:t>
+        <w:t>print(</w:t>
+      </w:r>
+      <w:proofErr w:type="spellStart"/>
+      <w:r>
+        <w:t>x,end</w:t>
+      </w:r>
+      <w:proofErr w:type="spellEnd"/>
+      <w:r>
+        <w:t>=” ”)</w:t>
       </w:r>
     </w:p>
     <w:p>
@@ -14852,7 +17211,23 @@
         <w:t>for</w:t>
       </w:r>
       <w:r>
-        <w:t xml:space="preserve"> x,y in enumerate(fobj)</w:t>
+        <w:t xml:space="preserve"> </w:t>
+      </w:r>
+      <w:proofErr w:type="spellStart"/>
+      <w:r>
+        <w:t>x,y</w:t>
+      </w:r>
+      <w:proofErr w:type="spellEnd"/>
+      <w:r>
+        <w:t xml:space="preserve"> in enumerate(</w:t>
+      </w:r>
+      <w:proofErr w:type="spellStart"/>
+      <w:r>
+        <w:t>fobj</w:t>
+      </w:r>
+      <w:proofErr w:type="spellEnd"/>
+      <w:r>
+        <w:t>)</w:t>
       </w:r>
     </w:p>
     <w:p>
@@ -14886,6 +17261,7 @@
       </w:r>
     </w:p>
     <w:p>
+      <w:proofErr w:type="spellStart"/>
       <w:r>
         <w:rPr>
           <w:rFonts w:hint="eastAsia"/>
@@ -14893,7 +17269,11 @@
         <w:t>f</w:t>
       </w:r>
       <w:r>
-        <w:t>obj= open(name)</w:t>
+        <w:t>obj</w:t>
+      </w:r>
+      <w:proofErr w:type="spellEnd"/>
+      <w:r>
+        <w:t>= open(name)</w:t>
       </w:r>
     </w:p>
     <w:p>
@@ -14905,6 +17285,7 @@
       </w:r>
     </w:p>
     <w:p>
+      <w:proofErr w:type="spellStart"/>
       <w:r>
         <w:rPr>
           <w:rFonts w:hint="eastAsia"/>
@@ -14912,12 +17293,45 @@
         <w:t>fobj</w:t>
       </w:r>
       <w:r>
-        <w:t>.read() / fobj.readline() / fobj.readlines() / for x in fobj:  print(x)</w:t>
-      </w:r>
-    </w:p>
-    <w:p>
-      <w:r>
-        <w:t>fobj.close()</w:t>
+        <w:t>.read</w:t>
+      </w:r>
+      <w:proofErr w:type="spellEnd"/>
+      <w:r>
+        <w:t xml:space="preserve">() / </w:t>
+      </w:r>
+      <w:proofErr w:type="spellStart"/>
+      <w:r>
+        <w:t>fobj.readline</w:t>
+      </w:r>
+      <w:proofErr w:type="spellEnd"/>
+      <w:r>
+        <w:t xml:space="preserve">() / </w:t>
+      </w:r>
+      <w:proofErr w:type="spellStart"/>
+      <w:r>
+        <w:t>fobj.readlines</w:t>
+      </w:r>
+      <w:proofErr w:type="spellEnd"/>
+      <w:r>
+        <w:t xml:space="preserve">() / for x in </w:t>
+      </w:r>
+      <w:proofErr w:type="spellStart"/>
+      <w:r>
+        <w:t>fobj</w:t>
+      </w:r>
+      <w:proofErr w:type="spellEnd"/>
+      <w:r>
+        <w:t>:  print(x)</w:t>
+      </w:r>
+    </w:p>
+    <w:p>
+      <w:proofErr w:type="spellStart"/>
+      <w:r>
+        <w:t>fobj.close</w:t>
+      </w:r>
+      <w:proofErr w:type="spellEnd"/>
+      <w:r>
+        <w:t>()</w:t>
       </w:r>
     </w:p>
     <w:p/>
@@ -14958,8 +17372,21 @@
         </w:rPr>
         <w:t>如果跟的参数是</w:t>
       </w:r>
-      <w:r>
-        <w:t xml:space="preserve">’w’  </w:t>
+      <w:proofErr w:type="gramStart"/>
+      <w:r>
+        <w:t>’</w:t>
+      </w:r>
+      <w:proofErr w:type="gramEnd"/>
+      <w:r>
+        <w:t>w</w:t>
+      </w:r>
+      <w:proofErr w:type="gramStart"/>
+      <w:r>
+        <w:t>’</w:t>
+      </w:r>
+      <w:proofErr w:type="gramEnd"/>
+      <w:r>
+        <w:t xml:space="preserve">  </w:t>
       </w:r>
       <w:r>
         <w:rPr>
@@ -14969,6 +17396,7 @@
       </w:r>
     </w:p>
     <w:p>
+      <w:proofErr w:type="spellStart"/>
       <w:r>
         <w:rPr>
           <w:rFonts w:hint="eastAsia"/>
@@ -14976,36 +17404,77 @@
         <w:t>fo</w:t>
       </w:r>
       <w:r>
-        <w:t>bj = open(‘incredible.txt’,’w’)</w:t>
-      </w:r>
-    </w:p>
-    <w:p>
-      <w:r>
-        <w:t>fobj.write(“S\n”)</w:t>
-      </w:r>
-    </w:p>
-    <w:p>
-      <w:r>
-        <w:t>fobj.write(“SM\n”)</w:t>
-      </w:r>
-    </w:p>
-    <w:p>
-      <w:r>
-        <w:t>fobj.close()</w:t>
+        <w:t>bj</w:t>
+      </w:r>
+      <w:proofErr w:type="spellEnd"/>
+      <w:r>
+        <w:t xml:space="preserve"> = open(‘</w:t>
+      </w:r>
+      <w:proofErr w:type="spellStart"/>
+      <w:r>
+        <w:t>incredible.txt’,’w</w:t>
+      </w:r>
+      <w:proofErr w:type="spellEnd"/>
+      <w:r>
+        <w:t>’)</w:t>
+      </w:r>
+    </w:p>
+    <w:p>
+      <w:proofErr w:type="spellStart"/>
+      <w:r>
+        <w:t>fobj.write</w:t>
+      </w:r>
+      <w:proofErr w:type="spellEnd"/>
+      <w:r>
+        <w:t>(“S\n”)</w:t>
+      </w:r>
+    </w:p>
+    <w:p>
+      <w:proofErr w:type="spellStart"/>
+      <w:r>
+        <w:t>fobj.write</w:t>
+      </w:r>
+      <w:proofErr w:type="spellEnd"/>
+      <w:r>
+        <w:t>(“SM\n”)</w:t>
+      </w:r>
+    </w:p>
+    <w:p>
+      <w:proofErr w:type="spellStart"/>
+      <w:r>
+        <w:t>fobj.close</w:t>
+      </w:r>
+      <w:proofErr w:type="spellEnd"/>
+      <w:r>
+        <w:t>()</w:t>
       </w:r>
     </w:p>
     <w:p/>
     <w:p>
-      <w:r>
-        <w:t>fobj = open(‘incredible.txt’)</w:t>
-      </w:r>
-    </w:p>
-    <w:p>
-      <w:r>
-        <w:t>s=fobj.read()</w:t>
-      </w:r>
-    </w:p>
-    <w:p>
+      <w:proofErr w:type="spellStart"/>
+      <w:r>
+        <w:t>fobj</w:t>
+      </w:r>
+      <w:proofErr w:type="spellEnd"/>
+      <w:r>
+        <w:t xml:space="preserve"> = open(‘incredible.txt’)</w:t>
+      </w:r>
+    </w:p>
+    <w:p>
+      <w:r>
+        <w:t>s=</w:t>
+      </w:r>
+      <w:proofErr w:type="spellStart"/>
+      <w:r>
+        <w:t>fobj.read</w:t>
+      </w:r>
+      <w:proofErr w:type="spellEnd"/>
+      <w:r>
+        <w:t>()</w:t>
+      </w:r>
+    </w:p>
+    <w:p>
+      <w:proofErr w:type="spellStart"/>
       <w:r>
         <w:rPr>
           <w:rFonts w:hint="eastAsia"/>
@@ -15013,7 +17482,11 @@
         <w:t>f</w:t>
       </w:r>
       <w:r>
-        <w:t>obj.close()</w:t>
+        <w:t>obj.close</w:t>
+      </w:r>
+      <w:proofErr w:type="spellEnd"/>
+      <w:r>
+        <w:t>()</w:t>
       </w:r>
     </w:p>
     <w:p>
@@ -15031,6 +17504,7 @@
       <w:pPr>
         <w:pStyle w:val="4"/>
       </w:pPr>
+      <w:proofErr w:type="spellStart"/>
       <w:r>
         <w:rPr>
           <w:rFonts w:hint="eastAsia"/>
@@ -15040,8 +17514,10 @@
       <w:r>
         <w:t>ys.argv</w:t>
       </w:r>
-    </w:p>
-    <w:p>
+      <w:proofErr w:type="spellEnd"/>
+    </w:p>
+    <w:p>
+      <w:proofErr w:type="spellStart"/>
       <w:r>
         <w:rPr>
           <w:rFonts w:hint="eastAsia"/>
@@ -15051,6 +17527,7 @@
       <w:r>
         <w:t>ys.argv</w:t>
       </w:r>
+      <w:proofErr w:type="spellEnd"/>
       <w:r>
         <w:rPr>
           <w:rFonts w:hint="eastAsia"/>
@@ -15082,11 +17559,19 @@
         <w:rPr>
           <w:rFonts w:hint="eastAsia"/>
         </w:rPr>
-        <w:t>那么 sys</w:t>
+        <w:t xml:space="preserve">那么 </w:t>
+      </w:r>
+      <w:proofErr w:type="spellStart"/>
+      <w:r>
+        <w:rPr>
+          <w:rFonts w:hint="eastAsia"/>
+        </w:rPr>
+        <w:t>sys</w:t>
       </w:r>
       <w:r>
         <w:t>.argv</w:t>
       </w:r>
+      <w:proofErr w:type="spellEnd"/>
       <w:r>
         <w:rPr>
           <w:rFonts w:hint="eastAsia"/>
@@ -15102,8 +17587,21 @@
         </w:rPr>
         <w:t>’,</w:t>
       </w:r>
-      <w:r>
-        <w:t>’what’]</w:t>
+      <w:proofErr w:type="gramStart"/>
+      <w:r>
+        <w:t>’</w:t>
+      </w:r>
+      <w:proofErr w:type="gramEnd"/>
+      <w:r>
+        <w:t>what</w:t>
+      </w:r>
+      <w:proofErr w:type="gramStart"/>
+      <w:r>
+        <w:t>’</w:t>
+      </w:r>
+      <w:proofErr w:type="gramEnd"/>
+      <w:r>
+        <w:t>]</w:t>
       </w:r>
     </w:p>
     <w:p>
@@ -15114,7 +17612,23 @@
         <w:t>f</w:t>
       </w:r>
       <w:r>
-        <w:t>or x,y in enumerate(sys.argv):</w:t>
+        <w:t xml:space="preserve">or </w:t>
+      </w:r>
+      <w:proofErr w:type="spellStart"/>
+      <w:r>
+        <w:t>x,y</w:t>
+      </w:r>
+      <w:proofErr w:type="spellEnd"/>
+      <w:r>
+        <w:t xml:space="preserve"> in enumerate(</w:t>
+      </w:r>
+      <w:proofErr w:type="spellStart"/>
+      <w:r>
+        <w:t>sys.argv</w:t>
+      </w:r>
+      <w:proofErr w:type="spellEnd"/>
+      <w:r>
+        <w:t>):</w:t>
       </w:r>
     </w:p>
     <w:p>
@@ -15122,7 +17636,15 @@
         <w:ind w:firstLine="420"/>
       </w:pPr>
       <w:r>
-        <w:t>print(x,y)</w:t>
+        <w:t>print(</w:t>
+      </w:r>
+      <w:proofErr w:type="spellStart"/>
+      <w:r>
+        <w:t>x,y</w:t>
+      </w:r>
+      <w:proofErr w:type="spellEnd"/>
+      <w:r>
+        <w:t>)</w:t>
       </w:r>
     </w:p>
     <w:p>
@@ -15187,7 +17709,23 @@
         <w:t>如果 if</w:t>
       </w:r>
       <w:r>
-        <w:t xml:space="preserve"> __name__ =’__main__’:  </w:t>
+        <w:t xml:space="preserve"> __name__ =</w:t>
+      </w:r>
+      <w:proofErr w:type="gramStart"/>
+      <w:r>
+        <w:t>’</w:t>
+      </w:r>
+      <w:proofErr w:type="gramEnd"/>
+      <w:r>
+        <w:t>__main__</w:t>
+      </w:r>
+      <w:proofErr w:type="gramStart"/>
+      <w:r>
+        <w:t>’</w:t>
+      </w:r>
+      <w:proofErr w:type="gramEnd"/>
+      <w:r>
+        <w:t xml:space="preserve">:  </w:t>
       </w:r>
       <w:r>
         <w:rPr>
@@ -15217,6 +17755,7 @@
       <w:pPr>
         <w:pStyle w:val="4"/>
       </w:pPr>
+      <w:proofErr w:type="spellStart"/>
       <w:r>
         <w:rPr>
           <w:rFonts w:hint="eastAsia"/>
@@ -15224,10 +17763,15 @@
         <w:t>sy</w:t>
       </w:r>
       <w:r>
-        <w:t>s.exit()</w:t>
-      </w:r>
-    </w:p>
-    <w:p>
+        <w:t>s.exit</w:t>
+      </w:r>
+      <w:proofErr w:type="spellEnd"/>
+      <w:r>
+        <w:t>()</w:t>
+      </w:r>
+    </w:p>
+    <w:p>
+      <w:proofErr w:type="spellStart"/>
       <w:r>
         <w:rPr>
           <w:rFonts w:hint="eastAsia"/>
@@ -15235,7 +17779,11 @@
         <w:t>s</w:t>
       </w:r>
       <w:r>
-        <w:t xml:space="preserve">ys.exit(0) </w:t>
+        <w:t>ys.exit</w:t>
+      </w:r>
+      <w:proofErr w:type="spellEnd"/>
+      <w:r>
+        <w:t xml:space="preserve">(0) </w:t>
       </w:r>
       <w:r>
         <w:rPr>
@@ -15265,6 +17813,7 @@
       <w:pPr>
         <w:pStyle w:val="4"/>
       </w:pPr>
+      <w:proofErr w:type="spellStart"/>
       <w:r>
         <w:rPr>
           <w:rFonts w:hint="eastAsia"/>
@@ -15272,7 +17821,11 @@
         <w:t>os</w:t>
       </w:r>
       <w:r>
-        <w:t>.path.exists()</w:t>
+        <w:t>.path.exists</w:t>
+      </w:r>
+      <w:proofErr w:type="spellEnd"/>
+      <w:r>
+        <w:t>()</w:t>
       </w:r>
     </w:p>
     <w:p>
@@ -15283,7 +17836,15 @@
         <w:t>i</w:t>
       </w:r>
       <w:r>
-        <w:t>f os.path.exists(path)</w:t>
+        <w:t xml:space="preserve">f </w:t>
+      </w:r>
+      <w:proofErr w:type="spellStart"/>
+      <w:r>
+        <w:t>os.path.exists</w:t>
+      </w:r>
+      <w:proofErr w:type="spellEnd"/>
+      <w:r>
+        <w:t>(path)</w:t>
       </w:r>
     </w:p>
     <w:p>
@@ -15326,11 +17887,17 @@
       </w:r>
     </w:p>
     <w:p>
-      <w:r>
-        <w:t>fb.read()</w:t>
-      </w:r>
-    </w:p>
-    <w:p>
+      <w:proofErr w:type="spellStart"/>
+      <w:r>
+        <w:t>fb.read</w:t>
+      </w:r>
+      <w:proofErr w:type="spellEnd"/>
+      <w:r>
+        <w:t>()</w:t>
+      </w:r>
+    </w:p>
+    <w:p>
+      <w:proofErr w:type="spellStart"/>
       <w:r>
         <w:rPr>
           <w:rFonts w:hint="eastAsia"/>
@@ -15338,18 +17905,33 @@
         <w:t>f</w:t>
       </w:r>
       <w:r>
-        <w:t>b.close()</w:t>
-      </w:r>
-    </w:p>
-    <w:p>
-      <w:r>
-        <w:rPr>
-          <w:rFonts w:hint="eastAsia"/>
-        </w:rPr>
-        <w:t>总会忘记写f</w:t>
-      </w:r>
-      <w:r>
-        <w:t>b.close()</w:t>
+        <w:t>b.close</w:t>
+      </w:r>
+      <w:proofErr w:type="spellEnd"/>
+      <w:r>
+        <w:t>()</w:t>
+      </w:r>
+    </w:p>
+    <w:p>
+      <w:r>
+        <w:rPr>
+          <w:rFonts w:hint="eastAsia"/>
+        </w:rPr>
+        <w:t>总会忘记写</w:t>
+      </w:r>
+      <w:proofErr w:type="spellStart"/>
+      <w:r>
+        <w:rPr>
+          <w:rFonts w:hint="eastAsia"/>
+        </w:rPr>
+        <w:t>f</w:t>
+      </w:r>
+      <w:r>
+        <w:t>b.close</w:t>
+      </w:r>
+      <w:proofErr w:type="spellEnd"/>
+      <w:r>
+        <w:t>()</w:t>
       </w:r>
     </w:p>
     <w:p/>
@@ -15361,7 +17943,15 @@
         <w:t>with</w:t>
       </w:r>
       <w:r>
-        <w:t xml:space="preserve"> open(‘E:/learnProject/sample.txt’) </w:t>
+        <w:t xml:space="preserve"> open(‘E:/</w:t>
+      </w:r>
+      <w:proofErr w:type="spellStart"/>
+      <w:r>
+        <w:t>learnProject</w:t>
+      </w:r>
+      <w:proofErr w:type="spellEnd"/>
+      <w:r>
+        <w:t xml:space="preserve">/sample.txt’) </w:t>
       </w:r>
       <w:r>
         <w:rPr>
@@ -15404,13 +17994,22 @@
         <w:t xml:space="preserve"> </w:t>
       </w:r>
       <w:r>
-        <w:t xml:space="preserve">   print(line,end=” ”)</w:t>
+        <w:t xml:space="preserve">   print(</w:t>
+      </w:r>
+      <w:proofErr w:type="spellStart"/>
+      <w:r>
+        <w:t>line,end</w:t>
+      </w:r>
+      <w:proofErr w:type="spellEnd"/>
+      <w:r>
+        <w:t>=” ”)</w:t>
       </w:r>
     </w:p>
     <w:p>
       <w:pPr>
         <w:pStyle w:val="4"/>
       </w:pPr>
+      <w:proofErr w:type="spellStart"/>
       <w:r>
         <w:rPr>
           <w:rFonts w:hint="eastAsia"/>
@@ -15420,8 +18019,10 @@
       <w:r>
         <w:t>scpu</w:t>
       </w:r>
-    </w:p>
-    <w:p>
+      <w:proofErr w:type="spellEnd"/>
+    </w:p>
+    <w:p>
+      <w:proofErr w:type="spellStart"/>
       <w:r>
         <w:rPr>
           <w:rFonts w:hint="eastAsia"/>
@@ -15435,7 +18036,28 @@
         <w:rPr>
           <w:rFonts w:hint="eastAsia"/>
         </w:rPr>
-        <w:t>cpu命令可以用来查看当前电脑的cpu相关信息</w:t>
+        <w:t>cpu</w:t>
+      </w:r>
+      <w:proofErr w:type="spellEnd"/>
+      <w:r>
+        <w:rPr>
+          <w:rFonts w:hint="eastAsia"/>
+        </w:rPr>
+        <w:t>命令可以用来查看当前电脑的</w:t>
+      </w:r>
+      <w:proofErr w:type="spellStart"/>
+      <w:r>
+        <w:rPr>
+          <w:rFonts w:hint="eastAsia"/>
+        </w:rPr>
+        <w:t>cpu</w:t>
+      </w:r>
+      <w:proofErr w:type="spellEnd"/>
+      <w:r>
+        <w:rPr>
+          <w:rFonts w:hint="eastAsia"/>
+        </w:rPr>
+        <w:t>相关信息</w:t>
       </w:r>
     </w:p>
     <w:p>
@@ -15452,8 +18074,13 @@
         <w:t xml:space="preserve">。实际上是读了 </w:t>
       </w:r>
       <w:r>
-        <w:t>/proc/cpuinfo</w:t>
-      </w:r>
+        <w:t>/proc/</w:t>
+      </w:r>
+      <w:proofErr w:type="spellStart"/>
+      <w:r>
+        <w:t>cpuinfo</w:t>
+      </w:r>
+      <w:proofErr w:type="spellEnd"/>
       <w:r>
         <w:rPr>
           <w:rFonts w:hint="eastAsia"/>
@@ -15546,6 +18173,7 @@
       <w:pPr>
         <w:pStyle w:val="4"/>
       </w:pPr>
+      <w:proofErr w:type="spellStart"/>
       <w:r>
         <w:rPr>
           <w:rFonts w:hint="eastAsia"/>
@@ -15561,6 +18189,7 @@
         </w:rPr>
         <w:t>rror</w:t>
       </w:r>
+      <w:proofErr w:type="spellEnd"/>
     </w:p>
     <w:p>
       <w:r>
@@ -15576,7 +18205,14 @@
         <w:rPr>
           <w:rFonts w:hint="eastAsia"/>
         </w:rPr>
-        <w:t>的时候，就会报出N</w:t>
+        <w:t>的时候，就会报出</w:t>
+      </w:r>
+      <w:proofErr w:type="spellStart"/>
+      <w:r>
+        <w:rPr>
+          <w:rFonts w:hint="eastAsia"/>
+        </w:rPr>
+        <w:t>N</w:t>
       </w:r>
       <w:r>
         <w:t>ameE</w:t>
@@ -15585,7 +18221,14 @@
         <w:rPr>
           <w:rFonts w:hint="eastAsia"/>
         </w:rPr>
-        <w:t>rror的错误</w:t>
+        <w:t>rror</w:t>
+      </w:r>
+      <w:proofErr w:type="spellEnd"/>
+      <w:r>
+        <w:rPr>
+          <w:rFonts w:hint="eastAsia"/>
+        </w:rPr>
+        <w:t>的错误</w:t>
       </w:r>
     </w:p>
     <w:p>
@@ -15641,6 +18284,7 @@
       <w:pPr>
         <w:pStyle w:val="4"/>
       </w:pPr>
+      <w:proofErr w:type="spellStart"/>
       <w:r>
         <w:rPr>
           <w:rFonts w:hint="eastAsia"/>
@@ -15656,13 +18300,21 @@
         </w:rPr>
         <w:t>rror</w:t>
       </w:r>
-    </w:p>
-    <w:p>
-      <w:r>
-        <w:rPr>
-          <w:rFonts w:hint="eastAsia"/>
-        </w:rPr>
-        <w:t>当我用字符串和数字相加的时候，就会报T</w:t>
+      <w:proofErr w:type="spellEnd"/>
+    </w:p>
+    <w:p>
+      <w:r>
+        <w:rPr>
+          <w:rFonts w:hint="eastAsia"/>
+        </w:rPr>
+        <w:t>当我用字符串和数字相加的时候，就会报</w:t>
+      </w:r>
+      <w:proofErr w:type="spellStart"/>
+      <w:r>
+        <w:rPr>
+          <w:rFonts w:hint="eastAsia"/>
+        </w:rPr>
+        <w:t>T</w:t>
       </w:r>
       <w:r>
         <w:t>ypeE</w:t>
@@ -15671,7 +18323,14 @@
         <w:rPr>
           <w:rFonts w:hint="eastAsia"/>
         </w:rPr>
-        <w:t>rror的错误</w:t>
+        <w:t>rror</w:t>
+      </w:r>
+      <w:proofErr w:type="spellEnd"/>
+      <w:r>
+        <w:rPr>
+          <w:rFonts w:hint="eastAsia"/>
+        </w:rPr>
+        <w:t>的错误</w:t>
       </w:r>
     </w:p>
     <w:p>
@@ -15738,6 +18397,7 @@
       <w:pPr>
         <w:pStyle w:val="5"/>
       </w:pPr>
+      <w:proofErr w:type="spellStart"/>
       <w:r>
         <w:rPr>
           <w:rFonts w:hint="eastAsia"/>
@@ -15747,6 +18407,7 @@
       <w:r>
         <w:t>..except</w:t>
       </w:r>
+      <w:proofErr w:type="spellEnd"/>
     </w:p>
     <w:p>
       <w:r>
@@ -15757,6 +18418,7 @@
       </w:r>
     </w:p>
     <w:p>
+      <w:proofErr w:type="spellStart"/>
       <w:r>
         <w:rPr>
           <w:rFonts w:hint="eastAsia"/>
@@ -15766,6 +18428,7 @@
       <w:r>
         <w:t>..except</w:t>
       </w:r>
+      <w:proofErr w:type="spellEnd"/>
     </w:p>
     <w:p>
       <w:r>
@@ -15841,8 +18504,13 @@
         <w:t>比如 ex</w:t>
       </w:r>
       <w:r>
-        <w:t>cept ValueError</w:t>
-      </w:r>
+        <w:t xml:space="preserve">cept </w:t>
+      </w:r>
+      <w:proofErr w:type="spellStart"/>
+      <w:r>
+        <w:t>ValueError</w:t>
+      </w:r>
+      <w:proofErr w:type="spellEnd"/>
       <w:r>
         <w:rPr>
           <w:rFonts w:hint="eastAsia"/>
@@ -15962,13 +18630,28 @@
         <w:rPr>
           <w:rFonts w:hint="eastAsia"/>
         </w:rPr>
-        <w:t>没有发生异常会执行</w:t>
+        <w:t>没有发生</w:t>
+      </w:r>
+      <w:proofErr w:type="gramStart"/>
+      <w:r>
+        <w:rPr>
+          <w:rFonts w:hint="eastAsia"/>
+        </w:rPr>
+        <w:t>异常会</w:t>
+      </w:r>
+      <w:proofErr w:type="gramEnd"/>
+      <w:r>
+        <w:rPr>
+          <w:rFonts w:hint="eastAsia"/>
+        </w:rPr>
+        <w:t>执行</w:t>
       </w:r>
     </w:p>
     <w:p>
       <w:pPr>
         <w:pStyle w:val="5"/>
       </w:pPr>
+      <w:proofErr w:type="spellStart"/>
       <w:r>
         <w:rPr>
           <w:rFonts w:hint="eastAsia"/>
@@ -15978,6 +18661,7 @@
       <w:r>
         <w:t>y..exception..else..finally</w:t>
       </w:r>
+      <w:proofErr w:type="spellEnd"/>
     </w:p>
     <w:p>
       <w:r>
@@ -16078,7 +18762,15 @@
         <w:t>class</w:t>
       </w:r>
       <w:r>
-        <w:t xml:space="preserve"> MyClass(</w:t>
+        <w:t xml:space="preserve"> </w:t>
+      </w:r>
+      <w:proofErr w:type="spellStart"/>
+      <w:r>
+        <w:t>MyClass</w:t>
+      </w:r>
+      <w:proofErr w:type="spellEnd"/>
+      <w:r>
+        <w:t>(</w:t>
       </w:r>
       <w:r>
         <w:rPr>
@@ -16129,7 +18821,15 @@
         <w:t>class</w:t>
       </w:r>
       <w:r>
-        <w:t xml:space="preserve"> MyClass(object):</w:t>
+        <w:t xml:space="preserve"> </w:t>
+      </w:r>
+      <w:proofErr w:type="spellStart"/>
+      <w:r>
+        <w:t>MyClass</w:t>
+      </w:r>
+      <w:proofErr w:type="spellEnd"/>
+      <w:r>
+        <w:t>(object):</w:t>
       </w:r>
     </w:p>
     <w:p>
@@ -16196,9 +18896,11 @@
       <w:pPr>
         <w:pStyle w:val="4"/>
       </w:pPr>
+      <w:proofErr w:type="spellStart"/>
       <w:r>
         <w:t>init</w:t>
       </w:r>
+      <w:proofErr w:type="spellEnd"/>
       <w:r>
         <w:rPr>
           <w:rFonts w:hint="eastAsia"/>
@@ -16222,7 +18924,15 @@
         <w:t>x</w:t>
       </w:r>
       <w:r>
-        <w:t xml:space="preserve"> = MyClass()</w:t>
+        <w:t xml:space="preserve"> = </w:t>
+      </w:r>
+      <w:proofErr w:type="spellStart"/>
+      <w:r>
+        <w:t>MyClass</w:t>
+      </w:r>
+      <w:proofErr w:type="spellEnd"/>
+      <w:r>
+        <w:t>()</w:t>
       </w:r>
       <w:r>
         <w:t xml:space="preserve">  </w:t>
@@ -16239,7 +18949,21 @@
         <w:rPr>
           <w:rFonts w:hint="eastAsia"/>
         </w:rPr>
-        <w:t>类里方法都必须带self参数</w:t>
+        <w:t>类</w:t>
+      </w:r>
+      <w:proofErr w:type="gramStart"/>
+      <w:r>
+        <w:rPr>
+          <w:rFonts w:hint="eastAsia"/>
+        </w:rPr>
+        <w:t>里方法</w:t>
+      </w:r>
+      <w:proofErr w:type="gramEnd"/>
+      <w:r>
+        <w:rPr>
+          <w:rFonts w:hint="eastAsia"/>
+        </w:rPr>
+        <w:t>都必须带self参数</w:t>
       </w:r>
     </w:p>
     <w:p>
@@ -16250,7 +18974,15 @@
         <w:t xml:space="preserve">在这里说一下，我们要求类必须带有 </w:t>
       </w:r>
       <w:r>
-        <w:t>__init__</w:t>
+        <w:t>__</w:t>
+      </w:r>
+      <w:proofErr w:type="spellStart"/>
+      <w:r>
+        <w:t>init</w:t>
+      </w:r>
+      <w:proofErr w:type="spellEnd"/>
+      <w:r>
+        <w:t>__</w:t>
       </w:r>
       <w:r>
         <w:t>(</w:t>
@@ -16284,7 +19016,23 @@
         <w:ind w:firstLine="420"/>
       </w:pPr>
       <w:r>
-        <w:t>def __init__(self,realpart,imagepart):</w:t>
+        <w:t>def __</w:t>
+      </w:r>
+      <w:proofErr w:type="spellStart"/>
+      <w:r>
+        <w:t>init</w:t>
+      </w:r>
+      <w:proofErr w:type="spellEnd"/>
+      <w:r>
+        <w:t>__(</w:t>
+      </w:r>
+      <w:proofErr w:type="spellStart"/>
+      <w:r>
+        <w:t>self,realpart,imagepart</w:t>
+      </w:r>
+      <w:proofErr w:type="spellEnd"/>
+      <w:r>
+        <w:t>):</w:t>
       </w:r>
     </w:p>
     <w:p>
@@ -16298,8 +19046,21 @@
         <w:t xml:space="preserve"> </w:t>
       </w:r>
       <w:r>
-        <w:t xml:space="preserve">   self.r = realpart</w:t>
-      </w:r>
+        <w:t xml:space="preserve">   </w:t>
+      </w:r>
+      <w:proofErr w:type="spellStart"/>
+      <w:r>
+        <w:t>self.r</w:t>
+      </w:r>
+      <w:proofErr w:type="spellEnd"/>
+      <w:r>
+        <w:t xml:space="preserve"> = </w:t>
+      </w:r>
+      <w:proofErr w:type="spellStart"/>
+      <w:r>
+        <w:t>realpart</w:t>
+      </w:r>
+      <w:proofErr w:type="spellEnd"/>
     </w:p>
     <w:p>
       <w:pPr>
@@ -16313,11 +19074,24 @@
         <w:t xml:space="preserve"> </w:t>
       </w:r>
       <w:r>
-        <w:t xml:space="preserve">   self.i = ima</w:t>
+        <w:t xml:space="preserve">   </w:t>
+      </w:r>
+      <w:proofErr w:type="spellStart"/>
+      <w:r>
+        <w:t>self.i</w:t>
+      </w:r>
+      <w:proofErr w:type="spellEnd"/>
+      <w:r>
+        <w:t xml:space="preserve"> = </w:t>
+      </w:r>
+      <w:proofErr w:type="spellStart"/>
+      <w:r>
+        <w:t>ima</w:t>
       </w:r>
       <w:r>
         <w:t>gepart</w:t>
       </w:r>
+      <w:proofErr w:type="spellEnd"/>
     </w:p>
     <w:p>
       <w:r>
@@ -16340,7 +19114,15 @@
     </w:p>
     <w:p>
       <w:r>
-        <w:t>print(x.r,x.i)</w:t>
+        <w:t>print(</w:t>
+      </w:r>
+      <w:proofErr w:type="spellStart"/>
+      <w:r>
+        <w:t>x.r,x.i</w:t>
+      </w:r>
+      <w:proofErr w:type="spellEnd"/>
+      <w:r>
+        <w:t>)</w:t>
       </w:r>
     </w:p>
     <w:p>
@@ -16359,18 +19141,54 @@
         <w:rPr>
           <w:rFonts w:hint="eastAsia"/>
         </w:rPr>
-        <w:t>当一个类继承另一个的时候，他会把父类的所有变量和方法全部拿过来</w:t>
-      </w:r>
-    </w:p>
-    <w:p>
-      <w:r>
-        <w:rPr>
-          <w:rFonts w:hint="eastAsia"/>
-        </w:rPr>
-        <w:t>需要注意如何使用父类的_</w:t>
-      </w:r>
-      <w:r>
-        <w:t>_init__(self)</w:t>
+        <w:t>当一个类继承另一个的时候，他会</w:t>
+      </w:r>
+      <w:proofErr w:type="gramStart"/>
+      <w:r>
+        <w:rPr>
+          <w:rFonts w:hint="eastAsia"/>
+        </w:rPr>
+        <w:t>把父类</w:t>
+      </w:r>
+      <w:proofErr w:type="gramEnd"/>
+      <w:r>
+        <w:rPr>
+          <w:rFonts w:hint="eastAsia"/>
+        </w:rPr>
+        <w:t>的所有变量和方法全部拿过来</w:t>
+      </w:r>
+    </w:p>
+    <w:p>
+      <w:r>
+        <w:rPr>
+          <w:rFonts w:hint="eastAsia"/>
+        </w:rPr>
+        <w:t>需要注意如何</w:t>
+      </w:r>
+      <w:proofErr w:type="gramStart"/>
+      <w:r>
+        <w:rPr>
+          <w:rFonts w:hint="eastAsia"/>
+        </w:rPr>
+        <w:t>使用父类的</w:t>
+      </w:r>
+      <w:proofErr w:type="gramEnd"/>
+      <w:r>
+        <w:rPr>
+          <w:rFonts w:hint="eastAsia"/>
+        </w:rPr>
+        <w:t>_</w:t>
+      </w:r>
+      <w:r>
+        <w:t>_</w:t>
+      </w:r>
+      <w:proofErr w:type="spellStart"/>
+      <w:r>
+        <w:t>init</w:t>
+      </w:r>
+      <w:proofErr w:type="spellEnd"/>
+      <w:r>
+        <w:t>__(self)</w:t>
       </w:r>
       <w:r>
         <w:rPr>
@@ -16494,7 +19312,27 @@
           <w:kern w:val="0"/>
           <w:szCs w:val="21"/>
         </w:rPr>
-        <w:t>__init__</w:t>
+        <w:t>__</w:t>
+      </w:r>
+      <w:proofErr w:type="spellStart"/>
+      <w:r>
+        <w:rPr>
+          <w:rFonts w:ascii="Consolas" w:eastAsia="宋体" w:hAnsi="Consolas" w:cs="宋体"/>
+          <w:color w:val="DCDCAA"/>
+          <w:kern w:val="0"/>
+          <w:szCs w:val="21"/>
+        </w:rPr>
+        <w:t>init</w:t>
+      </w:r>
+      <w:proofErr w:type="spellEnd"/>
+      <w:r>
+        <w:rPr>
+          <w:rFonts w:ascii="Consolas" w:eastAsia="宋体" w:hAnsi="Consolas" w:cs="宋体"/>
+          <w:color w:val="DCDCAA"/>
+          <w:kern w:val="0"/>
+          <w:szCs w:val="21"/>
+        </w:rPr>
+        <w:t>__</w:t>
       </w:r>
       <w:r>
         <w:rPr>
@@ -16505,6 +19343,7 @@
         </w:rPr>
         <w:t>(</w:t>
       </w:r>
+      <w:proofErr w:type="spellStart"/>
       <w:r>
         <w:rPr>
           <w:rFonts w:ascii="Consolas" w:eastAsia="宋体" w:hAnsi="Consolas" w:cs="宋体"/>
@@ -16532,6 +19371,7 @@
         </w:rPr>
         <w:t>name</w:t>
       </w:r>
+      <w:proofErr w:type="spellEnd"/>
       <w:r>
         <w:rPr>
           <w:rFonts w:ascii="Consolas" w:eastAsia="宋体" w:hAnsi="Consolas" w:cs="宋体"/>
@@ -16623,6 +19463,7 @@
         </w:rPr>
         <w:t> </w:t>
       </w:r>
+      <w:proofErr w:type="spellStart"/>
       <w:r>
         <w:rPr>
           <w:rFonts w:ascii="Consolas" w:eastAsia="宋体" w:hAnsi="Consolas" w:cs="宋体"/>
@@ -16632,6 +19473,7 @@
         </w:rPr>
         <w:t>get_details</w:t>
       </w:r>
+      <w:proofErr w:type="spellEnd"/>
       <w:r>
         <w:rPr>
           <w:rFonts w:ascii="Consolas" w:eastAsia="宋体" w:hAnsi="Consolas" w:cs="宋体"/>
@@ -16848,7 +19690,27 @@
           <w:kern w:val="0"/>
           <w:szCs w:val="21"/>
         </w:rPr>
-        <w:t>__init__</w:t>
+        <w:t>__</w:t>
+      </w:r>
+      <w:proofErr w:type="spellStart"/>
+      <w:r>
+        <w:rPr>
+          <w:rFonts w:ascii="Consolas" w:eastAsia="宋体" w:hAnsi="Consolas" w:cs="宋体"/>
+          <w:color w:val="DCDCAA"/>
+          <w:kern w:val="0"/>
+          <w:szCs w:val="21"/>
+        </w:rPr>
+        <w:t>init</w:t>
+      </w:r>
+      <w:proofErr w:type="spellEnd"/>
+      <w:r>
+        <w:rPr>
+          <w:rFonts w:ascii="Consolas" w:eastAsia="宋体" w:hAnsi="Consolas" w:cs="宋体"/>
+          <w:color w:val="DCDCAA"/>
+          <w:kern w:val="0"/>
+          <w:szCs w:val="21"/>
+        </w:rPr>
+        <w:t>__</w:t>
       </w:r>
       <w:r>
         <w:rPr>
@@ -16859,6 +19721,7 @@
         </w:rPr>
         <w:t>(</w:t>
       </w:r>
+      <w:proofErr w:type="spellStart"/>
       <w:r>
         <w:rPr>
           <w:rFonts w:ascii="Consolas" w:eastAsia="宋体" w:hAnsi="Consolas" w:cs="宋体"/>
@@ -16922,6 +19785,7 @@
         </w:rPr>
         <w:t>year</w:t>
       </w:r>
+      <w:proofErr w:type="spellEnd"/>
       <w:r>
         <w:rPr>
           <w:rFonts w:ascii="Consolas" w:eastAsia="宋体" w:hAnsi="Consolas" w:cs="宋体"/>
@@ -16961,7 +19825,27 @@
           <w:kern w:val="0"/>
           <w:szCs w:val="21"/>
         </w:rPr>
-        <w:t>__init__</w:t>
+        <w:t>__</w:t>
+      </w:r>
+      <w:proofErr w:type="spellStart"/>
+      <w:r>
+        <w:rPr>
+          <w:rFonts w:ascii="Consolas" w:eastAsia="宋体" w:hAnsi="Consolas" w:cs="宋体"/>
+          <w:color w:val="DCDCAA"/>
+          <w:kern w:val="0"/>
+          <w:szCs w:val="21"/>
+        </w:rPr>
+        <w:t>init</w:t>
+      </w:r>
+      <w:proofErr w:type="spellEnd"/>
+      <w:r>
+        <w:rPr>
+          <w:rFonts w:ascii="Consolas" w:eastAsia="宋体" w:hAnsi="Consolas" w:cs="宋体"/>
+          <w:color w:val="DCDCAA"/>
+          <w:kern w:val="0"/>
+          <w:szCs w:val="21"/>
+        </w:rPr>
+        <w:t>__</w:t>
       </w:r>
       <w:r>
         <w:rPr>
@@ -16972,6 +19856,7 @@
         </w:rPr>
         <w:t>(</w:t>
       </w:r>
+      <w:proofErr w:type="spellStart"/>
       <w:r>
         <w:rPr>
           <w:rFonts w:ascii="Consolas" w:eastAsia="宋体" w:hAnsi="Consolas" w:cs="宋体"/>
@@ -16990,6 +19875,7 @@
         </w:rPr>
         <w:t>,name</w:t>
       </w:r>
+      <w:proofErr w:type="spellEnd"/>
       <w:r>
         <w:rPr>
           <w:rFonts w:ascii="Consolas" w:eastAsia="宋体" w:hAnsi="Consolas" w:cs="宋体" w:hint="eastAsia"/>
@@ -17022,6 +19908,7 @@
         </w:rPr>
         <w:t>        </w:t>
       </w:r>
+      <w:proofErr w:type="spellStart"/>
       <w:r>
         <w:rPr>
           <w:rFonts w:ascii="Consolas" w:eastAsia="宋体" w:hAnsi="Consolas" w:cs="宋体"/>
@@ -17038,7 +19925,17 @@
           <w:kern w:val="0"/>
           <w:szCs w:val="21"/>
         </w:rPr>
-        <w:t>.branch = branch</w:t>
+        <w:t>.branch</w:t>
+      </w:r>
+      <w:proofErr w:type="spellEnd"/>
+      <w:r>
+        <w:rPr>
+          <w:rFonts w:ascii="Consolas" w:eastAsia="宋体" w:hAnsi="Consolas" w:cs="宋体"/>
+          <w:color w:val="D4D4D4"/>
+          <w:kern w:val="0"/>
+          <w:szCs w:val="21"/>
+        </w:rPr>
+        <w:t> = branch</w:t>
       </w:r>
     </w:p>
     <w:p>
@@ -17063,6 +19960,7 @@
         </w:rPr>
         <w:t>        </w:t>
       </w:r>
+      <w:proofErr w:type="spellStart"/>
       <w:r>
         <w:rPr>
           <w:rFonts w:ascii="Consolas" w:eastAsia="宋体" w:hAnsi="Consolas" w:cs="宋体"/>
@@ -17079,7 +19977,17 @@
           <w:kern w:val="0"/>
           <w:szCs w:val="21"/>
         </w:rPr>
-        <w:t>.year = year</w:t>
+        <w:t>.year</w:t>
+      </w:r>
+      <w:proofErr w:type="spellEnd"/>
+      <w:r>
+        <w:rPr>
+          <w:rFonts w:ascii="Consolas" w:eastAsia="宋体" w:hAnsi="Consolas" w:cs="宋体"/>
+          <w:color w:val="D4D4D4"/>
+          <w:kern w:val="0"/>
+          <w:szCs w:val="21"/>
+        </w:rPr>
+        <w:t> = year</w:t>
       </w:r>
     </w:p>
     <w:p>
@@ -17122,6 +20030,7 @@
         </w:rPr>
         <w:t> </w:t>
       </w:r>
+      <w:proofErr w:type="spellStart"/>
       <w:r>
         <w:rPr>
           <w:rFonts w:ascii="Consolas" w:eastAsia="宋体" w:hAnsi="Consolas" w:cs="宋体"/>
@@ -17131,6 +20040,7 @@
         </w:rPr>
         <w:t>get_details</w:t>
       </w:r>
+      <w:proofErr w:type="spellEnd"/>
       <w:r>
         <w:rPr>
           <w:rFonts w:ascii="Consolas" w:eastAsia="宋体" w:hAnsi="Consolas" w:cs="宋体"/>
@@ -17455,7 +20365,27 @@
           <w:kern w:val="0"/>
           <w:szCs w:val="21"/>
         </w:rPr>
-        <w:t>__init__</w:t>
+        <w:t>__</w:t>
+      </w:r>
+      <w:proofErr w:type="spellStart"/>
+      <w:r>
+        <w:rPr>
+          <w:rFonts w:ascii="Consolas" w:eastAsia="宋体" w:hAnsi="Consolas" w:cs="宋体"/>
+          <w:color w:val="DCDCAA"/>
+          <w:kern w:val="0"/>
+          <w:szCs w:val="21"/>
+        </w:rPr>
+        <w:t>init</w:t>
+      </w:r>
+      <w:proofErr w:type="spellEnd"/>
+      <w:r>
+        <w:rPr>
+          <w:rFonts w:ascii="Consolas" w:eastAsia="宋体" w:hAnsi="Consolas" w:cs="宋体"/>
+          <w:color w:val="DCDCAA"/>
+          <w:kern w:val="0"/>
+          <w:szCs w:val="21"/>
+        </w:rPr>
+        <w:t>__</w:t>
       </w:r>
       <w:r>
         <w:rPr>
@@ -17466,6 +20396,7 @@
         </w:rPr>
         <w:t>(</w:t>
       </w:r>
+      <w:proofErr w:type="spellStart"/>
       <w:r>
         <w:rPr>
           <w:rFonts w:ascii="Consolas" w:eastAsia="宋体" w:hAnsi="Consolas" w:cs="宋体"/>
@@ -17511,6 +20442,7 @@
         </w:rPr>
         <w:t>papers</w:t>
       </w:r>
+      <w:proofErr w:type="spellEnd"/>
       <w:r>
         <w:rPr>
           <w:rFonts w:ascii="Consolas" w:eastAsia="宋体" w:hAnsi="Consolas" w:cs="宋体"/>
@@ -17550,7 +20482,27 @@
           <w:kern w:val="0"/>
           <w:szCs w:val="21"/>
         </w:rPr>
-        <w:t>__init__</w:t>
+        <w:t>__</w:t>
+      </w:r>
+      <w:proofErr w:type="spellStart"/>
+      <w:r>
+        <w:rPr>
+          <w:rFonts w:ascii="Consolas" w:eastAsia="宋体" w:hAnsi="Consolas" w:cs="宋体"/>
+          <w:color w:val="DCDCAA"/>
+          <w:kern w:val="0"/>
+          <w:szCs w:val="21"/>
+        </w:rPr>
+        <w:t>init</w:t>
+      </w:r>
+      <w:proofErr w:type="spellEnd"/>
+      <w:r>
+        <w:rPr>
+          <w:rFonts w:ascii="Consolas" w:eastAsia="宋体" w:hAnsi="Consolas" w:cs="宋体"/>
+          <w:color w:val="DCDCAA"/>
+          <w:kern w:val="0"/>
+          <w:szCs w:val="21"/>
+        </w:rPr>
+        <w:t>__</w:t>
       </w:r>
       <w:r>
         <w:rPr>
@@ -17561,6 +20513,7 @@
         </w:rPr>
         <w:t>(</w:t>
       </w:r>
+      <w:proofErr w:type="spellStart"/>
       <w:r>
         <w:rPr>
           <w:rFonts w:ascii="Consolas" w:eastAsia="宋体" w:hAnsi="Consolas" w:cs="宋体"/>
@@ -17577,7 +20530,17 @@
           <w:kern w:val="0"/>
           <w:szCs w:val="21"/>
         </w:rPr>
-        <w:t>,name)</w:t>
+        <w:t>,name</w:t>
+      </w:r>
+      <w:proofErr w:type="spellEnd"/>
+      <w:r>
+        <w:rPr>
+          <w:rFonts w:ascii="Consolas" w:eastAsia="宋体" w:hAnsi="Consolas" w:cs="宋体"/>
+          <w:color w:val="D4D4D4"/>
+          <w:kern w:val="0"/>
+          <w:szCs w:val="21"/>
+        </w:rPr>
+        <w:t>)</w:t>
       </w:r>
     </w:p>
     <w:p>
@@ -17602,6 +20565,7 @@
         </w:rPr>
         <w:t>        </w:t>
       </w:r>
+      <w:proofErr w:type="spellStart"/>
       <w:r>
         <w:rPr>
           <w:rFonts w:ascii="Consolas" w:eastAsia="宋体" w:hAnsi="Consolas" w:cs="宋体"/>
@@ -17618,7 +20582,17 @@
           <w:kern w:val="0"/>
           <w:szCs w:val="21"/>
         </w:rPr>
-        <w:t>.papers = papers</w:t>
+        <w:t>.papers</w:t>
+      </w:r>
+      <w:proofErr w:type="spellEnd"/>
+      <w:r>
+        <w:rPr>
+          <w:rFonts w:ascii="Consolas" w:eastAsia="宋体" w:hAnsi="Consolas" w:cs="宋体"/>
+          <w:color w:val="D4D4D4"/>
+          <w:kern w:val="0"/>
+          <w:szCs w:val="21"/>
+        </w:rPr>
+        <w:t> = papers</w:t>
       </w:r>
     </w:p>
     <w:p>
@@ -17661,6 +20635,7 @@
         </w:rPr>
         <w:t> </w:t>
       </w:r>
+      <w:proofErr w:type="spellStart"/>
       <w:r>
         <w:rPr>
           <w:rFonts w:ascii="Consolas" w:eastAsia="宋体" w:hAnsi="Consolas" w:cs="宋体"/>
@@ -17670,6 +20645,7 @@
         </w:rPr>
         <w:t>get_details</w:t>
       </w:r>
+      <w:proofErr w:type="spellEnd"/>
       <w:r>
         <w:rPr>
           <w:rFonts w:ascii="Consolas" w:eastAsia="宋体" w:hAnsi="Consolas" w:cs="宋体"/>
@@ -17890,7 +20866,27 @@
           <w:kern w:val="0"/>
           <w:szCs w:val="21"/>
         </w:rPr>
-        <w:t>'Susuanne'</w:t>
+        <w:t>'</w:t>
+      </w:r>
+      <w:proofErr w:type="spellStart"/>
+      <w:r>
+        <w:rPr>
+          <w:rFonts w:ascii="Consolas" w:eastAsia="宋体" w:hAnsi="Consolas" w:cs="宋体"/>
+          <w:color w:val="CE9178"/>
+          <w:kern w:val="0"/>
+          <w:szCs w:val="21"/>
+        </w:rPr>
+        <w:t>Susuanne</w:t>
+      </w:r>
+      <w:proofErr w:type="spellEnd"/>
+      <w:r>
+        <w:rPr>
+          <w:rFonts w:ascii="Consolas" w:eastAsia="宋体" w:hAnsi="Consolas" w:cs="宋体"/>
+          <w:color w:val="CE9178"/>
+          <w:kern w:val="0"/>
+          <w:szCs w:val="21"/>
+        </w:rPr>
+        <w:t>'</w:t>
       </w:r>
       <w:r>
         <w:rPr>
@@ -18026,7 +21022,17 @@
           <w:kern w:val="0"/>
           <w:szCs w:val="21"/>
         </w:rPr>
-        <w:t>'C'</w:t>
+        <w:t>'</w:t>
+      </w:r>
+      <w:proofErr w:type="spellStart"/>
+      <w:r>
+        <w:rPr>
+          <w:rFonts w:ascii="Consolas" w:eastAsia="宋体" w:hAnsi="Consolas" w:cs="宋体"/>
+          <w:color w:val="CE9178"/>
+          <w:kern w:val="0"/>
+          <w:szCs w:val="21"/>
+        </w:rPr>
+        <w:t>C'</w:t>
       </w:r>
       <w:r>
         <w:rPr>
@@ -18044,7 +21050,17 @@
           <w:kern w:val="0"/>
           <w:szCs w:val="21"/>
         </w:rPr>
-        <w:t>'Java'</w:t>
+        <w:t>'Java</w:t>
+      </w:r>
+      <w:proofErr w:type="spellEnd"/>
+      <w:r>
+        <w:rPr>
+          <w:rFonts w:ascii="Consolas" w:eastAsia="宋体" w:hAnsi="Consolas" w:cs="宋体"/>
+          <w:color w:val="CE9178"/>
+          <w:kern w:val="0"/>
+          <w:szCs w:val="21"/>
+        </w:rPr>
+        <w:t>'</w:t>
       </w:r>
       <w:r>
         <w:rPr>
@@ -18185,7 +21201,15 @@
         <w:t>class</w:t>
       </w:r>
       <w:r>
-        <w:t xml:space="preserve"> MyClass(class1,class2)</w:t>
+        <w:t xml:space="preserve"> </w:t>
+      </w:r>
+      <w:proofErr w:type="spellStart"/>
+      <w:r>
+        <w:t>MyClass</w:t>
+      </w:r>
+      <w:proofErr w:type="spellEnd"/>
+      <w:r>
+        <w:t>(class1,class2)</w:t>
       </w:r>
       <w:r>
         <w:rPr>
@@ -18199,7 +21223,15 @@
         <w:ind w:firstLine="420"/>
       </w:pPr>
       <w:r>
-        <w:t>def __init__(self):</w:t>
+        <w:t>def __</w:t>
+      </w:r>
+      <w:proofErr w:type="spellStart"/>
+      <w:r>
+        <w:t>init</w:t>
+      </w:r>
+      <w:proofErr w:type="spellEnd"/>
+      <w:r>
+        <w:t>__(self):</w:t>
       </w:r>
     </w:p>
     <w:p>
@@ -18246,7 +21278,15 @@
         <w:t>person</w:t>
       </w:r>
       <w:r>
-        <w:t>1 = Person(‘Sukka’)</w:t>
+        <w:t>1 = Person(‘</w:t>
+      </w:r>
+      <w:proofErr w:type="spellStart"/>
+      <w:r>
+        <w:t>Sukka</w:t>
+      </w:r>
+      <w:proofErr w:type="spellEnd"/>
+      <w:r>
+        <w:t>’)</w:t>
       </w:r>
     </w:p>
     <w:p>
@@ -18497,7 +21537,15 @@
         <w:ind w:firstLine="420"/>
       </w:pPr>
       <w:r>
-        <w:t>def __init__(self):</w:t>
+        <w:t>def __</w:t>
+      </w:r>
+      <w:proofErr w:type="spellStart"/>
+      <w:r>
+        <w:t>init</w:t>
+      </w:r>
+      <w:proofErr w:type="spellEnd"/>
+      <w:r>
+        <w:t>__(self):</w:t>
       </w:r>
     </w:p>
     <w:p>
@@ -18514,7 +21562,15 @@
         <w:t xml:space="preserve">   </w:t>
       </w:r>
       <w:r>
-        <w:t>self._wid = 0</w:t>
+        <w:t>self._</w:t>
+      </w:r>
+      <w:proofErr w:type="spellStart"/>
+      <w:r>
+        <w:t>wid</w:t>
+      </w:r>
+      <w:proofErr w:type="spellEnd"/>
+      <w:r>
+        <w:t xml:space="preserve"> = 0</w:t>
       </w:r>
     </w:p>
     <w:p>
@@ -18528,7 +21584,15 @@
         <w:t xml:space="preserve"> </w:t>
       </w:r>
       <w:r>
-        <w:t xml:space="preserve">   self._hei = 0</w:t>
+        <w:t xml:space="preserve">   self._</w:t>
+      </w:r>
+      <w:proofErr w:type="spellStart"/>
+      <w:r>
+        <w:t>hei</w:t>
+      </w:r>
+      <w:proofErr w:type="spellEnd"/>
+      <w:r>
+        <w:t xml:space="preserve"> = 0</w:t>
       </w:r>
     </w:p>
     <w:p>
@@ -18558,8 +21622,13 @@
         <w:ind w:firstLine="420"/>
       </w:pPr>
       <w:r>
-        <w:t xml:space="preserve">    return self._wid</w:t>
-      </w:r>
+        <w:t xml:space="preserve">    return self._</w:t>
+      </w:r>
+      <w:proofErr w:type="spellStart"/>
+      <w:r>
+        <w:t>wid</w:t>
+      </w:r>
+      <w:proofErr w:type="spellEnd"/>
     </w:p>
     <w:p>
       <w:pPr>
@@ -18601,8 +21670,13 @@
         <w:t xml:space="preserve"> </w:t>
       </w:r>
       <w:r>
-        <w:t xml:space="preserve">   return self._hei</w:t>
-      </w:r>
+        <w:t xml:space="preserve">   return self._</w:t>
+      </w:r>
+      <w:proofErr w:type="spellStart"/>
+      <w:r>
+        <w:t>hei</w:t>
+      </w:r>
+      <w:proofErr w:type="spellEnd"/>
     </w:p>
     <w:p>
       <w:pPr>
@@ -18643,8 +21717,21 @@
         <w:t xml:space="preserve"> </w:t>
       </w:r>
       <w:r>
-        <w:t xml:space="preserve">   return self._wid * self._hei</w:t>
-      </w:r>
+        <w:t xml:space="preserve">   return self._</w:t>
+      </w:r>
+      <w:proofErr w:type="spellStart"/>
+      <w:r>
+        <w:t>wid</w:t>
+      </w:r>
+      <w:proofErr w:type="spellEnd"/>
+      <w:r>
+        <w:t xml:space="preserve"> * self._</w:t>
+      </w:r>
+      <w:proofErr w:type="spellStart"/>
+      <w:r>
+        <w:t>hei</w:t>
+      </w:r>
+      <w:proofErr w:type="spellEnd"/>
     </w:p>
     <w:p>
       <w:pPr>
@@ -18656,9 +21743,11 @@
         </w:rPr>
         <w:t>@</w:t>
       </w:r>
+      <w:proofErr w:type="spellStart"/>
       <w:r>
         <w:t>width.setter</w:t>
       </w:r>
+      <w:proofErr w:type="spellEnd"/>
     </w:p>
     <w:p>
       <w:pPr>
@@ -18671,7 +21760,15 @@
         <w:t>d</w:t>
       </w:r>
       <w:r>
-        <w:t>ef width(self,value):</w:t>
+        <w:t>ef width(</w:t>
+      </w:r>
+      <w:proofErr w:type="spellStart"/>
+      <w:r>
+        <w:t>self,value</w:t>
+      </w:r>
+      <w:proofErr w:type="spellEnd"/>
+      <w:r>
+        <w:t>):</w:t>
       </w:r>
     </w:p>
     <w:p>
@@ -18685,7 +21782,15 @@
         <w:t xml:space="preserve"> </w:t>
       </w:r>
       <w:r>
-        <w:t xml:space="preserve">   self._wid = value</w:t>
+        <w:t xml:space="preserve">   self._</w:t>
+      </w:r>
+      <w:proofErr w:type="spellStart"/>
+      <w:r>
+        <w:t>wid</w:t>
+      </w:r>
+      <w:proofErr w:type="spellEnd"/>
+      <w:r>
+        <w:t xml:space="preserve"> = value</w:t>
       </w:r>
     </w:p>
     <w:p>
@@ -18698,9 +21803,11 @@
         </w:rPr>
         <w:t>@</w:t>
       </w:r>
+      <w:proofErr w:type="spellStart"/>
       <w:r>
         <w:t>height.setter</w:t>
       </w:r>
+      <w:proofErr w:type="spellEnd"/>
     </w:p>
     <w:p>
       <w:pPr>
@@ -18713,7 +21820,15 @@
         <w:t>d</w:t>
       </w:r>
       <w:r>
-        <w:t>ef height(self,value):</w:t>
+        <w:t>ef height(</w:t>
+      </w:r>
+      <w:proofErr w:type="spellStart"/>
+      <w:r>
+        <w:t>self,value</w:t>
+      </w:r>
+      <w:proofErr w:type="spellEnd"/>
+      <w:r>
+        <w:t>):</w:t>
       </w:r>
     </w:p>
     <w:p>
@@ -18727,7 +21842,15 @@
         <w:t xml:space="preserve"> </w:t>
       </w:r>
       <w:r>
-        <w:t xml:space="preserve">   self._hei = value</w:t>
+        <w:t xml:space="preserve">   self._</w:t>
+      </w:r>
+      <w:proofErr w:type="spellStart"/>
+      <w:r>
+        <w:t>hei</w:t>
+      </w:r>
+      <w:proofErr w:type="spellEnd"/>
+      <w:r>
+        <w:t xml:space="preserve"> = value</w:t>
       </w:r>
     </w:p>
     <w:p>
@@ -18753,6 +21876,7 @@
       <w:pPr>
         <w:ind w:firstLine="420"/>
       </w:pPr>
+      <w:proofErr w:type="spellStart"/>
       <w:r>
         <w:rPr>
           <w:rFonts w:hint="eastAsia"/>
@@ -18760,13 +21884,18 @@
         <w:t>s</w:t>
       </w:r>
       <w:r>
-        <w:t>.width=1024</w:t>
+        <w:t>.width</w:t>
+      </w:r>
+      <w:proofErr w:type="spellEnd"/>
+      <w:r>
+        <w:t>=1024</w:t>
       </w:r>
     </w:p>
     <w:p>
       <w:pPr>
         <w:ind w:firstLine="420"/>
       </w:pPr>
+      <w:proofErr w:type="spellStart"/>
       <w:r>
         <w:rPr>
           <w:rFonts w:hint="eastAsia"/>
@@ -18774,7 +21903,11 @@
         <w:t>s</w:t>
       </w:r>
       <w:r>
-        <w:t>.height=</w:t>
+        <w:t>.height</w:t>
+      </w:r>
+      <w:proofErr w:type="spellEnd"/>
+      <w:r>
+        <w:t>=</w:t>
       </w:r>
     </w:p>
     <w:p>
@@ -18933,7 +22066,15 @@
         <w:t>def</w:t>
       </w:r>
       <w:r>
-        <w:t xml:space="preserve"> simplebar(num):</w:t>
+        <w:t xml:space="preserve"> </w:t>
+      </w:r>
+      <w:proofErr w:type="spellStart"/>
+      <w:r>
+        <w:t>simplebar</w:t>
+      </w:r>
+      <w:proofErr w:type="spellEnd"/>
+      <w:r>
+        <w:t>(num):</w:t>
       </w:r>
     </w:p>
     <w:p>
@@ -18950,6 +22091,7 @@
           <w:lang w:val="de-DE"/>
         </w:rPr>
       </w:pPr>
+      <w:proofErr w:type="spellStart"/>
       <w:r>
         <w:rPr>
           <w:rFonts w:hint="eastAsia"/>
@@ -18961,13 +22103,48 @@
         <w:rPr>
           <w:lang w:val="de-DE"/>
         </w:rPr>
-        <w:t>ef h</w:t>
-      </w:r>
-      <w:r>
-        <w:rPr>
-          <w:lang w:val="de-DE"/>
-        </w:rPr>
-        <w:t>ashbar(num):</w:t>
+        <w:t>ef</w:t>
+      </w:r>
+      <w:proofErr w:type="spellEnd"/>
+      <w:r>
+        <w:rPr>
+          <w:lang w:val="de-DE"/>
+        </w:rPr>
+        <w:t xml:space="preserve"> </w:t>
+      </w:r>
+      <w:proofErr w:type="spellStart"/>
+      <w:r>
+        <w:rPr>
+          <w:lang w:val="de-DE"/>
+        </w:rPr>
+        <w:t>h</w:t>
+      </w:r>
+      <w:r>
+        <w:rPr>
+          <w:lang w:val="de-DE"/>
+        </w:rPr>
+        <w:t>ashbar</w:t>
+      </w:r>
+      <w:proofErr w:type="spellEnd"/>
+      <w:r>
+        <w:rPr>
+          <w:lang w:val="de-DE"/>
+        </w:rPr>
+        <w:t>(</w:t>
+      </w:r>
+      <w:proofErr w:type="spellStart"/>
+      <w:r>
+        <w:rPr>
+          <w:lang w:val="de-DE"/>
+        </w:rPr>
+        <w:t>num</w:t>
+      </w:r>
+      <w:proofErr w:type="spellEnd"/>
+      <w:r>
+        <w:rPr>
+          <w:lang w:val="de-DE"/>
+        </w:rPr>
+        <w:t>):</w:t>
       </w:r>
     </w:p>
     <w:p>
@@ -18977,11 +22154,41 @@
           <w:lang w:val="de-DE"/>
         </w:rPr>
       </w:pPr>
-      <w:r>
-        <w:rPr>
-          <w:lang w:val="de-DE"/>
-        </w:rPr>
-        <w:t>print(‘#‘ * num)</w:t>
+      <w:proofErr w:type="spellStart"/>
+      <w:proofErr w:type="gramStart"/>
+      <w:r>
+        <w:rPr>
+          <w:lang w:val="de-DE"/>
+        </w:rPr>
+        <w:t>print</w:t>
+      </w:r>
+      <w:proofErr w:type="spellEnd"/>
+      <w:r>
+        <w:rPr>
+          <w:lang w:val="de-DE"/>
+        </w:rPr>
+        <w:t>(</w:t>
+      </w:r>
+      <w:proofErr w:type="gramEnd"/>
+      <w:r>
+        <w:rPr>
+          <w:lang w:val="de-DE"/>
+        </w:rPr>
+        <w:t xml:space="preserve">‘#‘ * </w:t>
+      </w:r>
+      <w:proofErr w:type="spellStart"/>
+      <w:r>
+        <w:rPr>
+          <w:lang w:val="de-DE"/>
+        </w:rPr>
+        <w:t>num</w:t>
+      </w:r>
+      <w:proofErr w:type="spellEnd"/>
+      <w:r>
+        <w:rPr>
+          <w:lang w:val="de-DE"/>
+        </w:rPr>
+        <w:t>)</w:t>
       </w:r>
     </w:p>
     <w:p>
@@ -19024,6 +22231,7 @@
           <w:lang w:val="de-DE"/>
         </w:rPr>
       </w:pPr>
+      <w:proofErr w:type="spellStart"/>
       <w:r>
         <w:rPr>
           <w:rFonts w:hint="eastAsia"/>
@@ -19032,26 +22240,37 @@
         </w:rPr>
         <w:t>import</w:t>
       </w:r>
+      <w:proofErr w:type="spellEnd"/>
       <w:r>
         <w:rPr>
           <w:highlight w:val="yellow"/>
           <w:lang w:val="de-DE"/>
         </w:rPr>
-        <w:t xml:space="preserve"> bars</w:t>
-      </w:r>
-    </w:p>
-    <w:p>
-      <w:pPr>
-        <w:rPr>
-          <w:lang w:val="de-DE"/>
-        </w:rPr>
-      </w:pPr>
-      <w:r>
-        <w:rPr>
-          <w:rFonts w:hint="eastAsia"/>
+        <w:t xml:space="preserve"> </w:t>
+      </w:r>
+      <w:proofErr w:type="spellStart"/>
+      <w:r>
+        <w:rPr>
           <w:highlight w:val="yellow"/>
           <w:lang w:val="de-DE"/>
         </w:rPr>
+        <w:t>bars</w:t>
+      </w:r>
+      <w:proofErr w:type="spellEnd"/>
+    </w:p>
+    <w:p>
+      <w:pPr>
+        <w:rPr>
+          <w:lang w:val="de-DE"/>
+        </w:rPr>
+      </w:pPr>
+      <w:proofErr w:type="spellStart"/>
+      <w:r>
+        <w:rPr>
+          <w:rFonts w:hint="eastAsia"/>
+          <w:highlight w:val="yellow"/>
+          <w:lang w:val="de-DE"/>
+        </w:rPr>
         <w:t>b</w:t>
       </w:r>
       <w:r>
@@ -19059,7 +22278,15 @@
           <w:highlight w:val="yellow"/>
           <w:lang w:val="de-DE"/>
         </w:rPr>
-        <w:t>ars.simplebar(10)</w:t>
+        <w:t>ars.simplebar</w:t>
+      </w:r>
+      <w:proofErr w:type="spellEnd"/>
+      <w:r>
+        <w:rPr>
+          <w:highlight w:val="yellow"/>
+          <w:lang w:val="de-DE"/>
+        </w:rPr>
+        <w:t>(10)</w:t>
       </w:r>
       <w:r>
         <w:rPr>
@@ -19165,7 +22392,15 @@
           <w:lang w:val="de-DE"/>
         </w:rPr>
         <w:lastRenderedPageBreak/>
-        <w:t>创建一个m</w:t>
+        <w:t>创建一个</w:t>
+      </w:r>
+      <w:proofErr w:type="spellStart"/>
+      <w:r>
+        <w:rPr>
+          <w:rFonts w:hint="eastAsia"/>
+          <w:lang w:val="de-DE"/>
+        </w:rPr>
+        <w:t>m</w:t>
       </w:r>
       <w:r>
         <w:rPr>
@@ -19173,6 +22408,7 @@
         </w:rPr>
         <w:t>ymodule</w:t>
       </w:r>
+      <w:proofErr w:type="spellEnd"/>
       <w:r>
         <w:rPr>
           <w:rFonts w:hint="eastAsia"/>
@@ -19187,6 +22423,7 @@
           <w:lang w:val="de-DE"/>
         </w:rPr>
       </w:pPr>
+      <w:proofErr w:type="spellStart"/>
       <w:r>
         <w:rPr>
           <w:rFonts w:hint="eastAsia"/>
@@ -19194,19 +22431,35 @@
         </w:rPr>
         <w:t>mkdir</w:t>
       </w:r>
-      <w:r>
-        <w:rPr>
-          <w:lang w:val="de-DE"/>
-        </w:rPr>
-        <w:t xml:space="preserve"> mymodule </w:t>
-      </w:r>
-    </w:p>
-    <w:p>
-      <w:pPr>
-        <w:rPr>
-          <w:lang w:val="de-DE"/>
-        </w:rPr>
-      </w:pPr>
+      <w:proofErr w:type="spellEnd"/>
+      <w:r>
+        <w:rPr>
+          <w:lang w:val="de-DE"/>
+        </w:rPr>
+        <w:t xml:space="preserve"> </w:t>
+      </w:r>
+      <w:proofErr w:type="spellStart"/>
+      <w:r>
+        <w:rPr>
+          <w:lang w:val="de-DE"/>
+        </w:rPr>
+        <w:t>mymodule</w:t>
+      </w:r>
+      <w:proofErr w:type="spellEnd"/>
+      <w:r>
+        <w:rPr>
+          <w:lang w:val="de-DE"/>
+        </w:rPr>
+        <w:t xml:space="preserve"> </w:t>
+      </w:r>
+    </w:p>
+    <w:p>
+      <w:pPr>
+        <w:rPr>
+          <w:lang w:val="de-DE"/>
+        </w:rPr>
+      </w:pPr>
+      <w:proofErr w:type="spellStart"/>
       <w:r>
         <w:rPr>
           <w:rFonts w:hint="eastAsia"/>
@@ -19218,8 +22471,23 @@
         <w:rPr>
           <w:lang w:val="de-DE"/>
         </w:rPr>
-        <w:t>ree mymodule</w:t>
-      </w:r>
+        <w:t>ree</w:t>
+      </w:r>
+      <w:proofErr w:type="spellEnd"/>
+      <w:r>
+        <w:rPr>
+          <w:lang w:val="de-DE"/>
+        </w:rPr>
+        <w:t xml:space="preserve"> </w:t>
+      </w:r>
+      <w:proofErr w:type="spellStart"/>
+      <w:r>
+        <w:rPr>
+          <w:lang w:val="de-DE"/>
+        </w:rPr>
+        <w:t>mymodule</w:t>
+      </w:r>
+      <w:proofErr w:type="spellEnd"/>
     </w:p>
     <w:p>
       <w:pPr>
@@ -19320,7 +22588,15 @@
           <w:rFonts w:hint="eastAsia"/>
           <w:lang w:val="de-DE"/>
         </w:rPr>
-        <w:t>的模块名就是 my</w:t>
+        <w:t xml:space="preserve">的模块名就是 </w:t>
+      </w:r>
+      <w:proofErr w:type="spellStart"/>
+      <w:r>
+        <w:rPr>
+          <w:rFonts w:hint="eastAsia"/>
+          <w:lang w:val="de-DE"/>
+        </w:rPr>
+        <w:t>my</w:t>
       </w:r>
       <w:r>
         <w:rPr>
@@ -19328,6 +22604,7 @@
         </w:rPr>
         <w:t>module.bars</w:t>
       </w:r>
+      <w:proofErr w:type="spellEnd"/>
     </w:p>
     <w:p>
       <w:pPr>
@@ -19357,6 +22634,7 @@
           <w:lang w:val="de-DE"/>
         </w:rPr>
       </w:pPr>
+      <w:proofErr w:type="spellStart"/>
       <w:r>
         <w:rPr>
           <w:rFonts w:hint="eastAsia"/>
@@ -19368,56 +22646,127 @@
         <w:rPr>
           <w:lang w:val="de-DE"/>
         </w:rPr>
-        <w:t>rom mymodule.bars import *</w:t>
-      </w:r>
-    </w:p>
-    <w:p>
-      <w:pPr>
-        <w:rPr>
-          <w:lang w:val="de-DE"/>
-        </w:rPr>
-      </w:pPr>
-      <w:r>
-        <w:rPr>
-          <w:rFonts w:hint="eastAsia"/>
-          <w:lang w:val="de-DE"/>
-        </w:rPr>
-        <w:t>如果是包的话，就只能这么用了，import后面接的是函数</w:t>
-      </w:r>
-    </w:p>
-    <w:p>
-      <w:pPr>
-        <w:rPr>
-          <w:lang w:val="de-DE"/>
-        </w:rPr>
-      </w:pPr>
-      <w:r>
-        <w:rPr>
-          <w:rFonts w:hint="eastAsia"/>
-          <w:lang w:val="de-DE"/>
-        </w:rPr>
-        <w:t>from后面接的是具体的模块名</w:t>
-      </w:r>
-    </w:p>
-    <w:p>
-      <w:pPr>
-        <w:rPr>
-          <w:lang w:val="de-DE"/>
-        </w:rPr>
-      </w:pPr>
-      <w:r>
-        <w:rPr>
-          <w:rFonts w:hint="eastAsia"/>
-          <w:lang w:val="de-DE"/>
-        </w:rPr>
-        <w:t>和我们之前import</w:t>
-      </w:r>
+        <w:t>rom</w:t>
+      </w:r>
+      <w:proofErr w:type="spellEnd"/>
       <w:r>
         <w:rPr>
           <w:lang w:val="de-DE"/>
         </w:rPr>
         <w:t xml:space="preserve"> </w:t>
       </w:r>
+      <w:proofErr w:type="spellStart"/>
+      <w:proofErr w:type="gramStart"/>
+      <w:r>
+        <w:rPr>
+          <w:lang w:val="de-DE"/>
+        </w:rPr>
+        <w:t>mymodule.bars</w:t>
+      </w:r>
+      <w:proofErr w:type="spellEnd"/>
+      <w:proofErr w:type="gramEnd"/>
+      <w:r>
+        <w:rPr>
+          <w:lang w:val="de-DE"/>
+        </w:rPr>
+        <w:t xml:space="preserve"> </w:t>
+      </w:r>
+      <w:proofErr w:type="spellStart"/>
+      <w:r>
+        <w:rPr>
+          <w:lang w:val="de-DE"/>
+        </w:rPr>
+        <w:t>import</w:t>
+      </w:r>
+      <w:proofErr w:type="spellEnd"/>
+      <w:r>
+        <w:rPr>
+          <w:lang w:val="de-DE"/>
+        </w:rPr>
+        <w:t xml:space="preserve"> *</w:t>
+      </w:r>
+    </w:p>
+    <w:p>
+      <w:pPr>
+        <w:rPr>
+          <w:lang w:val="de-DE"/>
+        </w:rPr>
+      </w:pPr>
+      <w:r>
+        <w:rPr>
+          <w:rFonts w:hint="eastAsia"/>
+          <w:lang w:val="de-DE"/>
+        </w:rPr>
+        <w:t>如果是包的话，就只能这么用了，</w:t>
+      </w:r>
+      <w:proofErr w:type="spellStart"/>
+      <w:r>
+        <w:rPr>
+          <w:rFonts w:hint="eastAsia"/>
+          <w:lang w:val="de-DE"/>
+        </w:rPr>
+        <w:t>import</w:t>
+      </w:r>
+      <w:proofErr w:type="spellEnd"/>
+      <w:r>
+        <w:rPr>
+          <w:rFonts w:hint="eastAsia"/>
+          <w:lang w:val="de-DE"/>
+        </w:rPr>
+        <w:t>后面接的是函数</w:t>
+      </w:r>
+    </w:p>
+    <w:p>
+      <w:pPr>
+        <w:rPr>
+          <w:lang w:val="de-DE"/>
+        </w:rPr>
+      </w:pPr>
+      <w:proofErr w:type="spellStart"/>
+      <w:r>
+        <w:rPr>
+          <w:rFonts w:hint="eastAsia"/>
+          <w:lang w:val="de-DE"/>
+        </w:rPr>
+        <w:t>from</w:t>
+      </w:r>
+      <w:proofErr w:type="spellEnd"/>
+      <w:r>
+        <w:rPr>
+          <w:rFonts w:hint="eastAsia"/>
+          <w:lang w:val="de-DE"/>
+        </w:rPr>
+        <w:t>后面接的是具体的模块名</w:t>
+      </w:r>
+    </w:p>
+    <w:p>
+      <w:pPr>
+        <w:rPr>
+          <w:lang w:val="de-DE"/>
+        </w:rPr>
+      </w:pPr>
+      <w:r>
+        <w:rPr>
+          <w:rFonts w:hint="eastAsia"/>
+          <w:lang w:val="de-DE"/>
+        </w:rPr>
+        <w:t>和我们之前</w:t>
+      </w:r>
+      <w:proofErr w:type="spellStart"/>
+      <w:r>
+        <w:rPr>
+          <w:rFonts w:hint="eastAsia"/>
+          <w:lang w:val="de-DE"/>
+        </w:rPr>
+        <w:t>import</w:t>
+      </w:r>
+      <w:proofErr w:type="spellEnd"/>
+      <w:r>
+        <w:rPr>
+          <w:lang w:val="de-DE"/>
+        </w:rPr>
+        <w:t xml:space="preserve"> </w:t>
+      </w:r>
       <w:r>
         <w:rPr>
           <w:rFonts w:hint="eastAsia"/>
@@ -19481,25 +22830,112 @@
           <w:lang w:val="de-DE"/>
         </w:rPr>
       </w:pPr>
-      <w:r>
-        <w:rPr>
-          <w:rFonts w:hint="eastAsia"/>
-          <w:lang w:val="de-DE"/>
-        </w:rPr>
-        <w:t>python里有很多内置模块</w:t>
-      </w:r>
-    </w:p>
-    <w:p>
-      <w:pPr>
-        <w:rPr>
-          <w:lang w:val="de-DE"/>
-        </w:rPr>
-      </w:pPr>
-      <w:r>
-        <w:rPr>
-          <w:lang w:val="de-DE"/>
-        </w:rPr>
-        <w:t xml:space="preserve">import sys / import os / import math </w:t>
+      <w:proofErr w:type="spellStart"/>
+      <w:r>
+        <w:rPr>
+          <w:rFonts w:hint="eastAsia"/>
+          <w:lang w:val="de-DE"/>
+        </w:rPr>
+        <w:t>python</w:t>
+      </w:r>
+      <w:proofErr w:type="spellEnd"/>
+      <w:r>
+        <w:rPr>
+          <w:rFonts w:hint="eastAsia"/>
+          <w:lang w:val="de-DE"/>
+        </w:rPr>
+        <w:t>里有很多内置模块</w:t>
+      </w:r>
+    </w:p>
+    <w:p>
+      <w:pPr>
+        <w:rPr>
+          <w:lang w:val="de-DE"/>
+        </w:rPr>
+      </w:pPr>
+      <w:proofErr w:type="spellStart"/>
+      <w:r>
+        <w:rPr>
+          <w:lang w:val="de-DE"/>
+        </w:rPr>
+        <w:t>import</w:t>
+      </w:r>
+      <w:proofErr w:type="spellEnd"/>
+      <w:r>
+        <w:rPr>
+          <w:lang w:val="de-DE"/>
+        </w:rPr>
+        <w:t xml:space="preserve"> </w:t>
+      </w:r>
+      <w:proofErr w:type="spellStart"/>
+      <w:r>
+        <w:rPr>
+          <w:lang w:val="de-DE"/>
+        </w:rPr>
+        <w:t>sys</w:t>
+      </w:r>
+      <w:proofErr w:type="spellEnd"/>
+      <w:r>
+        <w:rPr>
+          <w:lang w:val="de-DE"/>
+        </w:rPr>
+        <w:t xml:space="preserve"> / </w:t>
+      </w:r>
+      <w:proofErr w:type="spellStart"/>
+      <w:r>
+        <w:rPr>
+          <w:lang w:val="de-DE"/>
+        </w:rPr>
+        <w:t>import</w:t>
+      </w:r>
+      <w:proofErr w:type="spellEnd"/>
+      <w:r>
+        <w:rPr>
+          <w:lang w:val="de-DE"/>
+        </w:rPr>
+        <w:t xml:space="preserve"> </w:t>
+      </w:r>
+      <w:proofErr w:type="spellStart"/>
+      <w:r>
+        <w:rPr>
+          <w:lang w:val="de-DE"/>
+        </w:rPr>
+        <w:t>os</w:t>
+      </w:r>
+      <w:proofErr w:type="spellEnd"/>
+      <w:r>
+        <w:rPr>
+          <w:lang w:val="de-DE"/>
+        </w:rPr>
+        <w:t xml:space="preserve"> / </w:t>
+      </w:r>
+      <w:proofErr w:type="spellStart"/>
+      <w:r>
+        <w:rPr>
+          <w:lang w:val="de-DE"/>
+        </w:rPr>
+        <w:t>import</w:t>
+      </w:r>
+      <w:proofErr w:type="spellEnd"/>
+      <w:r>
+        <w:rPr>
+          <w:lang w:val="de-DE"/>
+        </w:rPr>
+        <w:t xml:space="preserve"> </w:t>
+      </w:r>
+      <w:proofErr w:type="spellStart"/>
+      <w:r>
+        <w:rPr>
+          <w:lang w:val="de-DE"/>
+        </w:rPr>
+        <w:t>math</w:t>
+      </w:r>
+      <w:proofErr w:type="spellEnd"/>
+      <w:r>
+        <w:rPr>
+          <w:lang w:val="de-DE"/>
+        </w:rPr>
+        <w:t xml:space="preserve"> </w:t>
       </w:r>
       <w:r>
         <w:rPr>
@@ -19515,6 +22951,7 @@
           <w:lang w:val="de-DE"/>
         </w:rPr>
       </w:pPr>
+      <w:proofErr w:type="spellStart"/>
       <w:r>
         <w:rPr>
           <w:rFonts w:hint="eastAsia"/>
@@ -19522,13 +22959,15 @@
         </w:rPr>
         <w:t>os</w:t>
       </w:r>
-    </w:p>
-    <w:p>
-      <w:pPr>
-        <w:rPr>
-          <w:lang w:val="de-DE"/>
-        </w:rPr>
-      </w:pPr>
+      <w:proofErr w:type="spellEnd"/>
+    </w:p>
+    <w:p>
+      <w:pPr>
+        <w:rPr>
+          <w:lang w:val="de-DE"/>
+        </w:rPr>
+      </w:pPr>
+      <w:proofErr w:type="spellStart"/>
       <w:r>
         <w:rPr>
           <w:rFonts w:hint="eastAsia"/>
@@ -19540,7 +22979,14 @@
         <w:rPr>
           <w:lang w:val="de-DE"/>
         </w:rPr>
-        <w:t xml:space="preserve">.getuid()  </w:t>
+        <w:t>.getuid</w:t>
+      </w:r>
+      <w:proofErr w:type="spellEnd"/>
+      <w:r>
+        <w:rPr>
+          <w:lang w:val="de-DE"/>
+        </w:rPr>
+        <w:t xml:space="preserve">()  </w:t>
       </w:r>
       <w:r>
         <w:rPr>
@@ -19548,6 +22994,7 @@
         </w:rPr>
         <w:t>返回当前进程的有效用户</w:t>
       </w:r>
+      <w:proofErr w:type="spellStart"/>
       <w:r>
         <w:rPr>
           <w:rFonts w:hint="eastAsia"/>
@@ -19555,13 +23002,15 @@
         </w:rPr>
         <w:t>id</w:t>
       </w:r>
-    </w:p>
-    <w:p>
-      <w:pPr>
-        <w:rPr>
-          <w:lang w:val="de-DE"/>
-        </w:rPr>
-      </w:pPr>
+      <w:proofErr w:type="spellEnd"/>
+    </w:p>
+    <w:p>
+      <w:pPr>
+        <w:rPr>
+          <w:lang w:val="de-DE"/>
+        </w:rPr>
+      </w:pPr>
+      <w:proofErr w:type="spellStart"/>
       <w:r>
         <w:rPr>
           <w:rFonts w:hint="eastAsia"/>
@@ -19573,7 +23022,14 @@
         <w:rPr>
           <w:lang w:val="de-DE"/>
         </w:rPr>
-        <w:t xml:space="preserve">.getpid()  </w:t>
+        <w:t>.getpid</w:t>
+      </w:r>
+      <w:proofErr w:type="spellEnd"/>
+      <w:r>
+        <w:rPr>
+          <w:lang w:val="de-DE"/>
+        </w:rPr>
+        <w:t xml:space="preserve">()  </w:t>
       </w:r>
       <w:r>
         <w:rPr>
@@ -19581,6 +23037,7 @@
         </w:rPr>
         <w:t>返回当前进程的</w:t>
       </w:r>
+      <w:proofErr w:type="spellStart"/>
       <w:r>
         <w:rPr>
           <w:rFonts w:hint="eastAsia"/>
@@ -19588,13 +23045,15 @@
         </w:rPr>
         <w:t>id</w:t>
       </w:r>
-    </w:p>
-    <w:p>
-      <w:pPr>
-        <w:rPr>
-          <w:lang w:val="de-DE"/>
-        </w:rPr>
-      </w:pPr>
+      <w:proofErr w:type="spellEnd"/>
+    </w:p>
+    <w:p>
+      <w:pPr>
+        <w:rPr>
+          <w:lang w:val="de-DE"/>
+        </w:rPr>
+      </w:pPr>
+      <w:proofErr w:type="spellStart"/>
       <w:r>
         <w:rPr>
           <w:rFonts w:hint="eastAsia"/>
@@ -19606,7 +23065,14 @@
         <w:rPr>
           <w:lang w:val="de-DE"/>
         </w:rPr>
-        <w:t xml:space="preserve">.getppid() </w:t>
+        <w:t>.getppid</w:t>
+      </w:r>
+      <w:proofErr w:type="spellEnd"/>
+      <w:r>
+        <w:rPr>
+          <w:lang w:val="de-DE"/>
+        </w:rPr>
+        <w:t xml:space="preserve">() </w:t>
       </w:r>
       <w:r>
         <w:rPr>
@@ -19614,6 +23080,7 @@
         </w:rPr>
         <w:t>返回父进程的</w:t>
       </w:r>
+      <w:proofErr w:type="spellStart"/>
       <w:r>
         <w:rPr>
           <w:rFonts w:hint="eastAsia"/>
@@ -19621,13 +23088,15 @@
         </w:rPr>
         <w:t>id</w:t>
       </w:r>
-    </w:p>
-    <w:p>
-      <w:pPr>
-        <w:rPr>
-          <w:lang w:val="de-DE"/>
-        </w:rPr>
-      </w:pPr>
+      <w:proofErr w:type="spellEnd"/>
+    </w:p>
+    <w:p>
+      <w:pPr>
+        <w:rPr>
+          <w:lang w:val="de-DE"/>
+        </w:rPr>
+      </w:pPr>
+      <w:proofErr w:type="spellStart"/>
       <w:r>
         <w:rPr>
           <w:rFonts w:hint="eastAsia"/>
@@ -19639,7 +23108,14 @@
         <w:rPr>
           <w:lang w:val="de-DE"/>
         </w:rPr>
-        <w:t xml:space="preserve">.uname()  </w:t>
+        <w:t>.uname</w:t>
+      </w:r>
+      <w:proofErr w:type="spellEnd"/>
+      <w:r>
+        <w:rPr>
+          <w:lang w:val="de-DE"/>
+        </w:rPr>
+        <w:t xml:space="preserve">()  </w:t>
       </w:r>
       <w:r>
         <w:rPr>
@@ -19649,6 +23125,7 @@
       </w:r>
     </w:p>
     <w:p>
+      <w:proofErr w:type="spellStart"/>
       <w:r>
         <w:rPr>
           <w:rFonts w:hint="eastAsia"/>
@@ -19656,7 +23133,11 @@
         <w:t>os</w:t>
       </w:r>
       <w:r>
-        <w:t xml:space="preserve">.getcwd()  </w:t>
+        <w:t>.getcwd</w:t>
+      </w:r>
+      <w:proofErr w:type="spellEnd"/>
+      <w:r>
+        <w:t xml:space="preserve">()  </w:t>
       </w:r>
       <w:r>
         <w:rPr>
@@ -19666,6 +23147,7 @@
       </w:r>
     </w:p>
     <w:p>
+      <w:proofErr w:type="spellStart"/>
       <w:r>
         <w:rPr>
           <w:rFonts w:hint="eastAsia"/>
@@ -19673,7 +23155,11 @@
         <w:t>o</w:t>
       </w:r>
       <w:r>
-        <w:t xml:space="preserve">s.chdir(‘Code’) </w:t>
+        <w:t>s.chdir</w:t>
+      </w:r>
+      <w:proofErr w:type="spellEnd"/>
+      <w:r>
+        <w:t xml:space="preserve">(‘Code’) </w:t>
       </w:r>
       <w:r>
         <w:rPr>
@@ -19683,6 +23169,7 @@
       </w:r>
     </w:p>
     <w:p>
+      <w:proofErr w:type="spellStart"/>
       <w:r>
         <w:rPr>
           <w:rFonts w:hint="eastAsia"/>
@@ -19690,7 +23177,11 @@
         <w:t>os</w:t>
       </w:r>
       <w:r>
-        <w:t xml:space="preserve">.listdir(‘.’) </w:t>
+        <w:t>.listdir</w:t>
+      </w:r>
+      <w:proofErr w:type="spellEnd"/>
+      <w:r>
+        <w:t xml:space="preserve">(‘.’) </w:t>
       </w:r>
       <w:r>
         <w:rPr>
@@ -19724,7 +23215,21 @@
         <w:rPr>
           <w:rFonts w:hint="eastAsia"/>
         </w:rPr>
-        <w:t>打开cmd，执行 pip</w:t>
+        <w:t>打开</w:t>
+      </w:r>
+      <w:proofErr w:type="spellStart"/>
+      <w:r>
+        <w:rPr>
+          <w:rFonts w:hint="eastAsia"/>
+        </w:rPr>
+        <w:t>cmd</w:t>
+      </w:r>
+      <w:proofErr w:type="spellEnd"/>
+      <w:r>
+        <w:rPr>
+          <w:rFonts w:hint="eastAsia"/>
+        </w:rPr>
+        <w:t>，执行 pip</w:t>
       </w:r>
       <w:r>
         <w:t>3 install requests</w:t>
@@ -19751,6 +23256,7 @@
       <w:r>
         <w:t xml:space="preserve">req = </w:t>
       </w:r>
+      <w:proofErr w:type="spellStart"/>
       <w:r>
         <w:rPr>
           <w:rFonts w:hint="eastAsia"/>
@@ -19758,7 +23264,11 @@
         <w:t>request</w:t>
       </w:r>
       <w:r>
-        <w:t xml:space="preserve">.get(‘https://www.baidu.com’)  </w:t>
+        <w:t>.get</w:t>
+      </w:r>
+      <w:proofErr w:type="spellEnd"/>
+      <w:r>
+        <w:t xml:space="preserve">(‘https://www.baidu.com’)  </w:t>
       </w:r>
       <w:r>
         <w:rPr>
@@ -19768,8 +23278,13 @@
       </w:r>
     </w:p>
     <w:p>
-      <w:r>
-        <w:t xml:space="preserve">req.status_code </w:t>
+      <w:proofErr w:type="spellStart"/>
+      <w:r>
+        <w:t>req.status_code</w:t>
+      </w:r>
+      <w:proofErr w:type="spellEnd"/>
+      <w:r>
+        <w:t xml:space="preserve"> </w:t>
       </w:r>
       <w:r>
         <w:rPr>
@@ -19779,6 +23294,7 @@
       </w:r>
     </w:p>
     <w:p>
+      <w:proofErr w:type="spellStart"/>
       <w:r>
         <w:rPr>
           <w:rFonts w:hint="eastAsia"/>
@@ -19786,7 +23302,11 @@
         <w:t>req</w:t>
       </w:r>
       <w:r>
-        <w:t xml:space="preserve">.text </w:t>
+        <w:t>.text</w:t>
+      </w:r>
+      <w:proofErr w:type="spellEnd"/>
+      <w:r>
+        <w:t xml:space="preserve"> </w:t>
       </w:r>
       <w:r>
         <w:rPr>
@@ -19805,6 +23325,7 @@
       </w:r>
     </w:p>
     <w:p>
+      <w:proofErr w:type="spellStart"/>
       <w:r>
         <w:rPr>
           <w:rFonts w:hint="eastAsia"/>
@@ -19813,19 +23334,39 @@
         <w:t>req</w:t>
       </w:r>
       <w:r>
-        <w:t xml:space="preserve">.text vs req.content </w:t>
-      </w:r>
-    </w:p>
-    <w:p>
-      <w:r>
-        <w:rPr>
-          <w:rFonts w:hint="eastAsia"/>
-        </w:rPr>
-        <w:t>如果是图片，文件 用req</w:t>
+        <w:t>.text</w:t>
+      </w:r>
+      <w:proofErr w:type="spellEnd"/>
+      <w:r>
+        <w:t xml:space="preserve"> vs </w:t>
+      </w:r>
+      <w:proofErr w:type="spellStart"/>
+      <w:r>
+        <w:t>req.content</w:t>
+      </w:r>
+      <w:proofErr w:type="spellEnd"/>
+      <w:r>
+        <w:t xml:space="preserve"> </w:t>
+      </w:r>
+    </w:p>
+    <w:p>
+      <w:r>
+        <w:rPr>
+          <w:rFonts w:hint="eastAsia"/>
+        </w:rPr>
+        <w:t>如果是图片，文件 用</w:t>
+      </w:r>
+      <w:proofErr w:type="spellStart"/>
+      <w:r>
+        <w:rPr>
+          <w:rFonts w:hint="eastAsia"/>
+        </w:rPr>
+        <w:t>req</w:t>
       </w:r>
       <w:r>
         <w:t>.content</w:t>
       </w:r>
+      <w:proofErr w:type="spellEnd"/>
     </w:p>
     <w:p>
       <w:r>
@@ -19835,37 +23376,62 @@
         <w:t>c</w:t>
       </w:r>
       <w:r>
-        <w:t>ontent = req.content</w:t>
-      </w:r>
-    </w:p>
-    <w:p>
-      <w:r>
-        <w:t>with open(‘demo.jpg’) as fobj</w:t>
-      </w:r>
-    </w:p>
-    <w:p>
-      <w:r>
-        <w:t>fobj.write(content)</w:t>
+        <w:t xml:space="preserve">ontent = </w:t>
+      </w:r>
+      <w:proofErr w:type="spellStart"/>
+      <w:r>
+        <w:t>req.content</w:t>
+      </w:r>
+      <w:proofErr w:type="spellEnd"/>
+    </w:p>
+    <w:p>
+      <w:r>
+        <w:t xml:space="preserve">with open(‘demo.jpg’) as </w:t>
+      </w:r>
+      <w:proofErr w:type="spellStart"/>
+      <w:r>
+        <w:t>fobj</w:t>
+      </w:r>
+      <w:proofErr w:type="spellEnd"/>
+    </w:p>
+    <w:p>
+      <w:proofErr w:type="spellStart"/>
+      <w:r>
+        <w:t>fobj.write</w:t>
+      </w:r>
+      <w:proofErr w:type="spellEnd"/>
+      <w:r>
+        <w:t>(content)</w:t>
       </w:r>
     </w:p>
     <w:p>
       <w:pPr>
         <w:pStyle w:val="5"/>
       </w:pPr>
+      <w:proofErr w:type="spellStart"/>
       <w:r>
         <w:t>argparse</w:t>
       </w:r>
-    </w:p>
-    <w:p>
-      <w:r>
-        <w:rPr>
-          <w:rFonts w:hint="eastAsia"/>
-        </w:rPr>
-        <w:t>这个模块处理sys</w:t>
+      <w:proofErr w:type="spellEnd"/>
+    </w:p>
+    <w:p>
+      <w:r>
+        <w:rPr>
+          <w:rFonts w:hint="eastAsia"/>
+        </w:rPr>
+        <w:t>这个模块处理</w:t>
+      </w:r>
+      <w:proofErr w:type="spellStart"/>
+      <w:r>
+        <w:rPr>
+          <w:rFonts w:hint="eastAsia"/>
+        </w:rPr>
+        <w:t>sys</w:t>
       </w:r>
       <w:r>
         <w:t>.argv</w:t>
       </w:r>
+      <w:proofErr w:type="spellEnd"/>
       <w:r>
         <w:rPr>
           <w:rFonts w:hint="eastAsia"/>
@@ -19874,18 +23440,28 @@
       </w:r>
     </w:p>
     <w:p>
+      <w:proofErr w:type="spellStart"/>
       <w:r>
         <w:t>sys.argv</w:t>
       </w:r>
-      <w:r>
-        <w:rPr>
-          <w:rFonts w:hint="eastAsia"/>
-        </w:rPr>
-        <w:t>得到一个列表 ，如果希望对参数处理可以使用arg</w:t>
+      <w:proofErr w:type="spellEnd"/>
+      <w:r>
+        <w:rPr>
+          <w:rFonts w:hint="eastAsia"/>
+        </w:rPr>
+        <w:t>得到一个列表 ，如果希望对参数处理可以使用</w:t>
+      </w:r>
+      <w:proofErr w:type="spellStart"/>
+      <w:r>
+        <w:rPr>
+          <w:rFonts w:hint="eastAsia"/>
+        </w:rPr>
+        <w:t>arg</w:t>
       </w:r>
       <w:r>
         <w:t>parse</w:t>
       </w:r>
+      <w:proofErr w:type="spellEnd"/>
       <w:r>
         <w:rPr>
           <w:rFonts w:hint="eastAsia"/>
@@ -19970,7 +23546,47 @@
         <w:t>s</w:t>
       </w:r>
       <w:r>
-        <w:t>=[‘1’,’2’,’3’]  s,count(‘3’)</w:t>
+        <w:t>=[‘1’,</w:t>
+      </w:r>
+      <w:proofErr w:type="gramStart"/>
+      <w:r>
+        <w:t>’</w:t>
+      </w:r>
+      <w:proofErr w:type="gramEnd"/>
+      <w:r>
+        <w:t>2</w:t>
+      </w:r>
+      <w:proofErr w:type="gramStart"/>
+      <w:r>
+        <w:t>’</w:t>
+      </w:r>
+      <w:proofErr w:type="gramEnd"/>
+      <w:r>
+        <w:t>,</w:t>
+      </w:r>
+      <w:proofErr w:type="gramStart"/>
+      <w:r>
+        <w:t>’</w:t>
+      </w:r>
+      <w:proofErr w:type="gramEnd"/>
+      <w:r>
+        <w:t>3</w:t>
+      </w:r>
+      <w:proofErr w:type="gramStart"/>
+      <w:r>
+        <w:t>’</w:t>
+      </w:r>
+      <w:proofErr w:type="gramEnd"/>
+      <w:r>
+        <w:t xml:space="preserve">]  </w:t>
+      </w:r>
+      <w:proofErr w:type="spellStart"/>
+      <w:r>
+        <w:t>s,count</w:t>
+      </w:r>
+      <w:proofErr w:type="spellEnd"/>
+      <w:r>
+        <w:t>(‘3’)</w:t>
       </w:r>
     </w:p>
     <w:p>
@@ -19995,10 +23611,26 @@
         <w:t>c</w:t>
       </w:r>
       <w:r>
-        <w:t xml:space="preserve"> = Counter(‘abcd’)</w:t>
-      </w:r>
-      <w:r>
-        <w:t xml:space="preserve">  // c = Counter([‘A’,’the’,’Test’])</w:t>
+        <w:t xml:space="preserve"> = Counter(‘</w:t>
+      </w:r>
+      <w:proofErr w:type="spellStart"/>
+      <w:r>
+        <w:t>abcd</w:t>
+      </w:r>
+      <w:proofErr w:type="spellEnd"/>
+      <w:r>
+        <w:t>’)</w:t>
+      </w:r>
+      <w:r>
+        <w:t xml:space="preserve">  // c = Counter([‘</w:t>
+      </w:r>
+      <w:proofErr w:type="spellStart"/>
+      <w:r>
+        <w:t>A’,’the’,’Test</w:t>
+      </w:r>
+      <w:proofErr w:type="spellEnd"/>
+      <w:r>
+        <w:t>’])</w:t>
       </w:r>
     </w:p>
     <w:p>
@@ -20208,8 +23840,13 @@
     </w:p>
     <w:p/>
     <w:p>
-      <w:r>
-        <w:t>c.most_common(3)</w:t>
+      <w:proofErr w:type="spellStart"/>
+      <w:r>
+        <w:t>c.most_common</w:t>
+      </w:r>
+      <w:proofErr w:type="spellEnd"/>
+      <w:r>
+        <w:t>(3)</w:t>
       </w:r>
     </w:p>
     <w:p>
@@ -20280,6 +23917,7 @@
       <w:pPr>
         <w:pStyle w:val="6"/>
       </w:pPr>
+      <w:proofErr w:type="spellStart"/>
       <w:r>
         <w:rPr>
           <w:rFonts w:hint="eastAsia"/>
@@ -20289,28 +23927,45 @@
       <w:r>
         <w:t>faultdict</w:t>
       </w:r>
-    </w:p>
-    <w:p>
-      <w:r>
-        <w:rPr>
-          <w:rFonts w:hint="eastAsia"/>
-        </w:rPr>
-        <w:t>使用字典的时候，如何key不存在，那么就会抛出error。如果我们希望key不存在的时候，返回一个默认值，就可以用de</w:t>
+      <w:proofErr w:type="spellEnd"/>
+    </w:p>
+    <w:p>
+      <w:r>
+        <w:rPr>
+          <w:rFonts w:hint="eastAsia"/>
+        </w:rPr>
+        <w:t>使用字典的时候，如何key不存在，那么就会抛出error。如果我们希望key不存在的时候，返回一个默认值，就可以用</w:t>
+      </w:r>
+      <w:proofErr w:type="spellStart"/>
+      <w:r>
+        <w:rPr>
+          <w:rFonts w:hint="eastAsia"/>
+        </w:rPr>
+        <w:t>de</w:t>
       </w:r>
       <w:r>
         <w:t>faultdict</w:t>
       </w:r>
-    </w:p>
-    <w:p>
-      <w:r>
-        <w:rPr>
-          <w:rFonts w:hint="eastAsia"/>
-        </w:rPr>
-        <w:t>但是使用它的时候一定要用default</w:t>
+      <w:proofErr w:type="spellEnd"/>
+    </w:p>
+    <w:p>
+      <w:r>
+        <w:rPr>
+          <w:rFonts w:hint="eastAsia"/>
+        </w:rPr>
+        <w:t>但是使用它的时候一定要用</w:t>
+      </w:r>
+      <w:proofErr w:type="spellStart"/>
+      <w:r>
+        <w:rPr>
+          <w:rFonts w:hint="eastAsia"/>
+        </w:rPr>
+        <w:t>default</w:t>
       </w:r>
       <w:r>
         <w:t>dict</w:t>
       </w:r>
+      <w:proofErr w:type="spellEnd"/>
       <w:r>
         <w:rPr>
           <w:rFonts w:hint="eastAsia"/>
@@ -20326,7 +23981,23 @@
         <w:t>dd</w:t>
       </w:r>
       <w:r>
-        <w:t>=defaultdict(lambda:’N/A’)</w:t>
+        <w:t>=</w:t>
+      </w:r>
+      <w:proofErr w:type="spellStart"/>
+      <w:r>
+        <w:t>defaultdict</w:t>
+      </w:r>
+      <w:proofErr w:type="spellEnd"/>
+      <w:r>
+        <w:t>(</w:t>
+      </w:r>
+      <w:proofErr w:type="spellStart"/>
+      <w:r>
+        <w:t>lambda:’N</w:t>
+      </w:r>
+      <w:proofErr w:type="spellEnd"/>
+      <w:r>
+        <w:t>/A’)</w:t>
       </w:r>
     </w:p>
     <w:p>
@@ -20347,7 +24018,21 @@
         <w:rPr>
           <w:rFonts w:hint="eastAsia"/>
         </w:rPr>
-        <w:t>-》 这个就会得到N</w:t>
+        <w:t>-</w:t>
+      </w:r>
+      <w:proofErr w:type="gramStart"/>
+      <w:r>
+        <w:rPr>
+          <w:rFonts w:hint="eastAsia"/>
+        </w:rPr>
+        <w:t>》</w:t>
+      </w:r>
+      <w:proofErr w:type="gramEnd"/>
+      <w:r>
+        <w:rPr>
+          <w:rFonts w:hint="eastAsia"/>
+        </w:rPr>
+        <w:t xml:space="preserve"> 这个就会得到N</w:t>
       </w:r>
       <w:r>
         <w:t>/A</w:t>
@@ -20375,6 +24060,7 @@
       <w:pPr>
         <w:pStyle w:val="6"/>
       </w:pPr>
+      <w:proofErr w:type="spellStart"/>
       <w:r>
         <w:rPr>
           <w:rFonts w:hint="eastAsia"/>
@@ -20384,6 +24070,7 @@
       <w:r>
         <w:t>dtuple</w:t>
       </w:r>
+      <w:proofErr w:type="spellEnd"/>
     </w:p>
     <w:p>
       <w:r>
@@ -20441,8 +24128,13 @@
     </w:p>
     <w:p>
       <w:r>
-        <w:t>from collections import namedtuple</w:t>
-      </w:r>
+        <w:t xml:space="preserve">from collections import </w:t>
+      </w:r>
+      <w:proofErr w:type="spellStart"/>
+      <w:r>
+        <w:t>namedtuple</w:t>
+      </w:r>
+      <w:proofErr w:type="spellEnd"/>
     </w:p>
     <w:p>
       <w:r>
@@ -20453,7 +24145,23 @@
         <w:t>P</w:t>
       </w:r>
       <w:r>
-        <w:t>oint = namedtuple(‘Point’,[‘x’,’y’])</w:t>
+        <w:t xml:space="preserve">oint = </w:t>
+      </w:r>
+      <w:proofErr w:type="spellStart"/>
+      <w:r>
+        <w:t>namedtuple</w:t>
+      </w:r>
+      <w:proofErr w:type="spellEnd"/>
+      <w:r>
+        <w:t>(‘Point’,[‘</w:t>
+      </w:r>
+      <w:proofErr w:type="spellStart"/>
+      <w:r>
+        <w:t>x’,’y</w:t>
+      </w:r>
+      <w:proofErr w:type="spellEnd"/>
+      <w:r>
+        <w:t>’])</w:t>
       </w:r>
     </w:p>
     <w:p>
@@ -20465,6 +24173,7 @@
       </w:r>
     </w:p>
     <w:p>
+      <w:proofErr w:type="spellStart"/>
       <w:r>
         <w:rPr>
           <w:rFonts w:hint="eastAsia"/>
@@ -20474,6 +24183,7 @@
       <w:r>
         <w:t>amedtuple</w:t>
       </w:r>
+      <w:proofErr w:type="spellEnd"/>
       <w:r>
         <w:rPr>
           <w:rFonts w:hint="eastAsia"/>
@@ -20524,7 +24234,23 @@
         <w:t>Circle</w:t>
       </w:r>
       <w:r>
-        <w:t xml:space="preserve"> = namedtuple(‘Circle’,[‘x’,’y’,’r’])</w:t>
+        <w:t xml:space="preserve"> = </w:t>
+      </w:r>
+      <w:proofErr w:type="spellStart"/>
+      <w:r>
+        <w:t>namedtuple</w:t>
+      </w:r>
+      <w:proofErr w:type="spellEnd"/>
+      <w:r>
+        <w:t>(‘Circle’,[‘</w:t>
+      </w:r>
+      <w:proofErr w:type="spellStart"/>
+      <w:r>
+        <w:t>x’,’y’,’r</w:t>
+      </w:r>
+      <w:proofErr w:type="spellEnd"/>
+      <w:r>
+        <w:t>’])</w:t>
       </w:r>
     </w:p>
     <w:p/>
@@ -20557,11 +24283,6 @@
       </w:r>
     </w:p>
     <w:p>
-      <w:pPr>
-        <w:rPr>
-          <w:rFonts w:hint="eastAsia"/>
-        </w:rPr>
-      </w:pPr>
       <w:r>
         <w:rPr>
           <w:rFonts w:hint="eastAsia"/>
@@ -20577,9 +24298,564 @@
         </w:rPr>
         <w:t>每层缩进使用4个空格</w:t>
       </w:r>
+    </w:p>
+    <w:p>
+      <w:r>
+        <w:rPr>
+          <w:rFonts w:hint="eastAsia"/>
+        </w:rPr>
+        <w:t>变量</w:t>
+      </w:r>
+      <w:proofErr w:type="gramStart"/>
+      <w:r>
+        <w:rPr>
+          <w:rFonts w:hint="eastAsia"/>
+        </w:rPr>
+        <w:t>名不要</w:t>
+      </w:r>
+      <w:proofErr w:type="gramEnd"/>
+      <w:r>
+        <w:rPr>
+          <w:rFonts w:hint="eastAsia"/>
+        </w:rPr>
+        <w:t>使用 l</w:t>
+      </w:r>
+      <w:r>
+        <w:t xml:space="preserve">, o </w:t>
+      </w:r>
+      <w:r>
+        <w:rPr>
+          <w:rFonts w:hint="eastAsia"/>
+        </w:rPr>
+        <w:t>这样的字母 因为和 1，0区分不开</w:t>
+      </w:r>
+    </w:p>
+    <w:p>
+      <w:pPr>
+        <w:pStyle w:val="3"/>
+      </w:pPr>
+      <w:r>
+        <w:rPr>
+          <w:rFonts w:hint="eastAsia"/>
+        </w:rPr>
+        <w:t>迭代器，生成器，装饰器</w:t>
+      </w:r>
+    </w:p>
+    <w:p>
+      <w:r>
+        <w:rPr>
+          <w:rFonts w:hint="eastAsia"/>
+        </w:rPr>
+        <w:t>这是</w:t>
+      </w:r>
+      <w:r>
+        <w:t>python</w:t>
+      </w:r>
+      <w:r>
+        <w:rPr>
+          <w:rFonts w:hint="eastAsia"/>
+        </w:rPr>
+        <w:t>当中非常难理解的概念，需要认真完成每个实验编写</w:t>
+      </w:r>
+    </w:p>
+    <w:p>
+      <w:pPr>
+        <w:pStyle w:val="4"/>
+      </w:pPr>
+      <w:r>
+        <w:rPr>
+          <w:rFonts w:hint="eastAsia"/>
+        </w:rPr>
+        <w:t>迭代器</w:t>
+      </w:r>
+    </w:p>
+    <w:p>
+      <w:r>
+        <w:rPr>
+          <w:rFonts w:hint="eastAsia"/>
+        </w:rPr>
+        <w:t>迭代</w:t>
+      </w:r>
+      <w:proofErr w:type="gramStart"/>
+      <w:r>
+        <w:rPr>
+          <w:rFonts w:hint="eastAsia"/>
+        </w:rPr>
+        <w:t>器对象</w:t>
+      </w:r>
+      <w:proofErr w:type="gramEnd"/>
+      <w:r>
+        <w:rPr>
+          <w:rFonts w:hint="eastAsia"/>
+        </w:rPr>
+        <w:t>在遵循迭代</w:t>
+      </w:r>
+      <w:proofErr w:type="gramStart"/>
+      <w:r>
+        <w:rPr>
+          <w:rFonts w:hint="eastAsia"/>
+        </w:rPr>
+        <w:t>器协议</w:t>
+      </w:r>
+      <w:proofErr w:type="gramEnd"/>
+      <w:r>
+        <w:rPr>
+          <w:rFonts w:hint="eastAsia"/>
+        </w:rPr>
+        <w:t>时，需要支持以下两种方法</w:t>
+      </w:r>
+    </w:p>
+    <w:p>
+      <w:r>
+        <w:rPr>
+          <w:rFonts w:hint="eastAsia"/>
+        </w:rPr>
+        <w:t>什么是迭代器？</w:t>
+      </w:r>
+    </w:p>
+    <w:p>
+      <w:r>
+        <w:rPr>
+          <w:rFonts w:hint="eastAsia"/>
+        </w:rPr>
+        <w:t>可以被</w:t>
+      </w:r>
+      <w:r>
+        <w:rPr>
+          <w:rFonts w:hint="eastAsia"/>
+          <w:color w:val="FF0000"/>
+        </w:rPr>
+        <w:t>_</w:t>
+      </w:r>
+      <w:r>
+        <w:rPr>
+          <w:color w:val="FF0000"/>
+        </w:rPr>
+        <w:t xml:space="preserve">_next__() </w:t>
+      </w:r>
+      <w:r>
+        <w:rPr>
+          <w:rFonts w:hint="eastAsia"/>
+          <w:color w:val="FF0000"/>
+        </w:rPr>
+        <w:t>函数调用</w:t>
+      </w:r>
+      <w:r>
+        <w:rPr>
+          <w:rFonts w:hint="eastAsia"/>
+        </w:rPr>
+        <w:t>，并且不断返回下个值</w:t>
+      </w:r>
+      <w:r>
+        <w:rPr>
+          <w:rFonts w:hint="eastAsia"/>
+        </w:rPr>
+        <w:t>的对象，我们就叫做迭代器</w:t>
+      </w:r>
+    </w:p>
+    <w:p>
+      <w:r>
+        <w:rPr>
+          <w:rFonts w:hint="eastAsia"/>
+        </w:rPr>
+        <w:t>注意几个小的知识：</w:t>
+      </w:r>
+    </w:p>
+    <w:p>
+      <w:r>
+        <w:rPr>
+          <w:rFonts w:hint="eastAsia"/>
+        </w:rPr>
+        <w:t>list</w:t>
+      </w:r>
+      <w:r>
+        <w:t xml:space="preserve">, tuple, set , </w:t>
+      </w:r>
+      <w:proofErr w:type="spellStart"/>
+      <w:r>
+        <w:t>dict</w:t>
+      </w:r>
+      <w:proofErr w:type="spellEnd"/>
+      <w:r>
+        <w:t xml:space="preserve"> ,str </w:t>
+      </w:r>
+      <w:r>
+        <w:rPr>
+          <w:rFonts w:hint="eastAsia"/>
+        </w:rPr>
+        <w:t>都不是迭代器</w:t>
+      </w:r>
+    </w:p>
+    <w:p>
+      <w:r>
+        <w:rPr>
+          <w:rFonts w:hint="eastAsia"/>
+        </w:rPr>
+        <w:t>他们是</w:t>
+      </w:r>
+      <w:proofErr w:type="spellStart"/>
+      <w:r>
+        <w:t>Iterable</w:t>
+      </w:r>
+      <w:proofErr w:type="spellEnd"/>
+      <w:r>
+        <w:t xml:space="preserve"> (</w:t>
+      </w:r>
+      <w:r>
+        <w:rPr>
+          <w:rFonts w:hint="eastAsia"/>
+        </w:rPr>
+        <w:t>可迭代对象</w:t>
+      </w:r>
+      <w:r>
+        <w:t>)</w:t>
+      </w:r>
+    </w:p>
+    <w:p/>
+    <w:p>
+      <w:r>
+        <w:rPr>
+          <w:rFonts w:hint="eastAsia"/>
+        </w:rPr>
+        <w:t>凡事可以用于for循环的都是</w:t>
+      </w:r>
+      <w:proofErr w:type="spellStart"/>
+      <w:r>
+        <w:rPr>
+          <w:rFonts w:hint="eastAsia"/>
+        </w:rPr>
+        <w:t>I</w:t>
+      </w:r>
+      <w:r>
+        <w:t>terable</w:t>
+      </w:r>
+      <w:proofErr w:type="spellEnd"/>
+      <w:r>
+        <w:rPr>
+          <w:rFonts w:hint="eastAsia"/>
+        </w:rPr>
+        <w:t>对象</w:t>
+      </w:r>
+    </w:p>
+    <w:p>
+      <w:r>
+        <w:rPr>
+          <w:rFonts w:hint="eastAsia"/>
+        </w:rPr>
+        <w:t>如何判断一个对象是不是迭代器或者可迭代对象</w:t>
+      </w:r>
+    </w:p>
+    <w:p>
+      <w:proofErr w:type="spellStart"/>
+      <w:r>
+        <w:rPr>
+          <w:rFonts w:hint="eastAsia"/>
+        </w:rPr>
+        <w:t>is</w:t>
+      </w:r>
+      <w:r>
+        <w:t>instance</w:t>
+      </w:r>
+      <w:proofErr w:type="spellEnd"/>
+      <w:r>
+        <w:t>()</w:t>
+      </w:r>
+      <w:r>
+        <w:rPr>
+          <w:rFonts w:hint="eastAsia"/>
+        </w:rPr>
+        <w:t>的方法</w:t>
+      </w:r>
+    </w:p>
+    <w:p>
+      <w:r>
+        <w:rPr>
+          <w:rFonts w:hint="eastAsia"/>
+        </w:rPr>
+        <w:t>from</w:t>
+      </w:r>
+      <w:r>
+        <w:t xml:space="preserve"> </w:t>
+      </w:r>
+      <w:proofErr w:type="spellStart"/>
+      <w:r>
+        <w:t>collections</w:t>
+      </w:r>
+      <w:r>
+        <w:rPr>
+          <w:color w:val="FF0000"/>
+        </w:rPr>
+        <w:t>.abc</w:t>
+      </w:r>
+      <w:proofErr w:type="spellEnd"/>
+      <w:r>
+        <w:t xml:space="preserve"> import </w:t>
+      </w:r>
+      <w:proofErr w:type="spellStart"/>
+      <w:r>
+        <w:t>Iterable,Iterator</w:t>
+      </w:r>
+      <w:proofErr w:type="spellEnd"/>
+    </w:p>
+    <w:p>
+      <w:r>
+        <w:rPr>
+          <w:rFonts w:hint="eastAsia"/>
+          <w:noProof/>
+        </w:rPr>
+        <w:lastRenderedPageBreak/>
+        <w:drawing>
+          <wp:inline distT="0" distB="0" distL="0" distR="0" wp14:anchorId="745A6258" wp14:editId="0BF9F6F6">
+            <wp:extent cx="3668948" cy="2959100"/>
+            <wp:effectExtent l="0" t="0" r="8255" b="0"/>
+            <wp:docPr id="48" name="图片 48"/>
+            <wp:cNvGraphicFramePr>
+              <a:graphicFrameLocks xmlns:a="http://schemas.openxmlformats.org/drawingml/2006/main" noChangeAspect="1"/>
+            </wp:cNvGraphicFramePr>
+            <a:graphic xmlns:a="http://schemas.openxmlformats.org/drawingml/2006/main">
+              <a:graphicData uri="http://schemas.openxmlformats.org/drawingml/2006/picture">
+                <pic:pic xmlns:pic="http://schemas.openxmlformats.org/drawingml/2006/picture">
+                  <pic:nvPicPr>
+                    <pic:cNvPr id="48" name="捕获.PNG"/>
+                    <pic:cNvPicPr/>
+                  </pic:nvPicPr>
+                  <pic:blipFill>
+                    <a:blip r:embed="rId54" cstate="print">
+                      <a:extLst>
+                        <a:ext uri="{28A0092B-C50C-407E-A947-70E740481C1C}">
+                          <a14:useLocalDpi xmlns:a14="http://schemas.microsoft.com/office/drawing/2010/main" val="0"/>
+                        </a:ext>
+                      </a:extLst>
+                    </a:blip>
+                    <a:stretch>
+                      <a:fillRect/>
+                    </a:stretch>
+                  </pic:blipFill>
+                  <pic:spPr>
+                    <a:xfrm>
+                      <a:off x="0" y="0"/>
+                      <a:ext cx="3674162" cy="2963305"/>
+                    </a:xfrm>
+                    <a:prstGeom prst="rect">
+                      <a:avLst/>
+                    </a:prstGeom>
+                  </pic:spPr>
+                </pic:pic>
+              </a:graphicData>
+            </a:graphic>
+          </wp:inline>
+        </w:drawing>
+      </w:r>
+    </w:p>
+    <w:p>
+      <w:r>
+        <w:rPr>
+          <w:rFonts w:hint="eastAsia"/>
+        </w:rPr>
+        <w:t>这里做一个小结</w:t>
+      </w:r>
+    </w:p>
+    <w:p>
+      <w:r>
+        <w:rPr>
+          <w:rFonts w:hint="eastAsia"/>
+        </w:rPr>
+        <w:t>凡是可以作用于for循环的对象，都是</w:t>
+      </w:r>
+      <w:proofErr w:type="spellStart"/>
+      <w:r>
+        <w:rPr>
+          <w:rFonts w:hint="eastAsia"/>
+        </w:rPr>
+        <w:t>Iterable</w:t>
+      </w:r>
+      <w:proofErr w:type="spellEnd"/>
+      <w:r>
+        <w:t xml:space="preserve"> </w:t>
+      </w:r>
+      <w:r>
+        <w:rPr>
+          <w:rFonts w:hint="eastAsia"/>
+        </w:rPr>
+        <w:t>可迭代对象</w:t>
+      </w:r>
+    </w:p>
+    <w:p>
+      <w:r>
+        <w:rPr>
+          <w:rFonts w:hint="eastAsia"/>
+        </w:rPr>
+        <w:t>凡是可以作用于</w:t>
+      </w:r>
+      <w:r>
+        <w:t>next</w:t>
+      </w:r>
+      <w:r>
+        <w:rPr>
+          <w:rFonts w:hint="eastAsia"/>
+        </w:rPr>
+        <w:t>函数的对象，都是I</w:t>
+      </w:r>
+      <w:r>
+        <w:t>terator</w:t>
+      </w:r>
+    </w:p>
+    <w:p>
+      <w:r>
+        <w:rPr>
+          <w:rFonts w:hint="eastAsia"/>
+        </w:rPr>
+        <w:t>我们可以使用</w:t>
+      </w:r>
+      <w:proofErr w:type="spellStart"/>
+      <w:r>
+        <w:rPr>
+          <w:rFonts w:hint="eastAsia"/>
+        </w:rPr>
+        <w:t>iter</w:t>
+      </w:r>
+      <w:proofErr w:type="spellEnd"/>
+      <w:r>
+        <w:t xml:space="preserve">([1,2,3,4,5]) </w:t>
+      </w:r>
+      <w:r>
+        <w:rPr>
+          <w:rFonts w:hint="eastAsia"/>
+        </w:rPr>
+        <w:t>这个所谓的</w:t>
+      </w:r>
+      <w:proofErr w:type="spellStart"/>
+      <w:r>
+        <w:rPr>
+          <w:rFonts w:hint="eastAsia"/>
+        </w:rPr>
+        <w:t>iter</w:t>
+      </w:r>
+      <w:proofErr w:type="spellEnd"/>
+      <w:r>
+        <w:rPr>
+          <w:rFonts w:hint="eastAsia"/>
+        </w:rPr>
+        <w:t>函数 把可迭代对象转化为迭代器</w:t>
+      </w:r>
+    </w:p>
+    <w:p>
+      <w:pPr>
+        <w:rPr>
+          <w:rFonts w:hint="eastAsia"/>
+        </w:rPr>
+      </w:pPr>
+      <w:r>
+        <w:rPr>
+          <w:rFonts w:hint="eastAsia"/>
+        </w:rPr>
+        <w:t>for循环的本质就是不停调用next(</w:t>
+      </w:r>
+      <w:r>
+        <w:t>)</w:t>
+      </w:r>
+      <w:r>
+        <w:rPr>
+          <w:rFonts w:hint="eastAsia"/>
+        </w:rPr>
+        <w:t>函数</w:t>
+      </w:r>
+    </w:p>
+    <w:p/>
+    <w:p>
+      <w:r>
+        <w:t xml:space="preserve">it = </w:t>
+      </w:r>
+      <w:proofErr w:type="spellStart"/>
+      <w:r>
+        <w:t>iter</w:t>
+      </w:r>
+      <w:proofErr w:type="spellEnd"/>
+      <w:r>
+        <w:t>([1,2,3,4,5,6])</w:t>
+      </w:r>
+    </w:p>
+    <w:p>
+      <w:r>
+        <w:rPr>
+          <w:rFonts w:hint="eastAsia"/>
+        </w:rPr>
+        <w:t>w</w:t>
+      </w:r>
+      <w:r>
+        <w:t>hile True:</w:t>
+      </w:r>
+    </w:p>
+    <w:p>
+      <w:pPr>
+        <w:ind w:firstLine="420"/>
+      </w:pPr>
+      <w:r>
+        <w:t>try:</w:t>
+      </w:r>
+    </w:p>
+    <w:p>
+      <w:pPr>
+        <w:ind w:firstLine="420"/>
+      </w:pPr>
+      <w:r>
+        <w:t xml:space="preserve">    x = next(it)</w:t>
+      </w:r>
+    </w:p>
+    <w:p>
+      <w:pPr>
+        <w:ind w:firstLine="420"/>
+      </w:pPr>
+      <w:r>
+        <w:rPr>
+          <w:rFonts w:hint="eastAsia"/>
+        </w:rPr>
+        <w:t xml:space="preserve"> </w:t>
+      </w:r>
+      <w:r>
+        <w:t xml:space="preserve">   print(x)</w:t>
+      </w:r>
+    </w:p>
+    <w:p>
+      <w:pPr>
+        <w:ind w:firstLine="420"/>
+      </w:pPr>
+      <w:r>
+        <w:rPr>
+          <w:rFonts w:hint="eastAsia"/>
+        </w:rPr>
+        <w:t>e</w:t>
+      </w:r>
+      <w:r>
+        <w:t xml:space="preserve">xcept </w:t>
+      </w:r>
+      <w:proofErr w:type="spellStart"/>
+      <w:r>
+        <w:t>StopIteration</w:t>
+      </w:r>
+      <w:proofErr w:type="spellEnd"/>
+      <w:r>
+        <w:t>:</w:t>
+      </w:r>
+    </w:p>
+    <w:p>
+      <w:pPr>
+        <w:ind w:firstLine="420"/>
+      </w:pPr>
+      <w:r>
+        <w:t xml:space="preserve">    break</w:t>
+      </w:r>
+    </w:p>
+    <w:p>
+      <w:pPr>
+        <w:rPr>
+          <w:rFonts w:hint="eastAsia"/>
+        </w:rPr>
+      </w:pPr>
       <w:bookmarkStart w:id="0" w:name="_GoBack"/>
       <w:bookmarkEnd w:id="0"/>
     </w:p>
+    <w:p/>
     <w:sectPr>
       <w:pgSz w:w="11906" w:h="16838"/>
       <w:pgMar w:top="1440" w:right="1800" w:bottom="1440" w:left="1800" w:header="851" w:footer="992" w:gutter="0"/>

--- a/Python3学习.docx
+++ b/Python3学习.docx
@@ -20909,11 +20909,6 @@
       </w:r>
     </w:p>
     <w:p>
-      <w:pPr>
-        <w:rPr>
-          <w:rFonts w:hint="eastAsia"/>
-        </w:rPr>
-      </w:pPr>
       <w:r>
         <w:rPr>
           <w:rFonts w:hint="eastAsia"/>
@@ -20999,13 +20994,7 @@
         <w:t xml:space="preserve">    break</w:t>
       </w:r>
     </w:p>
-    <w:p>
-      <w:pPr>
-        <w:rPr>
-          <w:rFonts w:hint="eastAsia"/>
-        </w:rPr>
-      </w:pPr>
-    </w:p>
+    <w:p/>
     <w:p>
       <w:pPr>
         <w:pStyle w:val="4"/>
@@ -21355,6 +21344,15 @@
       </w:r>
     </w:p>
     <w:p>
+      <w:pPr>
+        <w:rPr>
+          <w:rFonts w:hint="eastAsia"/>
+        </w:rPr>
+      </w:pPr>
+      <w:bookmarkStart w:id="0" w:name="_GoBack"/>
+      <w:bookmarkEnd w:id="0"/>
+    </w:p>
+    <w:p>
       <w:r>
         <w:rPr>
           <w:rFonts w:hint="eastAsia"/>
@@ -21468,11 +21466,6 @@
       </w:r>
     </w:p>
     <w:p>
-      <w:pPr>
-        <w:rPr>
-          <w:rFonts w:hint="eastAsia"/>
-        </w:rPr>
-      </w:pPr>
       <w:r>
         <w:rPr>
           <w:rFonts w:hint="eastAsia"/>
@@ -21658,9 +21651,6 @@
     <w:p>
       <w:pPr>
         <w:ind w:firstLine="420"/>
-        <w:rPr>
-          <w:rFonts w:hint="eastAsia"/>
-        </w:rPr>
       </w:pPr>
       <w:r>
         <w:rPr>
@@ -21671,8 +21661,6 @@
       <w:r>
         <w:t xml:space="preserve">   break</w:t>
       </w:r>
-      <w:bookmarkStart w:id="0" w:name="_GoBack"/>
-      <w:bookmarkEnd w:id="0"/>
     </w:p>
     <w:sectPr>
       <w:pgSz w:w="11906" w:h="16838"/>

--- a/Python3学习.docx
+++ b/Python3学习.docx
@@ -21007,6 +21007,20 @@
       </w:r>
     </w:p>
     <w:p>
+      <w:pPr>
+        <w:pStyle w:val="5"/>
+        <w:rPr>
+          <w:rFonts w:hint="eastAsia"/>
+        </w:rPr>
+      </w:pPr>
+      <w:r>
+        <w:rPr>
+          <w:rFonts w:hint="eastAsia"/>
+        </w:rPr>
+        <w:t>在表达式中的生成器</w:t>
+      </w:r>
+    </w:p>
+    <w:p>
       <w:r>
         <w:rPr>
           <w:rFonts w:hint="eastAsia"/>
@@ -21343,15 +21357,7 @@
         <w:t>’</w:t>
       </w:r>
     </w:p>
-    <w:p>
-      <w:pPr>
-        <w:rPr>
-          <w:rFonts w:hint="eastAsia"/>
-        </w:rPr>
-      </w:pPr>
-      <w:bookmarkStart w:id="0" w:name="_GoBack"/>
-      <w:bookmarkEnd w:id="0"/>
-    </w:p>
+    <w:p/>
     <w:p>
       <w:r>
         <w:rPr>
@@ -21661,6 +21667,140 @@
       <w:r>
         <w:t xml:space="preserve">   break</w:t>
       </w:r>
+    </w:p>
+    <w:p>
+      <w:pPr>
+        <w:pStyle w:val="4"/>
+      </w:pPr>
+      <w:r>
+        <w:rPr>
+          <w:rFonts w:hint="eastAsia"/>
+        </w:rPr>
+        <w:t>闭包</w:t>
+      </w:r>
+    </w:p>
+    <w:p>
+      <w:r>
+        <w:rPr>
+          <w:rFonts w:hint="eastAsia"/>
+        </w:rPr>
+        <w:t>简单来说闭包就是</w:t>
+      </w:r>
+      <w:r>
+        <w:rPr>
+          <w:rFonts w:hint="eastAsia"/>
+          <w:color w:val="FF0000"/>
+        </w:rPr>
+        <w:t>函数作为返回值</w:t>
+      </w:r>
+      <w:r>
+        <w:rPr>
+          <w:rFonts w:hint="eastAsia"/>
+        </w:rPr>
+        <w:t>，一个函数引用了另一个函数作为返回值，并且可以使用他内部的变量</w:t>
+      </w:r>
+    </w:p>
+    <w:p>
+      <w:r>
+        <w:rPr>
+          <w:rFonts w:hint="eastAsia"/>
+        </w:rPr>
+        <w:t>一个简单的闭包</w:t>
+      </w:r>
+    </w:p>
+    <w:p/>
+    <w:p>
+      <w:r>
+        <w:rPr>
+          <w:rFonts w:hint="eastAsia"/>
+        </w:rPr>
+        <w:t>def</w:t>
+      </w:r>
+      <w:r>
+        <w:t xml:space="preserve"> add(num):</w:t>
+      </w:r>
+    </w:p>
+    <w:p>
+      <w:pPr>
+        <w:ind w:firstLine="420"/>
+      </w:pPr>
+      <w:r>
+        <w:t>def adder(number):</w:t>
+      </w:r>
+    </w:p>
+    <w:p>
+      <w:pPr>
+        <w:ind w:firstLine="420"/>
+      </w:pPr>
+      <w:r>
+        <w:t xml:space="preserve">    return num + number</w:t>
+      </w:r>
+    </w:p>
+    <w:p/>
+    <w:p>
+      <w:pPr>
+        <w:ind w:firstLine="420"/>
+      </w:pPr>
+      <w:r>
+        <w:t>return adder</w:t>
+      </w:r>
+    </w:p>
+    <w:p/>
+    <w:p>
+      <w:r>
+        <w:rPr>
+          <w:rFonts w:hint="eastAsia"/>
+        </w:rPr>
+        <w:t>a</w:t>
+      </w:r>
+      <w:r>
+        <w:t>10 = add(10)</w:t>
+      </w:r>
+    </w:p>
+    <w:p>
+      <w:r>
+        <w:rPr>
+          <w:rFonts w:hint="eastAsia"/>
+        </w:rPr>
+        <w:t>p</w:t>
+      </w:r>
+      <w:r>
+        <w:t>rint(</w:t>
+      </w:r>
+      <w:r>
+        <w:rPr>
+          <w:color w:val="FF0000"/>
+        </w:rPr>
+        <w:t>a10(21)</w:t>
+      </w:r>
+      <w:r>
+        <w:t>)</w:t>
+      </w:r>
+    </w:p>
+    <w:p/>
+    <w:p>
+      <w:pPr>
+        <w:rPr>
+          <w:rFonts w:hint="eastAsia"/>
+        </w:rPr>
+      </w:pPr>
+      <w:r>
+        <w:rPr>
+          <w:rFonts w:hint="eastAsia"/>
+        </w:rPr>
+        <w:t>闭包再使用的时候需要注意一个点，return</w:t>
+      </w:r>
+      <w:r>
+        <w:t xml:space="preserve"> adder </w:t>
+      </w:r>
+      <w:r>
+        <w:rPr>
+          <w:rFonts w:hint="eastAsia"/>
+        </w:rPr>
+        <w:t>这里的adder函数里面最好不要使用循环体</w:t>
+      </w:r>
+      <w:bookmarkStart w:id="0" w:name="_GoBack"/>
+      <w:bookmarkEnd w:id="0"/>
     </w:p>
     <w:sectPr>
       <w:pgSz w:w="11906" w:h="16838"/>

--- a/Python3学习.docx
+++ b/Python3学习.docx
@@ -17649,6 +17649,118 @@
     </w:p>
     <w:p>
       <w:pPr>
+        <w:rPr>
+          <w:color w:val="FF0000"/>
+        </w:rPr>
+      </w:pPr>
+      <w:r>
+        <w:rPr>
+          <w:rFonts w:hint="eastAsia"/>
+          <w:color w:val="FF0000"/>
+        </w:rPr>
+        <w:t xml:space="preserve">一定要注意的是 </w:t>
+      </w:r>
+      <w:proofErr w:type="spellStart"/>
+      <w:r>
+        <w:rPr>
+          <w:rFonts w:hint="eastAsia"/>
+          <w:color w:val="FF0000"/>
+        </w:rPr>
+        <w:t>sy</w:t>
+      </w:r>
+      <w:r>
+        <w:rPr>
+          <w:color w:val="FF0000"/>
+        </w:rPr>
+        <w:t>.argv</w:t>
+      </w:r>
+      <w:proofErr w:type="spellEnd"/>
+      <w:r>
+        <w:rPr>
+          <w:rFonts w:hint="eastAsia"/>
+          <w:color w:val="FF0000"/>
+        </w:rPr>
+        <w:t>得到是一个字符串的列表</w:t>
+      </w:r>
+    </w:p>
+    <w:p>
+      <w:pPr>
+        <w:rPr>
+          <w:color w:val="FF0000"/>
+        </w:rPr>
+      </w:pPr>
+      <w:r>
+        <w:rPr>
+          <w:rFonts w:hint="eastAsia"/>
+          <w:color w:val="FF0000"/>
+        </w:rPr>
+        <w:t>如果你想传入一个带数字的</w:t>
+      </w:r>
+    </w:p>
+    <w:p>
+      <w:pPr>
+        <w:rPr>
+          <w:color w:val="FF0000"/>
+        </w:rPr>
+      </w:pPr>
+      <w:r>
+        <w:rPr>
+          <w:rFonts w:hint="eastAsia"/>
+          <w:color w:val="FF0000"/>
+        </w:rPr>
+        <w:t xml:space="preserve">比如说 </w:t>
+      </w:r>
+      <w:r>
+        <w:rPr>
+          <w:color w:val="FF0000"/>
+        </w:rPr>
+        <w:t xml:space="preserve"> ./xxx.py 5 </w:t>
+      </w:r>
+    </w:p>
+    <w:p>
+      <w:pPr>
+        <w:rPr>
+          <w:rFonts w:hint="eastAsia"/>
+          <w:color w:val="FF0000"/>
+        </w:rPr>
+      </w:pPr>
+      <w:r>
+        <w:rPr>
+          <w:rFonts w:hint="eastAsia"/>
+          <w:color w:val="FF0000"/>
+        </w:rPr>
+        <w:t>那么这个5是字符串类型的， int</w:t>
+      </w:r>
+      <w:r>
+        <w:rPr>
+          <w:color w:val="FF0000"/>
+        </w:rPr>
+        <w:t>(</w:t>
+      </w:r>
+      <w:proofErr w:type="spellStart"/>
+      <w:r>
+        <w:rPr>
+          <w:color w:val="FF0000"/>
+        </w:rPr>
+        <w:t>sys.argv</w:t>
+      </w:r>
+      <w:proofErr w:type="spellEnd"/>
+      <w:r>
+        <w:rPr>
+          <w:color w:val="FF0000"/>
+        </w:rPr>
+        <w:t xml:space="preserve">[1]) </w:t>
+      </w:r>
+      <w:r>
+        <w:rPr>
+          <w:rFonts w:hint="eastAsia"/>
+          <w:color w:val="FF0000"/>
+        </w:rPr>
+        <w:t>才能把这个5转为数字哦</w:t>
+      </w:r>
+    </w:p>
+    <w:p>
+      <w:pPr>
         <w:pStyle w:val="4"/>
       </w:pPr>
       <w:r>
@@ -17818,6 +17930,7 @@
         <w:rPr>
           <w:rFonts w:hint="eastAsia"/>
         </w:rPr>
+        <w:lastRenderedPageBreak/>
         <w:t>os</w:t>
       </w:r>
       <w:r>
@@ -17863,240 +17976,240 @@
         <w:rPr>
           <w:rFonts w:hint="eastAsia"/>
         </w:rPr>
+        <w:t>with语句</w:t>
+      </w:r>
+    </w:p>
+    <w:p>
+      <w:r>
+        <w:rPr>
+          <w:rFonts w:hint="eastAsia"/>
+        </w:rPr>
+        <w:t>我们平时写</w:t>
+      </w:r>
+    </w:p>
+    <w:p>
+      <w:r>
+        <w:rPr>
+          <w:rFonts w:hint="eastAsia"/>
+        </w:rPr>
+        <w:t>f</w:t>
+      </w:r>
+      <w:r>
+        <w:t>b = open(‘sample.txt’)</w:t>
+      </w:r>
+    </w:p>
+    <w:p>
+      <w:proofErr w:type="spellStart"/>
+      <w:r>
+        <w:t>fb.read</w:t>
+      </w:r>
+      <w:proofErr w:type="spellEnd"/>
+      <w:r>
+        <w:t>()</w:t>
+      </w:r>
+    </w:p>
+    <w:p>
+      <w:proofErr w:type="spellStart"/>
+      <w:r>
+        <w:rPr>
+          <w:rFonts w:hint="eastAsia"/>
+        </w:rPr>
+        <w:t>f</w:t>
+      </w:r>
+      <w:r>
+        <w:t>b.close</w:t>
+      </w:r>
+      <w:proofErr w:type="spellEnd"/>
+      <w:r>
+        <w:t>()</w:t>
+      </w:r>
+    </w:p>
+    <w:p>
+      <w:r>
+        <w:rPr>
+          <w:rFonts w:hint="eastAsia"/>
+        </w:rPr>
+        <w:t>总会忘记写</w:t>
+      </w:r>
+      <w:proofErr w:type="spellStart"/>
+      <w:r>
+        <w:rPr>
+          <w:rFonts w:hint="eastAsia"/>
+        </w:rPr>
+        <w:t>f</w:t>
+      </w:r>
+      <w:r>
+        <w:t>b.close</w:t>
+      </w:r>
+      <w:proofErr w:type="spellEnd"/>
+      <w:r>
+        <w:t>()</w:t>
+      </w:r>
+    </w:p>
+    <w:p/>
+    <w:p>
+      <w:r>
+        <w:rPr>
+          <w:rFonts w:hint="eastAsia"/>
+        </w:rPr>
+        <w:t>with</w:t>
+      </w:r>
+      <w:r>
+        <w:t xml:space="preserve"> open(‘E:/</w:t>
+      </w:r>
+      <w:proofErr w:type="spellStart"/>
+      <w:r>
+        <w:t>learnProject</w:t>
+      </w:r>
+      <w:proofErr w:type="spellEnd"/>
+      <w:r>
+        <w:t xml:space="preserve">/sample.txt’) </w:t>
+      </w:r>
+      <w:r>
+        <w:rPr>
+          <w:color w:val="FF0000"/>
+        </w:rPr>
+        <w:t>as</w:t>
+      </w:r>
+      <w:r>
+        <w:t xml:space="preserve"> fb</w:t>
+      </w:r>
+      <w:r>
+        <w:rPr>
+          <w:rFonts w:hint="eastAsia"/>
+        </w:rPr>
+        <w:t>：</w:t>
+      </w:r>
+    </w:p>
+    <w:p>
+      <w:pPr>
+        <w:ind w:firstLine="420"/>
+      </w:pPr>
+      <w:r>
+        <w:rPr>
+          <w:rFonts w:hint="eastAsia"/>
+        </w:rPr>
+        <w:t>for</w:t>
+      </w:r>
+      <w:r>
+        <w:t xml:space="preserve"> line in fb:</w:t>
+      </w:r>
+    </w:p>
+    <w:p>
+      <w:pPr>
+        <w:ind w:firstLine="420"/>
+      </w:pPr>
+      <w:r>
+        <w:rPr>
+          <w:rFonts w:hint="eastAsia"/>
+        </w:rPr>
+        <w:t xml:space="preserve"> </w:t>
+      </w:r>
+      <w:r>
+        <w:t xml:space="preserve">   print(</w:t>
+      </w:r>
+      <w:proofErr w:type="spellStart"/>
+      <w:r>
+        <w:t>line,end</w:t>
+      </w:r>
+      <w:proofErr w:type="spellEnd"/>
+      <w:r>
+        <w:t>=” ”)</w:t>
+      </w:r>
+    </w:p>
+    <w:p>
+      <w:pPr>
+        <w:pStyle w:val="4"/>
+      </w:pPr>
+      <w:proofErr w:type="spellStart"/>
+      <w:r>
+        <w:rPr>
+          <w:rFonts w:hint="eastAsia"/>
+        </w:rPr>
+        <w:t>l</w:t>
+      </w:r>
+      <w:r>
+        <w:t>scpu</w:t>
+      </w:r>
+      <w:proofErr w:type="spellEnd"/>
+    </w:p>
+    <w:p>
+      <w:proofErr w:type="spellStart"/>
+      <w:r>
+        <w:rPr>
+          <w:rFonts w:hint="eastAsia"/>
+        </w:rPr>
+        <w:t>l</w:t>
+      </w:r>
+      <w:r>
+        <w:t>s</w:t>
+      </w:r>
+      <w:r>
+        <w:rPr>
+          <w:rFonts w:hint="eastAsia"/>
+        </w:rPr>
+        <w:t>cpu</w:t>
+      </w:r>
+      <w:proofErr w:type="spellEnd"/>
+      <w:r>
+        <w:rPr>
+          <w:rFonts w:hint="eastAsia"/>
+        </w:rPr>
+        <w:t>命令可以用来查看当前电脑的</w:t>
+      </w:r>
+      <w:proofErr w:type="spellStart"/>
+      <w:r>
+        <w:rPr>
+          <w:rFonts w:hint="eastAsia"/>
+        </w:rPr>
+        <w:t>cpu</w:t>
+      </w:r>
+      <w:proofErr w:type="spellEnd"/>
+      <w:r>
+        <w:rPr>
+          <w:rFonts w:hint="eastAsia"/>
+        </w:rPr>
+        <w:t>相关信息</w:t>
+      </w:r>
+    </w:p>
+    <w:p>
+      <w:r>
+        <w:rPr>
+          <w:rFonts w:hint="eastAsia"/>
+        </w:rPr>
+        <w:t>在Linux中，一切都是文件</w:t>
+      </w:r>
+      <w:r>
+        <w:rPr>
+          <w:rFonts w:hint="eastAsia"/>
+        </w:rPr>
+        <w:t xml:space="preserve">。实际上是读了 </w:t>
+      </w:r>
+      <w:r>
+        <w:t>/proc/</w:t>
+      </w:r>
+      <w:proofErr w:type="spellStart"/>
+      <w:r>
+        <w:t>cpuinfo</w:t>
+      </w:r>
+      <w:proofErr w:type="spellEnd"/>
+      <w:r>
+        <w:rPr>
+          <w:rFonts w:hint="eastAsia"/>
+        </w:rPr>
+        <w:t>里的信息</w:t>
+      </w:r>
+    </w:p>
+    <w:p/>
+    <w:p>
+      <w:pPr>
+        <w:pStyle w:val="4"/>
+      </w:pPr>
+      <w:r>
+        <w:rPr>
+          <w:rFonts w:hint="eastAsia"/>
+        </w:rPr>
         <w:lastRenderedPageBreak/>
-        <w:t>with语句</w:t>
-      </w:r>
-    </w:p>
-    <w:p>
-      <w:r>
-        <w:rPr>
-          <w:rFonts w:hint="eastAsia"/>
-        </w:rPr>
-        <w:t>我们平时写</w:t>
-      </w:r>
-    </w:p>
-    <w:p>
-      <w:r>
-        <w:rPr>
-          <w:rFonts w:hint="eastAsia"/>
-        </w:rPr>
-        <w:t>f</w:t>
-      </w:r>
-      <w:r>
-        <w:t>b = open(‘sample.txt’)</w:t>
-      </w:r>
-    </w:p>
-    <w:p>
-      <w:proofErr w:type="spellStart"/>
-      <w:r>
-        <w:t>fb.read</w:t>
-      </w:r>
-      <w:proofErr w:type="spellEnd"/>
-      <w:r>
-        <w:t>()</w:t>
-      </w:r>
-    </w:p>
-    <w:p>
-      <w:proofErr w:type="spellStart"/>
-      <w:r>
-        <w:rPr>
-          <w:rFonts w:hint="eastAsia"/>
-        </w:rPr>
-        <w:t>f</w:t>
-      </w:r>
-      <w:r>
-        <w:t>b.close</w:t>
-      </w:r>
-      <w:proofErr w:type="spellEnd"/>
-      <w:r>
-        <w:t>()</w:t>
-      </w:r>
-    </w:p>
-    <w:p>
-      <w:r>
-        <w:rPr>
-          <w:rFonts w:hint="eastAsia"/>
-        </w:rPr>
-        <w:t>总会忘记写</w:t>
-      </w:r>
-      <w:proofErr w:type="spellStart"/>
-      <w:r>
-        <w:rPr>
-          <w:rFonts w:hint="eastAsia"/>
-        </w:rPr>
-        <w:t>f</w:t>
-      </w:r>
-      <w:r>
-        <w:t>b.close</w:t>
-      </w:r>
-      <w:proofErr w:type="spellEnd"/>
-      <w:r>
-        <w:t>()</w:t>
-      </w:r>
-    </w:p>
-    <w:p/>
-    <w:p>
-      <w:r>
-        <w:rPr>
-          <w:rFonts w:hint="eastAsia"/>
-        </w:rPr>
-        <w:t>with</w:t>
-      </w:r>
-      <w:r>
-        <w:t xml:space="preserve"> open(‘E:/</w:t>
-      </w:r>
-      <w:proofErr w:type="spellStart"/>
-      <w:r>
-        <w:t>learnProject</w:t>
-      </w:r>
-      <w:proofErr w:type="spellEnd"/>
-      <w:r>
-        <w:t xml:space="preserve">/sample.txt’) </w:t>
-      </w:r>
-      <w:r>
-        <w:rPr>
-          <w:color w:val="FF0000"/>
-        </w:rPr>
-        <w:t>as</w:t>
-      </w:r>
-      <w:r>
-        <w:t xml:space="preserve"> fb</w:t>
-      </w:r>
-      <w:r>
-        <w:rPr>
-          <w:rFonts w:hint="eastAsia"/>
-        </w:rPr>
-        <w:t>：</w:t>
-      </w:r>
-    </w:p>
-    <w:p>
-      <w:pPr>
-        <w:ind w:firstLine="420"/>
-      </w:pPr>
-      <w:r>
-        <w:rPr>
-          <w:rFonts w:hint="eastAsia"/>
-        </w:rPr>
-        <w:t>for</w:t>
-      </w:r>
-      <w:r>
-        <w:t xml:space="preserve"> line in fb:</w:t>
-      </w:r>
-    </w:p>
-    <w:p>
-      <w:pPr>
-        <w:ind w:firstLine="420"/>
-      </w:pPr>
-      <w:r>
-        <w:rPr>
-          <w:rFonts w:hint="eastAsia"/>
-        </w:rPr>
-        <w:t xml:space="preserve"> </w:t>
-      </w:r>
-      <w:r>
-        <w:t xml:space="preserve">   print(</w:t>
-      </w:r>
-      <w:proofErr w:type="spellStart"/>
-      <w:r>
-        <w:t>line,end</w:t>
-      </w:r>
-      <w:proofErr w:type="spellEnd"/>
-      <w:r>
-        <w:t>=” ”)</w:t>
-      </w:r>
-    </w:p>
-    <w:p>
-      <w:pPr>
-        <w:pStyle w:val="4"/>
-      </w:pPr>
-      <w:proofErr w:type="spellStart"/>
-      <w:r>
-        <w:rPr>
-          <w:rFonts w:hint="eastAsia"/>
-        </w:rPr>
-        <w:t>l</w:t>
-      </w:r>
-      <w:r>
-        <w:t>scpu</w:t>
-      </w:r>
-      <w:proofErr w:type="spellEnd"/>
-    </w:p>
-    <w:p>
-      <w:proofErr w:type="spellStart"/>
-      <w:r>
-        <w:rPr>
-          <w:rFonts w:hint="eastAsia"/>
-        </w:rPr>
-        <w:t>l</w:t>
-      </w:r>
-      <w:r>
-        <w:t>s</w:t>
-      </w:r>
-      <w:r>
-        <w:rPr>
-          <w:rFonts w:hint="eastAsia"/>
-        </w:rPr>
-        <w:t>cpu</w:t>
-      </w:r>
-      <w:proofErr w:type="spellEnd"/>
-      <w:r>
-        <w:rPr>
-          <w:rFonts w:hint="eastAsia"/>
-        </w:rPr>
-        <w:t>命令可以用来查看当前电脑的</w:t>
-      </w:r>
-      <w:proofErr w:type="spellStart"/>
-      <w:r>
-        <w:rPr>
-          <w:rFonts w:hint="eastAsia"/>
-        </w:rPr>
-        <w:t>cpu</w:t>
-      </w:r>
-      <w:proofErr w:type="spellEnd"/>
-      <w:r>
-        <w:rPr>
-          <w:rFonts w:hint="eastAsia"/>
-        </w:rPr>
-        <w:t>相关信息</w:t>
-      </w:r>
-    </w:p>
-    <w:p>
-      <w:r>
-        <w:rPr>
-          <w:rFonts w:hint="eastAsia"/>
-        </w:rPr>
-        <w:t>在Linux中，一切都是文件</w:t>
-      </w:r>
-      <w:r>
-        <w:rPr>
-          <w:rFonts w:hint="eastAsia"/>
-        </w:rPr>
-        <w:t xml:space="preserve">。实际上是读了 </w:t>
-      </w:r>
-      <w:r>
-        <w:t>/proc/</w:t>
-      </w:r>
-      <w:proofErr w:type="spellStart"/>
-      <w:r>
-        <w:t>cpuinfo</w:t>
-      </w:r>
-      <w:proofErr w:type="spellEnd"/>
-      <w:r>
-        <w:rPr>
-          <w:rFonts w:hint="eastAsia"/>
-        </w:rPr>
-        <w:t>里的信息</w:t>
-      </w:r>
-    </w:p>
-    <w:p/>
-    <w:p>
-      <w:pPr>
-        <w:pStyle w:val="4"/>
-      </w:pPr>
-      <w:r>
-        <w:rPr>
-          <w:rFonts w:hint="eastAsia"/>
-        </w:rPr>
         <w:t>总结</w:t>
       </w:r>
     </w:p>
@@ -18157,7 +18270,6 @@
         <w:rPr>
           <w:rFonts w:hint="eastAsia"/>
         </w:rPr>
-        <w:lastRenderedPageBreak/>
         <w:t>异常</w:t>
       </w:r>
     </w:p>
@@ -18339,6 +18451,7 @@
           <w:rFonts w:hint="eastAsia"/>
           <w:noProof/>
         </w:rPr>
+        <w:lastRenderedPageBreak/>
         <w:drawing>
           <wp:inline distT="0" distB="0" distL="0" distR="0" wp14:anchorId="63B40D08" wp14:editId="274A6D86">
             <wp:extent cx="3213265" cy="768389"/>
@@ -18603,25 +18716,336 @@
         <w:rPr>
           <w:rFonts w:hint="eastAsia"/>
         </w:rPr>
+        <w:t>ex</w:t>
+      </w:r>
+      <w:r>
+        <w:t xml:space="preserve">ception </w:t>
+      </w:r>
+      <w:r>
+        <w:rPr>
+          <w:rFonts w:hint="eastAsia"/>
+        </w:rPr>
+        <w:t>发生异常后执行这部分代码</w:t>
+      </w:r>
+    </w:p>
+    <w:p>
+      <w:r>
+        <w:rPr>
+          <w:rFonts w:hint="eastAsia"/>
+        </w:rPr>
+        <w:t>else</w:t>
+      </w:r>
+      <w:r>
+        <w:t xml:space="preserve">  </w:t>
+      </w:r>
+      <w:r>
+        <w:rPr>
+          <w:rFonts w:hint="eastAsia"/>
+        </w:rPr>
+        <w:t>没有发生</w:t>
+      </w:r>
+      <w:proofErr w:type="gramStart"/>
+      <w:r>
+        <w:rPr>
+          <w:rFonts w:hint="eastAsia"/>
+        </w:rPr>
+        <w:t>异常会</w:t>
+      </w:r>
+      <w:proofErr w:type="gramEnd"/>
+      <w:r>
+        <w:rPr>
+          <w:rFonts w:hint="eastAsia"/>
+        </w:rPr>
+        <w:t>执行</w:t>
+      </w:r>
+    </w:p>
+    <w:p>
+      <w:pPr>
+        <w:pStyle w:val="5"/>
+      </w:pPr>
+      <w:proofErr w:type="spellStart"/>
+      <w:r>
+        <w:rPr>
+          <w:rFonts w:hint="eastAsia"/>
+        </w:rPr>
+        <w:t>tr</w:t>
+      </w:r>
+      <w:r>
+        <w:t>y..exception..else..finally</w:t>
+      </w:r>
+      <w:proofErr w:type="spellEnd"/>
+    </w:p>
+    <w:p>
+      <w:r>
+        <w:rPr>
+          <w:rFonts w:hint="eastAsia"/>
+        </w:rPr>
+        <w:t>f</w:t>
+      </w:r>
+      <w:r>
+        <w:t xml:space="preserve">inally </w:t>
+      </w:r>
+      <w:r>
+        <w:rPr>
+          <w:rFonts w:hint="eastAsia"/>
+        </w:rPr>
+        <w:t>不管任何情况都会执行的代码</w:t>
+      </w:r>
+    </w:p>
+    <w:p>
+      <w:pPr>
+        <w:pStyle w:val="5"/>
+      </w:pPr>
+      <w:r>
+        <w:rPr>
+          <w:rFonts w:hint="eastAsia"/>
+        </w:rPr>
+        <w:t>抛出异常</w:t>
+      </w:r>
+    </w:p>
+    <w:p>
+      <w:r>
+        <w:rPr>
+          <w:rFonts w:hint="eastAsia"/>
+        </w:rPr>
+        <w:t>raise</w:t>
+      </w:r>
+      <w:r>
+        <w:t xml:space="preserve"> </w:t>
+      </w:r>
+    </w:p>
+    <w:p>
+      <w:r>
+        <w:rPr>
+          <w:rFonts w:hint="eastAsia"/>
+        </w:rPr>
+        <w:t>x</w:t>
+      </w:r>
+      <w:r>
+        <w:t xml:space="preserve"> = 10</w:t>
+      </w:r>
+    </w:p>
+    <w:p>
+      <w:r>
+        <w:rPr>
+          <w:rFonts w:hint="eastAsia"/>
+        </w:rPr>
+        <w:t>i</w:t>
+      </w:r>
+      <w:r>
+        <w:t>f x&gt;5:</w:t>
+      </w:r>
+    </w:p>
+    <w:p>
+      <w:pPr>
+        <w:ind w:firstLine="420"/>
+      </w:pPr>
+      <w:r>
+        <w:t>raise Exception(“X&gt;5”)</w:t>
+      </w:r>
+    </w:p>
+    <w:p>
+      <w:pPr>
+        <w:pStyle w:val="3"/>
+      </w:pPr>
+      <w:r>
+        <w:rPr>
+          <w:rFonts w:hint="eastAsia"/>
+        </w:rPr>
         <w:lastRenderedPageBreak/>
-        <w:t>ex</w:t>
-      </w:r>
-      <w:r>
-        <w:t xml:space="preserve">ception </w:t>
-      </w:r>
-      <w:r>
-        <w:rPr>
-          <w:rFonts w:hint="eastAsia"/>
-        </w:rPr>
-        <w:t>发生异常后执行这部分代码</w:t>
-      </w:r>
-    </w:p>
-    <w:p>
-      <w:r>
-        <w:rPr>
-          <w:rFonts w:hint="eastAsia"/>
-        </w:rPr>
-        <w:t>else</w:t>
+        <w:t>类</w:t>
+      </w:r>
+    </w:p>
+    <w:p>
+      <w:pPr>
+        <w:pStyle w:val="4"/>
+      </w:pPr>
+      <w:r>
+        <w:rPr>
+          <w:rFonts w:hint="eastAsia"/>
+        </w:rPr>
+        <w:t>定义</w:t>
+      </w:r>
+    </w:p>
+    <w:p>
+      <w:r>
+        <w:rPr>
+          <w:rFonts w:hint="eastAsia"/>
+        </w:rPr>
+        <w:t>class</w:t>
+      </w:r>
+      <w:r>
+        <w:t xml:space="preserve"> </w:t>
+      </w:r>
+      <w:proofErr w:type="spellStart"/>
+      <w:r>
+        <w:t>MyClass</w:t>
+      </w:r>
+      <w:proofErr w:type="spellEnd"/>
+      <w:r>
+        <w:t>(</w:t>
+      </w:r>
+      <w:r>
+        <w:rPr>
+          <w:rFonts w:hint="eastAsia"/>
+        </w:rPr>
+        <w:t>object</w:t>
+      </w:r>
+      <w:r>
+        <w:t>):</w:t>
+      </w:r>
+    </w:p>
+    <w:p>
+      <w:pPr>
+        <w:ind w:firstLine="420"/>
+      </w:pPr>
+      <w:r>
+        <w:rPr>
+          <w:rFonts w:hint="eastAsia"/>
+        </w:rPr>
+        <w:t>函数</w:t>
+      </w:r>
+    </w:p>
+    <w:p>
+      <w:pPr>
+        <w:ind w:firstLine="420"/>
+      </w:pPr>
+      <w:r>
+        <w:rPr>
+          <w:rFonts w:hint="eastAsia"/>
+        </w:rPr>
+        <w:t>变量</w:t>
+      </w:r>
+    </w:p>
+    <w:p/>
+    <w:p>
+      <w:r>
+        <w:rPr>
+          <w:rFonts w:hint="eastAsia"/>
+        </w:rPr>
+        <w:t>比如：</w:t>
+      </w:r>
+    </w:p>
+    <w:p>
+      <w:r>
+        <w:rPr>
+          <w:rFonts w:hint="eastAsia"/>
+        </w:rPr>
+        <w:t>class</w:t>
+      </w:r>
+      <w:r>
+        <w:t xml:space="preserve"> </w:t>
+      </w:r>
+      <w:proofErr w:type="spellStart"/>
+      <w:r>
+        <w:t>MyClass</w:t>
+      </w:r>
+      <w:proofErr w:type="spellEnd"/>
+      <w:r>
+        <w:t>(object):</w:t>
+      </w:r>
+    </w:p>
+    <w:p>
+      <w:pPr>
+        <w:ind w:firstLine="420"/>
+      </w:pPr>
+      <w:r>
+        <w:t>“””</w:t>
+      </w:r>
+    </w:p>
+    <w:p>
+      <w:pPr>
+        <w:ind w:firstLine="420"/>
+      </w:pPr>
+      <w:r>
+        <w:t>A simple class</w:t>
+      </w:r>
+    </w:p>
+    <w:p>
+      <w:pPr>
+        <w:ind w:firstLine="420"/>
+      </w:pPr>
+      <w:r>
+        <w:t>“””</w:t>
+      </w:r>
+    </w:p>
+    <w:p>
+      <w:pPr>
+        <w:ind w:firstLine="420"/>
+      </w:pPr>
+      <w:r>
+        <w:t>x =12345</w:t>
+      </w:r>
+    </w:p>
+    <w:p>
+      <w:pPr>
+        <w:ind w:firstLine="420"/>
+      </w:pPr>
+      <w:r>
+        <w:rPr>
+          <w:rFonts w:hint="eastAsia"/>
+        </w:rPr>
+        <w:t>d</w:t>
+      </w:r>
+      <w:r>
+        <w:t>ef f(self):</w:t>
+      </w:r>
+    </w:p>
+    <w:p>
+      <w:pPr>
+        <w:ind w:firstLine="420"/>
+      </w:pPr>
+      <w:r>
+        <w:rPr>
+          <w:rFonts w:hint="eastAsia"/>
+        </w:rPr>
+        <w:t xml:space="preserve"> </w:t>
+      </w:r>
+      <w:r>
+        <w:t xml:space="preserve">   return ‘Hello World’</w:t>
+      </w:r>
+    </w:p>
+    <w:p>
+      <w:pPr>
+        <w:pStyle w:val="4"/>
+      </w:pPr>
+      <w:proofErr w:type="spellStart"/>
+      <w:r>
+        <w:t>init</w:t>
+      </w:r>
+      <w:proofErr w:type="spellEnd"/>
+      <w:r>
+        <w:rPr>
+          <w:rFonts w:hint="eastAsia"/>
+        </w:rPr>
+        <w:t>方法</w:t>
+      </w:r>
+    </w:p>
+    <w:p>
+      <w:r>
+        <w:rPr>
+          <w:rFonts w:hint="eastAsia"/>
+        </w:rPr>
+        <w:t>类的实例如何创建</w:t>
+      </w:r>
+    </w:p>
+    <w:p>
+      <w:r>
+        <w:rPr>
+          <w:rFonts w:hint="eastAsia"/>
+        </w:rPr>
+        <w:t>x</w:t>
+      </w:r>
+      <w:r>
+        <w:t xml:space="preserve"> = </w:t>
+      </w:r>
+      <w:proofErr w:type="spellStart"/>
+      <w:r>
+        <w:t>MyClass</w:t>
+      </w:r>
+      <w:proofErr w:type="spellEnd"/>
+      <w:r>
+        <w:t>()</w:t>
       </w:r>
       <w:r>
         <w:t xml:space="preserve">  </w:t>
@@ -18630,447 +19054,135 @@
         <w:rPr>
           <w:rFonts w:hint="eastAsia"/>
         </w:rPr>
-        <w:t>没有发生</w:t>
+        <w:t>这创建了一个新的实例，并且将对象赋值</w:t>
+      </w:r>
+    </w:p>
+    <w:p>
+      <w:r>
+        <w:rPr>
+          <w:rFonts w:hint="eastAsia"/>
+        </w:rPr>
+        <w:t>类</w:t>
       </w:r>
       <w:proofErr w:type="gramStart"/>
       <w:r>
         <w:rPr>
           <w:rFonts w:hint="eastAsia"/>
         </w:rPr>
-        <w:t>异常会</w:t>
+        <w:t>里方法</w:t>
       </w:r>
       <w:proofErr w:type="gramEnd"/>
       <w:r>
         <w:rPr>
           <w:rFonts w:hint="eastAsia"/>
         </w:rPr>
-        <w:t>执行</w:t>
-      </w:r>
-    </w:p>
-    <w:p>
-      <w:pPr>
-        <w:pStyle w:val="5"/>
-      </w:pPr>
-      <w:proofErr w:type="spellStart"/>
-      <w:r>
-        <w:rPr>
-          <w:rFonts w:hint="eastAsia"/>
-        </w:rPr>
-        <w:t>tr</w:t>
-      </w:r>
-      <w:r>
-        <w:t>y..exception..else..finally</w:t>
-      </w:r>
-      <w:proofErr w:type="spellEnd"/>
-    </w:p>
-    <w:p>
-      <w:r>
-        <w:rPr>
-          <w:rFonts w:hint="eastAsia"/>
-        </w:rPr>
-        <w:t>f</w:t>
-      </w:r>
-      <w:r>
-        <w:t xml:space="preserve">inally </w:t>
-      </w:r>
-      <w:r>
-        <w:rPr>
-          <w:rFonts w:hint="eastAsia"/>
-        </w:rPr>
-        <w:t>不管任何情况都会执行的代码</w:t>
-      </w:r>
-    </w:p>
-    <w:p>
-      <w:pPr>
-        <w:pStyle w:val="5"/>
-      </w:pPr>
-      <w:r>
-        <w:rPr>
-          <w:rFonts w:hint="eastAsia"/>
-        </w:rPr>
-        <w:t>抛出异常</w:t>
-      </w:r>
-    </w:p>
-    <w:p>
-      <w:r>
-        <w:rPr>
-          <w:rFonts w:hint="eastAsia"/>
-        </w:rPr>
-        <w:t>raise</w:t>
-      </w:r>
-      <w:r>
+        <w:t>都必须带self参数</w:t>
+      </w:r>
+    </w:p>
+    <w:p>
+      <w:r>
+        <w:rPr>
+          <w:rFonts w:hint="eastAsia"/>
+        </w:rPr>
+        <w:t xml:space="preserve">在这里说一下，我们要求类必须带有 </w:t>
+      </w:r>
+      <w:r>
+        <w:t>__</w:t>
+      </w:r>
+      <w:proofErr w:type="spellStart"/>
+      <w:r>
+        <w:t>init</w:t>
+      </w:r>
+      <w:proofErr w:type="spellEnd"/>
+      <w:r>
+        <w:t>__</w:t>
+      </w:r>
+      <w:r>
+        <w:t>(</w:t>
+      </w:r>
+      <w:r>
+        <w:rPr>
+          <w:highlight w:val="yellow"/>
+        </w:rPr>
+        <w:t>self)</w:t>
+      </w:r>
+      <w:r>
+        <w:rPr>
+          <w:rFonts w:hint="eastAsia"/>
+        </w:rPr>
+        <w:t>方法，用来初始化变量</w:t>
+      </w:r>
+    </w:p>
+    <w:p>
+      <w:r>
+        <w:rPr>
+          <w:rFonts w:hint="eastAsia"/>
+        </w:rPr>
+        <w:t>class</w:t>
+      </w:r>
+      <w:r>
+        <w:t xml:space="preserve"> Complex:</w:t>
+      </w:r>
+    </w:p>
+    <w:p>
+      <w:pPr>
+        <w:ind w:firstLine="420"/>
+      </w:pPr>
+      <w:r>
+        <w:t>def __</w:t>
+      </w:r>
+      <w:proofErr w:type="spellStart"/>
+      <w:r>
+        <w:t>init</w:t>
+      </w:r>
+      <w:proofErr w:type="spellEnd"/>
+      <w:r>
+        <w:t>__(</w:t>
+      </w:r>
+      <w:proofErr w:type="spellStart"/>
+      <w:r>
+        <w:t>self,realpart,imagepart</w:t>
+      </w:r>
+      <w:proofErr w:type="spellEnd"/>
+      <w:r>
+        <w:t>):</w:t>
+      </w:r>
+    </w:p>
+    <w:p>
+      <w:pPr>
+        <w:ind w:firstLine="420"/>
+      </w:pPr>
+      <w:r>
+        <w:rPr>
+          <w:rFonts w:hint="eastAsia"/>
+        </w:rPr>
         <w:t xml:space="preserve"> </w:t>
       </w:r>
-    </w:p>
-    <w:p>
-      <w:r>
-        <w:rPr>
-          <w:rFonts w:hint="eastAsia"/>
-        </w:rPr>
-        <w:t>x</w:t>
-      </w:r>
-      <w:r>
-        <w:t xml:space="preserve"> = 10</w:t>
-      </w:r>
-    </w:p>
-    <w:p>
-      <w:r>
-        <w:rPr>
-          <w:rFonts w:hint="eastAsia"/>
-        </w:rPr>
-        <w:t>i</w:t>
-      </w:r>
-      <w:r>
-        <w:t>f x&gt;5:</w:t>
-      </w:r>
+      <w:r>
+        <w:t xml:space="preserve">   </w:t>
+      </w:r>
+      <w:proofErr w:type="spellStart"/>
+      <w:r>
+        <w:t>self.r</w:t>
+      </w:r>
+      <w:proofErr w:type="spellEnd"/>
+      <w:r>
+        <w:t xml:space="preserve"> = </w:t>
+      </w:r>
+      <w:proofErr w:type="spellStart"/>
+      <w:r>
+        <w:t>realpart</w:t>
+      </w:r>
+      <w:proofErr w:type="spellEnd"/>
     </w:p>
     <w:p>
       <w:pPr>
         <w:ind w:firstLine="420"/>
       </w:pPr>
       <w:r>
-        <w:t>raise Exception(“X&gt;5”)</w:t>
-      </w:r>
-    </w:p>
-    <w:p>
-      <w:pPr>
-        <w:pStyle w:val="3"/>
-      </w:pPr>
-      <w:r>
-        <w:rPr>
-          <w:rFonts w:hint="eastAsia"/>
-        </w:rPr>
-        <w:t>类</w:t>
-      </w:r>
-    </w:p>
-    <w:p>
-      <w:pPr>
-        <w:pStyle w:val="4"/>
-      </w:pPr>
-      <w:r>
-        <w:rPr>
-          <w:rFonts w:hint="eastAsia"/>
-        </w:rPr>
-        <w:t>定义</w:t>
-      </w:r>
-    </w:p>
-    <w:p>
-      <w:r>
-        <w:rPr>
-          <w:rFonts w:hint="eastAsia"/>
-        </w:rPr>
-        <w:t>class</w:t>
-      </w:r>
-      <w:r>
-        <w:t xml:space="preserve"> </w:t>
-      </w:r>
-      <w:proofErr w:type="spellStart"/>
-      <w:r>
-        <w:t>MyClass</w:t>
-      </w:r>
-      <w:proofErr w:type="spellEnd"/>
-      <w:r>
-        <w:t>(</w:t>
-      </w:r>
-      <w:r>
-        <w:rPr>
-          <w:rFonts w:hint="eastAsia"/>
-        </w:rPr>
-        <w:t>object</w:t>
-      </w:r>
-      <w:r>
-        <w:t>):</w:t>
-      </w:r>
-    </w:p>
-    <w:p>
-      <w:pPr>
-        <w:ind w:firstLine="420"/>
-      </w:pPr>
-      <w:r>
-        <w:rPr>
-          <w:rFonts w:hint="eastAsia"/>
-        </w:rPr>
-        <w:t>函数</w:t>
-      </w:r>
-    </w:p>
-    <w:p>
-      <w:pPr>
-        <w:ind w:firstLine="420"/>
-      </w:pPr>
-      <w:r>
-        <w:rPr>
-          <w:rFonts w:hint="eastAsia"/>
-        </w:rPr>
-        <w:t>变量</w:t>
-      </w:r>
-    </w:p>
-    <w:p/>
-    <w:p>
-      <w:r>
-        <w:rPr>
-          <w:rFonts w:hint="eastAsia"/>
-        </w:rPr>
-        <w:t>比如：</w:t>
-      </w:r>
-    </w:p>
-    <w:p>
-      <w:r>
-        <w:rPr>
-          <w:rFonts w:hint="eastAsia"/>
-        </w:rPr>
-        <w:t>class</w:t>
-      </w:r>
-      <w:r>
-        <w:t xml:space="preserve"> </w:t>
-      </w:r>
-      <w:proofErr w:type="spellStart"/>
-      <w:r>
-        <w:t>MyClass</w:t>
-      </w:r>
-      <w:proofErr w:type="spellEnd"/>
-      <w:r>
-        <w:t>(object):</w:t>
-      </w:r>
-    </w:p>
-    <w:p>
-      <w:pPr>
-        <w:ind w:firstLine="420"/>
-      </w:pPr>
-      <w:r>
-        <w:t>“””</w:t>
-      </w:r>
-    </w:p>
-    <w:p>
-      <w:pPr>
-        <w:ind w:firstLine="420"/>
-      </w:pPr>
-      <w:r>
-        <w:t>A simple class</w:t>
-      </w:r>
-    </w:p>
-    <w:p>
-      <w:pPr>
-        <w:ind w:firstLine="420"/>
-      </w:pPr>
-      <w:r>
-        <w:t>“””</w:t>
-      </w:r>
-    </w:p>
-    <w:p>
-      <w:pPr>
-        <w:ind w:firstLine="420"/>
-      </w:pPr>
-      <w:r>
-        <w:t>x =12345</w:t>
-      </w:r>
-    </w:p>
-    <w:p>
-      <w:pPr>
-        <w:ind w:firstLine="420"/>
-      </w:pPr>
-      <w:r>
-        <w:rPr>
-          <w:rFonts w:hint="eastAsia"/>
-        </w:rPr>
-        <w:t>d</w:t>
-      </w:r>
-      <w:r>
-        <w:t>ef f(self):</w:t>
-      </w:r>
-    </w:p>
-    <w:p>
-      <w:pPr>
-        <w:ind w:firstLine="420"/>
-      </w:pPr>
-      <w:r>
-        <w:rPr>
-          <w:rFonts w:hint="eastAsia"/>
-        </w:rPr>
-        <w:t xml:space="preserve"> </w:t>
-      </w:r>
-      <w:r>
-        <w:t xml:space="preserve">   return ‘Hello World’</w:t>
-      </w:r>
-    </w:p>
-    <w:p>
-      <w:pPr>
-        <w:pStyle w:val="4"/>
-      </w:pPr>
-      <w:proofErr w:type="spellStart"/>
-      <w:r>
-        <w:t>init</w:t>
-      </w:r>
-      <w:proofErr w:type="spellEnd"/>
-      <w:r>
-        <w:rPr>
-          <w:rFonts w:hint="eastAsia"/>
-        </w:rPr>
-        <w:t>方法</w:t>
-      </w:r>
-    </w:p>
-    <w:p>
-      <w:r>
-        <w:rPr>
-          <w:rFonts w:hint="eastAsia"/>
-        </w:rPr>
-        <w:t>类的实例如何创建</w:t>
-      </w:r>
-    </w:p>
-    <w:p>
-      <w:r>
-        <w:rPr>
-          <w:rFonts w:hint="eastAsia"/>
-        </w:rPr>
-        <w:t>x</w:t>
-      </w:r>
-      <w:r>
-        <w:t xml:space="preserve"> = </w:t>
-      </w:r>
-      <w:proofErr w:type="spellStart"/>
-      <w:r>
-        <w:t>MyClass</w:t>
-      </w:r>
-      <w:proofErr w:type="spellEnd"/>
-      <w:r>
-        <w:t>()</w:t>
-      </w:r>
-      <w:r>
-        <w:t xml:space="preserve">  </w:t>
-      </w:r>
-      <w:r>
-        <w:rPr>
-          <w:rFonts w:hint="eastAsia"/>
-        </w:rPr>
-        <w:t>这创建了一个新的实例，并且将对象赋值</w:t>
-      </w:r>
-    </w:p>
-    <w:p>
-      <w:r>
-        <w:rPr>
-          <w:rFonts w:hint="eastAsia"/>
-        </w:rPr>
-        <w:t>类</w:t>
-      </w:r>
-      <w:proofErr w:type="gramStart"/>
-      <w:r>
-        <w:rPr>
-          <w:rFonts w:hint="eastAsia"/>
-        </w:rPr>
-        <w:t>里方法</w:t>
-      </w:r>
-      <w:proofErr w:type="gramEnd"/>
-      <w:r>
-        <w:rPr>
-          <w:rFonts w:hint="eastAsia"/>
-        </w:rPr>
-        <w:t>都必须带self参数</w:t>
-      </w:r>
-    </w:p>
-    <w:p>
-      <w:r>
-        <w:rPr>
-          <w:rFonts w:hint="eastAsia"/>
-        </w:rPr>
-        <w:t xml:space="preserve">在这里说一下，我们要求类必须带有 </w:t>
-      </w:r>
-      <w:r>
-        <w:t>__</w:t>
-      </w:r>
-      <w:proofErr w:type="spellStart"/>
-      <w:r>
-        <w:t>init</w:t>
-      </w:r>
-      <w:proofErr w:type="spellEnd"/>
-      <w:r>
-        <w:t>__</w:t>
-      </w:r>
-      <w:r>
-        <w:t>(</w:t>
-      </w:r>
-      <w:r>
-        <w:rPr>
-          <w:highlight w:val="yellow"/>
-        </w:rPr>
-        <w:t>self)</w:t>
-      </w:r>
-      <w:r>
-        <w:rPr>
-          <w:rFonts w:hint="eastAsia"/>
-        </w:rPr>
-        <w:t>方法，用来初始化变量</w:t>
-      </w:r>
-    </w:p>
-    <w:p>
-      <w:r>
-        <w:rPr>
-          <w:rFonts w:hint="eastAsia"/>
-        </w:rPr>
-        <w:t>class</w:t>
-      </w:r>
-      <w:r>
-        <w:t xml:space="preserve"> Complex:</w:t>
-      </w:r>
-    </w:p>
-    <w:p>
-      <w:pPr>
-        <w:ind w:firstLine="420"/>
-      </w:pPr>
-      <w:r>
-        <w:t>def __</w:t>
-      </w:r>
-      <w:proofErr w:type="spellStart"/>
-      <w:r>
-        <w:t>init</w:t>
-      </w:r>
-      <w:proofErr w:type="spellEnd"/>
-      <w:r>
-        <w:t>__(</w:t>
-      </w:r>
-      <w:proofErr w:type="spellStart"/>
-      <w:r>
-        <w:t>self,realpart,imagepart</w:t>
-      </w:r>
-      <w:proofErr w:type="spellEnd"/>
-      <w:r>
-        <w:t>):</w:t>
-      </w:r>
-    </w:p>
-    <w:p>
-      <w:pPr>
-        <w:ind w:firstLine="420"/>
-      </w:pPr>
-      <w:r>
-        <w:rPr>
-          <w:rFonts w:hint="eastAsia"/>
-        </w:rPr>
-        <w:t xml:space="preserve"> </w:t>
-      </w:r>
-      <w:r>
-        <w:t xml:space="preserve">   </w:t>
-      </w:r>
-      <w:proofErr w:type="spellStart"/>
-      <w:r>
-        <w:t>self.r</w:t>
-      </w:r>
-      <w:proofErr w:type="spellEnd"/>
-      <w:r>
-        <w:t xml:space="preserve"> = </w:t>
-      </w:r>
-      <w:proofErr w:type="spellStart"/>
-      <w:r>
-        <w:t>realpart</w:t>
-      </w:r>
-      <w:proofErr w:type="spellEnd"/>
-    </w:p>
-    <w:p>
-      <w:pPr>
-        <w:ind w:firstLine="420"/>
-      </w:pPr>
-      <w:r>
-        <w:rPr>
-          <w:rFonts w:hint="eastAsia"/>
-        </w:rPr>
-        <w:lastRenderedPageBreak/>
+        <w:rPr>
+          <w:rFonts w:hint="eastAsia"/>
+        </w:rPr>
         <w:t xml:space="preserve"> </w:t>
       </w:r>
       <w:r>
@@ -19595,6 +19707,7 @@
           <w:kern w:val="0"/>
           <w:szCs w:val="21"/>
         </w:rPr>
+        <w:lastRenderedPageBreak/>
         <w:t>class</w:t>
       </w:r>
       <w:r>
@@ -21236,2273 +21349,2273 @@
     </w:p>
     <w:p>
       <w:r>
+        <w:t xml:space="preserve">       class1.__init__(self)</w:t>
+      </w:r>
+    </w:p>
+    <w:p>
+      <w:r>
+        <w:rPr>
+          <w:rFonts w:hint="eastAsia"/>
+        </w:rPr>
+        <w:t xml:space="preserve"> </w:t>
+      </w:r>
+      <w:r>
+        <w:t xml:space="preserve">      class2.__init__(self)</w:t>
+      </w:r>
+    </w:p>
+    <w:p>
+      <w:pPr>
+        <w:pStyle w:val="4"/>
+      </w:pPr>
+      <w:r>
+        <w:rPr>
+          <w:rFonts w:hint="eastAsia"/>
+        </w:rPr>
+        <w:t>删除对象</w:t>
+      </w:r>
+    </w:p>
+    <w:p>
+      <w:r>
+        <w:rPr>
+          <w:rFonts w:hint="eastAsia"/>
+        </w:rPr>
+        <w:t>比如上面的代码</w:t>
+      </w:r>
+    </w:p>
+    <w:p>
+      <w:r>
+        <w:rPr>
+          <w:rFonts w:hint="eastAsia"/>
+        </w:rPr>
+        <w:t>person</w:t>
+      </w:r>
+      <w:r>
+        <w:t>1 = Person(‘</w:t>
+      </w:r>
+      <w:proofErr w:type="spellStart"/>
+      <w:r>
+        <w:t>Sukka</w:t>
+      </w:r>
+      <w:proofErr w:type="spellEnd"/>
+      <w:r>
+        <w:t>’)</w:t>
+      </w:r>
+    </w:p>
+    <w:p>
+      <w:r>
+        <w:rPr>
+          <w:rFonts w:hint="eastAsia"/>
+        </w:rPr>
+        <w:t>s</w:t>
+      </w:r>
+      <w:r>
+        <w:t>tudent1 = Student(‘Mike’)</w:t>
+      </w:r>
+    </w:p>
+    <w:p>
+      <w:r>
+        <w:rPr>
+          <w:rFonts w:hint="eastAsia"/>
+        </w:rPr>
+        <w:t>t</w:t>
+      </w:r>
+      <w:r>
+        <w:t>eacher1 = Teacher(‘Monika’)</w:t>
+      </w:r>
+    </w:p>
+    <w:p/>
+    <w:p>
+      <w:r>
+        <w:rPr>
+          <w:rFonts w:hint="eastAsia"/>
+        </w:rPr>
+        <w:t>/</w:t>
+      </w:r>
+      <w:r>
+        <w:t xml:space="preserve">/ </w:t>
+      </w:r>
+      <w:r>
+        <w:rPr>
+          <w:rFonts w:hint="eastAsia"/>
+        </w:rPr>
+        <w:t>如果添加了一句</w:t>
+      </w:r>
+    </w:p>
+    <w:p>
+      <w:r>
+        <w:rPr>
+          <w:rFonts w:hint="eastAsia"/>
+          <w:highlight w:val="yellow"/>
+        </w:rPr>
+        <w:t>del</w:t>
+      </w:r>
+      <w:r>
+        <w:rPr>
+          <w:highlight w:val="yellow"/>
+        </w:rPr>
+        <w:t xml:space="preserve"> person1</w:t>
+      </w:r>
+      <w:r>
+        <w:t xml:space="preserve"> </w:t>
+      </w:r>
+    </w:p>
+    <w:p/>
+    <w:p>
+      <w:r>
+        <w:rPr>
+          <w:rFonts w:hint="eastAsia"/>
+        </w:rPr>
+        <w:t>p</w:t>
+      </w:r>
+      <w:r>
+        <w:t>rint(person1.get_details())</w:t>
+      </w:r>
+    </w:p>
+    <w:p>
+      <w:r>
+        <w:rPr>
+          <w:rFonts w:hint="eastAsia"/>
+        </w:rPr>
+        <w:t>p</w:t>
+      </w:r>
+      <w:r>
+        <w:t>rint(student1.get_details())</w:t>
+      </w:r>
+    </w:p>
+    <w:p>
+      <w:r>
+        <w:rPr>
+          <w:rFonts w:hint="eastAsia"/>
+        </w:rPr>
         <w:lastRenderedPageBreak/>
-        <w:t xml:space="preserve">       class1.__init__(self)</w:t>
-      </w:r>
-    </w:p>
-    <w:p>
-      <w:r>
-        <w:rPr>
-          <w:rFonts w:hint="eastAsia"/>
-        </w:rPr>
+        <w:t>p</w:t>
+      </w:r>
+      <w:r>
+        <w:t>rint(teacher1.get_details())</w:t>
+      </w:r>
+    </w:p>
+    <w:p>
+      <w:r>
+        <w:rPr>
+          <w:rFonts w:hint="eastAsia"/>
+        </w:rPr>
+        <w:t>这样就会报错，因为person1这个对象被删除了</w:t>
+      </w:r>
+    </w:p>
+    <w:p>
+      <w:pPr>
+        <w:pStyle w:val="4"/>
+      </w:pPr>
+      <w:r>
+        <w:rPr>
+          <w:rFonts w:hint="eastAsia"/>
+        </w:rPr>
+        <w:t>属性读取方法</w:t>
+      </w:r>
+    </w:p>
+    <w:p>
+      <w:r>
+        <w:rPr>
+          <w:rFonts w:hint="eastAsia"/>
+        </w:rPr>
+        <w:t>python里请不要写属性读取方法，直接对象.属性就可以了</w:t>
+      </w:r>
+    </w:p>
+    <w:p>
+      <w:r>
+        <w:rPr>
+          <w:rFonts w:hint="eastAsia"/>
+        </w:rPr>
+        <w:t>person</w:t>
+      </w:r>
+      <w:r>
+        <w:t>1.name</w:t>
+      </w:r>
+    </w:p>
+    <w:p>
+      <w:pPr>
+        <w:pStyle w:val="4"/>
+      </w:pPr>
+      <w:r>
+        <w:rPr>
+          <w:rFonts w:hint="eastAsia"/>
+        </w:rPr>
+        <w:t>使用@p</w:t>
+      </w:r>
+      <w:r>
+        <w:t>roperty</w:t>
+      </w:r>
+    </w:p>
+    <w:p>
+      <w:r>
+        <w:rPr>
+          <w:rFonts w:hint="eastAsia"/>
+        </w:rPr>
+        <w:t>如果想要精确的控制属性的访问权限</w:t>
+      </w:r>
+      <w:r>
+        <w:rPr>
+          <w:rFonts w:hint="eastAsia"/>
+        </w:rPr>
+        <w:t>，需要使用@property</w:t>
+      </w:r>
+    </w:p>
+    <w:p>
+      <w:r>
+        <w:rPr>
+          <w:rFonts w:hint="eastAsia"/>
+        </w:rPr>
+        <w:t>加了@</w:t>
+      </w:r>
+      <w:r>
+        <w:t>property</w:t>
+      </w:r>
+      <w:r>
+        <w:rPr>
+          <w:rFonts w:hint="eastAsia"/>
+        </w:rPr>
+        <w:t>的方法 是属性</w:t>
+      </w:r>
+    </w:p>
+    <w:p>
+      <w:r>
+        <w:rPr>
+          <w:rFonts w:hint="eastAsia"/>
+        </w:rPr>
+        <w:t>在你想要控制的属性前加@property</w:t>
+      </w:r>
+      <w:r>
         <w:t xml:space="preserve"> </w:t>
       </w:r>
       <w:r>
-        <w:t xml:space="preserve">      class2.__init__(self)</w:t>
+        <w:rPr>
+          <w:rFonts w:hint="eastAsia"/>
+        </w:rPr>
+        <w:t>并且写一个 @方法名.</w:t>
+      </w:r>
+      <w:r>
+        <w:t>setter</w:t>
+      </w:r>
+    </w:p>
+    <w:p>
+      <w:r>
+        <w:rPr>
+          <w:rFonts w:hint="eastAsia"/>
+        </w:rPr>
+        <w:t>如果你不定义setter方法，就表示这个属性只读。我们通过例子来看</w:t>
+      </w:r>
+    </w:p>
+    <w:p/>
+    <w:p>
+      <w:r>
+        <w:rPr>
+          <w:rFonts w:hint="eastAsia"/>
+        </w:rPr>
+        <w:t>@property</w:t>
+      </w:r>
+    </w:p>
+    <w:p>
+      <w:r>
+        <w:rPr>
+          <w:rFonts w:hint="eastAsia"/>
+        </w:rPr>
+        <w:t>d</w:t>
+      </w:r>
+      <w:r>
+        <w:t>ef age(self):</w:t>
+      </w:r>
+    </w:p>
+    <w:p>
+      <w:pPr>
+        <w:ind w:firstLine="420"/>
+      </w:pPr>
+      <w:r>
+        <w:t>return 2015-self.birth</w:t>
+      </w:r>
+    </w:p>
+    <w:p/>
+    <w:p>
+      <w:r>
+        <w:rPr>
+          <w:rFonts w:hint="eastAsia"/>
+        </w:rPr>
+        <w:t>class</w:t>
+      </w:r>
+      <w:r>
+        <w:t xml:space="preserve"> Screen(object):</w:t>
+      </w:r>
+    </w:p>
+    <w:p>
+      <w:pPr>
+        <w:ind w:firstLine="420"/>
+      </w:pPr>
+      <w:r>
+        <w:t>def __</w:t>
+      </w:r>
+      <w:proofErr w:type="spellStart"/>
+      <w:r>
+        <w:t>init</w:t>
+      </w:r>
+      <w:proofErr w:type="spellEnd"/>
+      <w:r>
+        <w:t>__(self):</w:t>
+      </w:r>
+    </w:p>
+    <w:p>
+      <w:pPr>
+        <w:ind w:firstLine="420"/>
+      </w:pPr>
+      <w:r>
+        <w:rPr>
+          <w:rFonts w:hint="eastAsia"/>
+        </w:rPr>
+        <w:t xml:space="preserve"> </w:t>
+      </w:r>
+      <w:r>
+        <w:t xml:space="preserve">   </w:t>
+      </w:r>
+      <w:r>
+        <w:t>self._</w:t>
+      </w:r>
+      <w:proofErr w:type="spellStart"/>
+      <w:r>
+        <w:t>wid</w:t>
+      </w:r>
+      <w:proofErr w:type="spellEnd"/>
+      <w:r>
+        <w:t xml:space="preserve"> = 0</w:t>
+      </w:r>
+    </w:p>
+    <w:p>
+      <w:pPr>
+        <w:ind w:firstLine="420"/>
+      </w:pPr>
+      <w:r>
+        <w:rPr>
+          <w:rFonts w:hint="eastAsia"/>
+        </w:rPr>
+        <w:t xml:space="preserve"> </w:t>
+      </w:r>
+      <w:r>
+        <w:t xml:space="preserve">   self._</w:t>
+      </w:r>
+      <w:proofErr w:type="spellStart"/>
+      <w:r>
+        <w:t>hei</w:t>
+      </w:r>
+      <w:proofErr w:type="spellEnd"/>
+      <w:r>
+        <w:t xml:space="preserve"> = 0</w:t>
+      </w:r>
+    </w:p>
+    <w:p>
+      <w:pPr>
+        <w:ind w:firstLine="420"/>
+      </w:pPr>
+      <w:r>
+        <w:rPr>
+          <w:rFonts w:hint="eastAsia"/>
+        </w:rPr>
+        <w:t>@</w:t>
+      </w:r>
+      <w:r>
+        <w:t>property</w:t>
+      </w:r>
+    </w:p>
+    <w:p>
+      <w:pPr>
+        <w:ind w:firstLine="420"/>
+      </w:pPr>
+      <w:r>
+        <w:t>def width(self):</w:t>
+      </w:r>
+    </w:p>
+    <w:p>
+      <w:pPr>
+        <w:ind w:firstLine="420"/>
+      </w:pPr>
+      <w:r>
+        <w:t xml:space="preserve">    return self._</w:t>
+      </w:r>
+      <w:proofErr w:type="spellStart"/>
+      <w:r>
+        <w:t>wid</w:t>
+      </w:r>
+      <w:proofErr w:type="spellEnd"/>
+    </w:p>
+    <w:p>
+      <w:pPr>
+        <w:ind w:firstLine="420"/>
+      </w:pPr>
+      <w:r>
+        <w:rPr>
+          <w:rFonts w:hint="eastAsia"/>
+        </w:rPr>
+        <w:t>@</w:t>
+      </w:r>
+      <w:r>
+        <w:t>property</w:t>
+      </w:r>
+    </w:p>
+    <w:p>
+      <w:pPr>
+        <w:ind w:firstLine="420"/>
+      </w:pPr>
+      <w:r>
+        <w:rPr>
+          <w:rFonts w:hint="eastAsia"/>
+        </w:rPr>
+        <w:t>d</w:t>
+      </w:r>
+      <w:r>
+        <w:t>ef height(self):</w:t>
+      </w:r>
+    </w:p>
+    <w:p>
+      <w:pPr>
+        <w:ind w:firstLine="420"/>
+      </w:pPr>
+      <w:r>
+        <w:rPr>
+          <w:rFonts w:hint="eastAsia"/>
+        </w:rPr>
+        <w:t xml:space="preserve"> </w:t>
+      </w:r>
+      <w:r>
+        <w:t xml:space="preserve">   return self._</w:t>
+      </w:r>
+      <w:proofErr w:type="spellStart"/>
+      <w:r>
+        <w:t>hei</w:t>
+      </w:r>
+      <w:proofErr w:type="spellEnd"/>
+    </w:p>
+    <w:p>
+      <w:pPr>
+        <w:ind w:firstLine="420"/>
+      </w:pPr>
+      <w:r>
+        <w:rPr>
+          <w:rFonts w:hint="eastAsia"/>
+        </w:rPr>
+        <w:t>@</w:t>
+      </w:r>
+      <w:r>
+        <w:t>property</w:t>
+      </w:r>
+    </w:p>
+    <w:p>
+      <w:pPr>
+        <w:ind w:firstLine="420"/>
+      </w:pPr>
+      <w:r>
+        <w:rPr>
+          <w:rFonts w:hint="eastAsia"/>
+        </w:rPr>
+        <w:t>d</w:t>
+      </w:r>
+      <w:r>
+        <w:t>ef resolution(self):</w:t>
+      </w:r>
+    </w:p>
+    <w:p>
+      <w:pPr>
+        <w:ind w:firstLine="420"/>
+      </w:pPr>
+      <w:r>
+        <w:rPr>
+          <w:rFonts w:hint="eastAsia"/>
+        </w:rPr>
+        <w:t xml:space="preserve"> </w:t>
+      </w:r>
+      <w:r>
+        <w:t xml:space="preserve">   return self._</w:t>
+      </w:r>
+      <w:proofErr w:type="spellStart"/>
+      <w:r>
+        <w:t>wid</w:t>
+      </w:r>
+      <w:proofErr w:type="spellEnd"/>
+      <w:r>
+        <w:t xml:space="preserve"> * self._</w:t>
+      </w:r>
+      <w:proofErr w:type="spellStart"/>
+      <w:r>
+        <w:t>hei</w:t>
+      </w:r>
+      <w:proofErr w:type="spellEnd"/>
+    </w:p>
+    <w:p>
+      <w:pPr>
+        <w:ind w:firstLine="420"/>
+      </w:pPr>
+      <w:r>
+        <w:rPr>
+          <w:rFonts w:hint="eastAsia"/>
+        </w:rPr>
+        <w:t>@</w:t>
+      </w:r>
+      <w:proofErr w:type="spellStart"/>
+      <w:r>
+        <w:t>width.setter</w:t>
+      </w:r>
+      <w:proofErr w:type="spellEnd"/>
+    </w:p>
+    <w:p>
+      <w:pPr>
+        <w:ind w:firstLine="420"/>
+      </w:pPr>
+      <w:r>
+        <w:rPr>
+          <w:rFonts w:hint="eastAsia"/>
+        </w:rPr>
+        <w:t>d</w:t>
+      </w:r>
+      <w:r>
+        <w:t>ef width(</w:t>
+      </w:r>
+      <w:proofErr w:type="spellStart"/>
+      <w:r>
+        <w:t>self,value</w:t>
+      </w:r>
+      <w:proofErr w:type="spellEnd"/>
+      <w:r>
+        <w:t>):</w:t>
+      </w:r>
+    </w:p>
+    <w:p>
+      <w:pPr>
+        <w:ind w:firstLine="420"/>
+      </w:pPr>
+      <w:r>
+        <w:rPr>
+          <w:rFonts w:hint="eastAsia"/>
+        </w:rPr>
+        <w:t xml:space="preserve"> </w:t>
+      </w:r>
+      <w:r>
+        <w:t xml:space="preserve">   self._</w:t>
+      </w:r>
+      <w:proofErr w:type="spellStart"/>
+      <w:r>
+        <w:t>wid</w:t>
+      </w:r>
+      <w:proofErr w:type="spellEnd"/>
+      <w:r>
+        <w:t xml:space="preserve"> = value</w:t>
+      </w:r>
+    </w:p>
+    <w:p>
+      <w:pPr>
+        <w:ind w:firstLine="420"/>
+      </w:pPr>
+      <w:r>
+        <w:rPr>
+          <w:rFonts w:hint="eastAsia"/>
+        </w:rPr>
+        <w:t>@</w:t>
+      </w:r>
+      <w:proofErr w:type="spellStart"/>
+      <w:r>
+        <w:t>height.setter</w:t>
+      </w:r>
+      <w:proofErr w:type="spellEnd"/>
+    </w:p>
+    <w:p>
+      <w:pPr>
+        <w:ind w:firstLine="420"/>
+      </w:pPr>
+      <w:r>
+        <w:rPr>
+          <w:rFonts w:hint="eastAsia"/>
+        </w:rPr>
+        <w:t>d</w:t>
+      </w:r>
+      <w:r>
+        <w:t>ef height(</w:t>
+      </w:r>
+      <w:proofErr w:type="spellStart"/>
+      <w:r>
+        <w:t>self,value</w:t>
+      </w:r>
+      <w:proofErr w:type="spellEnd"/>
+      <w:r>
+        <w:t>):</w:t>
+      </w:r>
+    </w:p>
+    <w:p>
+      <w:pPr>
+        <w:ind w:firstLine="420"/>
+      </w:pPr>
+      <w:r>
+        <w:rPr>
+          <w:rFonts w:hint="eastAsia"/>
+        </w:rPr>
+        <w:t xml:space="preserve"> </w:t>
+      </w:r>
+      <w:r>
+        <w:t xml:space="preserve">   self._</w:t>
+      </w:r>
+      <w:proofErr w:type="spellStart"/>
+      <w:r>
+        <w:t>hei</w:t>
+      </w:r>
+      <w:proofErr w:type="spellEnd"/>
+      <w:r>
+        <w:t xml:space="preserve"> = value</w:t>
+      </w:r>
+    </w:p>
+    <w:p>
+      <w:pPr>
+        <w:ind w:firstLine="420"/>
+      </w:pPr>
+    </w:p>
+    <w:p>
+      <w:pPr>
+        <w:ind w:firstLine="420"/>
+      </w:pPr>
+      <w:r>
+        <w:rPr>
+          <w:rFonts w:hint="eastAsia"/>
+        </w:rPr>
+        <w:t>s</w:t>
+      </w:r>
+      <w:r>
+        <w:t xml:space="preserve"> = Screen()</w:t>
+      </w:r>
+    </w:p>
+    <w:p>
+      <w:pPr>
+        <w:ind w:firstLine="420"/>
+      </w:pPr>
+      <w:proofErr w:type="spellStart"/>
+      <w:r>
+        <w:rPr>
+          <w:rFonts w:hint="eastAsia"/>
+        </w:rPr>
+        <w:t>s</w:t>
+      </w:r>
+      <w:r>
+        <w:t>.width</w:t>
+      </w:r>
+      <w:proofErr w:type="spellEnd"/>
+      <w:r>
+        <w:t>=1024</w:t>
+      </w:r>
+    </w:p>
+    <w:p>
+      <w:pPr>
+        <w:ind w:firstLine="420"/>
+      </w:pPr>
+      <w:proofErr w:type="spellStart"/>
+      <w:r>
+        <w:rPr>
+          <w:rFonts w:hint="eastAsia"/>
+        </w:rPr>
+        <w:t>s</w:t>
+      </w:r>
+      <w:r>
+        <w:t>.height</w:t>
+      </w:r>
+      <w:proofErr w:type="spellEnd"/>
+      <w:r>
+        <w:t>=</w:t>
+      </w:r>
+    </w:p>
+    <w:p>
+      <w:pPr>
+        <w:ind w:firstLine="420"/>
+      </w:pPr>
+    </w:p>
+    <w:p>
+      <w:pPr>
+        <w:pStyle w:val="3"/>
+      </w:pPr>
+      <w:r>
+        <w:rPr>
+          <w:rFonts w:hint="eastAsia"/>
+        </w:rPr>
+        <w:lastRenderedPageBreak/>
+        <w:t>模块</w:t>
+      </w:r>
+    </w:p>
+    <w:p>
+      <w:r>
+        <w:rPr>
+          <w:rFonts w:hint="eastAsia"/>
+        </w:rPr>
+        <w:t>一个python文件就是一个模块，因为</w:t>
+      </w:r>
+      <w:r>
+        <w:t>python</w:t>
+      </w:r>
+      <w:r>
+        <w:rPr>
+          <w:rFonts w:hint="eastAsia"/>
+        </w:rPr>
+        <w:t>文件是模块名+</w:t>
+      </w:r>
+      <w:r>
+        <w:t>.py</w:t>
+      </w:r>
+      <w:r>
+        <w:rPr>
+          <w:rFonts w:hint="eastAsia"/>
+        </w:rPr>
+        <w:t>的后缀</w:t>
+      </w:r>
+    </w:p>
+    <w:p>
+      <w:r>
+        <w:rPr>
+          <w:rFonts w:hint="eastAsia"/>
+        </w:rPr>
+        <w:t>比如说 你写了一个文件叫module</w:t>
+      </w:r>
+      <w:r>
+        <w:t>.py</w:t>
+      </w:r>
+    </w:p>
+    <w:p>
+      <w:r>
+        <w:rPr>
+          <w:rFonts w:hint="eastAsia"/>
+        </w:rPr>
+        <w:t>里面的内容是 print</w:t>
+      </w:r>
+      <w:r>
+        <w:t>(__name__)</w:t>
+      </w:r>
+    </w:p>
+    <w:p>
+      <w:r>
+        <w:rPr>
+          <w:rFonts w:hint="eastAsia"/>
+        </w:rPr>
+        <w:t xml:space="preserve">运行这个文件会得到 </w:t>
+      </w:r>
+      <w:r>
+        <w:t>__main__</w:t>
+      </w:r>
+      <w:r>
+        <w:t xml:space="preserve"> </w:t>
+      </w:r>
+      <w:r>
+        <w:rPr>
+          <w:rFonts w:hint="eastAsia"/>
+        </w:rPr>
+        <w:t xml:space="preserve">。 </w:t>
+      </w:r>
+      <w:r>
+        <w:t>__</w:t>
+      </w:r>
+      <w:r>
+        <w:rPr>
+          <w:rFonts w:hint="eastAsia"/>
+        </w:rPr>
+        <w:t>main_</w:t>
+      </w:r>
+      <w:r>
+        <w:t>_</w:t>
+      </w:r>
+      <w:r>
+        <w:rPr>
+          <w:rFonts w:hint="eastAsia"/>
+        </w:rPr>
+        <w:t>就表示这个文件的模块名，是本身</w:t>
+      </w:r>
+    </w:p>
+    <w:p>
+      <w:r>
+        <w:rPr>
+          <w:rFonts w:hint="eastAsia"/>
+        </w:rPr>
+        <w:t>_</w:t>
+      </w:r>
+      <w:r>
+        <w:t>_</w:t>
+      </w:r>
+      <w:r>
+        <w:rPr>
+          <w:rFonts w:hint="eastAsia"/>
+        </w:rPr>
+        <w:t>name</w:t>
+      </w:r>
+      <w:r>
+        <w:t>__</w:t>
+      </w:r>
+      <w:r>
+        <w:rPr>
+          <w:rFonts w:hint="eastAsia"/>
+        </w:rPr>
+        <w:t>就是查看文件名</w:t>
+      </w:r>
+    </w:p>
+    <w:p/>
+    <w:p>
+      <w:r>
+        <w:rPr>
+          <w:rFonts w:hint="eastAsia"/>
+        </w:rPr>
+        <w:t>我再写一个文件bars</w:t>
+      </w:r>
+      <w:r>
+        <w:t>.py</w:t>
+      </w:r>
+    </w:p>
+    <w:p>
+      <w:r>
+        <w:rPr>
+          <w:rFonts w:hint="eastAsia"/>
+        </w:rPr>
+        <w:t>里面是</w:t>
+      </w:r>
+    </w:p>
+    <w:p>
+      <w:r>
+        <w:rPr>
+          <w:rFonts w:hint="eastAsia"/>
+        </w:rPr>
+        <w:t>def</w:t>
+      </w:r>
+      <w:r>
+        <w:t xml:space="preserve"> </w:t>
+      </w:r>
+      <w:proofErr w:type="spellStart"/>
+      <w:r>
+        <w:t>simplebar</w:t>
+      </w:r>
+      <w:proofErr w:type="spellEnd"/>
+      <w:r>
+        <w:t>(num):</w:t>
+      </w:r>
+    </w:p>
+    <w:p>
+      <w:pPr>
+        <w:ind w:firstLine="420"/>
+      </w:pPr>
+      <w:r>
+        <w:t>print(‘-’ * num)</w:t>
+      </w:r>
+    </w:p>
+    <w:p>
+      <w:pPr>
+        <w:rPr>
+          <w:lang w:val="de-DE"/>
+        </w:rPr>
+      </w:pPr>
+      <w:proofErr w:type="spellStart"/>
+      <w:r>
+        <w:rPr>
+          <w:rFonts w:hint="eastAsia"/>
+          <w:lang w:val="de-DE"/>
+        </w:rPr>
+        <w:t>d</w:t>
+      </w:r>
+      <w:r>
+        <w:rPr>
+          <w:lang w:val="de-DE"/>
+        </w:rPr>
+        <w:t>ef</w:t>
+      </w:r>
+      <w:proofErr w:type="spellEnd"/>
+      <w:r>
+        <w:rPr>
+          <w:lang w:val="de-DE"/>
+        </w:rPr>
+        <w:t xml:space="preserve"> </w:t>
+      </w:r>
+      <w:proofErr w:type="spellStart"/>
+      <w:r>
+        <w:rPr>
+          <w:lang w:val="de-DE"/>
+        </w:rPr>
+        <w:t>h</w:t>
+      </w:r>
+      <w:r>
+        <w:rPr>
+          <w:lang w:val="de-DE"/>
+        </w:rPr>
+        <w:t>ashbar</w:t>
+      </w:r>
+      <w:proofErr w:type="spellEnd"/>
+      <w:r>
+        <w:rPr>
+          <w:lang w:val="de-DE"/>
+        </w:rPr>
+        <w:t>(</w:t>
+      </w:r>
+      <w:proofErr w:type="spellStart"/>
+      <w:r>
+        <w:rPr>
+          <w:lang w:val="de-DE"/>
+        </w:rPr>
+        <w:t>num</w:t>
+      </w:r>
+      <w:proofErr w:type="spellEnd"/>
+      <w:r>
+        <w:rPr>
+          <w:lang w:val="de-DE"/>
+        </w:rPr>
+        <w:t>):</w:t>
+      </w:r>
+    </w:p>
+    <w:p>
+      <w:pPr>
+        <w:ind w:firstLine="420"/>
+        <w:rPr>
+          <w:lang w:val="de-DE"/>
+        </w:rPr>
+      </w:pPr>
+      <w:proofErr w:type="spellStart"/>
+      <w:proofErr w:type="gramStart"/>
+      <w:r>
+        <w:rPr>
+          <w:lang w:val="de-DE"/>
+        </w:rPr>
+        <w:t>print</w:t>
+      </w:r>
+      <w:proofErr w:type="spellEnd"/>
+      <w:r>
+        <w:rPr>
+          <w:lang w:val="de-DE"/>
+        </w:rPr>
+        <w:t>(</w:t>
+      </w:r>
+      <w:proofErr w:type="gramEnd"/>
+      <w:r>
+        <w:rPr>
+          <w:lang w:val="de-DE"/>
+        </w:rPr>
+        <w:t xml:space="preserve">‘#‘ * </w:t>
+      </w:r>
+      <w:proofErr w:type="spellStart"/>
+      <w:r>
+        <w:rPr>
+          <w:lang w:val="de-DE"/>
+        </w:rPr>
+        <w:t>num</w:t>
+      </w:r>
+      <w:proofErr w:type="spellEnd"/>
+      <w:r>
+        <w:rPr>
+          <w:lang w:val="de-DE"/>
+        </w:rPr>
+        <w:t>)</w:t>
+      </w:r>
+    </w:p>
+    <w:p>
+      <w:pPr>
+        <w:rPr>
+          <w:lang w:val="de-DE"/>
+        </w:rPr>
+      </w:pPr>
+    </w:p>
+    <w:p>
+      <w:pPr>
+        <w:rPr>
+          <w:lang w:val="de-DE"/>
+        </w:rPr>
+      </w:pPr>
+      <w:r>
+        <w:rPr>
+          <w:rFonts w:hint="eastAsia"/>
+          <w:lang w:val="de-DE"/>
+        </w:rPr>
+        <w:t>然后我们去module</w:t>
+      </w:r>
+      <w:r>
+        <w:rPr>
+          <w:lang w:val="de-DE"/>
+        </w:rPr>
+        <w:t>.py</w:t>
+      </w:r>
+      <w:r>
+        <w:rPr>
+          <w:rFonts w:hint="eastAsia"/>
+          <w:lang w:val="de-DE"/>
+        </w:rPr>
+        <w:t>里面</w:t>
+      </w:r>
+    </w:p>
+    <w:p>
+      <w:pPr>
+        <w:rPr>
+          <w:lang w:val="de-DE"/>
+        </w:rPr>
+      </w:pPr>
+      <w:proofErr w:type="spellStart"/>
+      <w:r>
+        <w:rPr>
+          <w:rFonts w:hint="eastAsia"/>
+          <w:highlight w:val="yellow"/>
+          <w:lang w:val="de-DE"/>
+        </w:rPr>
+        <w:t>import</w:t>
+      </w:r>
+      <w:proofErr w:type="spellEnd"/>
+      <w:r>
+        <w:rPr>
+          <w:highlight w:val="yellow"/>
+          <w:lang w:val="de-DE"/>
+        </w:rPr>
+        <w:t xml:space="preserve"> </w:t>
+      </w:r>
+      <w:proofErr w:type="spellStart"/>
+      <w:r>
+        <w:rPr>
+          <w:highlight w:val="yellow"/>
+          <w:lang w:val="de-DE"/>
+        </w:rPr>
+        <w:t>bars</w:t>
+      </w:r>
+      <w:proofErr w:type="spellEnd"/>
+    </w:p>
+    <w:p>
+      <w:pPr>
+        <w:rPr>
+          <w:lang w:val="de-DE"/>
+        </w:rPr>
+      </w:pPr>
+      <w:proofErr w:type="spellStart"/>
+      <w:r>
+        <w:rPr>
+          <w:rFonts w:hint="eastAsia"/>
+          <w:highlight w:val="yellow"/>
+          <w:lang w:val="de-DE"/>
+        </w:rPr>
+        <w:t>b</w:t>
+      </w:r>
+      <w:r>
+        <w:rPr>
+          <w:highlight w:val="yellow"/>
+          <w:lang w:val="de-DE"/>
+        </w:rPr>
+        <w:t>ars.simplebar</w:t>
+      </w:r>
+      <w:proofErr w:type="spellEnd"/>
+      <w:r>
+        <w:rPr>
+          <w:highlight w:val="yellow"/>
+          <w:lang w:val="de-DE"/>
+        </w:rPr>
+        <w:t>(10)</w:t>
+      </w:r>
+      <w:r>
+        <w:rPr>
+          <w:lang w:val="de-DE"/>
+        </w:rPr>
+        <w:t xml:space="preserve">   </w:t>
+      </w:r>
+      <w:r>
+        <w:rPr>
+          <w:rFonts w:hint="eastAsia"/>
+          <w:lang w:val="de-DE"/>
+        </w:rPr>
+        <w:t>在新文件里使用导入的方法，前面要带模块名</w:t>
+      </w:r>
+    </w:p>
+    <w:p>
+      <w:pPr>
+        <w:rPr>
+          <w:lang w:val="de-DE"/>
+        </w:rPr>
+      </w:pPr>
+      <w:r>
+        <w:rPr>
+          <w:rFonts w:hint="eastAsia"/>
+          <w:lang w:val="de-DE"/>
+        </w:rPr>
+        <w:t>这样就可以了，成功导入了一个模块</w:t>
       </w:r>
     </w:p>
     <w:p>
       <w:pPr>
         <w:pStyle w:val="4"/>
-      </w:pPr>
-      <w:r>
-        <w:rPr>
-          <w:rFonts w:hint="eastAsia"/>
-        </w:rPr>
-        <w:t>删除对象</w:t>
-      </w:r>
-    </w:p>
-    <w:p>
-      <w:r>
-        <w:rPr>
-          <w:rFonts w:hint="eastAsia"/>
-        </w:rPr>
-        <w:t>比如上面的代码</w:t>
-      </w:r>
-    </w:p>
-    <w:p>
-      <w:r>
-        <w:rPr>
-          <w:rFonts w:hint="eastAsia"/>
-        </w:rPr>
-        <w:t>person</w:t>
-      </w:r>
-      <w:r>
-        <w:t>1 = Person(‘</w:t>
-      </w:r>
-      <w:proofErr w:type="spellStart"/>
-      <w:r>
-        <w:t>Sukka</w:t>
-      </w:r>
-      <w:proofErr w:type="spellEnd"/>
-      <w:r>
-        <w:t>’)</w:t>
-      </w:r>
-    </w:p>
-    <w:p>
-      <w:r>
-        <w:rPr>
-          <w:rFonts w:hint="eastAsia"/>
-        </w:rPr>
+        <w:rPr>
+          <w:lang w:val="de-DE"/>
+        </w:rPr>
+      </w:pPr>
+      <w:r>
+        <w:rPr>
+          <w:rFonts w:hint="eastAsia"/>
+          <w:lang w:val="de-DE"/>
+        </w:rPr>
+        <w:t>包</w:t>
+      </w:r>
+    </w:p>
+    <w:p>
+      <w:pPr>
+        <w:rPr>
+          <w:lang w:val="de-DE"/>
+        </w:rPr>
+      </w:pPr>
+      <w:r>
+        <w:rPr>
+          <w:rFonts w:hint="eastAsia"/>
+          <w:lang w:val="de-DE"/>
+        </w:rPr>
+        <w:t>包是模块的一个上属概念</w:t>
+      </w:r>
+    </w:p>
+    <w:p>
+      <w:pPr>
+        <w:rPr>
+          <w:lang w:val="de-DE"/>
+        </w:rPr>
+      </w:pPr>
+      <w:r>
+        <w:rPr>
+          <w:rFonts w:hint="eastAsia"/>
+          <w:lang w:val="de-DE"/>
+        </w:rPr>
+        <w:t>首先包是一个目录</w:t>
+      </w:r>
+    </w:p>
+    <w:p>
+      <w:pPr>
+        <w:rPr>
+          <w:lang w:val="de-DE"/>
+        </w:rPr>
+      </w:pPr>
+      <w:r>
+        <w:rPr>
+          <w:rFonts w:hint="eastAsia"/>
+          <w:lang w:val="de-DE"/>
+        </w:rPr>
+        <w:t>我们用代码来说明</w:t>
+      </w:r>
+    </w:p>
+    <w:p>
+      <w:pPr>
+        <w:rPr>
+          <w:lang w:val="de-DE"/>
+        </w:rPr>
+      </w:pPr>
+    </w:p>
+    <w:p>
+      <w:pPr>
+        <w:rPr>
+          <w:lang w:val="de-DE"/>
+        </w:rPr>
+      </w:pPr>
+      <w:r>
+        <w:rPr>
+          <w:rFonts w:hint="eastAsia"/>
+          <w:lang w:val="de-DE"/>
+        </w:rPr>
+        <w:t>创建一个</w:t>
+      </w:r>
+      <w:proofErr w:type="spellStart"/>
+      <w:r>
+        <w:rPr>
+          <w:rFonts w:hint="eastAsia"/>
+          <w:lang w:val="de-DE"/>
+        </w:rPr>
+        <w:t>m</w:t>
+      </w:r>
+      <w:r>
+        <w:rPr>
+          <w:lang w:val="de-DE"/>
+        </w:rPr>
+        <w:t>ymodule</w:t>
+      </w:r>
+      <w:proofErr w:type="spellEnd"/>
+      <w:r>
+        <w:rPr>
+          <w:rFonts w:hint="eastAsia"/>
+          <w:lang w:val="de-DE"/>
+        </w:rPr>
+        <w:t>的目录</w:t>
+      </w:r>
+    </w:p>
+    <w:p>
+      <w:pPr>
+        <w:rPr>
+          <w:lang w:val="de-DE"/>
+        </w:rPr>
+      </w:pPr>
+      <w:proofErr w:type="spellStart"/>
+      <w:r>
+        <w:rPr>
+          <w:rFonts w:hint="eastAsia"/>
+          <w:lang w:val="de-DE"/>
+        </w:rPr>
+        <w:t>mkdir</w:t>
+      </w:r>
+      <w:proofErr w:type="spellEnd"/>
+      <w:r>
+        <w:rPr>
+          <w:lang w:val="de-DE"/>
+        </w:rPr>
+        <w:t xml:space="preserve"> </w:t>
+      </w:r>
+      <w:proofErr w:type="spellStart"/>
+      <w:r>
+        <w:rPr>
+          <w:lang w:val="de-DE"/>
+        </w:rPr>
+        <w:t>mymodule</w:t>
+      </w:r>
+      <w:proofErr w:type="spellEnd"/>
+      <w:r>
+        <w:rPr>
+          <w:lang w:val="de-DE"/>
+        </w:rPr>
+        <w:t xml:space="preserve"> </w:t>
+      </w:r>
+    </w:p>
+    <w:p>
+      <w:pPr>
+        <w:rPr>
+          <w:lang w:val="de-DE"/>
+        </w:rPr>
+      </w:pPr>
+      <w:proofErr w:type="spellStart"/>
+      <w:r>
+        <w:rPr>
+          <w:rFonts w:hint="eastAsia"/>
+          <w:lang w:val="de-DE"/>
+        </w:rPr>
+        <w:t>t</w:t>
+      </w:r>
+      <w:r>
+        <w:rPr>
+          <w:lang w:val="de-DE"/>
+        </w:rPr>
+        <w:t>ree</w:t>
+      </w:r>
+      <w:proofErr w:type="spellEnd"/>
+      <w:r>
+        <w:rPr>
+          <w:lang w:val="de-DE"/>
+        </w:rPr>
+        <w:t xml:space="preserve"> </w:t>
+      </w:r>
+      <w:proofErr w:type="spellStart"/>
+      <w:r>
+        <w:rPr>
+          <w:lang w:val="de-DE"/>
+        </w:rPr>
+        <w:t>mymodule</w:t>
+      </w:r>
+      <w:proofErr w:type="spellEnd"/>
+    </w:p>
+    <w:p>
+      <w:pPr>
+        <w:rPr>
+          <w:lang w:val="de-DE"/>
+        </w:rPr>
+      </w:pPr>
+      <w:r>
+        <w:rPr>
+          <w:rFonts w:hint="eastAsia"/>
+          <w:lang w:val="de-DE"/>
+        </w:rPr>
+        <w:t>包是用来干什么的呢？ 可能我们的模块名字与别人发生冲突了</w:t>
+      </w:r>
+    </w:p>
+    <w:p>
+      <w:pPr>
+        <w:rPr>
+          <w:lang w:val="de-DE"/>
+        </w:rPr>
+      </w:pPr>
+      <w:r>
+        <w:rPr>
+          <w:rFonts w:hint="eastAsia"/>
+          <w:lang w:val="de-DE"/>
+        </w:rPr>
+        <w:t>那么这个时候创建一个包，把模块放在包里就可以了</w:t>
+      </w:r>
+    </w:p>
+    <w:p>
+      <w:pPr>
+        <w:rPr>
+          <w:lang w:val="de-DE"/>
+        </w:rPr>
+      </w:pPr>
+      <w:r>
+        <w:rPr>
+          <w:rFonts w:hint="eastAsia"/>
+          <w:lang w:val="de-DE"/>
+        </w:rPr>
+        <w:t>_</w:t>
+      </w:r>
+      <w:r>
+        <w:rPr>
+          <w:lang w:val="de-DE"/>
+        </w:rPr>
+        <w:t xml:space="preserve">_init__.py </w:t>
+      </w:r>
+      <w:r>
+        <w:rPr>
+          <w:rFonts w:hint="eastAsia"/>
+          <w:lang w:val="de-DE"/>
+        </w:rPr>
+        <w:t xml:space="preserve">是必须有的，有这个文件才是包 </w:t>
+      </w:r>
+      <w:r>
+        <w:rPr>
+          <w:lang w:val="de-DE"/>
+        </w:rPr>
+        <w:t xml:space="preserve"> </w:t>
+      </w:r>
+      <w:r>
+        <w:rPr>
+          <w:rFonts w:hint="eastAsia"/>
+          <w:lang w:val="de-DE"/>
+        </w:rPr>
+        <w:t>这个文件是个空文件</w:t>
+      </w:r>
+      <w:r>
+        <w:rPr>
+          <w:rFonts w:hint="eastAsia"/>
+          <w:lang w:val="de-DE"/>
+        </w:rPr>
+        <w:t>，也可以有代码</w:t>
+      </w:r>
+    </w:p>
+    <w:p>
+      <w:pPr>
+        <w:rPr>
+          <w:lang w:val="de-DE"/>
+        </w:rPr>
+      </w:pPr>
+      <w:r>
+        <w:rPr>
+          <w:rFonts w:hint="eastAsia"/>
+          <w:lang w:val="de-DE"/>
+        </w:rPr>
+        <w:t>那么现在 bars</w:t>
+      </w:r>
+      <w:r>
+        <w:rPr>
+          <w:lang w:val="de-DE"/>
+        </w:rPr>
+        <w:t xml:space="preserve">.py </w:t>
+      </w:r>
+      <w:r>
+        <w:rPr>
+          <w:rFonts w:hint="eastAsia"/>
+          <w:lang w:val="de-DE"/>
+        </w:rPr>
+        <w:t xml:space="preserve">的模块名就是 </w:t>
+      </w:r>
+      <w:proofErr w:type="spellStart"/>
+      <w:r>
+        <w:rPr>
+          <w:rFonts w:hint="eastAsia"/>
+          <w:lang w:val="de-DE"/>
+        </w:rPr>
+        <w:t>my</w:t>
+      </w:r>
+      <w:r>
+        <w:rPr>
+          <w:lang w:val="de-DE"/>
+        </w:rPr>
+        <w:t>module.bars</w:t>
+      </w:r>
+      <w:proofErr w:type="spellEnd"/>
+    </w:p>
+    <w:p>
+      <w:pPr>
+        <w:rPr>
+          <w:lang w:val="de-DE"/>
+        </w:rPr>
+      </w:pPr>
+    </w:p>
+    <w:p>
+      <w:pPr>
+        <w:pStyle w:val="4"/>
+        <w:rPr>
+          <w:lang w:val="de-DE"/>
+        </w:rPr>
+      </w:pPr>
+      <w:r>
+        <w:rPr>
+          <w:rFonts w:hint="eastAsia"/>
+          <w:lang w:val="de-DE"/>
+        </w:rPr>
+        <w:t>如何导入包</w:t>
+      </w:r>
+    </w:p>
+    <w:p>
+      <w:pPr>
+        <w:rPr>
+          <w:lang w:val="de-DE"/>
+        </w:rPr>
+      </w:pPr>
+      <w:proofErr w:type="spellStart"/>
+      <w:r>
+        <w:rPr>
+          <w:rFonts w:hint="eastAsia"/>
+          <w:lang w:val="de-DE"/>
+        </w:rPr>
+        <w:t>f</w:t>
+      </w:r>
+      <w:r>
+        <w:rPr>
+          <w:lang w:val="de-DE"/>
+        </w:rPr>
+        <w:t>rom</w:t>
+      </w:r>
+      <w:proofErr w:type="spellEnd"/>
+      <w:r>
+        <w:rPr>
+          <w:lang w:val="de-DE"/>
+        </w:rPr>
+        <w:t xml:space="preserve"> </w:t>
+      </w:r>
+      <w:proofErr w:type="spellStart"/>
+      <w:proofErr w:type="gramStart"/>
+      <w:r>
+        <w:rPr>
+          <w:lang w:val="de-DE"/>
+        </w:rPr>
+        <w:t>mymodule.bars</w:t>
+      </w:r>
+      <w:proofErr w:type="spellEnd"/>
+      <w:proofErr w:type="gramEnd"/>
+      <w:r>
+        <w:rPr>
+          <w:lang w:val="de-DE"/>
+        </w:rPr>
+        <w:t xml:space="preserve"> </w:t>
+      </w:r>
+      <w:proofErr w:type="spellStart"/>
+      <w:r>
+        <w:rPr>
+          <w:lang w:val="de-DE"/>
+        </w:rPr>
+        <w:t>import</w:t>
+      </w:r>
+      <w:proofErr w:type="spellEnd"/>
+      <w:r>
+        <w:rPr>
+          <w:lang w:val="de-DE"/>
+        </w:rPr>
+        <w:t xml:space="preserve"> *</w:t>
+      </w:r>
+    </w:p>
+    <w:p>
+      <w:pPr>
+        <w:rPr>
+          <w:lang w:val="de-DE"/>
+        </w:rPr>
+      </w:pPr>
+      <w:r>
+        <w:rPr>
+          <w:rFonts w:hint="eastAsia"/>
+          <w:lang w:val="de-DE"/>
+        </w:rPr>
+        <w:t>如果是包的话，就只能这么用了，</w:t>
+      </w:r>
+      <w:proofErr w:type="spellStart"/>
+      <w:r>
+        <w:rPr>
+          <w:rFonts w:hint="eastAsia"/>
+          <w:lang w:val="de-DE"/>
+        </w:rPr>
+        <w:t>import</w:t>
+      </w:r>
+      <w:proofErr w:type="spellEnd"/>
+      <w:r>
+        <w:rPr>
+          <w:rFonts w:hint="eastAsia"/>
+          <w:lang w:val="de-DE"/>
+        </w:rPr>
+        <w:t>后面接的是函数</w:t>
+      </w:r>
+    </w:p>
+    <w:p>
+      <w:pPr>
+        <w:rPr>
+          <w:lang w:val="de-DE"/>
+        </w:rPr>
+      </w:pPr>
+      <w:proofErr w:type="spellStart"/>
+      <w:r>
+        <w:rPr>
+          <w:rFonts w:hint="eastAsia"/>
+          <w:lang w:val="de-DE"/>
+        </w:rPr>
+        <w:t>from</w:t>
+      </w:r>
+      <w:proofErr w:type="spellEnd"/>
+      <w:r>
+        <w:rPr>
+          <w:rFonts w:hint="eastAsia"/>
+          <w:lang w:val="de-DE"/>
+        </w:rPr>
+        <w:t>后面接的是具体的模块名</w:t>
+      </w:r>
+    </w:p>
+    <w:p>
+      <w:pPr>
+        <w:rPr>
+          <w:lang w:val="de-DE"/>
+        </w:rPr>
+      </w:pPr>
+      <w:r>
+        <w:rPr>
+          <w:rFonts w:hint="eastAsia"/>
+          <w:lang w:val="de-DE"/>
+        </w:rPr>
+        <w:t>和我们之前</w:t>
+      </w:r>
+      <w:proofErr w:type="spellStart"/>
+      <w:r>
+        <w:rPr>
+          <w:rFonts w:hint="eastAsia"/>
+          <w:lang w:val="de-DE"/>
+        </w:rPr>
+        <w:t>import</w:t>
+      </w:r>
+      <w:proofErr w:type="spellEnd"/>
+      <w:r>
+        <w:rPr>
+          <w:lang w:val="de-DE"/>
+        </w:rPr>
+        <w:t xml:space="preserve"> </w:t>
+      </w:r>
+      <w:r>
+        <w:rPr>
+          <w:rFonts w:hint="eastAsia"/>
+          <w:lang w:val="de-DE"/>
+        </w:rPr>
+        <w:t>+</w:t>
+      </w:r>
+      <w:r>
+        <w:rPr>
+          <w:lang w:val="de-DE"/>
+        </w:rPr>
+        <w:t xml:space="preserve"> </w:t>
+      </w:r>
+      <w:r>
+        <w:rPr>
+          <w:rFonts w:hint="eastAsia"/>
+          <w:lang w:val="de-DE"/>
+        </w:rPr>
+        <w:t>模块名不一样</w:t>
+      </w:r>
+    </w:p>
+    <w:p>
+      <w:pPr>
+        <w:rPr>
+          <w:lang w:val="de-DE"/>
+        </w:rPr>
+      </w:pPr>
+    </w:p>
+    <w:p>
+      <w:pPr>
+        <w:pStyle w:val="4"/>
+        <w:rPr>
+          <w:lang w:val="de-DE"/>
+        </w:rPr>
+      </w:pPr>
+      <w:r>
+        <w:rPr>
+          <w:rFonts w:hint="eastAsia"/>
+          <w:lang w:val="de-DE"/>
+        </w:rPr>
+        <w:lastRenderedPageBreak/>
+        <w:t>内置</w:t>
+      </w:r>
+      <w:r>
+        <w:rPr>
+          <w:rFonts w:hint="eastAsia"/>
+          <w:lang w:val="de-DE"/>
+        </w:rPr>
+        <w:t>或第三方</w:t>
+      </w:r>
+      <w:r>
+        <w:rPr>
+          <w:rFonts w:hint="eastAsia"/>
+          <w:lang w:val="de-DE"/>
+        </w:rPr>
+        <w:t>模块</w:t>
+      </w:r>
+    </w:p>
+    <w:p>
+      <w:pPr>
+        <w:rPr>
+          <w:lang w:val="de-DE"/>
+        </w:rPr>
+      </w:pPr>
+      <w:proofErr w:type="spellStart"/>
+      <w:r>
+        <w:rPr>
+          <w:rFonts w:hint="eastAsia"/>
+          <w:lang w:val="de-DE"/>
+        </w:rPr>
+        <w:t>python</w:t>
+      </w:r>
+      <w:proofErr w:type="spellEnd"/>
+      <w:r>
+        <w:rPr>
+          <w:rFonts w:hint="eastAsia"/>
+          <w:lang w:val="de-DE"/>
+        </w:rPr>
+        <w:t>里有很多内置模块</w:t>
+      </w:r>
+    </w:p>
+    <w:p>
+      <w:pPr>
+        <w:rPr>
+          <w:lang w:val="de-DE"/>
+        </w:rPr>
+      </w:pPr>
+      <w:proofErr w:type="spellStart"/>
+      <w:r>
+        <w:rPr>
+          <w:lang w:val="de-DE"/>
+        </w:rPr>
+        <w:t>import</w:t>
+      </w:r>
+      <w:proofErr w:type="spellEnd"/>
+      <w:r>
+        <w:rPr>
+          <w:lang w:val="de-DE"/>
+        </w:rPr>
+        <w:t xml:space="preserve"> </w:t>
+      </w:r>
+      <w:proofErr w:type="spellStart"/>
+      <w:r>
+        <w:rPr>
+          <w:lang w:val="de-DE"/>
+        </w:rPr>
+        <w:t>sys</w:t>
+      </w:r>
+      <w:proofErr w:type="spellEnd"/>
+      <w:r>
+        <w:rPr>
+          <w:lang w:val="de-DE"/>
+        </w:rPr>
+        <w:t xml:space="preserve"> / </w:t>
+      </w:r>
+      <w:proofErr w:type="spellStart"/>
+      <w:r>
+        <w:rPr>
+          <w:lang w:val="de-DE"/>
+        </w:rPr>
+        <w:t>import</w:t>
+      </w:r>
+      <w:proofErr w:type="spellEnd"/>
+      <w:r>
+        <w:rPr>
+          <w:lang w:val="de-DE"/>
+        </w:rPr>
+        <w:t xml:space="preserve"> </w:t>
+      </w:r>
+      <w:proofErr w:type="spellStart"/>
+      <w:r>
+        <w:rPr>
+          <w:lang w:val="de-DE"/>
+        </w:rPr>
+        <w:t>os</w:t>
+      </w:r>
+      <w:proofErr w:type="spellEnd"/>
+      <w:r>
+        <w:rPr>
+          <w:lang w:val="de-DE"/>
+        </w:rPr>
+        <w:t xml:space="preserve"> / </w:t>
+      </w:r>
+      <w:proofErr w:type="spellStart"/>
+      <w:r>
+        <w:rPr>
+          <w:lang w:val="de-DE"/>
+        </w:rPr>
+        <w:t>import</w:t>
+      </w:r>
+      <w:proofErr w:type="spellEnd"/>
+      <w:r>
+        <w:rPr>
+          <w:lang w:val="de-DE"/>
+        </w:rPr>
+        <w:t xml:space="preserve"> </w:t>
+      </w:r>
+      <w:proofErr w:type="spellStart"/>
+      <w:r>
+        <w:rPr>
+          <w:lang w:val="de-DE"/>
+        </w:rPr>
+        <w:t>math</w:t>
+      </w:r>
+      <w:proofErr w:type="spellEnd"/>
+      <w:r>
+        <w:rPr>
+          <w:lang w:val="de-DE"/>
+        </w:rPr>
+        <w:t xml:space="preserve"> </w:t>
+      </w:r>
+      <w:r>
+        <w:rPr>
+          <w:rFonts w:hint="eastAsia"/>
+        </w:rPr>
+        <w:t>这些都是我们之前遇到的</w:t>
+      </w:r>
+    </w:p>
+    <w:p>
+      <w:pPr>
+        <w:pStyle w:val="5"/>
+        <w:rPr>
+          <w:lang w:val="de-DE"/>
+        </w:rPr>
+      </w:pPr>
+      <w:proofErr w:type="spellStart"/>
+      <w:r>
+        <w:rPr>
+          <w:rFonts w:hint="eastAsia"/>
+          <w:lang w:val="de-DE"/>
+        </w:rPr>
+        <w:t>os</w:t>
+      </w:r>
+      <w:proofErr w:type="spellEnd"/>
+    </w:p>
+    <w:p>
+      <w:pPr>
+        <w:rPr>
+          <w:lang w:val="de-DE"/>
+        </w:rPr>
+      </w:pPr>
+      <w:proofErr w:type="spellStart"/>
+      <w:r>
+        <w:rPr>
+          <w:rFonts w:hint="eastAsia"/>
+          <w:lang w:val="de-DE"/>
+        </w:rPr>
+        <w:t>os</w:t>
+      </w:r>
+      <w:r>
+        <w:rPr>
+          <w:lang w:val="de-DE"/>
+        </w:rPr>
+        <w:t>.getuid</w:t>
+      </w:r>
+      <w:proofErr w:type="spellEnd"/>
+      <w:r>
+        <w:rPr>
+          <w:lang w:val="de-DE"/>
+        </w:rPr>
+        <w:t xml:space="preserve">()  </w:t>
+      </w:r>
+      <w:r>
+        <w:rPr>
+          <w:rFonts w:hint="eastAsia"/>
+        </w:rPr>
+        <w:t>返回当前进程的有效用户</w:t>
+      </w:r>
+      <w:proofErr w:type="spellStart"/>
+      <w:r>
+        <w:rPr>
+          <w:rFonts w:hint="eastAsia"/>
+          <w:lang w:val="de-DE"/>
+        </w:rPr>
+        <w:t>id</w:t>
+      </w:r>
+      <w:proofErr w:type="spellEnd"/>
+    </w:p>
+    <w:p>
+      <w:pPr>
+        <w:rPr>
+          <w:lang w:val="de-DE"/>
+        </w:rPr>
+      </w:pPr>
+      <w:proofErr w:type="spellStart"/>
+      <w:r>
+        <w:rPr>
+          <w:rFonts w:hint="eastAsia"/>
+          <w:lang w:val="de-DE"/>
+        </w:rPr>
+        <w:t>os</w:t>
+      </w:r>
+      <w:r>
+        <w:rPr>
+          <w:lang w:val="de-DE"/>
+        </w:rPr>
+        <w:t>.getpid</w:t>
+      </w:r>
+      <w:proofErr w:type="spellEnd"/>
+      <w:r>
+        <w:rPr>
+          <w:lang w:val="de-DE"/>
+        </w:rPr>
+        <w:t xml:space="preserve">()  </w:t>
+      </w:r>
+      <w:r>
+        <w:rPr>
+          <w:rFonts w:hint="eastAsia"/>
+        </w:rPr>
+        <w:t>返回当前进程的</w:t>
+      </w:r>
+      <w:proofErr w:type="spellStart"/>
+      <w:r>
+        <w:rPr>
+          <w:rFonts w:hint="eastAsia"/>
+          <w:lang w:val="de-DE"/>
+        </w:rPr>
+        <w:t>id</w:t>
+      </w:r>
+      <w:proofErr w:type="spellEnd"/>
+    </w:p>
+    <w:p>
+      <w:pPr>
+        <w:rPr>
+          <w:lang w:val="de-DE"/>
+        </w:rPr>
+      </w:pPr>
+      <w:proofErr w:type="spellStart"/>
+      <w:r>
+        <w:rPr>
+          <w:rFonts w:hint="eastAsia"/>
+          <w:lang w:val="de-DE"/>
+        </w:rPr>
+        <w:t>os</w:t>
+      </w:r>
+      <w:r>
+        <w:rPr>
+          <w:lang w:val="de-DE"/>
+        </w:rPr>
+        <w:t>.getppid</w:t>
+      </w:r>
+      <w:proofErr w:type="spellEnd"/>
+      <w:r>
+        <w:rPr>
+          <w:lang w:val="de-DE"/>
+        </w:rPr>
+        <w:t xml:space="preserve">() </w:t>
+      </w:r>
+      <w:r>
+        <w:rPr>
+          <w:rFonts w:hint="eastAsia"/>
+        </w:rPr>
+        <w:t>返回父进程的</w:t>
+      </w:r>
+      <w:proofErr w:type="spellStart"/>
+      <w:r>
+        <w:rPr>
+          <w:rFonts w:hint="eastAsia"/>
+          <w:lang w:val="de-DE"/>
+        </w:rPr>
+        <w:t>id</w:t>
+      </w:r>
+      <w:proofErr w:type="spellEnd"/>
+    </w:p>
+    <w:p>
+      <w:pPr>
+        <w:rPr>
+          <w:lang w:val="de-DE"/>
+        </w:rPr>
+      </w:pPr>
+      <w:proofErr w:type="spellStart"/>
+      <w:r>
+        <w:rPr>
+          <w:rFonts w:hint="eastAsia"/>
+          <w:lang w:val="de-DE"/>
+        </w:rPr>
+        <w:t>os</w:t>
+      </w:r>
+      <w:r>
+        <w:rPr>
+          <w:lang w:val="de-DE"/>
+        </w:rPr>
+        <w:t>.uname</w:t>
+      </w:r>
+      <w:proofErr w:type="spellEnd"/>
+      <w:r>
+        <w:rPr>
+          <w:lang w:val="de-DE"/>
+        </w:rPr>
+        <w:t xml:space="preserve">()  </w:t>
+      </w:r>
+      <w:r>
+        <w:rPr>
+          <w:rFonts w:hint="eastAsia"/>
+        </w:rPr>
+        <w:t>返回操作系统的一些信息</w:t>
+      </w:r>
+    </w:p>
+    <w:p>
+      <w:proofErr w:type="spellStart"/>
+      <w:r>
+        <w:rPr>
+          <w:rFonts w:hint="eastAsia"/>
+        </w:rPr>
+        <w:t>os</w:t>
+      </w:r>
+      <w:r>
+        <w:t>.getcwd</w:t>
+      </w:r>
+      <w:proofErr w:type="spellEnd"/>
+      <w:r>
+        <w:t xml:space="preserve">()  </w:t>
+      </w:r>
+      <w:r>
+        <w:rPr>
+          <w:rFonts w:hint="eastAsia"/>
+        </w:rPr>
+        <w:t>返回当前操作目录</w:t>
+      </w:r>
+    </w:p>
+    <w:p>
+      <w:proofErr w:type="spellStart"/>
+      <w:r>
+        <w:rPr>
+          <w:rFonts w:hint="eastAsia"/>
+        </w:rPr>
+        <w:t>o</w:t>
+      </w:r>
+      <w:r>
+        <w:t>s.chdir</w:t>
+      </w:r>
+      <w:proofErr w:type="spellEnd"/>
+      <w:r>
+        <w:t xml:space="preserve">(‘Code’) </w:t>
+      </w:r>
+      <w:r>
+        <w:rPr>
+          <w:rFonts w:hint="eastAsia"/>
+        </w:rPr>
+        <w:t>改变当前目录</w:t>
+      </w:r>
+    </w:p>
+    <w:p>
+      <w:proofErr w:type="spellStart"/>
+      <w:r>
+        <w:rPr>
+          <w:rFonts w:hint="eastAsia"/>
+        </w:rPr>
+        <w:t>os</w:t>
+      </w:r>
+      <w:r>
+        <w:t>.listdir</w:t>
+      </w:r>
+      <w:proofErr w:type="spellEnd"/>
+      <w:r>
+        <w:t xml:space="preserve">(‘.’) </w:t>
+      </w:r>
+      <w:r>
+        <w:rPr>
+          <w:rFonts w:hint="eastAsia"/>
+        </w:rPr>
+        <w:t>列举当前目录下的所有文件和目录 得到一个列表</w:t>
+      </w:r>
+    </w:p>
+    <w:p/>
+    <w:p>
+      <w:pPr>
+        <w:pStyle w:val="5"/>
+      </w:pPr>
+      <w:r>
+        <w:rPr>
+          <w:rFonts w:hint="eastAsia"/>
+        </w:rPr>
+        <w:t>Request</w:t>
+      </w:r>
+    </w:p>
+    <w:p>
+      <w:r>
+        <w:rPr>
+          <w:rFonts w:hint="eastAsia"/>
+        </w:rPr>
+        <w:t>这是一个第三方模块，不是内置的，我们需要安装一下</w:t>
+      </w:r>
+    </w:p>
+    <w:p>
+      <w:r>
+        <w:rPr>
+          <w:rFonts w:hint="eastAsia"/>
+        </w:rPr>
+        <w:t>打开</w:t>
+      </w:r>
+      <w:proofErr w:type="spellStart"/>
+      <w:r>
+        <w:rPr>
+          <w:rFonts w:hint="eastAsia"/>
+        </w:rPr>
+        <w:t>cmd</w:t>
+      </w:r>
+      <w:proofErr w:type="spellEnd"/>
+      <w:r>
+        <w:rPr>
+          <w:rFonts w:hint="eastAsia"/>
+        </w:rPr>
+        <w:t>，执行 pip</w:t>
+      </w:r>
+      <w:r>
+        <w:t>3 install requests</w:t>
+      </w:r>
+    </w:p>
+    <w:p>
+      <w:r>
+        <w:rPr>
+          <w:rFonts w:hint="eastAsia"/>
+        </w:rPr>
+        <w:t>r</w:t>
+      </w:r>
+      <w:r>
+        <w:t>equest</w:t>
+      </w:r>
+      <w:r>
+        <w:rPr>
+          <w:rFonts w:hint="eastAsia"/>
+        </w:rPr>
+        <w:t>有三个常用的</w:t>
+      </w:r>
+    </w:p>
+    <w:p>
+      <w:r>
+        <w:t xml:space="preserve">req = </w:t>
+      </w:r>
+      <w:proofErr w:type="spellStart"/>
+      <w:r>
+        <w:rPr>
+          <w:rFonts w:hint="eastAsia"/>
+        </w:rPr>
+        <w:t>request</w:t>
+      </w:r>
+      <w:r>
+        <w:t>.get</w:t>
+      </w:r>
+      <w:proofErr w:type="spellEnd"/>
+      <w:r>
+        <w:t xml:space="preserve">(‘https://www.baidu.com’)  </w:t>
+      </w:r>
+      <w:r>
+        <w:rPr>
+          <w:rFonts w:hint="eastAsia"/>
+        </w:rPr>
+        <w:t>获取一个网页</w:t>
+      </w:r>
+    </w:p>
+    <w:p>
+      <w:proofErr w:type="spellStart"/>
+      <w:r>
+        <w:t>req.status_code</w:t>
+      </w:r>
+      <w:proofErr w:type="spellEnd"/>
+      <w:r>
+        <w:t xml:space="preserve"> </w:t>
+      </w:r>
+      <w:r>
+        <w:rPr>
+          <w:rFonts w:hint="eastAsia"/>
+        </w:rPr>
+        <w:t>表示是否成功获取到了这个网页</w:t>
+      </w:r>
+    </w:p>
+    <w:p>
+      <w:proofErr w:type="spellStart"/>
+      <w:r>
+        <w:rPr>
+          <w:rFonts w:hint="eastAsia"/>
+        </w:rPr>
+        <w:t>req</w:t>
+      </w:r>
+      <w:r>
+        <w:t>.text</w:t>
+      </w:r>
+      <w:proofErr w:type="spellEnd"/>
+      <w:r>
+        <w:t xml:space="preserve"> </w:t>
+      </w:r>
+      <w:r>
+        <w:rPr>
+          <w:rFonts w:hint="eastAsia"/>
+        </w:rPr>
+        <w:t>可以显示网页的H</w:t>
+      </w:r>
+      <w:r>
+        <w:t>TML</w:t>
+      </w:r>
+      <w:r>
+        <w:rPr>
+          <w:rFonts w:hint="eastAsia"/>
+        </w:rPr>
+        <w:t>内容</w:t>
+      </w:r>
+    </w:p>
+    <w:p>
+      <w:proofErr w:type="spellStart"/>
+      <w:r>
+        <w:rPr>
+          <w:rFonts w:hint="eastAsia"/>
+        </w:rPr>
+        <w:t>req</w:t>
+      </w:r>
+      <w:r>
+        <w:t>.text</w:t>
+      </w:r>
+      <w:proofErr w:type="spellEnd"/>
+      <w:r>
+        <w:t xml:space="preserve"> vs </w:t>
+      </w:r>
+      <w:proofErr w:type="spellStart"/>
+      <w:r>
+        <w:t>req.content</w:t>
+      </w:r>
+      <w:proofErr w:type="spellEnd"/>
+      <w:r>
+        <w:t xml:space="preserve"> </w:t>
+      </w:r>
+    </w:p>
+    <w:p>
+      <w:r>
+        <w:rPr>
+          <w:rFonts w:hint="eastAsia"/>
+        </w:rPr>
+        <w:t>如果是图片，文件 用</w:t>
+      </w:r>
+      <w:proofErr w:type="spellStart"/>
+      <w:r>
+        <w:rPr>
+          <w:rFonts w:hint="eastAsia"/>
+        </w:rPr>
+        <w:t>req</w:t>
+      </w:r>
+      <w:r>
+        <w:t>.content</w:t>
+      </w:r>
+      <w:proofErr w:type="spellEnd"/>
+    </w:p>
+    <w:p>
+      <w:r>
+        <w:rPr>
+          <w:rFonts w:hint="eastAsia"/>
+        </w:rPr>
+        <w:t>c</w:t>
+      </w:r>
+      <w:r>
+        <w:t xml:space="preserve">ontent = </w:t>
+      </w:r>
+      <w:proofErr w:type="spellStart"/>
+      <w:r>
+        <w:t>req.content</w:t>
+      </w:r>
+      <w:proofErr w:type="spellEnd"/>
+    </w:p>
+    <w:p>
+      <w:r>
+        <w:t xml:space="preserve">with open(‘demo.jpg’) as </w:t>
+      </w:r>
+      <w:proofErr w:type="spellStart"/>
+      <w:r>
+        <w:t>fobj</w:t>
+      </w:r>
+      <w:proofErr w:type="spellEnd"/>
+    </w:p>
+    <w:p>
+      <w:proofErr w:type="spellStart"/>
+      <w:r>
+        <w:t>fobj.write</w:t>
+      </w:r>
+      <w:proofErr w:type="spellEnd"/>
+      <w:r>
+        <w:t>(content)</w:t>
+      </w:r>
+    </w:p>
+    <w:p>
+      <w:pPr>
+        <w:pStyle w:val="5"/>
+      </w:pPr>
+      <w:proofErr w:type="spellStart"/>
+      <w:r>
+        <w:t>argparse</w:t>
+      </w:r>
+      <w:proofErr w:type="spellEnd"/>
+    </w:p>
+    <w:p>
+      <w:r>
+        <w:rPr>
+          <w:rFonts w:hint="eastAsia"/>
+        </w:rPr>
+        <w:t>这个模块处理</w:t>
+      </w:r>
+      <w:proofErr w:type="spellStart"/>
+      <w:r>
+        <w:rPr>
+          <w:rFonts w:hint="eastAsia"/>
+        </w:rPr>
+        <w:t>sys</w:t>
+      </w:r>
+      <w:r>
+        <w:t>.argv</w:t>
+      </w:r>
+      <w:proofErr w:type="spellEnd"/>
+      <w:r>
+        <w:rPr>
+          <w:rFonts w:hint="eastAsia"/>
+        </w:rPr>
+        <w:t>的参数</w:t>
+      </w:r>
+    </w:p>
+    <w:p>
+      <w:proofErr w:type="spellStart"/>
+      <w:r>
+        <w:t>sys.argv</w:t>
+      </w:r>
+      <w:proofErr w:type="spellEnd"/>
+      <w:r>
+        <w:rPr>
+          <w:rFonts w:hint="eastAsia"/>
+        </w:rPr>
+        <w:t>得到一个列表 ，如果希望对参数处理可以使用</w:t>
+      </w:r>
+      <w:proofErr w:type="spellStart"/>
+      <w:r>
+        <w:rPr>
+          <w:rFonts w:hint="eastAsia"/>
+        </w:rPr>
+        <w:t>arg</w:t>
+      </w:r>
+      <w:r>
+        <w:t>parse</w:t>
+      </w:r>
+      <w:proofErr w:type="spellEnd"/>
+      <w:r>
+        <w:rPr>
+          <w:rFonts w:hint="eastAsia"/>
+        </w:rPr>
+        <w:t>里的一些方法</w:t>
+      </w:r>
+    </w:p>
+    <w:p/>
+    <w:p>
+      <w:pPr>
+        <w:pStyle w:val="5"/>
+      </w:pPr>
+      <w:r>
+        <w:t>c</w:t>
+      </w:r>
+      <w:r>
+        <w:rPr>
+          <w:rFonts w:hint="eastAsia"/>
+        </w:rPr>
+        <w:t>ollection</w:t>
+      </w:r>
+      <w:r>
         <w:t>s</w:t>
       </w:r>
-      <w:r>
-        <w:t>tudent1 = Student(‘Mike’)</w:t>
-      </w:r>
-    </w:p>
-    <w:p>
-      <w:r>
-        <w:rPr>
-          <w:rFonts w:hint="eastAsia"/>
-        </w:rPr>
-        <w:t>t</w:t>
-      </w:r>
-      <w:r>
-        <w:t>eacher1 = Teacher(‘Monika’)</w:t>
-      </w:r>
-    </w:p>
-    <w:p/>
-    <w:p>
-      <w:r>
-        <w:rPr>
-          <w:rFonts w:hint="eastAsia"/>
-        </w:rPr>
-        <w:t>/</w:t>
-      </w:r>
-      <w:r>
-        <w:t xml:space="preserve">/ </w:t>
-      </w:r>
-      <w:r>
-        <w:rPr>
-          <w:rFonts w:hint="eastAsia"/>
-        </w:rPr>
-        <w:t>如果添加了一句</w:t>
-      </w:r>
-    </w:p>
-    <w:p>
-      <w:r>
-        <w:rPr>
-          <w:rFonts w:hint="eastAsia"/>
-          <w:highlight w:val="yellow"/>
-        </w:rPr>
-        <w:t>del</w:t>
-      </w:r>
-      <w:r>
-        <w:rPr>
-          <w:highlight w:val="yellow"/>
-        </w:rPr>
-        <w:t xml:space="preserve"> person1</w:t>
-      </w:r>
-      <w:r>
-        <w:t xml:space="preserve"> </w:t>
-      </w:r>
-    </w:p>
-    <w:p/>
-    <w:p>
-      <w:r>
-        <w:rPr>
-          <w:rFonts w:hint="eastAsia"/>
-        </w:rPr>
-        <w:t>p</w:t>
-      </w:r>
-      <w:r>
-        <w:t>rint(person1.get_details())</w:t>
-      </w:r>
-    </w:p>
-    <w:p>
-      <w:r>
-        <w:rPr>
-          <w:rFonts w:hint="eastAsia"/>
-        </w:rPr>
-        <w:t>p</w:t>
-      </w:r>
-      <w:r>
-        <w:t>rint(student1.get_details())</w:t>
-      </w:r>
-    </w:p>
-    <w:p>
-      <w:r>
-        <w:rPr>
-          <w:rFonts w:hint="eastAsia"/>
-        </w:rPr>
-        <w:t>p</w:t>
-      </w:r>
-      <w:r>
-        <w:t>rint(teacher1.get_details())</w:t>
-      </w:r>
-    </w:p>
-    <w:p>
-      <w:r>
-        <w:rPr>
-          <w:rFonts w:hint="eastAsia"/>
-        </w:rPr>
-        <w:t>这样就会报错，因为person1这个对象被删除了</w:t>
-      </w:r>
-    </w:p>
-    <w:p>
-      <w:pPr>
-        <w:pStyle w:val="4"/>
-      </w:pPr>
-      <w:r>
-        <w:rPr>
-          <w:rFonts w:hint="eastAsia"/>
-        </w:rPr>
-        <w:t>属性读取方法</w:t>
-      </w:r>
-    </w:p>
-    <w:p>
-      <w:r>
-        <w:rPr>
-          <w:rFonts w:hint="eastAsia"/>
-        </w:rPr>
-        <w:t>python里请不要写属性读取方法，直接对象.属性就可以了</w:t>
-      </w:r>
-    </w:p>
-    <w:p>
-      <w:r>
-        <w:rPr>
-          <w:rFonts w:hint="eastAsia"/>
-        </w:rPr>
-        <w:t>person</w:t>
-      </w:r>
-      <w:r>
-        <w:t>1.name</w:t>
-      </w:r>
-    </w:p>
-    <w:p>
-      <w:pPr>
-        <w:pStyle w:val="4"/>
-      </w:pPr>
-      <w:r>
-        <w:rPr>
-          <w:rFonts w:hint="eastAsia"/>
-        </w:rPr>
-        <w:t>使用@p</w:t>
-      </w:r>
-      <w:r>
-        <w:t>roperty</w:t>
-      </w:r>
-    </w:p>
-    <w:p>
-      <w:r>
-        <w:rPr>
-          <w:rFonts w:hint="eastAsia"/>
-        </w:rPr>
-        <w:t>如果想要精确的控制属性的访问权限</w:t>
-      </w:r>
-      <w:r>
-        <w:rPr>
-          <w:rFonts w:hint="eastAsia"/>
-        </w:rPr>
-        <w:t>，需要使用@property</w:t>
-      </w:r>
-    </w:p>
-    <w:p>
-      <w:r>
-        <w:rPr>
-          <w:rFonts w:hint="eastAsia"/>
-        </w:rPr>
-        <w:t>加了@</w:t>
-      </w:r>
-      <w:r>
-        <w:t>property</w:t>
-      </w:r>
-      <w:r>
-        <w:rPr>
-          <w:rFonts w:hint="eastAsia"/>
-        </w:rPr>
-        <w:t>的方法 是属性</w:t>
-      </w:r>
-    </w:p>
-    <w:p>
-      <w:r>
-        <w:rPr>
-          <w:rFonts w:hint="eastAsia"/>
-        </w:rPr>
-        <w:t>在你想要控制的属性前加@property</w:t>
-      </w:r>
-      <w:r>
-        <w:t xml:space="preserve"> </w:t>
-      </w:r>
-      <w:r>
-        <w:rPr>
-          <w:rFonts w:hint="eastAsia"/>
-        </w:rPr>
-        <w:t>并且写一个 @方法名.</w:t>
-      </w:r>
-      <w:r>
-        <w:t>setter</w:t>
-      </w:r>
-    </w:p>
-    <w:p>
-      <w:r>
-        <w:rPr>
-          <w:rFonts w:hint="eastAsia"/>
-        </w:rPr>
-        <w:t>如果你不定义setter方法，就表示这个属性只读。我们通过例子来看</w:t>
-      </w:r>
-    </w:p>
-    <w:p/>
-    <w:p>
-      <w:r>
-        <w:rPr>
-          <w:rFonts w:hint="eastAsia"/>
-        </w:rPr>
-        <w:t>@property</w:t>
-      </w:r>
-    </w:p>
-    <w:p>
-      <w:r>
-        <w:rPr>
-          <w:rFonts w:hint="eastAsia"/>
-        </w:rPr>
-        <w:t>d</w:t>
-      </w:r>
-      <w:r>
-        <w:t>ef age(self):</w:t>
-      </w:r>
-    </w:p>
-    <w:p>
-      <w:pPr>
-        <w:ind w:firstLine="420"/>
-      </w:pPr>
-      <w:r>
-        <w:t>return 2015-self.birth</w:t>
-      </w:r>
-    </w:p>
-    <w:p/>
-    <w:p>
-      <w:r>
-        <w:rPr>
-          <w:rFonts w:hint="eastAsia"/>
-        </w:rPr>
-        <w:t>class</w:t>
-      </w:r>
-      <w:r>
-        <w:t xml:space="preserve"> Screen(object):</w:t>
-      </w:r>
-    </w:p>
-    <w:p>
-      <w:pPr>
-        <w:ind w:firstLine="420"/>
-      </w:pPr>
-      <w:r>
-        <w:t>def __</w:t>
-      </w:r>
-      <w:proofErr w:type="spellStart"/>
-      <w:r>
-        <w:t>init</w:t>
-      </w:r>
-      <w:proofErr w:type="spellEnd"/>
-      <w:r>
-        <w:t>__(self):</w:t>
-      </w:r>
-    </w:p>
-    <w:p>
-      <w:pPr>
-        <w:ind w:firstLine="420"/>
-      </w:pPr>
-      <w:r>
-        <w:rPr>
-          <w:rFonts w:hint="eastAsia"/>
-        </w:rPr>
-        <w:t xml:space="preserve"> </w:t>
-      </w:r>
-      <w:r>
-        <w:t xml:space="preserve">   </w:t>
-      </w:r>
-      <w:r>
-        <w:t>self._</w:t>
-      </w:r>
-      <w:proofErr w:type="spellStart"/>
-      <w:r>
-        <w:t>wid</w:t>
-      </w:r>
-      <w:proofErr w:type="spellEnd"/>
-      <w:r>
-        <w:t xml:space="preserve"> = 0</w:t>
-      </w:r>
-    </w:p>
-    <w:p>
-      <w:pPr>
-        <w:ind w:firstLine="420"/>
-      </w:pPr>
-      <w:r>
-        <w:rPr>
-          <w:rFonts w:hint="eastAsia"/>
-        </w:rPr>
-        <w:t xml:space="preserve"> </w:t>
-      </w:r>
-      <w:r>
-        <w:t xml:space="preserve">   self._</w:t>
-      </w:r>
-      <w:proofErr w:type="spellStart"/>
-      <w:r>
-        <w:t>hei</w:t>
-      </w:r>
-      <w:proofErr w:type="spellEnd"/>
-      <w:r>
-        <w:t xml:space="preserve"> = 0</w:t>
-      </w:r>
-    </w:p>
-    <w:p>
-      <w:pPr>
-        <w:ind w:firstLine="420"/>
-      </w:pPr>
-      <w:r>
-        <w:rPr>
-          <w:rFonts w:hint="eastAsia"/>
-        </w:rPr>
-        <w:t>@</w:t>
-      </w:r>
-      <w:r>
-        <w:t>property</w:t>
-      </w:r>
-    </w:p>
-    <w:p>
-      <w:pPr>
-        <w:ind w:firstLine="420"/>
-      </w:pPr>
-      <w:r>
-        <w:t>def width(self):</w:t>
-      </w:r>
-    </w:p>
-    <w:p>
-      <w:pPr>
-        <w:ind w:firstLine="420"/>
-      </w:pPr>
-      <w:r>
-        <w:t xml:space="preserve">    return self._</w:t>
-      </w:r>
-      <w:proofErr w:type="spellStart"/>
-      <w:r>
-        <w:t>wid</w:t>
-      </w:r>
-      <w:proofErr w:type="spellEnd"/>
-    </w:p>
-    <w:p>
-      <w:pPr>
-        <w:ind w:firstLine="420"/>
-      </w:pPr>
-      <w:r>
-        <w:rPr>
-          <w:rFonts w:hint="eastAsia"/>
-        </w:rPr>
-        <w:t>@</w:t>
-      </w:r>
-      <w:r>
-        <w:t>property</w:t>
-      </w:r>
-    </w:p>
-    <w:p>
-      <w:pPr>
-        <w:ind w:firstLine="420"/>
-      </w:pPr>
-      <w:r>
-        <w:rPr>
-          <w:rFonts w:hint="eastAsia"/>
-        </w:rPr>
+    </w:p>
+    <w:p>
+      <w:r>
+        <w:t>python</w:t>
+      </w:r>
+      <w:r>
+        <w:rPr>
+          <w:rFonts w:hint="eastAsia"/>
+        </w:rPr>
+        <w:t>内置的一个非常重要的模块</w:t>
+      </w:r>
+    </w:p>
+    <w:p>
+      <w:pPr>
+        <w:pStyle w:val="6"/>
+      </w:pPr>
+      <w:r>
         <w:lastRenderedPageBreak/>
-        <w:t>d</w:t>
-      </w:r>
-      <w:r>
-        <w:t>ef height(self):</w:t>
-      </w:r>
-    </w:p>
-    <w:p>
-      <w:pPr>
-        <w:ind w:firstLine="420"/>
-      </w:pPr>
-      <w:r>
-        <w:rPr>
-          <w:rFonts w:hint="eastAsia"/>
-        </w:rPr>
-        <w:t xml:space="preserve"> </w:t>
-      </w:r>
-      <w:r>
-        <w:t xml:space="preserve">   return self._</w:t>
-      </w:r>
-      <w:proofErr w:type="spellStart"/>
-      <w:r>
-        <w:t>hei</w:t>
-      </w:r>
-      <w:proofErr w:type="spellEnd"/>
-    </w:p>
-    <w:p>
-      <w:pPr>
-        <w:ind w:firstLine="420"/>
-      </w:pPr>
-      <w:r>
-        <w:rPr>
-          <w:rFonts w:hint="eastAsia"/>
-        </w:rPr>
-        <w:t>@</w:t>
-      </w:r>
-      <w:r>
-        <w:t>property</w:t>
-      </w:r>
-    </w:p>
-    <w:p>
-      <w:pPr>
-        <w:ind w:firstLine="420"/>
-      </w:pPr>
-      <w:r>
-        <w:rPr>
-          <w:rFonts w:hint="eastAsia"/>
-        </w:rPr>
-        <w:t>d</w:t>
-      </w:r>
-      <w:r>
-        <w:t>ef resolution(self):</w:t>
-      </w:r>
-    </w:p>
-    <w:p>
-      <w:pPr>
-        <w:ind w:firstLine="420"/>
-      </w:pPr>
-      <w:r>
-        <w:rPr>
-          <w:rFonts w:hint="eastAsia"/>
-        </w:rPr>
-        <w:t xml:space="preserve"> </w:t>
-      </w:r>
-      <w:r>
-        <w:t xml:space="preserve">   return self._</w:t>
-      </w:r>
-      <w:proofErr w:type="spellStart"/>
-      <w:r>
-        <w:t>wid</w:t>
-      </w:r>
-      <w:proofErr w:type="spellEnd"/>
-      <w:r>
-        <w:t xml:space="preserve"> * self._</w:t>
-      </w:r>
-      <w:proofErr w:type="spellStart"/>
-      <w:r>
-        <w:t>hei</w:t>
-      </w:r>
-      <w:proofErr w:type="spellEnd"/>
-    </w:p>
-    <w:p>
-      <w:pPr>
-        <w:ind w:firstLine="420"/>
-      </w:pPr>
-      <w:r>
-        <w:rPr>
-          <w:rFonts w:hint="eastAsia"/>
-        </w:rPr>
-        <w:t>@</w:t>
-      </w:r>
-      <w:proofErr w:type="spellStart"/>
-      <w:r>
-        <w:t>width.setter</w:t>
-      </w:r>
-      <w:proofErr w:type="spellEnd"/>
-    </w:p>
-    <w:p>
-      <w:pPr>
-        <w:ind w:firstLine="420"/>
-      </w:pPr>
-      <w:r>
-        <w:rPr>
-          <w:rFonts w:hint="eastAsia"/>
-        </w:rPr>
-        <w:t>d</w:t>
-      </w:r>
-      <w:r>
-        <w:t>ef width(</w:t>
-      </w:r>
-      <w:proofErr w:type="spellStart"/>
-      <w:r>
-        <w:t>self,value</w:t>
-      </w:r>
-      <w:proofErr w:type="spellEnd"/>
-      <w:r>
-        <w:t>):</w:t>
-      </w:r>
-    </w:p>
-    <w:p>
-      <w:pPr>
-        <w:ind w:firstLine="420"/>
-      </w:pPr>
-      <w:r>
-        <w:rPr>
-          <w:rFonts w:hint="eastAsia"/>
-        </w:rPr>
-        <w:t xml:space="preserve"> </w:t>
-      </w:r>
-      <w:r>
-        <w:t xml:space="preserve">   self._</w:t>
-      </w:r>
-      <w:proofErr w:type="spellStart"/>
-      <w:r>
-        <w:t>wid</w:t>
-      </w:r>
-      <w:proofErr w:type="spellEnd"/>
-      <w:r>
-        <w:t xml:space="preserve"> = value</w:t>
-      </w:r>
-    </w:p>
-    <w:p>
-      <w:pPr>
-        <w:ind w:firstLine="420"/>
-      </w:pPr>
-      <w:r>
-        <w:rPr>
-          <w:rFonts w:hint="eastAsia"/>
-        </w:rPr>
-        <w:t>@</w:t>
-      </w:r>
-      <w:proofErr w:type="spellStart"/>
-      <w:r>
-        <w:t>height.setter</w:t>
-      </w:r>
-      <w:proofErr w:type="spellEnd"/>
-    </w:p>
-    <w:p>
-      <w:pPr>
-        <w:ind w:firstLine="420"/>
-      </w:pPr>
-      <w:r>
-        <w:rPr>
-          <w:rFonts w:hint="eastAsia"/>
-        </w:rPr>
-        <w:t>d</w:t>
-      </w:r>
-      <w:r>
-        <w:t>ef height(</w:t>
-      </w:r>
-      <w:proofErr w:type="spellStart"/>
-      <w:r>
-        <w:t>self,value</w:t>
-      </w:r>
-      <w:proofErr w:type="spellEnd"/>
-      <w:r>
-        <w:t>):</w:t>
-      </w:r>
-    </w:p>
-    <w:p>
-      <w:pPr>
-        <w:ind w:firstLine="420"/>
-      </w:pPr>
-      <w:r>
-        <w:rPr>
-          <w:rFonts w:hint="eastAsia"/>
-        </w:rPr>
-        <w:t xml:space="preserve"> </w:t>
-      </w:r>
-      <w:r>
-        <w:t xml:space="preserve">   self._</w:t>
-      </w:r>
-      <w:proofErr w:type="spellStart"/>
-      <w:r>
-        <w:t>hei</w:t>
-      </w:r>
-      <w:proofErr w:type="spellEnd"/>
-      <w:r>
-        <w:t xml:space="preserve"> = value</w:t>
-      </w:r>
-    </w:p>
-    <w:p>
-      <w:pPr>
-        <w:ind w:firstLine="420"/>
-      </w:pPr>
-    </w:p>
-    <w:p>
-      <w:pPr>
-        <w:ind w:firstLine="420"/>
-      </w:pPr>
-      <w:r>
-        <w:rPr>
-          <w:rFonts w:hint="eastAsia"/>
-        </w:rPr>
-        <w:t>s</w:t>
-      </w:r>
-      <w:r>
-        <w:t xml:space="preserve"> = Screen()</w:t>
-      </w:r>
-    </w:p>
-    <w:p>
-      <w:pPr>
-        <w:ind w:firstLine="420"/>
-      </w:pPr>
-      <w:proofErr w:type="spellStart"/>
-      <w:r>
-        <w:rPr>
-          <w:rFonts w:hint="eastAsia"/>
-        </w:rPr>
-        <w:t>s</w:t>
-      </w:r>
-      <w:r>
-        <w:t>.width</w:t>
-      </w:r>
-      <w:proofErr w:type="spellEnd"/>
-      <w:r>
-        <w:t>=1024</w:t>
-      </w:r>
-    </w:p>
-    <w:p>
-      <w:pPr>
-        <w:ind w:firstLine="420"/>
-      </w:pPr>
-      <w:proofErr w:type="spellStart"/>
-      <w:r>
-        <w:rPr>
-          <w:rFonts w:hint="eastAsia"/>
-        </w:rPr>
-        <w:t>s</w:t>
-      </w:r>
-      <w:r>
-        <w:t>.height</w:t>
-      </w:r>
-      <w:proofErr w:type="spellEnd"/>
-      <w:r>
-        <w:t>=</w:t>
-      </w:r>
-    </w:p>
-    <w:p>
-      <w:pPr>
-        <w:ind w:firstLine="420"/>
-      </w:pPr>
-    </w:p>
-    <w:p>
-      <w:pPr>
-        <w:pStyle w:val="3"/>
-      </w:pPr>
-      <w:r>
-        <w:rPr>
-          <w:rFonts w:hint="eastAsia"/>
-        </w:rPr>
-        <w:t>模块</w:t>
-      </w:r>
-    </w:p>
-    <w:p>
-      <w:r>
-        <w:rPr>
-          <w:rFonts w:hint="eastAsia"/>
-        </w:rPr>
-        <w:t>一个python文件就是一个模块，因为</w:t>
-      </w:r>
-      <w:r>
-        <w:t>python</w:t>
-      </w:r>
-      <w:r>
-        <w:rPr>
-          <w:rFonts w:hint="eastAsia"/>
-        </w:rPr>
-        <w:t>文件是模块名+</w:t>
-      </w:r>
-      <w:r>
-        <w:t>.py</w:t>
-      </w:r>
-      <w:r>
-        <w:rPr>
-          <w:rFonts w:hint="eastAsia"/>
-        </w:rPr>
-        <w:t>的后缀</w:t>
-      </w:r>
-    </w:p>
-    <w:p>
-      <w:r>
-        <w:rPr>
-          <w:rFonts w:hint="eastAsia"/>
-        </w:rPr>
-        <w:t>比如说 你写了一个文件叫module</w:t>
-      </w:r>
-      <w:r>
-        <w:t>.py</w:t>
-      </w:r>
-    </w:p>
-    <w:p>
-      <w:r>
-        <w:rPr>
-          <w:rFonts w:hint="eastAsia"/>
-        </w:rPr>
-        <w:t>里面的内容是 print</w:t>
-      </w:r>
-      <w:r>
-        <w:t>(__name__)</w:t>
-      </w:r>
-    </w:p>
-    <w:p>
-      <w:r>
-        <w:rPr>
-          <w:rFonts w:hint="eastAsia"/>
-        </w:rPr>
-        <w:t xml:space="preserve">运行这个文件会得到 </w:t>
-      </w:r>
-      <w:r>
-        <w:t>__main__</w:t>
-      </w:r>
-      <w:r>
-        <w:t xml:space="preserve"> </w:t>
-      </w:r>
-      <w:r>
-        <w:rPr>
-          <w:rFonts w:hint="eastAsia"/>
-        </w:rPr>
-        <w:t xml:space="preserve">。 </w:t>
-      </w:r>
-      <w:r>
-        <w:t>__</w:t>
-      </w:r>
-      <w:r>
-        <w:rPr>
-          <w:rFonts w:hint="eastAsia"/>
-        </w:rPr>
-        <w:t>main_</w:t>
-      </w:r>
-      <w:r>
-        <w:t>_</w:t>
-      </w:r>
-      <w:r>
-        <w:rPr>
-          <w:rFonts w:hint="eastAsia"/>
-        </w:rPr>
-        <w:t>就表示这个文件的模块名，是本身</w:t>
-      </w:r>
-    </w:p>
-    <w:p>
-      <w:r>
-        <w:rPr>
-          <w:rFonts w:hint="eastAsia"/>
-        </w:rPr>
-        <w:t>_</w:t>
-      </w:r>
-      <w:r>
-        <w:t>_</w:t>
-      </w:r>
-      <w:r>
-        <w:rPr>
-          <w:rFonts w:hint="eastAsia"/>
-        </w:rPr>
-        <w:t>name</w:t>
-      </w:r>
-      <w:r>
-        <w:t>__</w:t>
-      </w:r>
-      <w:r>
-        <w:rPr>
-          <w:rFonts w:hint="eastAsia"/>
-        </w:rPr>
-        <w:t>就是查看文件名</w:t>
-      </w:r>
-    </w:p>
-    <w:p/>
-    <w:p>
-      <w:r>
-        <w:rPr>
-          <w:rFonts w:hint="eastAsia"/>
-        </w:rPr>
-        <w:t>我再写一个文件bars</w:t>
-      </w:r>
-      <w:r>
-        <w:t>.py</w:t>
-      </w:r>
-    </w:p>
-    <w:p>
-      <w:r>
-        <w:rPr>
-          <w:rFonts w:hint="eastAsia"/>
-        </w:rPr>
-        <w:t>里面是</w:t>
-      </w:r>
-    </w:p>
-    <w:p>
-      <w:r>
-        <w:rPr>
-          <w:rFonts w:hint="eastAsia"/>
-        </w:rPr>
-        <w:t>def</w:t>
-      </w:r>
-      <w:r>
-        <w:t xml:space="preserve"> </w:t>
-      </w:r>
-      <w:proofErr w:type="spellStart"/>
-      <w:r>
-        <w:t>simplebar</w:t>
-      </w:r>
-      <w:proofErr w:type="spellEnd"/>
-      <w:r>
-        <w:t>(num):</w:t>
-      </w:r>
-    </w:p>
-    <w:p>
-      <w:pPr>
-        <w:ind w:firstLine="420"/>
-      </w:pPr>
-      <w:r>
-        <w:t>print(‘-’ * num)</w:t>
-      </w:r>
-    </w:p>
-    <w:p>
-      <w:pPr>
-        <w:rPr>
-          <w:lang w:val="de-DE"/>
-        </w:rPr>
-      </w:pPr>
-      <w:proofErr w:type="spellStart"/>
-      <w:r>
-        <w:rPr>
-          <w:rFonts w:hint="eastAsia"/>
-          <w:lang w:val="de-DE"/>
-        </w:rPr>
-        <w:t>d</w:t>
-      </w:r>
-      <w:r>
-        <w:rPr>
-          <w:lang w:val="de-DE"/>
-        </w:rPr>
-        <w:t>ef</w:t>
-      </w:r>
-      <w:proofErr w:type="spellEnd"/>
-      <w:r>
-        <w:rPr>
-          <w:lang w:val="de-DE"/>
-        </w:rPr>
-        <w:t xml:space="preserve"> </w:t>
-      </w:r>
-      <w:proofErr w:type="spellStart"/>
-      <w:r>
-        <w:rPr>
-          <w:lang w:val="de-DE"/>
-        </w:rPr>
-        <w:t>h</w:t>
-      </w:r>
-      <w:r>
-        <w:rPr>
-          <w:lang w:val="de-DE"/>
-        </w:rPr>
-        <w:t>ashbar</w:t>
-      </w:r>
-      <w:proofErr w:type="spellEnd"/>
-      <w:r>
-        <w:rPr>
-          <w:lang w:val="de-DE"/>
-        </w:rPr>
-        <w:t>(</w:t>
-      </w:r>
-      <w:proofErr w:type="spellStart"/>
-      <w:r>
-        <w:rPr>
-          <w:lang w:val="de-DE"/>
-        </w:rPr>
-        <w:t>num</w:t>
-      </w:r>
-      <w:proofErr w:type="spellEnd"/>
-      <w:r>
-        <w:rPr>
-          <w:lang w:val="de-DE"/>
-        </w:rPr>
-        <w:t>):</w:t>
-      </w:r>
-    </w:p>
-    <w:p>
-      <w:pPr>
-        <w:ind w:firstLine="420"/>
-        <w:rPr>
-          <w:lang w:val="de-DE"/>
-        </w:rPr>
-      </w:pPr>
-      <w:proofErr w:type="spellStart"/>
-      <w:proofErr w:type="gramStart"/>
-      <w:r>
-        <w:rPr>
-          <w:lang w:val="de-DE"/>
-        </w:rPr>
-        <w:t>print</w:t>
-      </w:r>
-      <w:proofErr w:type="spellEnd"/>
-      <w:r>
-        <w:rPr>
-          <w:lang w:val="de-DE"/>
-        </w:rPr>
-        <w:t>(</w:t>
-      </w:r>
-      <w:proofErr w:type="gramEnd"/>
-      <w:r>
-        <w:rPr>
-          <w:lang w:val="de-DE"/>
-        </w:rPr>
-        <w:t xml:space="preserve">‘#‘ * </w:t>
-      </w:r>
-      <w:proofErr w:type="spellStart"/>
-      <w:r>
-        <w:rPr>
-          <w:lang w:val="de-DE"/>
-        </w:rPr>
-        <w:t>num</w:t>
-      </w:r>
-      <w:proofErr w:type="spellEnd"/>
-      <w:r>
-        <w:rPr>
-          <w:lang w:val="de-DE"/>
-        </w:rPr>
-        <w:t>)</w:t>
-      </w:r>
-    </w:p>
-    <w:p>
-      <w:pPr>
-        <w:rPr>
-          <w:lang w:val="de-DE"/>
-        </w:rPr>
-      </w:pPr>
-    </w:p>
-    <w:p>
-      <w:pPr>
-        <w:rPr>
-          <w:lang w:val="de-DE"/>
-        </w:rPr>
-      </w:pPr>
-      <w:r>
-        <w:rPr>
-          <w:rFonts w:hint="eastAsia"/>
-          <w:lang w:val="de-DE"/>
-        </w:rPr>
-        <w:t>然后我们去module</w:t>
-      </w:r>
-      <w:r>
-        <w:rPr>
-          <w:lang w:val="de-DE"/>
-        </w:rPr>
-        <w:t>.py</w:t>
-      </w:r>
-      <w:r>
-        <w:rPr>
-          <w:rFonts w:hint="eastAsia"/>
-          <w:lang w:val="de-DE"/>
-        </w:rPr>
-        <w:t>里面</w:t>
-      </w:r>
-    </w:p>
-    <w:p>
-      <w:pPr>
-        <w:rPr>
-          <w:lang w:val="de-DE"/>
-        </w:rPr>
-      </w:pPr>
-      <w:proofErr w:type="spellStart"/>
-      <w:r>
-        <w:rPr>
-          <w:rFonts w:hint="eastAsia"/>
-          <w:highlight w:val="yellow"/>
-          <w:lang w:val="de-DE"/>
-        </w:rPr>
-        <w:t>import</w:t>
-      </w:r>
-      <w:proofErr w:type="spellEnd"/>
-      <w:r>
-        <w:rPr>
-          <w:highlight w:val="yellow"/>
-          <w:lang w:val="de-DE"/>
-        </w:rPr>
-        <w:t xml:space="preserve"> </w:t>
-      </w:r>
-      <w:proofErr w:type="spellStart"/>
-      <w:r>
-        <w:rPr>
-          <w:highlight w:val="yellow"/>
-          <w:lang w:val="de-DE"/>
-        </w:rPr>
-        <w:t>bars</w:t>
-      </w:r>
-      <w:proofErr w:type="spellEnd"/>
-    </w:p>
-    <w:p>
-      <w:pPr>
-        <w:rPr>
-          <w:lang w:val="de-DE"/>
-        </w:rPr>
-      </w:pPr>
-      <w:proofErr w:type="spellStart"/>
-      <w:r>
-        <w:rPr>
-          <w:rFonts w:hint="eastAsia"/>
-          <w:highlight w:val="yellow"/>
-          <w:lang w:val="de-DE"/>
-        </w:rPr>
-        <w:t>b</w:t>
-      </w:r>
-      <w:r>
-        <w:rPr>
-          <w:highlight w:val="yellow"/>
-          <w:lang w:val="de-DE"/>
-        </w:rPr>
-        <w:t>ars.simplebar</w:t>
-      </w:r>
-      <w:proofErr w:type="spellEnd"/>
-      <w:r>
-        <w:rPr>
-          <w:highlight w:val="yellow"/>
-          <w:lang w:val="de-DE"/>
-        </w:rPr>
-        <w:t>(10)</w:t>
-      </w:r>
-      <w:r>
-        <w:rPr>
-          <w:lang w:val="de-DE"/>
-        </w:rPr>
-        <w:t xml:space="preserve">   </w:t>
-      </w:r>
-      <w:r>
-        <w:rPr>
-          <w:rFonts w:hint="eastAsia"/>
-          <w:lang w:val="de-DE"/>
-        </w:rPr>
-        <w:t>在新文件里使用导入的方法，前面要带模块名</w:t>
-      </w:r>
-    </w:p>
-    <w:p>
-      <w:pPr>
-        <w:rPr>
-          <w:lang w:val="de-DE"/>
-        </w:rPr>
-      </w:pPr>
-      <w:r>
-        <w:rPr>
-          <w:rFonts w:hint="eastAsia"/>
-          <w:lang w:val="de-DE"/>
-        </w:rPr>
-        <w:t>这样就可以了，成功导入了一个模块</w:t>
-      </w:r>
-    </w:p>
-    <w:p>
-      <w:pPr>
-        <w:pStyle w:val="4"/>
-        <w:rPr>
-          <w:lang w:val="de-DE"/>
-        </w:rPr>
-      </w:pPr>
-      <w:r>
-        <w:rPr>
-          <w:rFonts w:hint="eastAsia"/>
-          <w:lang w:val="de-DE"/>
-        </w:rPr>
-        <w:t>包</w:t>
-      </w:r>
-    </w:p>
-    <w:p>
-      <w:pPr>
-        <w:rPr>
-          <w:lang w:val="de-DE"/>
-        </w:rPr>
-      </w:pPr>
-      <w:r>
-        <w:rPr>
-          <w:rFonts w:hint="eastAsia"/>
-          <w:lang w:val="de-DE"/>
-        </w:rPr>
-        <w:t>包是模块的一个上属概念</w:t>
-      </w:r>
-    </w:p>
-    <w:p>
-      <w:pPr>
-        <w:rPr>
-          <w:lang w:val="de-DE"/>
-        </w:rPr>
-      </w:pPr>
-      <w:r>
-        <w:rPr>
-          <w:rFonts w:hint="eastAsia"/>
-          <w:lang w:val="de-DE"/>
-        </w:rPr>
-        <w:t>首先包是一个目录</w:t>
-      </w:r>
-    </w:p>
-    <w:p>
-      <w:pPr>
-        <w:rPr>
-          <w:lang w:val="de-DE"/>
-        </w:rPr>
-      </w:pPr>
-      <w:r>
-        <w:rPr>
-          <w:rFonts w:hint="eastAsia"/>
-          <w:lang w:val="de-DE"/>
-        </w:rPr>
-        <w:t>我们用代码来说明</w:t>
-      </w:r>
-    </w:p>
-    <w:p>
-      <w:pPr>
-        <w:rPr>
-          <w:lang w:val="de-DE"/>
-        </w:rPr>
-      </w:pPr>
-    </w:p>
-    <w:p>
-      <w:pPr>
-        <w:rPr>
-          <w:lang w:val="de-DE"/>
-        </w:rPr>
-      </w:pPr>
-      <w:r>
-        <w:rPr>
-          <w:rFonts w:hint="eastAsia"/>
-          <w:lang w:val="de-DE"/>
-        </w:rPr>
-        <w:lastRenderedPageBreak/>
-        <w:t>创建一个</w:t>
-      </w:r>
-      <w:proofErr w:type="spellStart"/>
-      <w:r>
-        <w:rPr>
-          <w:rFonts w:hint="eastAsia"/>
-          <w:lang w:val="de-DE"/>
-        </w:rPr>
-        <w:t>m</w:t>
-      </w:r>
-      <w:r>
-        <w:rPr>
-          <w:lang w:val="de-DE"/>
-        </w:rPr>
-        <w:t>ymodule</w:t>
-      </w:r>
-      <w:proofErr w:type="spellEnd"/>
-      <w:r>
-        <w:rPr>
-          <w:rFonts w:hint="eastAsia"/>
-          <w:lang w:val="de-DE"/>
-        </w:rPr>
-        <w:t>的目录</w:t>
-      </w:r>
-    </w:p>
-    <w:p>
-      <w:pPr>
-        <w:rPr>
-          <w:lang w:val="de-DE"/>
-        </w:rPr>
-      </w:pPr>
-      <w:proofErr w:type="spellStart"/>
-      <w:r>
-        <w:rPr>
-          <w:rFonts w:hint="eastAsia"/>
-          <w:lang w:val="de-DE"/>
-        </w:rPr>
-        <w:t>mkdir</w:t>
-      </w:r>
-      <w:proofErr w:type="spellEnd"/>
-      <w:r>
-        <w:rPr>
-          <w:lang w:val="de-DE"/>
-        </w:rPr>
-        <w:t xml:space="preserve"> </w:t>
-      </w:r>
-      <w:proofErr w:type="spellStart"/>
-      <w:r>
-        <w:rPr>
-          <w:lang w:val="de-DE"/>
-        </w:rPr>
-        <w:t>mymodule</w:t>
-      </w:r>
-      <w:proofErr w:type="spellEnd"/>
-      <w:r>
-        <w:rPr>
-          <w:lang w:val="de-DE"/>
-        </w:rPr>
-        <w:t xml:space="preserve"> </w:t>
-      </w:r>
-    </w:p>
-    <w:p>
-      <w:pPr>
-        <w:rPr>
-          <w:lang w:val="de-DE"/>
-        </w:rPr>
-      </w:pPr>
-      <w:proofErr w:type="spellStart"/>
-      <w:r>
-        <w:rPr>
-          <w:rFonts w:hint="eastAsia"/>
-          <w:lang w:val="de-DE"/>
-        </w:rPr>
-        <w:t>t</w:t>
-      </w:r>
-      <w:r>
-        <w:rPr>
-          <w:lang w:val="de-DE"/>
-        </w:rPr>
-        <w:t>ree</w:t>
-      </w:r>
-      <w:proofErr w:type="spellEnd"/>
-      <w:r>
-        <w:rPr>
-          <w:lang w:val="de-DE"/>
-        </w:rPr>
-        <w:t xml:space="preserve"> </w:t>
-      </w:r>
-      <w:proofErr w:type="spellStart"/>
-      <w:r>
-        <w:rPr>
-          <w:lang w:val="de-DE"/>
-        </w:rPr>
-        <w:t>mymodule</w:t>
-      </w:r>
-      <w:proofErr w:type="spellEnd"/>
-    </w:p>
-    <w:p>
-      <w:pPr>
-        <w:rPr>
-          <w:lang w:val="de-DE"/>
-        </w:rPr>
-      </w:pPr>
-      <w:r>
-        <w:rPr>
-          <w:rFonts w:hint="eastAsia"/>
-          <w:lang w:val="de-DE"/>
-        </w:rPr>
-        <w:t>包是用来干什么的呢？ 可能我们的模块名字与别人发生冲突了</w:t>
-      </w:r>
-    </w:p>
-    <w:p>
-      <w:pPr>
-        <w:rPr>
-          <w:lang w:val="de-DE"/>
-        </w:rPr>
-      </w:pPr>
-      <w:r>
-        <w:rPr>
-          <w:rFonts w:hint="eastAsia"/>
-          <w:lang w:val="de-DE"/>
-        </w:rPr>
-        <w:t>那么这个时候创建一个包，把模块放在包里就可以了</w:t>
-      </w:r>
-    </w:p>
-    <w:p>
-      <w:pPr>
-        <w:rPr>
-          <w:lang w:val="de-DE"/>
-        </w:rPr>
-      </w:pPr>
-      <w:r>
-        <w:rPr>
-          <w:rFonts w:hint="eastAsia"/>
-          <w:lang w:val="de-DE"/>
-        </w:rPr>
-        <w:t>_</w:t>
-      </w:r>
-      <w:r>
-        <w:rPr>
-          <w:lang w:val="de-DE"/>
-        </w:rPr>
-        <w:t xml:space="preserve">_init__.py </w:t>
-      </w:r>
-      <w:r>
-        <w:rPr>
-          <w:rFonts w:hint="eastAsia"/>
-          <w:lang w:val="de-DE"/>
-        </w:rPr>
-        <w:t xml:space="preserve">是必须有的，有这个文件才是包 </w:t>
-      </w:r>
-      <w:r>
-        <w:rPr>
-          <w:lang w:val="de-DE"/>
-        </w:rPr>
-        <w:t xml:space="preserve"> </w:t>
-      </w:r>
-      <w:r>
-        <w:rPr>
-          <w:rFonts w:hint="eastAsia"/>
-          <w:lang w:val="de-DE"/>
-        </w:rPr>
-        <w:t>这个文件是个空文件</w:t>
-      </w:r>
-      <w:r>
-        <w:rPr>
-          <w:rFonts w:hint="eastAsia"/>
-          <w:lang w:val="de-DE"/>
-        </w:rPr>
-        <w:t>，也可以有代码</w:t>
-      </w:r>
-    </w:p>
-    <w:p>
-      <w:pPr>
-        <w:rPr>
-          <w:lang w:val="de-DE"/>
-        </w:rPr>
-      </w:pPr>
-      <w:r>
-        <w:rPr>
-          <w:rFonts w:hint="eastAsia"/>
-          <w:lang w:val="de-DE"/>
-        </w:rPr>
-        <w:t>那么现在 bars</w:t>
-      </w:r>
-      <w:r>
-        <w:rPr>
-          <w:lang w:val="de-DE"/>
-        </w:rPr>
-        <w:t xml:space="preserve">.py </w:t>
-      </w:r>
-      <w:r>
-        <w:rPr>
-          <w:rFonts w:hint="eastAsia"/>
-          <w:lang w:val="de-DE"/>
-        </w:rPr>
-        <w:t xml:space="preserve">的模块名就是 </w:t>
-      </w:r>
-      <w:proofErr w:type="spellStart"/>
-      <w:r>
-        <w:rPr>
-          <w:rFonts w:hint="eastAsia"/>
-          <w:lang w:val="de-DE"/>
-        </w:rPr>
-        <w:t>my</w:t>
-      </w:r>
-      <w:r>
-        <w:rPr>
-          <w:lang w:val="de-DE"/>
-        </w:rPr>
-        <w:t>module.bars</w:t>
-      </w:r>
-      <w:proofErr w:type="spellEnd"/>
-    </w:p>
-    <w:p>
-      <w:pPr>
-        <w:rPr>
-          <w:lang w:val="de-DE"/>
-        </w:rPr>
-      </w:pPr>
-    </w:p>
-    <w:p>
-      <w:pPr>
-        <w:pStyle w:val="4"/>
-        <w:rPr>
-          <w:lang w:val="de-DE"/>
-        </w:rPr>
-      </w:pPr>
-      <w:r>
-        <w:rPr>
-          <w:rFonts w:hint="eastAsia"/>
-          <w:lang w:val="de-DE"/>
-        </w:rPr>
-        <w:t>如何导入包</w:t>
-      </w:r>
-    </w:p>
-    <w:p>
-      <w:pPr>
-        <w:rPr>
-          <w:lang w:val="de-DE"/>
-        </w:rPr>
-      </w:pPr>
-      <w:proofErr w:type="spellStart"/>
-      <w:r>
-        <w:rPr>
-          <w:rFonts w:hint="eastAsia"/>
-          <w:lang w:val="de-DE"/>
-        </w:rPr>
-        <w:t>f</w:t>
-      </w:r>
-      <w:r>
-        <w:rPr>
-          <w:lang w:val="de-DE"/>
-        </w:rPr>
-        <w:t>rom</w:t>
-      </w:r>
-      <w:proofErr w:type="spellEnd"/>
-      <w:r>
-        <w:rPr>
-          <w:lang w:val="de-DE"/>
-        </w:rPr>
-        <w:t xml:space="preserve"> </w:t>
-      </w:r>
-      <w:proofErr w:type="spellStart"/>
-      <w:proofErr w:type="gramStart"/>
-      <w:r>
-        <w:rPr>
-          <w:lang w:val="de-DE"/>
-        </w:rPr>
-        <w:t>mymodule.bars</w:t>
-      </w:r>
-      <w:proofErr w:type="spellEnd"/>
-      <w:proofErr w:type="gramEnd"/>
-      <w:r>
-        <w:rPr>
-          <w:lang w:val="de-DE"/>
-        </w:rPr>
-        <w:t xml:space="preserve"> </w:t>
-      </w:r>
-      <w:proofErr w:type="spellStart"/>
-      <w:r>
-        <w:rPr>
-          <w:lang w:val="de-DE"/>
-        </w:rPr>
-        <w:t>import</w:t>
-      </w:r>
-      <w:proofErr w:type="spellEnd"/>
-      <w:r>
-        <w:rPr>
-          <w:lang w:val="de-DE"/>
-        </w:rPr>
-        <w:t xml:space="preserve"> *</w:t>
-      </w:r>
-    </w:p>
-    <w:p>
-      <w:pPr>
-        <w:rPr>
-          <w:lang w:val="de-DE"/>
-        </w:rPr>
-      </w:pPr>
-      <w:r>
-        <w:rPr>
-          <w:rFonts w:hint="eastAsia"/>
-          <w:lang w:val="de-DE"/>
-        </w:rPr>
-        <w:t>如果是包的话，就只能这么用了，</w:t>
-      </w:r>
-      <w:proofErr w:type="spellStart"/>
-      <w:r>
-        <w:rPr>
-          <w:rFonts w:hint="eastAsia"/>
-          <w:lang w:val="de-DE"/>
-        </w:rPr>
-        <w:t>import</w:t>
-      </w:r>
-      <w:proofErr w:type="spellEnd"/>
-      <w:r>
-        <w:rPr>
-          <w:rFonts w:hint="eastAsia"/>
-          <w:lang w:val="de-DE"/>
-        </w:rPr>
-        <w:t>后面接的是函数</w:t>
-      </w:r>
-    </w:p>
-    <w:p>
-      <w:pPr>
-        <w:rPr>
-          <w:lang w:val="de-DE"/>
-        </w:rPr>
-      </w:pPr>
-      <w:proofErr w:type="spellStart"/>
-      <w:r>
-        <w:rPr>
-          <w:rFonts w:hint="eastAsia"/>
-          <w:lang w:val="de-DE"/>
-        </w:rPr>
-        <w:t>from</w:t>
-      </w:r>
-      <w:proofErr w:type="spellEnd"/>
-      <w:r>
-        <w:rPr>
-          <w:rFonts w:hint="eastAsia"/>
-          <w:lang w:val="de-DE"/>
-        </w:rPr>
-        <w:t>后面接的是具体的模块名</w:t>
-      </w:r>
-    </w:p>
-    <w:p>
-      <w:pPr>
-        <w:rPr>
-          <w:lang w:val="de-DE"/>
-        </w:rPr>
-      </w:pPr>
-      <w:r>
-        <w:rPr>
-          <w:rFonts w:hint="eastAsia"/>
-          <w:lang w:val="de-DE"/>
-        </w:rPr>
-        <w:t>和我们之前</w:t>
-      </w:r>
-      <w:proofErr w:type="spellStart"/>
-      <w:r>
-        <w:rPr>
-          <w:rFonts w:hint="eastAsia"/>
-          <w:lang w:val="de-DE"/>
-        </w:rPr>
-        <w:t>import</w:t>
-      </w:r>
-      <w:proofErr w:type="spellEnd"/>
-      <w:r>
-        <w:rPr>
-          <w:lang w:val="de-DE"/>
-        </w:rPr>
-        <w:t xml:space="preserve"> </w:t>
-      </w:r>
-      <w:r>
-        <w:rPr>
-          <w:rFonts w:hint="eastAsia"/>
-          <w:lang w:val="de-DE"/>
-        </w:rPr>
-        <w:t>+</w:t>
-      </w:r>
-      <w:r>
-        <w:rPr>
-          <w:lang w:val="de-DE"/>
-        </w:rPr>
-        <w:t xml:space="preserve"> </w:t>
-      </w:r>
-      <w:r>
-        <w:rPr>
-          <w:rFonts w:hint="eastAsia"/>
-          <w:lang w:val="de-DE"/>
-        </w:rPr>
-        <w:t>模块名不一样</w:t>
-      </w:r>
-    </w:p>
-    <w:p>
-      <w:pPr>
-        <w:rPr>
-          <w:lang w:val="de-DE"/>
-        </w:rPr>
-      </w:pPr>
-    </w:p>
-    <w:p>
-      <w:pPr>
-        <w:pStyle w:val="4"/>
-        <w:rPr>
-          <w:lang w:val="de-DE"/>
-        </w:rPr>
-      </w:pPr>
-      <w:r>
-        <w:rPr>
-          <w:rFonts w:hint="eastAsia"/>
-          <w:lang w:val="de-DE"/>
-        </w:rPr>
-        <w:t>内置</w:t>
-      </w:r>
-      <w:r>
-        <w:rPr>
-          <w:rFonts w:hint="eastAsia"/>
-          <w:lang w:val="de-DE"/>
-        </w:rPr>
-        <w:t>或第三方</w:t>
-      </w:r>
-      <w:r>
-        <w:rPr>
-          <w:rFonts w:hint="eastAsia"/>
-          <w:lang w:val="de-DE"/>
-        </w:rPr>
-        <w:t>模块</w:t>
-      </w:r>
-    </w:p>
-    <w:p>
-      <w:pPr>
-        <w:rPr>
-          <w:lang w:val="de-DE"/>
-        </w:rPr>
-      </w:pPr>
-      <w:proofErr w:type="spellStart"/>
-      <w:r>
-        <w:rPr>
-          <w:rFonts w:hint="eastAsia"/>
-          <w:lang w:val="de-DE"/>
-        </w:rPr>
-        <w:t>python</w:t>
-      </w:r>
-      <w:proofErr w:type="spellEnd"/>
-      <w:r>
-        <w:rPr>
-          <w:rFonts w:hint="eastAsia"/>
-          <w:lang w:val="de-DE"/>
-        </w:rPr>
-        <w:t>里有很多内置模块</w:t>
-      </w:r>
-    </w:p>
-    <w:p>
-      <w:pPr>
-        <w:rPr>
-          <w:lang w:val="de-DE"/>
-        </w:rPr>
-      </w:pPr>
-      <w:proofErr w:type="spellStart"/>
-      <w:r>
-        <w:rPr>
-          <w:lang w:val="de-DE"/>
-        </w:rPr>
-        <w:t>import</w:t>
-      </w:r>
-      <w:proofErr w:type="spellEnd"/>
-      <w:r>
-        <w:rPr>
-          <w:lang w:val="de-DE"/>
-        </w:rPr>
-        <w:t xml:space="preserve"> </w:t>
-      </w:r>
-      <w:proofErr w:type="spellStart"/>
-      <w:r>
-        <w:rPr>
-          <w:lang w:val="de-DE"/>
-        </w:rPr>
-        <w:t>sys</w:t>
-      </w:r>
-      <w:proofErr w:type="spellEnd"/>
-      <w:r>
-        <w:rPr>
-          <w:lang w:val="de-DE"/>
-        </w:rPr>
-        <w:t xml:space="preserve"> / </w:t>
-      </w:r>
-      <w:proofErr w:type="spellStart"/>
-      <w:r>
-        <w:rPr>
-          <w:lang w:val="de-DE"/>
-        </w:rPr>
-        <w:t>import</w:t>
-      </w:r>
-      <w:proofErr w:type="spellEnd"/>
-      <w:r>
-        <w:rPr>
-          <w:lang w:val="de-DE"/>
-        </w:rPr>
-        <w:t xml:space="preserve"> </w:t>
-      </w:r>
-      <w:proofErr w:type="spellStart"/>
-      <w:r>
-        <w:rPr>
-          <w:lang w:val="de-DE"/>
-        </w:rPr>
-        <w:t>os</w:t>
-      </w:r>
-      <w:proofErr w:type="spellEnd"/>
-      <w:r>
-        <w:rPr>
-          <w:lang w:val="de-DE"/>
-        </w:rPr>
-        <w:t xml:space="preserve"> / </w:t>
-      </w:r>
-      <w:proofErr w:type="spellStart"/>
-      <w:r>
-        <w:rPr>
-          <w:lang w:val="de-DE"/>
-        </w:rPr>
-        <w:t>import</w:t>
-      </w:r>
-      <w:proofErr w:type="spellEnd"/>
-      <w:r>
-        <w:rPr>
-          <w:lang w:val="de-DE"/>
-        </w:rPr>
-        <w:t xml:space="preserve"> </w:t>
-      </w:r>
-      <w:proofErr w:type="spellStart"/>
-      <w:r>
-        <w:rPr>
-          <w:lang w:val="de-DE"/>
-        </w:rPr>
-        <w:t>math</w:t>
-      </w:r>
-      <w:proofErr w:type="spellEnd"/>
-      <w:r>
-        <w:rPr>
-          <w:lang w:val="de-DE"/>
-        </w:rPr>
-        <w:t xml:space="preserve"> </w:t>
-      </w:r>
-      <w:r>
-        <w:rPr>
-          <w:rFonts w:hint="eastAsia"/>
-        </w:rPr>
-        <w:t>这些都是我们之前遇到的</w:t>
-      </w:r>
-    </w:p>
-    <w:p>
-      <w:pPr>
-        <w:pStyle w:val="5"/>
-        <w:rPr>
-          <w:lang w:val="de-DE"/>
-        </w:rPr>
-      </w:pPr>
-      <w:proofErr w:type="spellStart"/>
-      <w:r>
-        <w:rPr>
-          <w:rFonts w:hint="eastAsia"/>
-          <w:lang w:val="de-DE"/>
-        </w:rPr>
-        <w:t>os</w:t>
-      </w:r>
-      <w:proofErr w:type="spellEnd"/>
-    </w:p>
-    <w:p>
-      <w:pPr>
-        <w:rPr>
-          <w:lang w:val="de-DE"/>
-        </w:rPr>
-      </w:pPr>
-      <w:proofErr w:type="spellStart"/>
-      <w:r>
-        <w:rPr>
-          <w:rFonts w:hint="eastAsia"/>
-          <w:lang w:val="de-DE"/>
-        </w:rPr>
-        <w:t>os</w:t>
-      </w:r>
-      <w:r>
-        <w:rPr>
-          <w:lang w:val="de-DE"/>
-        </w:rPr>
-        <w:t>.getuid</w:t>
-      </w:r>
-      <w:proofErr w:type="spellEnd"/>
-      <w:r>
-        <w:rPr>
-          <w:lang w:val="de-DE"/>
-        </w:rPr>
-        <w:t xml:space="preserve">()  </w:t>
-      </w:r>
-      <w:r>
-        <w:rPr>
-          <w:rFonts w:hint="eastAsia"/>
-        </w:rPr>
-        <w:t>返回当前进程的有效用户</w:t>
-      </w:r>
-      <w:proofErr w:type="spellStart"/>
-      <w:r>
-        <w:rPr>
-          <w:rFonts w:hint="eastAsia"/>
-          <w:lang w:val="de-DE"/>
-        </w:rPr>
-        <w:t>id</w:t>
-      </w:r>
-      <w:proofErr w:type="spellEnd"/>
-    </w:p>
-    <w:p>
-      <w:pPr>
-        <w:rPr>
-          <w:lang w:val="de-DE"/>
-        </w:rPr>
-      </w:pPr>
-      <w:proofErr w:type="spellStart"/>
-      <w:r>
-        <w:rPr>
-          <w:rFonts w:hint="eastAsia"/>
-          <w:lang w:val="de-DE"/>
-        </w:rPr>
-        <w:t>os</w:t>
-      </w:r>
-      <w:r>
-        <w:rPr>
-          <w:lang w:val="de-DE"/>
-        </w:rPr>
-        <w:t>.getpid</w:t>
-      </w:r>
-      <w:proofErr w:type="spellEnd"/>
-      <w:r>
-        <w:rPr>
-          <w:lang w:val="de-DE"/>
-        </w:rPr>
-        <w:t xml:space="preserve">()  </w:t>
-      </w:r>
-      <w:r>
-        <w:rPr>
-          <w:rFonts w:hint="eastAsia"/>
-        </w:rPr>
-        <w:t>返回当前进程的</w:t>
-      </w:r>
-      <w:proofErr w:type="spellStart"/>
-      <w:r>
-        <w:rPr>
-          <w:rFonts w:hint="eastAsia"/>
-          <w:lang w:val="de-DE"/>
-        </w:rPr>
-        <w:t>id</w:t>
-      </w:r>
-      <w:proofErr w:type="spellEnd"/>
-    </w:p>
-    <w:p>
-      <w:pPr>
-        <w:rPr>
-          <w:lang w:val="de-DE"/>
-        </w:rPr>
-      </w:pPr>
-      <w:proofErr w:type="spellStart"/>
-      <w:r>
-        <w:rPr>
-          <w:rFonts w:hint="eastAsia"/>
-          <w:lang w:val="de-DE"/>
-        </w:rPr>
-        <w:t>os</w:t>
-      </w:r>
-      <w:r>
-        <w:rPr>
-          <w:lang w:val="de-DE"/>
-        </w:rPr>
-        <w:t>.getppid</w:t>
-      </w:r>
-      <w:proofErr w:type="spellEnd"/>
-      <w:r>
-        <w:rPr>
-          <w:lang w:val="de-DE"/>
-        </w:rPr>
-        <w:t xml:space="preserve">() </w:t>
-      </w:r>
-      <w:r>
-        <w:rPr>
-          <w:rFonts w:hint="eastAsia"/>
-        </w:rPr>
-        <w:t>返回父进程的</w:t>
-      </w:r>
-      <w:proofErr w:type="spellStart"/>
-      <w:r>
-        <w:rPr>
-          <w:rFonts w:hint="eastAsia"/>
-          <w:lang w:val="de-DE"/>
-        </w:rPr>
-        <w:t>id</w:t>
-      </w:r>
-      <w:proofErr w:type="spellEnd"/>
-    </w:p>
-    <w:p>
-      <w:pPr>
-        <w:rPr>
-          <w:lang w:val="de-DE"/>
-        </w:rPr>
-      </w:pPr>
-      <w:proofErr w:type="spellStart"/>
-      <w:r>
-        <w:rPr>
-          <w:rFonts w:hint="eastAsia"/>
-          <w:lang w:val="de-DE"/>
-        </w:rPr>
-        <w:t>os</w:t>
-      </w:r>
-      <w:r>
-        <w:rPr>
-          <w:lang w:val="de-DE"/>
-        </w:rPr>
-        <w:t>.uname</w:t>
-      </w:r>
-      <w:proofErr w:type="spellEnd"/>
-      <w:r>
-        <w:rPr>
-          <w:lang w:val="de-DE"/>
-        </w:rPr>
-        <w:t xml:space="preserve">()  </w:t>
-      </w:r>
-      <w:r>
-        <w:rPr>
-          <w:rFonts w:hint="eastAsia"/>
-        </w:rPr>
-        <w:t>返回操作系统的一些信息</w:t>
-      </w:r>
-    </w:p>
-    <w:p>
-      <w:proofErr w:type="spellStart"/>
-      <w:r>
-        <w:rPr>
-          <w:rFonts w:hint="eastAsia"/>
-        </w:rPr>
-        <w:t>os</w:t>
-      </w:r>
-      <w:r>
-        <w:t>.getcwd</w:t>
-      </w:r>
-      <w:proofErr w:type="spellEnd"/>
-      <w:r>
-        <w:t xml:space="preserve">()  </w:t>
-      </w:r>
-      <w:r>
-        <w:rPr>
-          <w:rFonts w:hint="eastAsia"/>
-        </w:rPr>
-        <w:t>返回当前操作目录</w:t>
-      </w:r>
-    </w:p>
-    <w:p>
-      <w:proofErr w:type="spellStart"/>
-      <w:r>
-        <w:rPr>
-          <w:rFonts w:hint="eastAsia"/>
-        </w:rPr>
-        <w:t>o</w:t>
-      </w:r>
-      <w:r>
-        <w:t>s.chdir</w:t>
-      </w:r>
-      <w:proofErr w:type="spellEnd"/>
-      <w:r>
-        <w:t xml:space="preserve">(‘Code’) </w:t>
-      </w:r>
-      <w:r>
-        <w:rPr>
-          <w:rFonts w:hint="eastAsia"/>
-        </w:rPr>
-        <w:t>改变当前目录</w:t>
-      </w:r>
-    </w:p>
-    <w:p>
-      <w:proofErr w:type="spellStart"/>
-      <w:r>
-        <w:rPr>
-          <w:rFonts w:hint="eastAsia"/>
-        </w:rPr>
-        <w:t>os</w:t>
-      </w:r>
-      <w:r>
-        <w:t>.listdir</w:t>
-      </w:r>
-      <w:proofErr w:type="spellEnd"/>
-      <w:r>
-        <w:t xml:space="preserve">(‘.’) </w:t>
-      </w:r>
-      <w:r>
-        <w:rPr>
-          <w:rFonts w:hint="eastAsia"/>
-        </w:rPr>
-        <w:t>列举当前目录下的所有文件和目录 得到一个列表</w:t>
-      </w:r>
-    </w:p>
-    <w:p/>
-    <w:p>
-      <w:pPr>
-        <w:pStyle w:val="5"/>
-      </w:pPr>
-      <w:r>
-        <w:rPr>
-          <w:rFonts w:hint="eastAsia"/>
-        </w:rPr>
-        <w:t>Request</w:t>
-      </w:r>
-    </w:p>
-    <w:p>
-      <w:r>
-        <w:rPr>
-          <w:rFonts w:hint="eastAsia"/>
-        </w:rPr>
-        <w:t>这是一个第三方模块，不是内置的，我们需要安装一下</w:t>
-      </w:r>
-    </w:p>
-    <w:p>
-      <w:r>
-        <w:rPr>
-          <w:rFonts w:hint="eastAsia"/>
-        </w:rPr>
-        <w:t>打开</w:t>
-      </w:r>
-      <w:proofErr w:type="spellStart"/>
-      <w:r>
-        <w:rPr>
-          <w:rFonts w:hint="eastAsia"/>
-        </w:rPr>
-        <w:t>cmd</w:t>
-      </w:r>
-      <w:proofErr w:type="spellEnd"/>
-      <w:r>
-        <w:rPr>
-          <w:rFonts w:hint="eastAsia"/>
-        </w:rPr>
-        <w:t>，执行 pip</w:t>
-      </w:r>
-      <w:r>
-        <w:t>3 install requests</w:t>
-      </w:r>
-    </w:p>
-    <w:p>
-      <w:r>
-        <w:rPr>
-          <w:rFonts w:hint="eastAsia"/>
-        </w:rPr>
-        <w:t>r</w:t>
-      </w:r>
-      <w:r>
-        <w:t>equest</w:t>
-      </w:r>
-      <w:r>
-        <w:rPr>
-          <w:rFonts w:hint="eastAsia"/>
-        </w:rPr>
-        <w:t>有三个常用的</w:t>
-      </w:r>
-    </w:p>
-    <w:p>
-      <w:r>
-        <w:t xml:space="preserve">req = </w:t>
-      </w:r>
-      <w:proofErr w:type="spellStart"/>
-      <w:r>
-        <w:rPr>
-          <w:rFonts w:hint="eastAsia"/>
-        </w:rPr>
-        <w:t>request</w:t>
-      </w:r>
-      <w:r>
-        <w:t>.get</w:t>
-      </w:r>
-      <w:proofErr w:type="spellEnd"/>
-      <w:r>
-        <w:t xml:space="preserve">(‘https://www.baidu.com’)  </w:t>
-      </w:r>
-      <w:r>
-        <w:rPr>
-          <w:rFonts w:hint="eastAsia"/>
-        </w:rPr>
-        <w:t>获取一个网页</w:t>
-      </w:r>
-    </w:p>
-    <w:p>
-      <w:proofErr w:type="spellStart"/>
-      <w:r>
-        <w:t>req.status_code</w:t>
-      </w:r>
-      <w:proofErr w:type="spellEnd"/>
-      <w:r>
-        <w:t xml:space="preserve"> </w:t>
-      </w:r>
-      <w:r>
-        <w:rPr>
-          <w:rFonts w:hint="eastAsia"/>
-        </w:rPr>
-        <w:t>表示是否成功获取到了这个网页</w:t>
-      </w:r>
-    </w:p>
-    <w:p>
-      <w:proofErr w:type="spellStart"/>
-      <w:r>
-        <w:rPr>
-          <w:rFonts w:hint="eastAsia"/>
-        </w:rPr>
-        <w:t>req</w:t>
-      </w:r>
-      <w:r>
-        <w:t>.text</w:t>
-      </w:r>
-      <w:proofErr w:type="spellEnd"/>
-      <w:r>
-        <w:t xml:space="preserve"> </w:t>
-      </w:r>
-      <w:r>
-        <w:rPr>
-          <w:rFonts w:hint="eastAsia"/>
-        </w:rPr>
-        <w:t>可以显示网页的H</w:t>
-      </w:r>
-      <w:r>
-        <w:t>TML</w:t>
-      </w:r>
-      <w:r>
-        <w:rPr>
-          <w:rFonts w:hint="eastAsia"/>
-        </w:rPr>
-        <w:t>内容</w:t>
-      </w:r>
-    </w:p>
-    <w:p>
-      <w:proofErr w:type="spellStart"/>
-      <w:r>
-        <w:rPr>
-          <w:rFonts w:hint="eastAsia"/>
-        </w:rPr>
-        <w:lastRenderedPageBreak/>
-        <w:t>req</w:t>
-      </w:r>
-      <w:r>
-        <w:t>.text</w:t>
-      </w:r>
-      <w:proofErr w:type="spellEnd"/>
-      <w:r>
-        <w:t xml:space="preserve"> vs </w:t>
-      </w:r>
-      <w:proofErr w:type="spellStart"/>
-      <w:r>
-        <w:t>req.content</w:t>
-      </w:r>
-      <w:proofErr w:type="spellEnd"/>
-      <w:r>
-        <w:t xml:space="preserve"> </w:t>
-      </w:r>
-    </w:p>
-    <w:p>
-      <w:r>
-        <w:rPr>
-          <w:rFonts w:hint="eastAsia"/>
-        </w:rPr>
-        <w:t>如果是图片，文件 用</w:t>
-      </w:r>
-      <w:proofErr w:type="spellStart"/>
-      <w:r>
-        <w:rPr>
-          <w:rFonts w:hint="eastAsia"/>
-        </w:rPr>
-        <w:t>req</w:t>
-      </w:r>
-      <w:r>
-        <w:t>.content</w:t>
-      </w:r>
-      <w:proofErr w:type="spellEnd"/>
-    </w:p>
-    <w:p>
-      <w:r>
-        <w:rPr>
-          <w:rFonts w:hint="eastAsia"/>
-        </w:rPr>
-        <w:t>c</w:t>
-      </w:r>
-      <w:r>
-        <w:t xml:space="preserve">ontent = </w:t>
-      </w:r>
-      <w:proofErr w:type="spellStart"/>
-      <w:r>
-        <w:t>req.content</w:t>
-      </w:r>
-      <w:proofErr w:type="spellEnd"/>
-    </w:p>
-    <w:p>
-      <w:r>
-        <w:t xml:space="preserve">with open(‘demo.jpg’) as </w:t>
-      </w:r>
-      <w:proofErr w:type="spellStart"/>
-      <w:r>
-        <w:t>fobj</w:t>
-      </w:r>
-      <w:proofErr w:type="spellEnd"/>
-    </w:p>
-    <w:p>
-      <w:proofErr w:type="spellStart"/>
-      <w:r>
-        <w:t>fobj.write</w:t>
-      </w:r>
-      <w:proofErr w:type="spellEnd"/>
-      <w:r>
-        <w:t>(content)</w:t>
-      </w:r>
-    </w:p>
-    <w:p>
-      <w:pPr>
-        <w:pStyle w:val="5"/>
-      </w:pPr>
-      <w:proofErr w:type="spellStart"/>
-      <w:r>
-        <w:t>argparse</w:t>
-      </w:r>
-      <w:proofErr w:type="spellEnd"/>
-    </w:p>
-    <w:p>
-      <w:r>
-        <w:rPr>
-          <w:rFonts w:hint="eastAsia"/>
-        </w:rPr>
-        <w:t>这个模块处理</w:t>
-      </w:r>
-      <w:proofErr w:type="spellStart"/>
-      <w:r>
-        <w:rPr>
-          <w:rFonts w:hint="eastAsia"/>
-        </w:rPr>
-        <w:t>sys</w:t>
-      </w:r>
-      <w:r>
-        <w:t>.argv</w:t>
-      </w:r>
-      <w:proofErr w:type="spellEnd"/>
-      <w:r>
-        <w:rPr>
-          <w:rFonts w:hint="eastAsia"/>
-        </w:rPr>
-        <w:t>的参数</w:t>
-      </w:r>
-    </w:p>
-    <w:p>
-      <w:proofErr w:type="spellStart"/>
-      <w:r>
-        <w:t>sys.argv</w:t>
-      </w:r>
-      <w:proofErr w:type="spellEnd"/>
-      <w:r>
-        <w:rPr>
-          <w:rFonts w:hint="eastAsia"/>
-        </w:rPr>
-        <w:t>得到一个列表 ，如果希望对参数处理可以使用</w:t>
-      </w:r>
-      <w:proofErr w:type="spellStart"/>
-      <w:r>
-        <w:rPr>
-          <w:rFonts w:hint="eastAsia"/>
-        </w:rPr>
-        <w:t>arg</w:t>
-      </w:r>
-      <w:r>
-        <w:t>parse</w:t>
-      </w:r>
-      <w:proofErr w:type="spellEnd"/>
-      <w:r>
-        <w:rPr>
-          <w:rFonts w:hint="eastAsia"/>
-        </w:rPr>
-        <w:t>里的一些方法</w:t>
-      </w:r>
-    </w:p>
-    <w:p/>
-    <w:p>
-      <w:pPr>
-        <w:pStyle w:val="5"/>
-      </w:pPr>
-      <w:r>
-        <w:t>c</w:t>
-      </w:r>
-      <w:r>
-        <w:rPr>
-          <w:rFonts w:hint="eastAsia"/>
-        </w:rPr>
-        <w:t>ollection</w:t>
-      </w:r>
-      <w:r>
-        <w:t>s</w:t>
-      </w:r>
-    </w:p>
-    <w:p>
-      <w:r>
-        <w:t>python</w:t>
-      </w:r>
-      <w:r>
-        <w:rPr>
-          <w:rFonts w:hint="eastAsia"/>
-        </w:rPr>
-        <w:t>内置的一个非常重要的模块</w:t>
-      </w:r>
-    </w:p>
-    <w:p>
-      <w:pPr>
-        <w:pStyle w:val="6"/>
-      </w:pPr>
-      <w:r>
         <w:t>C</w:t>
       </w:r>
       <w:r>
@@ -28546,10 +28659,990 @@
           <w:rFonts w:hint="eastAsia"/>
         </w:rPr>
       </w:pPr>
+    </w:p>
+    <w:p>
+      <w:pPr>
+        <w:pStyle w:val="3"/>
+      </w:pPr>
+      <w:proofErr w:type="spellStart"/>
+      <w:r>
+        <w:rPr>
+          <w:rFonts w:hint="eastAsia"/>
+        </w:rPr>
+        <w:t>Virtu</w:t>
+      </w:r>
+      <w:r>
+        <w:t>alenv</w:t>
+      </w:r>
+      <w:proofErr w:type="spellEnd"/>
+    </w:p>
+    <w:p>
+      <w:r>
+        <w:rPr>
+          <w:rFonts w:hint="eastAsia"/>
+        </w:rPr>
+        <w:t>在开发</w:t>
+      </w:r>
+      <w:r>
+        <w:t>python</w:t>
+      </w:r>
+      <w:r>
+        <w:rPr>
+          <w:rFonts w:hint="eastAsia"/>
+        </w:rPr>
+        <w:t>应用程序的时候，系统上只有一个3</w:t>
+      </w:r>
+      <w:r>
+        <w:t>.4</w:t>
+      </w:r>
+      <w:r>
+        <w:rPr>
+          <w:rFonts w:hint="eastAsia"/>
+        </w:rPr>
+        <w:t>版本的</w:t>
+      </w:r>
+    </w:p>
+    <w:p>
+      <w:r>
+        <w:rPr>
+          <w:rFonts w:hint="eastAsia"/>
+        </w:rPr>
+        <w:t>如果我要同时开发多个应用程序，以下称为A和B，</w:t>
+      </w:r>
+    </w:p>
+    <w:p>
+      <w:r>
+        <w:rPr>
+          <w:rFonts w:hint="eastAsia"/>
+        </w:rPr>
+        <w:t>A</w:t>
+      </w:r>
+      <w:r>
+        <w:t xml:space="preserve"> </w:t>
+      </w:r>
+      <w:r>
+        <w:rPr>
+          <w:rFonts w:hint="eastAsia"/>
+        </w:rPr>
+        <w:t>需要jinja2.7</w:t>
+      </w:r>
+      <w:r>
+        <w:t xml:space="preserve">  B </w:t>
+      </w:r>
+      <w:r>
+        <w:rPr>
+          <w:rFonts w:hint="eastAsia"/>
+        </w:rPr>
+        <w:t>需要jin</w:t>
+      </w:r>
+      <w:r>
+        <w:t xml:space="preserve">jia2.6  </w:t>
+      </w:r>
+      <w:r>
+        <w:rPr>
+          <w:rFonts w:hint="eastAsia"/>
+        </w:rPr>
+        <w:t>咋整</w:t>
+      </w:r>
+    </w:p>
+    <w:p>
+      <w:r>
+        <w:rPr>
+          <w:rFonts w:hint="eastAsia"/>
+        </w:rPr>
+        <w:t>这个时候用</w:t>
+      </w:r>
+      <w:proofErr w:type="spellStart"/>
+      <w:r>
+        <w:rPr>
+          <w:rFonts w:hint="eastAsia"/>
+        </w:rPr>
+        <w:t>virtual</w:t>
+      </w:r>
+      <w:r>
+        <w:t>env</w:t>
+      </w:r>
+      <w:proofErr w:type="spellEnd"/>
+      <w:r>
+        <w:rPr>
+          <w:rFonts w:hint="eastAsia"/>
+        </w:rPr>
+        <w:t>帮你解决问题</w:t>
+      </w:r>
+    </w:p>
+    <w:p>
+      <w:pPr>
+        <w:pStyle w:val="4"/>
+      </w:pPr>
+      <w:r>
+        <w:rPr>
+          <w:rFonts w:hint="eastAsia"/>
+        </w:rPr>
+        <w:t>安装</w:t>
+      </w:r>
+      <w:proofErr w:type="spellStart"/>
+      <w:r>
+        <w:rPr>
+          <w:rFonts w:hint="eastAsia"/>
+        </w:rPr>
+        <w:t>virtualenv</w:t>
+      </w:r>
+      <w:proofErr w:type="spellEnd"/>
+    </w:p>
+    <w:p>
+      <w:r>
+        <w:rPr>
+          <w:rFonts w:hint="eastAsia"/>
+        </w:rPr>
+        <w:t>打开命令行然后输入pip</w:t>
+      </w:r>
+      <w:r>
+        <w:t xml:space="preserve">3 install </w:t>
+      </w:r>
+      <w:proofErr w:type="spellStart"/>
+      <w:r>
+        <w:t>virtualenv</w:t>
+      </w:r>
+      <w:proofErr w:type="spellEnd"/>
+    </w:p>
+    <w:p/>
+    <w:p>
+      <w:pPr>
+        <w:pStyle w:val="4"/>
+      </w:pPr>
+      <w:r>
+        <w:rPr>
+          <w:rFonts w:hint="eastAsia"/>
+        </w:rPr>
+        <w:t>我们创建一个virtual的目录</w:t>
+      </w:r>
+    </w:p>
+    <w:p>
+      <w:proofErr w:type="spellStart"/>
+      <w:r>
+        <w:rPr>
+          <w:rFonts w:hint="eastAsia"/>
+        </w:rPr>
+        <w:t>mkdir</w:t>
+      </w:r>
+      <w:proofErr w:type="spellEnd"/>
+      <w:r>
+        <w:t xml:space="preserve"> virtual</w:t>
+      </w:r>
+    </w:p>
+    <w:p>
+      <w:r>
+        <w:rPr>
+          <w:rFonts w:hint="eastAsia"/>
+        </w:rPr>
+        <w:t>c</w:t>
+      </w:r>
+      <w:r>
+        <w:t>d virtual</w:t>
+      </w:r>
+    </w:p>
+    <w:p>
+      <w:proofErr w:type="spellStart"/>
+      <w:r>
+        <w:rPr>
+          <w:rFonts w:hint="eastAsia"/>
+          <w:color w:val="FF0000"/>
+        </w:rPr>
+        <w:t>v</w:t>
+      </w:r>
+      <w:r>
+        <w:rPr>
+          <w:color w:val="FF0000"/>
+        </w:rPr>
+        <w:t>irtualenv</w:t>
+      </w:r>
+      <w:proofErr w:type="spellEnd"/>
+      <w:r>
+        <w:rPr>
+          <w:color w:val="FF0000"/>
+        </w:rPr>
+        <w:t xml:space="preserve"> </w:t>
+      </w:r>
+      <w:r>
+        <w:t>virt1</w:t>
+      </w:r>
+    </w:p>
+    <w:p>
+      <w:pPr>
+        <w:pStyle w:val="4"/>
+      </w:pPr>
+      <w:r>
+        <w:rPr>
+          <w:rFonts w:hint="eastAsia"/>
+        </w:rPr>
+        <w:t>激活这个virt</w:t>
+      </w:r>
+      <w:r>
+        <w:t>1</w:t>
+      </w:r>
+    </w:p>
+    <w:p>
+      <w:r>
+        <w:rPr>
+          <w:rFonts w:hint="eastAsia"/>
+          <w:color w:val="FF0000"/>
+        </w:rPr>
+        <w:t>source</w:t>
+      </w:r>
+      <w:r>
+        <w:t xml:space="preserve"> virt1/bin/activate</w:t>
+      </w:r>
+    </w:p>
+    <w:p>
+      <w:r>
+        <w:rPr>
+          <w:rFonts w:hint="eastAsia"/>
+        </w:rPr>
+        <w:t>然后我们安装一个 pi</w:t>
+      </w:r>
+      <w:r>
+        <w:t xml:space="preserve">p3 install </w:t>
+      </w:r>
+      <w:proofErr w:type="spellStart"/>
+      <w:r>
+        <w:t>redis</w:t>
+      </w:r>
+      <w:proofErr w:type="spellEnd"/>
+    </w:p>
+    <w:p/>
+    <w:p>
+      <w:pPr>
+        <w:pStyle w:val="4"/>
+      </w:pPr>
+      <w:r>
+        <w:rPr>
+          <w:rFonts w:hint="eastAsia"/>
+        </w:rPr>
+        <w:lastRenderedPageBreak/>
+        <w:t>关闭这个virt</w:t>
+      </w:r>
+      <w:r>
+        <w:t>1</w:t>
+      </w:r>
+    </w:p>
+    <w:p>
+      <w:r>
+        <w:rPr>
+          <w:rFonts w:hint="eastAsia"/>
+        </w:rPr>
+        <w:t>d</w:t>
+      </w:r>
+      <w:r>
+        <w:t>eactivate</w:t>
+      </w:r>
+    </w:p>
+    <w:p>
+      <w:pPr>
+        <w:pStyle w:val="4"/>
+      </w:pPr>
+      <w:r>
+        <w:rPr>
+          <w:rFonts w:hint="eastAsia"/>
+        </w:rPr>
+        <w:t>我们创建另一个vir</w:t>
+      </w:r>
+      <w:r>
+        <w:t>t2</w:t>
+      </w:r>
+    </w:p>
+    <w:p>
+      <w:proofErr w:type="spellStart"/>
+      <w:r>
+        <w:rPr>
+          <w:rFonts w:hint="eastAsia"/>
+        </w:rPr>
+        <w:t>virtual</w:t>
+      </w:r>
+      <w:r>
+        <w:t>env</w:t>
+      </w:r>
+      <w:proofErr w:type="spellEnd"/>
+      <w:r>
+        <w:t xml:space="preserve"> virt2</w:t>
+      </w:r>
+    </w:p>
+    <w:p>
+      <w:r>
+        <w:rPr>
+          <w:rFonts w:hint="eastAsia"/>
+        </w:rPr>
+        <w:t>s</w:t>
+      </w:r>
+      <w:r>
+        <w:t>ource virt2/bin/activate</w:t>
+      </w:r>
+    </w:p>
+    <w:p>
+      <w:r>
+        <w:rPr>
+          <w:rFonts w:hint="eastAsia"/>
+        </w:rPr>
+        <w:t>p</w:t>
+      </w:r>
+      <w:r>
+        <w:t xml:space="preserve">ip3 </w:t>
+      </w:r>
+      <w:proofErr w:type="spellStart"/>
+      <w:r>
+        <w:t>intall</w:t>
+      </w:r>
+      <w:proofErr w:type="spellEnd"/>
+      <w:r>
+        <w:t xml:space="preserve"> </w:t>
+      </w:r>
+      <w:proofErr w:type="spellStart"/>
+      <w:r>
+        <w:t>redis</w:t>
+      </w:r>
+      <w:proofErr w:type="spellEnd"/>
+      <w:r>
+        <w:t>==2.8</w:t>
+      </w:r>
+    </w:p>
+    <w:p>
+      <w:r>
+        <w:rPr>
+          <w:rFonts w:hint="eastAsia"/>
+        </w:rPr>
+        <w:t>这样就可以为所有的开发环境提供不同的版本了</w:t>
+      </w:r>
+    </w:p>
+    <w:p>
+      <w:pPr>
+        <w:pStyle w:val="3"/>
+      </w:pPr>
+      <w:r>
+        <w:rPr>
+          <w:rFonts w:hint="eastAsia"/>
+        </w:rPr>
+        <w:t>测试</w:t>
+      </w:r>
+    </w:p>
+    <w:p>
+      <w:pPr>
+        <w:pStyle w:val="4"/>
+      </w:pPr>
+      <w:r>
+        <w:rPr>
+          <w:rFonts w:hint="eastAsia"/>
+        </w:rPr>
+        <w:t>单元测试</w:t>
+      </w:r>
+    </w:p>
+    <w:p>
+      <w:r>
+        <w:rPr>
+          <w:rFonts w:hint="eastAsia"/>
+        </w:rPr>
+        <w:t>单元测试就是针对程序模块进行测试，对于面向对象编程，最小单元是方法</w:t>
+      </w:r>
+      <w:r>
+        <w:rPr>
+          <w:rFonts w:hint="eastAsia"/>
+        </w:rPr>
+        <w:t>，在</w:t>
+      </w:r>
+      <w:r>
+        <w:t>P</w:t>
+      </w:r>
+      <w:r>
+        <w:rPr>
+          <w:rFonts w:hint="eastAsia"/>
+        </w:rPr>
+        <w:t>ython中我们有</w:t>
+      </w:r>
+      <w:proofErr w:type="spellStart"/>
+      <w:r>
+        <w:rPr>
+          <w:rFonts w:hint="eastAsia"/>
+        </w:rPr>
+        <w:t>uni</w:t>
+      </w:r>
+      <w:r>
+        <w:t>t</w:t>
+      </w:r>
+      <w:r>
+        <w:rPr>
+          <w:rFonts w:hint="eastAsia"/>
+        </w:rPr>
+        <w:t>t</w:t>
+      </w:r>
+      <w:r>
+        <w:t>est</w:t>
+      </w:r>
+      <w:proofErr w:type="spellEnd"/>
+      <w:r>
+        <w:rPr>
+          <w:rFonts w:hint="eastAsia"/>
+        </w:rPr>
+        <w:t>这个模块来帮助我们测试</w:t>
+      </w:r>
+    </w:p>
+    <w:p>
+      <w:r>
+        <w:rPr>
+          <w:rFonts w:hint="eastAsia"/>
+        </w:rPr>
+        <w:t xml:space="preserve">需要注意两个点 </w:t>
+      </w:r>
+      <w:proofErr w:type="spellStart"/>
+      <w:r>
+        <w:rPr>
+          <w:rFonts w:hint="eastAsia"/>
+        </w:rPr>
+        <w:t>unit</w:t>
+      </w:r>
+      <w:r>
+        <w:t>test.TestCase</w:t>
+      </w:r>
+      <w:proofErr w:type="spellEnd"/>
+      <w:r>
+        <w:t xml:space="preserve">  / </w:t>
+      </w:r>
+      <w:proofErr w:type="spellStart"/>
+      <w:r>
+        <w:t>unittest.main</w:t>
+      </w:r>
+      <w:proofErr w:type="spellEnd"/>
+      <w:r>
+        <w:t>()</w:t>
+      </w:r>
+    </w:p>
+    <w:p>
+      <w:r>
+        <w:rPr>
+          <w:rFonts w:hint="eastAsia"/>
+        </w:rPr>
+        <w:t>还有一个 测试类不需要带_</w:t>
+      </w:r>
+      <w:r>
+        <w:t>_</w:t>
+      </w:r>
+      <w:proofErr w:type="spellStart"/>
+      <w:r>
+        <w:t>init</w:t>
+      </w:r>
+      <w:proofErr w:type="spellEnd"/>
+      <w:r>
+        <w:t xml:space="preserve">__  </w:t>
+      </w:r>
+      <w:r>
+        <w:rPr>
+          <w:rFonts w:hint="eastAsia"/>
+        </w:rPr>
+        <w:t>但是self别丢了</w:t>
+      </w:r>
+    </w:p>
+    <w:p>
+      <w:r>
+        <w:rPr>
+          <w:rFonts w:hint="eastAsia"/>
+        </w:rPr>
+        <w:t>d</w:t>
+      </w:r>
+      <w:r>
+        <w:t>ef fac(n):</w:t>
+      </w:r>
+    </w:p>
+    <w:p>
+      <w:pPr>
+        <w:ind w:firstLine="420"/>
+      </w:pPr>
+      <w:r>
+        <w:t>if n==0</w:t>
+      </w:r>
+      <w:r>
+        <w:rPr>
+          <w:rFonts w:hint="eastAsia"/>
+        </w:rPr>
+        <w:t>:</w:t>
+      </w:r>
+    </w:p>
+    <w:p>
+      <w:pPr>
+        <w:ind w:firstLine="420"/>
+      </w:pPr>
+      <w:r>
+        <w:rPr>
+          <w:rFonts w:hint="eastAsia"/>
+        </w:rPr>
+        <w:t xml:space="preserve"> </w:t>
+      </w:r>
+      <w:r>
+        <w:t xml:space="preserve">   return 1</w:t>
+      </w:r>
+    </w:p>
+    <w:p>
+      <w:pPr>
+        <w:ind w:firstLine="420"/>
+      </w:pPr>
+      <w:r>
+        <w:rPr>
+          <w:rFonts w:hint="eastAsia"/>
+        </w:rPr>
+        <w:t>e</w:t>
+      </w:r>
+      <w:r>
+        <w:t>lse:</w:t>
+      </w:r>
+    </w:p>
+    <w:p>
+      <w:pPr>
+        <w:ind w:firstLine="420"/>
+      </w:pPr>
+      <w:r>
+        <w:rPr>
+          <w:rFonts w:hint="eastAsia"/>
+        </w:rPr>
+        <w:t xml:space="preserve"> </w:t>
+      </w:r>
+      <w:r>
+        <w:t xml:space="preserve">   return n * fac(n-1)</w:t>
+      </w:r>
+    </w:p>
+    <w:p/>
+    <w:p>
+      <w:r>
+        <w:rPr>
+          <w:rFonts w:hint="eastAsia"/>
+        </w:rPr>
+        <w:t>新建一个p</w:t>
+      </w:r>
+      <w:r>
+        <w:t>y</w:t>
+      </w:r>
+      <w:r>
+        <w:rPr>
+          <w:rFonts w:hint="eastAsia"/>
+        </w:rPr>
+        <w:t>文件</w:t>
+      </w:r>
+    </w:p>
+    <w:p>
+      <w:r>
+        <w:rPr>
+          <w:rFonts w:hint="eastAsia"/>
+        </w:rPr>
+        <w:t>from</w:t>
+      </w:r>
+      <w:r>
+        <w:t xml:space="preserve"> xx import fac</w:t>
+      </w:r>
+    </w:p>
+    <w:p>
+      <w:r>
+        <w:rPr>
+          <w:rFonts w:hint="eastAsia"/>
+        </w:rPr>
+        <w:t>i</w:t>
+      </w:r>
+      <w:r>
+        <w:t xml:space="preserve">mport </w:t>
+      </w:r>
+      <w:proofErr w:type="spellStart"/>
+      <w:r>
+        <w:t>unittest</w:t>
+      </w:r>
+      <w:proofErr w:type="spellEnd"/>
+    </w:p>
+    <w:p>
+      <w:r>
+        <w:t xml:space="preserve">class </w:t>
+      </w:r>
+      <w:proofErr w:type="spellStart"/>
+      <w:r>
+        <w:t>Test_Factorial</w:t>
+      </w:r>
+      <w:proofErr w:type="spellEnd"/>
+      <w:r>
+        <w:t>(</w:t>
+      </w:r>
+      <w:proofErr w:type="spellStart"/>
+      <w:r>
+        <w:rPr>
+          <w:color w:val="FF0000"/>
+        </w:rPr>
+        <w:t>unittest.TestCase</w:t>
+      </w:r>
+      <w:proofErr w:type="spellEnd"/>
+      <w:r>
+        <w:t>):</w:t>
+      </w:r>
+    </w:p>
+    <w:p>
+      <w:pPr>
+        <w:ind w:firstLine="420"/>
+      </w:pPr>
+      <w:r>
+        <w:t xml:space="preserve">def </w:t>
+      </w:r>
+      <w:proofErr w:type="spellStart"/>
+      <w:r>
+        <w:rPr>
+          <w:rFonts w:hint="eastAsia"/>
+        </w:rPr>
+        <w:t>test</w:t>
+      </w:r>
+      <w:r>
+        <w:t>_fact</w:t>
+      </w:r>
+      <w:proofErr w:type="spellEnd"/>
+      <w:r>
+        <w:t>(self)</w:t>
+      </w:r>
+      <w:r>
+        <w:rPr>
+          <w:rFonts w:hint="eastAsia"/>
+        </w:rPr>
+        <w:t>:</w:t>
+      </w:r>
+    </w:p>
+    <w:p>
+      <w:pPr>
+        <w:ind w:firstLine="420"/>
+      </w:pPr>
+      <w:r>
+        <w:rPr>
+          <w:rFonts w:hint="eastAsia"/>
+        </w:rPr>
+        <w:t xml:space="preserve"> </w:t>
+      </w:r>
+      <w:r>
+        <w:t xml:space="preserve">   result = fac(5)</w:t>
+      </w:r>
+    </w:p>
+    <w:p>
+      <w:pPr>
+        <w:ind w:firstLine="420"/>
+      </w:pPr>
+      <w:r>
+        <w:rPr>
+          <w:rFonts w:hint="eastAsia"/>
+        </w:rPr>
+        <w:t xml:space="preserve"> </w:t>
+      </w:r>
+      <w:r>
+        <w:t xml:space="preserve">   </w:t>
+      </w:r>
+      <w:proofErr w:type="spellStart"/>
+      <w:r>
+        <w:t>self.</w:t>
+      </w:r>
+      <w:r>
+        <w:rPr>
+          <w:color w:val="FF0000"/>
+        </w:rPr>
+        <w:t>assertEqual</w:t>
+      </w:r>
+      <w:proofErr w:type="spellEnd"/>
+      <w:r>
+        <w:t>(result,120)</w:t>
+      </w:r>
+    </w:p>
+    <w:p/>
+    <w:p>
+      <w:proofErr w:type="spellStart"/>
+      <w:r>
+        <w:rPr>
+          <w:rFonts w:hint="eastAsia"/>
+        </w:rPr>
+        <w:t>u</w:t>
+      </w:r>
+      <w:r>
+        <w:t>nittest.main</w:t>
+      </w:r>
+      <w:proofErr w:type="spellEnd"/>
+      <w:r>
+        <w:t>()</w:t>
+      </w:r>
+    </w:p>
+    <w:p/>
+    <w:p>
+      <w:r>
+        <w:rPr>
+          <w:rFonts w:hint="eastAsia"/>
+        </w:rPr>
+        <w:t>这里简单补充一些</w:t>
+      </w:r>
+      <w:proofErr w:type="spellStart"/>
+      <w:r>
+        <w:rPr>
+          <w:rFonts w:hint="eastAsia"/>
+        </w:rPr>
+        <w:t>asser</w:t>
+      </w:r>
+      <w:proofErr w:type="spellEnd"/>
+      <w:r>
+        <w:rPr>
+          <w:rFonts w:hint="eastAsia"/>
+        </w:rPr>
+        <w:t>语句</w:t>
+      </w:r>
+    </w:p>
+    <w:p>
+      <w:proofErr w:type="spellStart"/>
+      <w:r>
+        <w:t>self.asserNotEqual</w:t>
+      </w:r>
+      <w:proofErr w:type="spellEnd"/>
+      <w:r>
+        <w:t>(</w:t>
+      </w:r>
+      <w:proofErr w:type="spellStart"/>
+      <w:r>
+        <w:t>a,b</w:t>
+      </w:r>
+      <w:proofErr w:type="spellEnd"/>
+      <w:r>
+        <w:t>)  a !=b</w:t>
+      </w:r>
+    </w:p>
+    <w:p>
+      <w:proofErr w:type="spellStart"/>
+      <w:r>
+        <w:rPr>
+          <w:rFonts w:hint="eastAsia"/>
+        </w:rPr>
+        <w:t>s</w:t>
+      </w:r>
+      <w:r>
+        <w:t>elf.assertTrue</w:t>
+      </w:r>
+      <w:proofErr w:type="spellEnd"/>
+      <w:r>
+        <w:t>(x)  x</w:t>
+      </w:r>
+      <w:r>
+        <w:rPr>
+          <w:rFonts w:hint="eastAsia"/>
+        </w:rPr>
+        <w:t>是真值</w:t>
+      </w:r>
+    </w:p>
+    <w:p>
+      <w:proofErr w:type="spellStart"/>
+      <w:r>
+        <w:rPr>
+          <w:rFonts w:hint="eastAsia"/>
+        </w:rPr>
+        <w:t>self</w:t>
+      </w:r>
+      <w:r>
+        <w:t>.assertIs</w:t>
+      </w:r>
+      <w:proofErr w:type="spellEnd"/>
+      <w:r>
+        <w:t>(</w:t>
+      </w:r>
+      <w:proofErr w:type="spellStart"/>
+      <w:r>
+        <w:t>a,b</w:t>
+      </w:r>
+      <w:proofErr w:type="spellEnd"/>
+      <w:r>
+        <w:t>)  a is b</w:t>
+      </w:r>
+      <w:r>
+        <w:t xml:space="preserve">   </w:t>
+      </w:r>
+      <w:r>
+        <w:rPr>
+          <w:rFonts w:hint="eastAsia"/>
+        </w:rPr>
+        <w:t>is</w:t>
+      </w:r>
+      <w:r>
+        <w:t xml:space="preserve"> </w:t>
+      </w:r>
+      <w:r>
+        <w:rPr>
+          <w:rFonts w:hint="eastAsia"/>
+        </w:rPr>
+        <w:t>与 ==</w:t>
+      </w:r>
+      <w:r>
+        <w:t xml:space="preserve">   ==</w:t>
+      </w:r>
+      <w:r>
+        <w:rPr>
+          <w:rFonts w:hint="eastAsia"/>
+        </w:rPr>
+        <w:t>比较值， is比较两个内存地址是否一样</w:t>
+      </w:r>
+    </w:p>
+    <w:p>
+      <w:r>
+        <w:rPr>
+          <w:rFonts w:hint="eastAsia"/>
+        </w:rPr>
+        <w:t>如果 is</w:t>
+      </w:r>
+      <w:r>
+        <w:t xml:space="preserve"> </w:t>
+      </w:r>
+      <w:r>
+        <w:rPr>
+          <w:rFonts w:hint="eastAsia"/>
+        </w:rPr>
+        <w:t>一样的，那么 ==</w:t>
+      </w:r>
+      <w:r>
+        <w:t xml:space="preserve"> </w:t>
+      </w:r>
+      <w:r>
+        <w:rPr>
+          <w:rFonts w:hint="eastAsia"/>
+        </w:rPr>
+        <w:t>也是一样的， 反之则不成立</w:t>
+      </w:r>
+    </w:p>
+    <w:p>
+      <w:r>
+        <w:rPr>
+          <w:rFonts w:ascii="微软雅黑" w:eastAsia="微软雅黑" w:hAnsi="微软雅黑" w:hint="eastAsia"/>
+          <w:color w:val="555555"/>
+          <w:sz w:val="27"/>
+          <w:szCs w:val="27"/>
+          <w:shd w:val="clear" w:color="auto" w:fill="FFFFFF"/>
+        </w:rPr>
+        <w:lastRenderedPageBreak/>
+        <w:t> </w:t>
+      </w:r>
+      <w:r>
+        <w:rPr>
+          <w:rFonts w:hint="eastAsia"/>
+        </w:rPr>
+        <w:t>[-5, 256] 这些整数</w:t>
+      </w:r>
+      <w:r>
+        <w:rPr>
+          <w:rFonts w:hint="eastAsia"/>
+        </w:rPr>
+        <w:t xml:space="preserve"> </w:t>
+      </w:r>
+      <w:r>
+        <w:t xml:space="preserve"> </w:t>
+      </w:r>
+      <w:r>
+        <w:rPr>
+          <w:rFonts w:hint="eastAsia"/>
+        </w:rPr>
+        <w:t>是p</w:t>
+      </w:r>
+      <w:r>
+        <w:t>ython</w:t>
+      </w:r>
+      <w:r>
+        <w:rPr>
+          <w:rFonts w:hint="eastAsia"/>
+        </w:rPr>
+        <w:t>的值的缓存地址，默认是一样的空间地址</w:t>
+      </w:r>
+    </w:p>
+    <w:p>
+      <w:r>
+        <w:rPr>
+          <w:rFonts w:hint="eastAsia"/>
+        </w:rPr>
+        <w:t>a</w:t>
+      </w:r>
+      <w:r>
+        <w:t xml:space="preserve"> = 123 b =123  </w:t>
+      </w:r>
+      <w:r>
+        <w:rPr>
+          <w:rFonts w:hint="eastAsia"/>
+        </w:rPr>
+        <w:t>a</w:t>
+      </w:r>
+      <w:r>
+        <w:t xml:space="preserve"> is b </w:t>
+      </w:r>
+      <w:r>
+        <w:rPr>
+          <w:rFonts w:hint="eastAsia"/>
+        </w:rPr>
+        <w:t>true</w:t>
+      </w:r>
+    </w:p>
+    <w:p>
+      <w:r>
+        <w:rPr>
+          <w:rFonts w:hint="eastAsia"/>
+        </w:rPr>
+        <w:t>a</w:t>
+      </w:r>
+      <w:r>
+        <w:t xml:space="preserve"> =257 b =257  a is b false</w:t>
+      </w:r>
+    </w:p>
+    <w:p/>
+    <w:p>
+      <w:proofErr w:type="spellStart"/>
+      <w:r>
+        <w:rPr>
+          <w:rFonts w:hint="eastAsia"/>
+        </w:rPr>
+        <w:t>s</w:t>
+      </w:r>
+      <w:r>
+        <w:t>elf.assertIn</w:t>
+      </w:r>
+      <w:proofErr w:type="spellEnd"/>
+      <w:r>
+        <w:t>(</w:t>
+      </w:r>
+      <w:proofErr w:type="spellStart"/>
+      <w:r>
+        <w:t>a,b</w:t>
+      </w:r>
+      <w:proofErr w:type="spellEnd"/>
+      <w:r>
+        <w:t>) a in b</w:t>
+      </w:r>
+    </w:p>
+    <w:p>
+      <w:proofErr w:type="spellStart"/>
+      <w:r>
+        <w:t>self.assertNotIn</w:t>
+      </w:r>
+      <w:proofErr w:type="spellEnd"/>
+      <w:r>
+        <w:t>(</w:t>
+      </w:r>
+      <w:proofErr w:type="spellStart"/>
+      <w:r>
+        <w:t>a,b</w:t>
+      </w:r>
+      <w:proofErr w:type="spellEnd"/>
+      <w:r>
+        <w:t>) a not in b</w:t>
+      </w:r>
+    </w:p>
+    <w:p>
+      <w:proofErr w:type="spellStart"/>
+      <w:r>
+        <w:t>self.assertIsNone</w:t>
+      </w:r>
+      <w:proofErr w:type="spellEnd"/>
+      <w:r>
+        <w:t>(x)  x is None</w:t>
+      </w:r>
+    </w:p>
+    <w:p>
+      <w:pPr>
+        <w:rPr>
+          <w:rFonts w:hint="eastAsia"/>
+        </w:rPr>
+      </w:pPr>
       <w:bookmarkStart w:id="0" w:name="_GoBack"/>
       <w:bookmarkEnd w:id="0"/>
     </w:p>
-    <w:p/>
     <w:sectPr>
       <w:pgSz w:w="11906" w:h="16838"/>
       <w:pgMar w:top="1440" w:right="1800" w:bottom="1440" w:left="1800" w:header="851" w:footer="992" w:gutter="0"/>
